--- a/apps/staff/src/core/Paperwork/US_TN/UsTnReclassification2026/rcaf_template.docx
+++ b/apps/staff/src/core/Paperwork/US_TN/UsTnReclassification2026/rcaf_template.docx
@@ -617,7 +617,14 @@
                 <w:sz w:val="16"/>
                 <w:szCs w:val="16"/>
               </w:rPr>
-              <w:t>_____2</w:t>
+              <w:t>_____</w:t>
+            </w:r>
+            <w:r>
+              <w:rPr>
+                <w:sz w:val="16"/>
+                <w:szCs w:val="16"/>
+              </w:rPr>
+              <w:t>2</w:t>
             </w:r>
           </w:p>
         </w:tc>
@@ -682,7 +689,14 @@
                 <w:sz w:val="16"/>
                 <w:szCs w:val="16"/>
               </w:rPr>
-              <w:t>______4</w:t>
+              <w:t>______</w:t>
+            </w:r>
+            <w:r>
+              <w:rPr>
+                <w:sz w:val="16"/>
+                <w:szCs w:val="16"/>
+              </w:rPr>
+              <w:t>4</w:t>
             </w:r>
           </w:p>
         </w:tc>
@@ -1494,7 +1508,14 @@
                 <w:sz w:val="16"/>
                 <w:szCs w:val="16"/>
               </w:rPr>
-              <w:t>______5</w:t>
+              <w:t>______</w:t>
+            </w:r>
+            <w:r>
+              <w:rPr>
+                <w:sz w:val="16"/>
+                <w:szCs w:val="16"/>
+              </w:rPr>
+              <w:t>6</w:t>
             </w:r>
           </w:p>
         </w:tc>
@@ -1582,7 +1603,14 @@
                 <w:sz w:val="16"/>
                 <w:szCs w:val="16"/>
               </w:rPr>
-              <w:t>____8</w:t>
+              <w:t>____</w:t>
+            </w:r>
+            <w:r>
+              <w:rPr>
+                <w:sz w:val="16"/>
+                <w:szCs w:val="16"/>
+              </w:rPr>
+              <w:t>9</w:t>
             </w:r>
           </w:p>
         </w:tc>
@@ -1746,7 +1774,14 @@
                 <w:sz w:val="16"/>
                 <w:szCs w:val="16"/>
               </w:rPr>
-              <w:t>_____1</w:t>
+              <w:t>_____</w:t>
+            </w:r>
+            <w:r>
+              <w:rPr>
+                <w:sz w:val="16"/>
+                <w:szCs w:val="16"/>
+              </w:rPr>
+              <w:t>2</w:t>
             </w:r>
           </w:p>
         </w:tc>
@@ -1811,7 +1846,14 @@
                 <w:sz w:val="16"/>
                 <w:szCs w:val="16"/>
               </w:rPr>
-              <w:t>______2</w:t>
+              <w:t>______</w:t>
+            </w:r>
+            <w:r>
+              <w:rPr>
+                <w:sz w:val="16"/>
+                <w:szCs w:val="16"/>
+              </w:rPr>
+              <w:t>3</w:t>
             </w:r>
           </w:p>
         </w:tc>
@@ -1883,7 +1925,14 @@
                 <w:sz w:val="16"/>
                 <w:szCs w:val="16"/>
               </w:rPr>
-              <w:t>_____3</w:t>
+              <w:t>_____</w:t>
+            </w:r>
+            <w:r>
+              <w:rPr>
+                <w:sz w:val="16"/>
+                <w:szCs w:val="16"/>
+              </w:rPr>
+              <w:t>4</w:t>
             </w:r>
           </w:p>
         </w:tc>
@@ -2188,7 +2237,14 @@
                 <w:sz w:val="16"/>
                 <w:szCs w:val="16"/>
               </w:rPr>
-              <w:t>_____9</w:t>
+              <w:t>_____</w:t>
+            </w:r>
+            <w:r>
+              <w:rPr>
+                <w:sz w:val="16"/>
+                <w:szCs w:val="16"/>
+              </w:rPr>
+              <w:t>10</w:t>
             </w:r>
           </w:p>
         </w:tc>
@@ -2246,7 +2302,14 @@
                 <w:sz w:val="16"/>
                 <w:szCs w:val="16"/>
               </w:rPr>
-              <w:t>______18</w:t>
+              <w:t>______</w:t>
+            </w:r>
+            <w:r>
+              <w:rPr>
+                <w:sz w:val="16"/>
+                <w:szCs w:val="16"/>
+              </w:rPr>
+              <w:t>20</w:t>
             </w:r>
           </w:p>
         </w:tc>
@@ -2304,7 +2367,14 @@
                 <w:sz w:val="16"/>
                 <w:szCs w:val="16"/>
               </w:rPr>
-              <w:t>____27</w:t>
+              <w:t>____</w:t>
+            </w:r>
+            <w:r>
+              <w:rPr>
+                <w:sz w:val="16"/>
+                <w:szCs w:val="16"/>
+              </w:rPr>
+              <w:t>30</w:t>
             </w:r>
           </w:p>
         </w:tc>
@@ -2454,7 +2524,14 @@
                 <w:sz w:val="16"/>
                 <w:szCs w:val="16"/>
               </w:rPr>
-              <w:t>_____8</w:t>
+              <w:t>_____</w:t>
+            </w:r>
+            <w:r>
+              <w:rPr>
+                <w:sz w:val="16"/>
+                <w:szCs w:val="16"/>
+              </w:rPr>
+              <w:t>9</w:t>
             </w:r>
           </w:p>
         </w:tc>
@@ -2519,7 +2596,14 @@
                 <w:sz w:val="16"/>
                 <w:szCs w:val="16"/>
               </w:rPr>
-              <w:t>______16</w:t>
+              <w:t>______1</w:t>
+            </w:r>
+            <w:r>
+              <w:rPr>
+                <w:sz w:val="16"/>
+                <w:szCs w:val="16"/>
+              </w:rPr>
+              <w:t>8</w:t>
             </w:r>
           </w:p>
         </w:tc>
@@ -2584,7 +2668,14 @@
                 <w:sz w:val="16"/>
                 <w:szCs w:val="16"/>
               </w:rPr>
-              <w:t>_____24</w:t>
+              <w:t>_____</w:t>
+            </w:r>
+            <w:r>
+              <w:rPr>
+                <w:sz w:val="16"/>
+                <w:szCs w:val="16"/>
+              </w:rPr>
+              <w:t>27</w:t>
             </w:r>
           </w:p>
         </w:tc>
@@ -3645,7 +3736,14 @@
           <w:sz w:val="16"/>
           <w:szCs w:val="16"/>
         </w:rPr>
-        <w:t>_  18</w:t>
+        <w:t>_  1</w:t>
+      </w:r>
+      <w:r>
+        <w:rPr>
+          <w:sz w:val="16"/>
+          <w:szCs w:val="16"/>
+        </w:rPr>
+        <w:t>5</w:t>
       </w:r>
       <w:proofErr w:type="gramEnd"/>
     </w:p>
@@ -3680,7 +3778,14 @@
           <w:sz w:val="16"/>
           <w:szCs w:val="16"/>
         </w:rPr>
-        <w:t>_  7</w:t>
+        <w:t xml:space="preserve">_  </w:t>
+      </w:r>
+      <w:r>
+        <w:rPr>
+          <w:sz w:val="16"/>
+          <w:szCs w:val="16"/>
+        </w:rPr>
+        <w:t>6</w:t>
       </w:r>
       <w:proofErr w:type="gramEnd"/>
     </w:p>
@@ -3738,7 +3843,14 @@
           <w:sz w:val="16"/>
           <w:szCs w:val="16"/>
         </w:rPr>
-        <w:t>_  0</w:t>
+        <w:t xml:space="preserve">_  </w:t>
+      </w:r>
+      <w:r>
+        <w:rPr>
+          <w:sz w:val="16"/>
+          <w:szCs w:val="16"/>
+        </w:rPr>
+        <w:t>1</w:t>
       </w:r>
       <w:proofErr w:type="gramEnd"/>
     </w:p>
@@ -3771,7 +3883,14 @@
           <w:sz w:val="16"/>
           <w:szCs w:val="16"/>
         </w:rPr>
-        <w:t>_  0</w:t>
+        <w:t xml:space="preserve">_  </w:t>
+      </w:r>
+      <w:r>
+        <w:rPr>
+          <w:sz w:val="16"/>
+          <w:szCs w:val="16"/>
+        </w:rPr>
+        <w:t>1</w:t>
       </w:r>
       <w:proofErr w:type="gramEnd"/>
     </w:p>
@@ -3814,14 +3933,54 @@
           <w:sz w:val="16"/>
           <w:szCs w:val="16"/>
         </w:rPr>
+        <w:t>1</w:t>
+      </w:r>
+    </w:p>
+    <w:p>
+      <w:pPr>
+        <w:rPr>
+          <w:b/>
+          <w:bCs/>
+          <w:sz w:val="16"/>
+          <w:szCs w:val="16"/>
+        </w:rPr>
+      </w:pPr>
+      <w:r>
+        <w:rPr>
+          <w:b/>
+          <w:bCs/>
+          <w:sz w:val="16"/>
+          <w:szCs w:val="16"/>
+        </w:rPr>
+        <w:tab/>
+      </w:r>
+      <w:r>
+        <w:rPr>
+          <w:sz w:val="16"/>
+          <w:szCs w:val="16"/>
+        </w:rPr>
+        <w:t>41 - 45 ____________________________________________________________________________</w:t>
+      </w:r>
+      <w:proofErr w:type="gramStart"/>
+      <w:r>
+        <w:rPr>
+          <w:sz w:val="16"/>
+          <w:szCs w:val="16"/>
+        </w:rPr>
+        <w:t>_  -</w:t>
+      </w:r>
+      <w:proofErr w:type="gramEnd"/>
+      <w:r>
+        <w:rPr>
+          <w:sz w:val="16"/>
+          <w:szCs w:val="16"/>
+        </w:rPr>
         <w:t>2</w:t>
       </w:r>
     </w:p>
     <w:p>
       <w:pPr>
         <w:rPr>
-          <w:b/>
-          <w:bCs/>
           <w:sz w:val="16"/>
           <w:szCs w:val="16"/>
         </w:rPr>
@@ -3840,7 +3999,7 @@
           <w:sz w:val="16"/>
           <w:szCs w:val="16"/>
         </w:rPr>
-        <w:t>41 - 45 ____________________________________________________________________________</w:t>
+        <w:t>Older than 45 _______________________________________________________________________</w:t>
       </w:r>
       <w:proofErr w:type="gramStart"/>
       <w:r>
@@ -3857,46 +4016,6 @@
           <w:szCs w:val="16"/>
         </w:rPr>
         <w:t>3</w:t>
-      </w:r>
-    </w:p>
-    <w:p>
-      <w:pPr>
-        <w:rPr>
-          <w:sz w:val="16"/>
-          <w:szCs w:val="16"/>
-        </w:rPr>
-      </w:pPr>
-      <w:r>
-        <w:rPr>
-          <w:b/>
-          <w:bCs/>
-          <w:sz w:val="16"/>
-          <w:szCs w:val="16"/>
-        </w:rPr>
-        <w:tab/>
-      </w:r>
-      <w:r>
-        <w:rPr>
-          <w:sz w:val="16"/>
-          <w:szCs w:val="16"/>
-        </w:rPr>
-        <w:t>Older than 45 _______________________________________________________________________</w:t>
-      </w:r>
-      <w:proofErr w:type="gramStart"/>
-      <w:r>
-        <w:rPr>
-          <w:sz w:val="16"/>
-          <w:szCs w:val="16"/>
-        </w:rPr>
-        <w:t>_  -</w:t>
-      </w:r>
-      <w:proofErr w:type="gramEnd"/>
-      <w:r>
-        <w:rPr>
-          <w:sz w:val="16"/>
-          <w:szCs w:val="16"/>
-        </w:rPr>
-        <w:t>4</w:t>
       </w:r>
       <w:r>
         <w:rPr>
@@ -4254,7 +4373,10 @@
         <w:t>Medium</w:t>
       </w:r>
       <w:r>
-        <w:t>: 13-29</w:t>
+        <w:t>: 13-</w:t>
+      </w:r>
+      <w:r>
+        <w:t>20</w:t>
       </w:r>
     </w:p>
     <w:p>
@@ -4266,7 +4388,13 @@
         <w:t>Close</w:t>
       </w:r>
       <w:r>
-        <w:t>: 30-40</w:t>
+        <w:t>: 3</w:t>
+      </w:r>
+      <w:r>
+        <w:t>1</w:t>
+      </w:r>
+      <w:r>
+        <w:t>-40</w:t>
       </w:r>
     </w:p>
     <w:p>

--- a/apps/staff/src/core/Paperwork/US_TN/UsTnReclassification2026/rcaf_template.docx
+++ b/apps/staff/src/core/Paperwork/US_TN/UsTnReclassification2026/rcaf_template.docx
@@ -6,6 +6,2039 @@
       <w:pPr>
         <w:jc w:val="center"/>
         <w:rPr>
+          <w:rFonts w:ascii="Consolas" w:eastAsia="Consolas" w:hAnsi="Consolas" w:cs="Consolas"/>
+          <w:color w:val="000000" w:themeColor="text1"/>
+        </w:rPr>
+      </w:pPr>
+      <w:r>
+        <w:rPr>
+          <w:rFonts w:ascii="Consolas" w:eastAsia="Consolas" w:hAnsi="Consolas" w:cs="Consolas"/>
+          <w:color w:val="000000" w:themeColor="text1"/>
+        </w:rPr>
+        <w:t>TENNESSEE DEPARTMENT OF CORRECTION</w:t>
+      </w:r>
+    </w:p>
+    <w:p>
+      <w:pPr>
+        <w:jc w:val="center"/>
+        <w:rPr>
+          <w:rFonts w:ascii="Consolas" w:eastAsia="Consolas" w:hAnsi="Consolas" w:cs="Consolas"/>
+          <w:color w:val="000000" w:themeColor="text1"/>
+        </w:rPr>
+      </w:pPr>
+      <w:r>
+        <w:rPr>
+          <w:rFonts w:ascii="Consolas" w:eastAsia="Consolas" w:hAnsi="Consolas" w:cs="Consolas"/>
+          <w:color w:val="000000" w:themeColor="text1"/>
+        </w:rPr>
+        <w:t>OFFENDER CLASSIFICATION SUMMARY</w:t>
+      </w:r>
+    </w:p>
+    <w:p>
+      <w:pPr>
+        <w:jc w:val="center"/>
+        <w:rPr>
+          <w:rFonts w:ascii="Consolas" w:eastAsia="Consolas" w:hAnsi="Consolas" w:cs="Consolas"/>
+        </w:rPr>
+      </w:pPr>
+    </w:p>
+    <w:p>
+      <w:pPr>
+        <w:rPr>
+          <w:rFonts w:ascii="Consolas" w:eastAsia="Consolas" w:hAnsi="Consolas" w:cs="Consolas"/>
+          <w:lang w:val="en-US"/>
+        </w:rPr>
+      </w:pPr>
+      <w:r>
+        <w:rPr>
+          <w:rFonts w:ascii="Consolas" w:eastAsia="Consolas" w:hAnsi="Consolas" w:cs="Consolas"/>
+          <w:lang w:val="en-US"/>
+        </w:rPr>
+        <w:t xml:space="preserve">TOMIS ID: </w:t>
+      </w:r>
+      <w:r>
+        <w:rPr>
+          <w:rFonts w:ascii="Consolas" w:eastAsia="Consolas" w:hAnsi="Consolas" w:cs="Consolas"/>
+          <w:u w:val="single"/>
+          <w:lang w:val="en-US"/>
+        </w:rPr>
+        <w:t>{</w:t>
+      </w:r>
+      <w:proofErr w:type="spellStart"/>
+      <w:r>
+        <w:rPr>
+          <w:rFonts w:ascii="Consolas" w:eastAsia="Consolas" w:hAnsi="Consolas" w:cs="Consolas"/>
+          <w:u w:val="single"/>
+          <w:lang w:val="en-US"/>
+        </w:rPr>
+        <w:t>omsId</w:t>
+      </w:r>
+      <w:proofErr w:type="spellEnd"/>
+      <w:r>
+        <w:rPr>
+          <w:rFonts w:ascii="Consolas" w:eastAsia="Consolas" w:hAnsi="Consolas" w:cs="Consolas"/>
+          <w:u w:val="single"/>
+          <w:lang w:val="en-US"/>
+        </w:rPr>
+        <w:t>}</w:t>
+      </w:r>
+      <w:r>
+        <w:tab/>
+      </w:r>
+      <w:r>
+        <w:rPr>
+          <w:rFonts w:ascii="Consolas" w:eastAsia="Consolas" w:hAnsi="Consolas" w:cs="Consolas"/>
+          <w:lang w:val="en-US"/>
+        </w:rPr>
+        <w:t xml:space="preserve">Offender Name: </w:t>
+      </w:r>
+      <w:r>
+        <w:rPr>
+          <w:rFonts w:ascii="Consolas" w:eastAsia="Consolas" w:hAnsi="Consolas" w:cs="Consolas"/>
+          <w:u w:val="single"/>
+          <w:lang w:val="en-US"/>
+        </w:rPr>
+        <w:t>{</w:t>
+      </w:r>
+      <w:proofErr w:type="spellStart"/>
+      <w:r>
+        <w:rPr>
+          <w:rFonts w:ascii="Consolas" w:eastAsia="Consolas" w:hAnsi="Consolas" w:cs="Consolas"/>
+          <w:u w:val="single"/>
+          <w:lang w:val="en-US"/>
+        </w:rPr>
+        <w:t>residentFullName</w:t>
+      </w:r>
+      <w:proofErr w:type="spellEnd"/>
+      <w:r>
+        <w:rPr>
+          <w:rFonts w:ascii="Consolas" w:eastAsia="Consolas" w:hAnsi="Consolas" w:cs="Consolas"/>
+          <w:u w:val="single"/>
+          <w:lang w:val="en-US"/>
+        </w:rPr>
+        <w:t>}</w:t>
+      </w:r>
+      <w:r>
+        <w:tab/>
+      </w:r>
+      <w:r>
+        <w:tab/>
+      </w:r>
+      <w:r>
+        <w:rPr>
+          <w:rFonts w:ascii="Consolas" w:eastAsia="Consolas" w:hAnsi="Consolas" w:cs="Consolas"/>
+          <w:lang w:val="en-US"/>
+        </w:rPr>
+        <w:t xml:space="preserve">Institution Name: </w:t>
+      </w:r>
+      <w:r>
+        <w:rPr>
+          <w:rFonts w:ascii="Consolas" w:eastAsia="Consolas" w:hAnsi="Consolas" w:cs="Consolas"/>
+          <w:u w:val="single"/>
+          <w:lang w:val="en-US"/>
+        </w:rPr>
+        <w:t>{</w:t>
+      </w:r>
+      <w:proofErr w:type="spellStart"/>
+      <w:r>
+        <w:rPr>
+          <w:rFonts w:ascii="Consolas" w:eastAsia="Consolas" w:hAnsi="Consolas" w:cs="Consolas"/>
+          <w:u w:val="single"/>
+          <w:lang w:val="en-US"/>
+        </w:rPr>
+        <w:t>institutionName</w:t>
+      </w:r>
+      <w:proofErr w:type="spellEnd"/>
+      <w:r>
+        <w:rPr>
+          <w:rFonts w:ascii="Consolas" w:eastAsia="Consolas" w:hAnsi="Consolas" w:cs="Consolas"/>
+          <w:u w:val="single"/>
+          <w:lang w:val="en-US"/>
+        </w:rPr>
+        <w:t>}</w:t>
+      </w:r>
+      <w:r>
+        <w:tab/>
+      </w:r>
+    </w:p>
+    <w:p>
+      <w:pPr>
+        <w:rPr>
+          <w:rFonts w:ascii="Consolas" w:eastAsia="Consolas" w:hAnsi="Consolas" w:cs="Consolas"/>
+        </w:rPr>
+      </w:pPr>
+    </w:p>
+    <w:p>
+      <w:pPr>
+        <w:rPr>
+          <w:rFonts w:ascii="Consolas" w:eastAsia="Consolas" w:hAnsi="Consolas" w:cs="Consolas"/>
+        </w:rPr>
+      </w:pPr>
+      <w:r>
+        <w:rPr>
+          <w:rFonts w:ascii="Consolas" w:eastAsia="Consolas" w:hAnsi="Consolas" w:cs="Consolas"/>
+        </w:rPr>
+        <w:t>Classification Type: CLASSIFICATION</w:t>
+      </w:r>
+      <w:r>
+        <w:rPr>
+          <w:rFonts w:ascii="Consolas" w:eastAsia="Consolas" w:hAnsi="Consolas" w:cs="Consolas"/>
+        </w:rPr>
+        <w:tab/>
+      </w:r>
+      <w:r>
+        <w:rPr>
+          <w:rFonts w:ascii="Consolas" w:eastAsia="Consolas" w:hAnsi="Consolas" w:cs="Consolas"/>
+        </w:rPr>
+        <w:tab/>
+      </w:r>
+      <w:r>
+        <w:rPr>
+          <w:rFonts w:ascii="Consolas" w:eastAsia="Consolas" w:hAnsi="Consolas" w:cs="Consolas"/>
+        </w:rPr>
+        <w:tab/>
+      </w:r>
+      <w:r>
+        <w:rPr>
+          <w:rFonts w:ascii="Consolas" w:eastAsia="Consolas" w:hAnsi="Consolas" w:cs="Consolas"/>
+        </w:rPr>
+        <w:tab/>
+      </w:r>
+      <w:r>
+        <w:rPr>
+          <w:rFonts w:ascii="Consolas" w:eastAsia="Consolas" w:hAnsi="Consolas" w:cs="Consolas"/>
+        </w:rPr>
+        <w:tab/>
+        <w:t xml:space="preserve">       CAF Date: </w:t>
+      </w:r>
+      <w:proofErr w:type="gramStart"/>
+      <w:r>
+        <w:rPr>
+          <w:rFonts w:ascii="Consolas" w:eastAsia="Consolas" w:hAnsi="Consolas" w:cs="Consolas"/>
+          <w:u w:val="single"/>
+        </w:rPr>
+        <w:t xml:space="preserve">   {</w:t>
+      </w:r>
+      <w:proofErr w:type="gramEnd"/>
+      <w:r>
+        <w:rPr>
+          <w:rFonts w:ascii="Consolas" w:eastAsia="Consolas" w:hAnsi="Consolas" w:cs="Consolas"/>
+          <w:u w:val="single"/>
+        </w:rPr>
+        <w:t>date}</w:t>
+      </w:r>
+      <w:r>
+        <w:rPr>
+          <w:rFonts w:ascii="Consolas" w:eastAsia="Consolas" w:hAnsi="Consolas" w:cs="Consolas"/>
+          <w:u w:val="single"/>
+        </w:rPr>
+        <w:t xml:space="preserve">  </w:t>
+      </w:r>
+      <w:r>
+        <w:rPr>
+          <w:rFonts w:ascii="Consolas" w:eastAsia="Consolas" w:hAnsi="Consolas" w:cs="Consolas"/>
+          <w:u w:val="single"/>
+        </w:rPr>
+        <w:tab/>
+      </w:r>
+    </w:p>
+    <w:p>
+      <w:pPr>
+        <w:rPr>
+          <w:rFonts w:ascii="Consolas" w:eastAsia="Consolas" w:hAnsi="Consolas" w:cs="Consolas"/>
+        </w:rPr>
+      </w:pPr>
+    </w:p>
+    <w:p>
+      <w:pPr>
+        <w:rPr>
+          <w:rFonts w:ascii="Consolas" w:eastAsia="Consolas" w:hAnsi="Consolas" w:cs="Consolas"/>
+          <w:u w:val="single"/>
+          <w:lang w:val="en-US"/>
+        </w:rPr>
+      </w:pPr>
+      <w:r>
+        <w:rPr>
+          <w:rFonts w:ascii="Consolas" w:eastAsia="Consolas" w:hAnsi="Consolas" w:cs="Consolas"/>
+          <w:lang w:val="en-US"/>
+        </w:rPr>
+        <w:t>Status at time of Hearing:</w:t>
+      </w:r>
+      <w:r>
+        <w:rPr>
+          <w:rFonts w:ascii="Consolas" w:eastAsia="Consolas" w:hAnsi="Consolas" w:cs="Consolas"/>
+          <w:lang w:val="en-US"/>
+        </w:rPr>
+        <w:t xml:space="preserve">               </w:t>
+      </w:r>
+      <w:r>
+        <w:rPr>
+          <w:rFonts w:ascii="Consolas" w:eastAsia="Consolas" w:hAnsi="Consolas" w:cs="Consolas"/>
+          <w:lang w:val="en-US"/>
+        </w:rPr>
+        <w:t xml:space="preserve"> </w:t>
+      </w:r>
+      <w:proofErr w:type="spellStart"/>
+      <w:r>
+        <w:rPr>
+          <w:rFonts w:ascii="Consolas" w:eastAsia="Consolas" w:hAnsi="Consolas" w:cs="Consolas"/>
+          <w:lang w:val="en-US"/>
+        </w:rPr>
+        <w:t>Gen.Pop</w:t>
+      </w:r>
+      <w:proofErr w:type="spellEnd"/>
+      <w:r>
+        <w:rPr>
+          <w:rFonts w:ascii="Consolas" w:eastAsia="Consolas" w:hAnsi="Consolas" w:cs="Consolas"/>
+          <w:lang w:val="en-US"/>
+        </w:rPr>
+        <w:t>.</w:t>
+      </w:r>
+      <w:r>
+        <w:rPr>
+          <w:rFonts w:ascii="Consolas" w:eastAsia="Consolas" w:hAnsi="Consolas" w:cs="Consolas"/>
+          <w:u w:val="single"/>
+          <w:lang w:val="en-US"/>
+        </w:rPr>
+        <w:t xml:space="preserve"> </w:t>
+      </w:r>
+      <w:r>
+        <w:rPr>
+          <w:rFonts w:ascii="Consolas" w:eastAsia="Consolas" w:hAnsi="Consolas" w:cs="Consolas"/>
+          <w:u w:val="single"/>
+          <w:lang w:val="en-US"/>
+        </w:rPr>
+        <w:t>{</w:t>
+      </w:r>
+      <w:proofErr w:type="spellStart"/>
+      <w:proofErr w:type="gramStart"/>
+      <w:r>
+        <w:rPr>
+          <w:rFonts w:ascii="Consolas" w:eastAsia="Consolas" w:hAnsi="Consolas" w:cs="Consolas"/>
+          <w:u w:val="single"/>
+          <w:lang w:val="en-US"/>
+        </w:rPr>
+        <w:t>statGen</w:t>
+      </w:r>
+      <w:proofErr w:type="spellEnd"/>
+      <w:r>
+        <w:rPr>
+          <w:rFonts w:ascii="Consolas" w:eastAsia="Consolas" w:hAnsi="Consolas" w:cs="Consolas"/>
+          <w:u w:val="single"/>
+          <w:lang w:val="en-US"/>
+        </w:rPr>
+        <w:t>}</w:t>
+      </w:r>
+      <w:r>
+        <w:rPr>
+          <w:rFonts w:ascii="Consolas" w:eastAsia="Consolas" w:hAnsi="Consolas" w:cs="Consolas"/>
+          <w:u w:val="single"/>
+          <w:lang w:val="en-US"/>
+        </w:rPr>
+        <w:t xml:space="preserve"> </w:t>
+      </w:r>
+      <w:r>
+        <w:rPr>
+          <w:rFonts w:ascii="Consolas" w:eastAsia="Consolas" w:hAnsi="Consolas" w:cs="Consolas"/>
+          <w:lang w:val="en-US"/>
+        </w:rPr>
+        <w:t xml:space="preserve"> AS</w:t>
+      </w:r>
+      <w:proofErr w:type="gramEnd"/>
+      <w:r>
+        <w:rPr>
+          <w:rFonts w:ascii="Consolas" w:eastAsia="Consolas" w:hAnsi="Consolas" w:cs="Consolas"/>
+          <w:u w:val="single"/>
+          <w:lang w:val="en-US"/>
+        </w:rPr>
+        <w:t xml:space="preserve"> {</w:t>
+      </w:r>
+      <w:proofErr w:type="spellStart"/>
+      <w:proofErr w:type="gramStart"/>
+      <w:r>
+        <w:rPr>
+          <w:rFonts w:ascii="Consolas" w:eastAsia="Consolas" w:hAnsi="Consolas" w:cs="Consolas"/>
+          <w:u w:val="single"/>
+          <w:lang w:val="en-US"/>
+        </w:rPr>
+        <w:t>statAs</w:t>
+      </w:r>
+      <w:proofErr w:type="spellEnd"/>
+      <w:r>
+        <w:rPr>
+          <w:rFonts w:ascii="Consolas" w:eastAsia="Consolas" w:hAnsi="Consolas" w:cs="Consolas"/>
+          <w:u w:val="single"/>
+          <w:lang w:val="en-US"/>
+        </w:rPr>
+        <w:t xml:space="preserve">} </w:t>
+      </w:r>
+      <w:r>
+        <w:rPr>
+          <w:rFonts w:ascii="Consolas" w:eastAsia="Consolas" w:hAnsi="Consolas" w:cs="Consolas"/>
+          <w:lang w:val="en-US"/>
+        </w:rPr>
+        <w:t xml:space="preserve"> PC</w:t>
+      </w:r>
+      <w:proofErr w:type="gramEnd"/>
+      <w:r>
+        <w:rPr>
+          <w:rFonts w:ascii="Consolas" w:eastAsia="Consolas" w:hAnsi="Consolas" w:cs="Consolas"/>
+          <w:u w:val="single"/>
+          <w:lang w:val="en-US"/>
+        </w:rPr>
+        <w:t xml:space="preserve"> </w:t>
+      </w:r>
+      <w:r>
+        <w:rPr>
+          <w:rFonts w:ascii="Consolas" w:eastAsia="Consolas" w:hAnsi="Consolas" w:cs="Consolas"/>
+          <w:u w:val="single"/>
+          <w:lang w:val="en-US"/>
+        </w:rPr>
+        <w:t>{</w:t>
+      </w:r>
+      <w:proofErr w:type="spellStart"/>
+      <w:proofErr w:type="gramStart"/>
+      <w:r>
+        <w:rPr>
+          <w:rFonts w:ascii="Consolas" w:eastAsia="Consolas" w:hAnsi="Consolas" w:cs="Consolas"/>
+          <w:u w:val="single"/>
+          <w:lang w:val="en-US"/>
+        </w:rPr>
+        <w:t>statPc</w:t>
+      </w:r>
+      <w:proofErr w:type="spellEnd"/>
+      <w:r>
+        <w:rPr>
+          <w:rFonts w:ascii="Consolas" w:eastAsia="Consolas" w:hAnsi="Consolas" w:cs="Consolas"/>
+          <w:u w:val="single"/>
+          <w:lang w:val="en-US"/>
+        </w:rPr>
+        <w:t>}</w:t>
+      </w:r>
+      <w:r>
+        <w:rPr>
+          <w:rFonts w:ascii="Consolas" w:eastAsia="Consolas" w:hAnsi="Consolas" w:cs="Consolas"/>
+          <w:u w:val="single"/>
+          <w:lang w:val="en-US"/>
+        </w:rPr>
+        <w:t xml:space="preserve"> </w:t>
+      </w:r>
+      <w:r>
+        <w:rPr>
+          <w:rFonts w:ascii="Consolas" w:eastAsia="Consolas" w:hAnsi="Consolas" w:cs="Consolas"/>
+          <w:lang w:val="en-US"/>
+        </w:rPr>
+        <w:t xml:space="preserve"> Other</w:t>
+      </w:r>
+      <w:proofErr w:type="gramEnd"/>
+      <w:r>
+        <w:rPr>
+          <w:rFonts w:ascii="Consolas" w:eastAsia="Consolas" w:hAnsi="Consolas" w:cs="Consolas"/>
+          <w:lang w:val="en-US"/>
+        </w:rPr>
+        <w:t xml:space="preserve"> </w:t>
+      </w:r>
+      <w:r>
+        <w:rPr>
+          <w:rFonts w:ascii="Consolas" w:eastAsia="Consolas" w:hAnsi="Consolas" w:cs="Consolas"/>
+          <w:u w:val="single"/>
+          <w:lang w:val="en-US"/>
+        </w:rPr>
+        <w:t xml:space="preserve"> </w:t>
+      </w:r>
+      <w:r>
+        <w:rPr>
+          <w:rFonts w:ascii="Consolas" w:eastAsia="Consolas" w:hAnsi="Consolas" w:cs="Consolas"/>
+          <w:u w:val="single"/>
+          <w:lang w:val="en-US"/>
+        </w:rPr>
+        <w:t xml:space="preserve">  </w:t>
+      </w:r>
+      <w:proofErr w:type="gramStart"/>
+      <w:r>
+        <w:rPr>
+          <w:rFonts w:ascii="Consolas" w:eastAsia="Consolas" w:hAnsi="Consolas" w:cs="Consolas"/>
+          <w:u w:val="single"/>
+          <w:lang w:val="en-US"/>
+        </w:rPr>
+        <w:t xml:space="preserve">   {</w:t>
+      </w:r>
+      <w:proofErr w:type="spellStart"/>
+      <w:proofErr w:type="gramEnd"/>
+      <w:r>
+        <w:rPr>
+          <w:rFonts w:ascii="Consolas" w:eastAsia="Consolas" w:hAnsi="Consolas" w:cs="Consolas"/>
+          <w:u w:val="single"/>
+          <w:lang w:val="en-US"/>
+        </w:rPr>
+        <w:t>statusAtHearing</w:t>
+      </w:r>
+      <w:proofErr w:type="spellEnd"/>
+      <w:r>
+        <w:rPr>
+          <w:rFonts w:ascii="Consolas" w:eastAsia="Consolas" w:hAnsi="Consolas" w:cs="Consolas"/>
+          <w:u w:val="single"/>
+          <w:lang w:val="en-US"/>
+        </w:rPr>
+        <w:t xml:space="preserve">}       </w:t>
+      </w:r>
+      <w:r>
+        <w:rPr>
+          <w:rFonts w:ascii="Consolas" w:eastAsia="Consolas" w:hAnsi="Consolas" w:cs="Consolas"/>
+          <w:u w:val="single"/>
+          <w:lang w:val="en-US"/>
+        </w:rPr>
+        <w:t xml:space="preserve"> </w:t>
+      </w:r>
+      <w:r>
+        <w:tab/>
+      </w:r>
+    </w:p>
+    <w:p>
+      <w:pPr>
+        <w:rPr>
+          <w:rFonts w:ascii="Consolas" w:eastAsia="Consolas" w:hAnsi="Consolas" w:cs="Consolas"/>
+        </w:rPr>
+      </w:pPr>
+    </w:p>
+    <w:p>
+      <w:pPr>
+        <w:rPr>
+          <w:rFonts w:ascii="Consolas" w:eastAsia="Consolas" w:hAnsi="Consolas" w:cs="Consolas"/>
+          <w:u w:val="single"/>
+          <w:lang w:val="en-US"/>
+        </w:rPr>
+      </w:pPr>
+      <w:r>
+        <w:rPr>
+          <w:rFonts w:ascii="Consolas" w:eastAsia="Consolas" w:hAnsi="Consolas" w:cs="Consolas"/>
+          <w:lang w:val="en-US"/>
+        </w:rPr>
+        <w:t xml:space="preserve">Incompatibles: </w:t>
+      </w:r>
+      <w:proofErr w:type="gramStart"/>
+      <w:r>
+        <w:rPr>
+          <w:rFonts w:ascii="Consolas" w:eastAsia="Consolas" w:hAnsi="Consolas" w:cs="Consolas"/>
+          <w:lang w:val="en-US"/>
+        </w:rPr>
+        <w:t>Yes</w:t>
+      </w:r>
+      <w:proofErr w:type="gramEnd"/>
+      <w:r>
+        <w:rPr>
+          <w:rFonts w:ascii="Consolas" w:eastAsia="Consolas" w:hAnsi="Consolas" w:cs="Consolas"/>
+          <w:u w:val="single"/>
+          <w:lang w:val="en-US"/>
+        </w:rPr>
+        <w:t xml:space="preserve"> {</w:t>
+      </w:r>
+      <w:proofErr w:type="spellStart"/>
+      <w:proofErr w:type="gramStart"/>
+      <w:r>
+        <w:rPr>
+          <w:rFonts w:ascii="Consolas" w:eastAsia="Consolas" w:hAnsi="Consolas" w:cs="Consolas"/>
+          <w:u w:val="single"/>
+          <w:lang w:val="en-US"/>
+        </w:rPr>
+        <w:t>incY</w:t>
+      </w:r>
+      <w:proofErr w:type="spellEnd"/>
+      <w:r>
+        <w:rPr>
+          <w:rFonts w:ascii="Consolas" w:eastAsia="Consolas" w:hAnsi="Consolas" w:cs="Consolas"/>
+          <w:u w:val="single"/>
+          <w:lang w:val="en-US"/>
+        </w:rPr>
+        <w:t xml:space="preserve">} </w:t>
+      </w:r>
+      <w:r>
+        <w:rPr>
+          <w:rFonts w:ascii="Consolas" w:eastAsia="Consolas" w:hAnsi="Consolas" w:cs="Consolas"/>
+          <w:lang w:val="en-US"/>
+        </w:rPr>
+        <w:t xml:space="preserve"> No</w:t>
+      </w:r>
+      <w:proofErr w:type="gramEnd"/>
+      <w:r>
+        <w:rPr>
+          <w:rFonts w:ascii="Consolas" w:eastAsia="Consolas" w:hAnsi="Consolas" w:cs="Consolas"/>
+          <w:u w:val="single"/>
+          <w:lang w:val="en-US"/>
+        </w:rPr>
+        <w:t xml:space="preserve"> {</w:t>
+      </w:r>
+      <w:proofErr w:type="spellStart"/>
+      <w:r>
+        <w:rPr>
+          <w:rFonts w:ascii="Consolas" w:eastAsia="Consolas" w:hAnsi="Consolas" w:cs="Consolas"/>
+          <w:u w:val="single"/>
+          <w:lang w:val="en-US"/>
+        </w:rPr>
+        <w:t>incN</w:t>
+      </w:r>
+      <w:proofErr w:type="spellEnd"/>
+      <w:r>
+        <w:rPr>
+          <w:rFonts w:ascii="Consolas" w:eastAsia="Consolas" w:hAnsi="Consolas" w:cs="Consolas"/>
+          <w:u w:val="single"/>
+          <w:lang w:val="en-US"/>
+        </w:rPr>
+        <w:t xml:space="preserve">} </w:t>
+      </w:r>
+      <w:r>
+        <w:tab/>
+        <w:t xml:space="preserve">              </w:t>
+      </w:r>
+      <w:r>
+        <w:rPr>
+          <w:rFonts w:ascii="Consolas" w:eastAsia="Consolas" w:hAnsi="Consolas" w:cs="Consolas"/>
+          <w:lang w:val="en-US"/>
+        </w:rPr>
+        <w:t xml:space="preserve">Inmate agrees to waive 48 hr. hearing </w:t>
+      </w:r>
+      <w:proofErr w:type="gramStart"/>
+      <w:r>
+        <w:rPr>
+          <w:rFonts w:ascii="Consolas" w:eastAsia="Consolas" w:hAnsi="Consolas" w:cs="Consolas"/>
+          <w:lang w:val="en-US"/>
+        </w:rPr>
+        <w:t>notice:</w:t>
+      </w:r>
+      <w:r>
+        <w:rPr>
+          <w:rFonts w:ascii="Consolas" w:eastAsia="Consolas" w:hAnsi="Consolas" w:cs="Consolas"/>
+          <w:lang w:val="en-US"/>
+        </w:rPr>
+        <w:t>_</w:t>
+      </w:r>
+      <w:proofErr w:type="gramEnd"/>
+      <w:r>
+        <w:rPr>
+          <w:rFonts w:ascii="Consolas" w:eastAsia="Consolas" w:hAnsi="Consolas" w:cs="Consolas"/>
+          <w:lang w:val="en-US"/>
+        </w:rPr>
+        <w:t>______</w:t>
+      </w:r>
+      <w:r>
+        <w:tab/>
+      </w:r>
+    </w:p>
+    <w:p>
+      <w:pPr>
+        <w:rPr>
+          <w:rFonts w:ascii="Consolas" w:eastAsia="Consolas" w:hAnsi="Consolas" w:cs="Consolas"/>
+          <w:u w:val="single"/>
+          <w:lang w:val="en-US"/>
+        </w:rPr>
+      </w:pPr>
+      <w:r>
+        <w:rPr>
+          <w:rFonts w:ascii="Consolas" w:eastAsia="Consolas" w:hAnsi="Consolas" w:cs="Consolas"/>
+          <w:lang w:val="en-US"/>
+        </w:rPr>
+        <w:t>{#</w:t>
+      </w:r>
+      <w:proofErr w:type="gramStart"/>
+      <w:r>
+        <w:rPr>
+          <w:rFonts w:ascii="Consolas" w:eastAsia="Consolas" w:hAnsi="Consolas" w:cs="Consolas"/>
+          <w:lang w:val="en-US"/>
+        </w:rPr>
+        <w:t>hasIncompatibles}Incompatibles</w:t>
+      </w:r>
+      <w:proofErr w:type="gramEnd"/>
+      <w:r>
+        <w:rPr>
+          <w:rFonts w:ascii="Consolas" w:eastAsia="Consolas" w:hAnsi="Consolas" w:cs="Consolas"/>
+          <w:lang w:val="en-US"/>
+        </w:rPr>
+        <w:t>: {</w:t>
+      </w:r>
+      <w:proofErr w:type="spellStart"/>
+      <w:r>
+        <w:rPr>
+          <w:rFonts w:ascii="Consolas" w:eastAsia="Consolas" w:hAnsi="Consolas" w:cs="Consolas"/>
+          <w:u w:val="single"/>
+          <w:lang w:val="en-US"/>
+        </w:rPr>
+        <w:t>incompatiblesList</w:t>
+      </w:r>
+      <w:proofErr w:type="spellEnd"/>
+      <w:r>
+        <w:rPr>
+          <w:rFonts w:ascii="Consolas" w:eastAsia="Consolas" w:hAnsi="Consolas" w:cs="Consolas"/>
+          <w:u w:val="single"/>
+          <w:lang w:val="en-US"/>
+        </w:rPr>
+        <w:t>}</w:t>
+      </w:r>
+    </w:p>
+    <w:p>
+      <w:pPr>
+        <w:rPr>
+          <w:rFonts w:ascii="Consolas" w:eastAsia="Consolas" w:hAnsi="Consolas" w:cs="Consolas"/>
+        </w:rPr>
+      </w:pPr>
+      <w:r>
+        <w:rPr>
+          <w:rFonts w:ascii="Consolas" w:eastAsia="Consolas" w:hAnsi="Consolas" w:cs="Consolas"/>
+        </w:rPr>
+        <w:t>{/}</w:t>
+      </w:r>
+    </w:p>
+    <w:p>
+      <w:pPr>
+        <w:rPr>
+          <w:rFonts w:ascii="Consolas" w:eastAsia="Consolas" w:hAnsi="Consolas" w:cs="Consolas"/>
+          <w:lang w:val="en-US"/>
+        </w:rPr>
+      </w:pPr>
+      <w:r>
+        <w:rPr>
+          <w:rFonts w:ascii="Consolas" w:eastAsia="Consolas" w:hAnsi="Consolas" w:cs="Consolas"/>
+          <w:lang w:val="en-US"/>
+        </w:rPr>
+        <w:t xml:space="preserve">Scored CAF Range: </w:t>
+      </w:r>
+      <w:r>
+        <w:rPr>
+          <w:rFonts w:ascii="Consolas" w:eastAsia="Consolas" w:hAnsi="Consolas" w:cs="Consolas"/>
+          <w:u w:val="single"/>
+          <w:lang w:val="en-US"/>
+        </w:rPr>
+        <w:t>{</w:t>
+      </w:r>
+      <w:proofErr w:type="spellStart"/>
+      <w:r>
+        <w:rPr>
+          <w:rFonts w:ascii="Consolas" w:eastAsia="Consolas" w:hAnsi="Consolas" w:cs="Consolas"/>
+          <w:u w:val="single"/>
+          <w:lang w:val="en-US"/>
+        </w:rPr>
+        <w:t>totalText</w:t>
+      </w:r>
+      <w:proofErr w:type="spellEnd"/>
+      <w:r>
+        <w:rPr>
+          <w:rFonts w:ascii="Consolas" w:eastAsia="Consolas" w:hAnsi="Consolas" w:cs="Consolas"/>
+          <w:u w:val="single"/>
+          <w:lang w:val="en-US"/>
+        </w:rPr>
+        <w:t>}</w:t>
+      </w:r>
+      <w:r>
+        <w:tab/>
+      </w:r>
+      <w:r>
+        <w:tab/>
+      </w:r>
+      <w:r>
+        <w:rPr>
+          <w:rFonts w:ascii="Consolas" w:eastAsia="Consolas" w:hAnsi="Consolas" w:cs="Consolas"/>
+          <w:lang w:val="en-US"/>
+        </w:rPr>
+        <w:t xml:space="preserve">Current Custody Level: </w:t>
+      </w:r>
+      <w:r>
+        <w:rPr>
+          <w:rFonts w:ascii="Consolas" w:eastAsia="Consolas" w:hAnsi="Consolas" w:cs="Consolas"/>
+          <w:u w:val="single"/>
+          <w:lang w:val="en-US"/>
+        </w:rPr>
+        <w:t>{</w:t>
+      </w:r>
+      <w:proofErr w:type="spellStart"/>
+      <w:r>
+        <w:rPr>
+          <w:rFonts w:ascii="Consolas" w:eastAsia="Consolas" w:hAnsi="Consolas" w:cs="Consolas"/>
+          <w:u w:val="single"/>
+          <w:lang w:val="en-US"/>
+        </w:rPr>
+        <w:t>currentCustodyLevel</w:t>
+      </w:r>
+      <w:proofErr w:type="spellEnd"/>
+      <w:r>
+        <w:rPr>
+          <w:rFonts w:ascii="Consolas" w:eastAsia="Consolas" w:hAnsi="Consolas" w:cs="Consolas"/>
+          <w:u w:val="single"/>
+          <w:lang w:val="en-US"/>
+        </w:rPr>
+        <w:t>}</w:t>
+      </w:r>
+    </w:p>
+    <w:p>
+      <w:pPr>
+        <w:rPr>
+          <w:rFonts w:ascii="Consolas" w:eastAsia="Consolas" w:hAnsi="Consolas" w:cs="Consolas"/>
+        </w:rPr>
+      </w:pPr>
+    </w:p>
+    <w:p>
+      <w:pPr>
+        <w:rPr>
+          <w:rFonts w:ascii="Consolas" w:eastAsia="Consolas" w:hAnsi="Consolas" w:cs="Consolas"/>
+        </w:rPr>
+      </w:pPr>
+      <w:r>
+        <w:rPr>
+          <w:rFonts w:ascii="Consolas" w:eastAsia="Consolas" w:hAnsi="Consolas" w:cs="Consolas"/>
+        </w:rPr>
+        <w:t>Panel’s Majority Recommendation</w:t>
+      </w:r>
+      <w:r>
+        <w:rPr>
+          <w:rFonts w:ascii="Consolas" w:eastAsia="Consolas" w:hAnsi="Consolas" w:cs="Consolas"/>
+        </w:rPr>
+        <w:t>:</w:t>
+      </w:r>
+    </w:p>
+    <w:p>
+      <w:pPr>
+        <w:rPr>
+          <w:rFonts w:ascii="Consolas" w:eastAsia="Consolas" w:hAnsi="Consolas" w:cs="Consolas"/>
+          <w:lang w:val="en-US"/>
+        </w:rPr>
+      </w:pPr>
+      <w:r>
+        <w:rPr>
+          <w:rFonts w:ascii="Consolas" w:eastAsia="Consolas" w:hAnsi="Consolas" w:cs="Consolas"/>
+        </w:rPr>
+        <w:tab/>
+      </w:r>
+      <w:r>
+        <w:rPr>
+          <w:rFonts w:ascii="Consolas" w:eastAsia="Consolas" w:hAnsi="Consolas" w:cs="Consolas"/>
+          <w:lang w:val="en-US"/>
+        </w:rPr>
+        <w:t xml:space="preserve">Facility Assignment: </w:t>
+      </w:r>
+      <w:r>
+        <w:rPr>
+          <w:rFonts w:ascii="Consolas" w:eastAsia="Consolas" w:hAnsi="Consolas" w:cs="Consolas"/>
+          <w:u w:val="single"/>
+          <w:lang w:val="en-US"/>
+        </w:rPr>
+        <w:t>{</w:t>
+      </w:r>
+      <w:proofErr w:type="spellStart"/>
+      <w:proofErr w:type="gramStart"/>
+      <w:r>
+        <w:rPr>
+          <w:rFonts w:ascii="Consolas" w:eastAsia="Consolas" w:hAnsi="Consolas" w:cs="Consolas"/>
+          <w:u w:val="single"/>
+          <w:lang w:val="en-US"/>
+        </w:rPr>
+        <w:t>recFacAs</w:t>
+      </w:r>
+      <w:proofErr w:type="spellEnd"/>
+      <w:r>
+        <w:rPr>
+          <w:rFonts w:ascii="Consolas" w:eastAsia="Consolas" w:hAnsi="Consolas" w:cs="Consolas"/>
+          <w:u w:val="single"/>
+          <w:lang w:val="en-US"/>
+        </w:rPr>
+        <w:t>}</w:t>
+      </w:r>
+      <w:r>
+        <w:rPr>
+          <w:rFonts w:ascii="Consolas" w:eastAsia="Consolas" w:hAnsi="Consolas" w:cs="Consolas"/>
+          <w:lang w:val="en-US"/>
+        </w:rPr>
+        <w:t xml:space="preserve">   </w:t>
+      </w:r>
+      <w:proofErr w:type="gramEnd"/>
+      <w:r>
+        <w:rPr>
+          <w:rFonts w:ascii="Consolas" w:eastAsia="Consolas" w:hAnsi="Consolas" w:cs="Consolas"/>
+          <w:lang w:val="en-US"/>
+        </w:rPr>
+        <w:t xml:space="preserve">              </w:t>
+      </w:r>
+      <w:r>
+        <w:rPr>
+          <w:rFonts w:ascii="Consolas" w:eastAsia="Consolas" w:hAnsi="Consolas" w:cs="Consolas"/>
+          <w:lang w:val="en-US"/>
+        </w:rPr>
+        <w:t xml:space="preserve">Transfer: </w:t>
+      </w:r>
+      <w:proofErr w:type="gramStart"/>
+      <w:r>
+        <w:rPr>
+          <w:rFonts w:ascii="Consolas" w:eastAsia="Consolas" w:hAnsi="Consolas" w:cs="Consolas"/>
+          <w:lang w:val="en-US"/>
+        </w:rPr>
+        <w:t>Yes</w:t>
+      </w:r>
+      <w:proofErr w:type="gramEnd"/>
+      <w:r>
+        <w:rPr>
+          <w:rFonts w:ascii="Consolas" w:eastAsia="Consolas" w:hAnsi="Consolas" w:cs="Consolas"/>
+          <w:u w:val="single"/>
+          <w:lang w:val="en-US"/>
+        </w:rPr>
+        <w:t xml:space="preserve"> {</w:t>
+      </w:r>
+      <w:proofErr w:type="spellStart"/>
+      <w:proofErr w:type="gramStart"/>
+      <w:r>
+        <w:rPr>
+          <w:rFonts w:ascii="Consolas" w:eastAsia="Consolas" w:hAnsi="Consolas" w:cs="Consolas"/>
+          <w:u w:val="single"/>
+          <w:lang w:val="en-US"/>
+        </w:rPr>
+        <w:t>trY</w:t>
+      </w:r>
+      <w:proofErr w:type="spellEnd"/>
+      <w:r>
+        <w:rPr>
+          <w:rFonts w:ascii="Consolas" w:eastAsia="Consolas" w:hAnsi="Consolas" w:cs="Consolas"/>
+          <w:u w:val="single"/>
+          <w:lang w:val="en-US"/>
+        </w:rPr>
+        <w:t>}</w:t>
+      </w:r>
+      <w:r>
+        <w:rPr>
+          <w:rFonts w:ascii="Consolas" w:eastAsia="Consolas" w:hAnsi="Consolas" w:cs="Consolas"/>
+          <w:u w:val="single"/>
+          <w:lang w:val="en-US"/>
+        </w:rPr>
+        <w:t xml:space="preserve"> </w:t>
+      </w:r>
+      <w:r>
+        <w:rPr>
+          <w:rFonts w:ascii="Consolas" w:eastAsia="Consolas" w:hAnsi="Consolas" w:cs="Consolas"/>
+          <w:lang w:val="en-US"/>
+        </w:rPr>
+        <w:t xml:space="preserve"> No</w:t>
+      </w:r>
+      <w:proofErr w:type="gramEnd"/>
+      <w:r>
+        <w:rPr>
+          <w:rFonts w:ascii="Consolas" w:eastAsia="Consolas" w:hAnsi="Consolas" w:cs="Consolas"/>
+          <w:u w:val="single"/>
+          <w:lang w:val="en-US"/>
+        </w:rPr>
+        <w:t xml:space="preserve"> {</w:t>
+      </w:r>
+      <w:proofErr w:type="spellStart"/>
+      <w:proofErr w:type="gramStart"/>
+      <w:r>
+        <w:rPr>
+          <w:rFonts w:ascii="Consolas" w:eastAsia="Consolas" w:hAnsi="Consolas" w:cs="Consolas"/>
+          <w:u w:val="single"/>
+          <w:lang w:val="en-US"/>
+        </w:rPr>
+        <w:t>trN</w:t>
+      </w:r>
+      <w:proofErr w:type="spellEnd"/>
+      <w:r>
+        <w:rPr>
+          <w:rFonts w:ascii="Consolas" w:eastAsia="Consolas" w:hAnsi="Consolas" w:cs="Consolas"/>
+          <w:u w:val="single"/>
+          <w:lang w:val="en-US"/>
+        </w:rPr>
+        <w:t xml:space="preserve">} </w:t>
+      </w:r>
+      <w:r>
+        <w:rPr>
+          <w:rFonts w:ascii="Consolas" w:eastAsia="Consolas" w:hAnsi="Consolas" w:cs="Consolas"/>
+          <w:lang w:val="en-US"/>
+        </w:rPr>
+        <w:t xml:space="preserve"> Explain</w:t>
+      </w:r>
+      <w:proofErr w:type="gramEnd"/>
+      <w:r>
+        <w:rPr>
+          <w:rFonts w:ascii="Consolas" w:eastAsia="Consolas" w:hAnsi="Consolas" w:cs="Consolas"/>
+          <w:lang w:val="en-US"/>
+        </w:rPr>
+        <w:t xml:space="preserve"> Below:</w:t>
+      </w:r>
+    </w:p>
+    <w:p>
+      <w:pPr>
+        <w:rPr>
+          <w:rFonts w:ascii="Consolas" w:eastAsia="Consolas" w:hAnsi="Consolas" w:cs="Consolas"/>
+          <w:u w:val="single"/>
+          <w:lang w:val="en-US"/>
+        </w:rPr>
+      </w:pPr>
+      <w:r>
+        <w:rPr>
+          <w:rFonts w:ascii="Consolas" w:eastAsia="Consolas" w:hAnsi="Consolas" w:cs="Consolas"/>
+        </w:rPr>
+        <w:tab/>
+      </w:r>
+      <w:r>
+        <w:rPr>
+          <w:rFonts w:ascii="Consolas" w:eastAsia="Consolas" w:hAnsi="Consolas" w:cs="Consolas"/>
+          <w:lang w:val="en-US"/>
+        </w:rPr>
+        <w:t xml:space="preserve">Custody Level: </w:t>
+      </w:r>
+      <w:r>
+        <w:rPr>
+          <w:rFonts w:ascii="Consolas" w:eastAsia="Consolas" w:hAnsi="Consolas" w:cs="Consolas"/>
+          <w:u w:val="single"/>
+          <w:lang w:val="en-US"/>
+        </w:rPr>
+        <w:t>{</w:t>
+      </w:r>
+      <w:proofErr w:type="spellStart"/>
+      <w:r>
+        <w:rPr>
+          <w:rFonts w:ascii="Consolas" w:eastAsia="Consolas" w:hAnsi="Consolas" w:cs="Consolas"/>
+          <w:u w:val="single"/>
+          <w:lang w:val="en-US"/>
+        </w:rPr>
+        <w:t>recommendationCustodyLevel</w:t>
+      </w:r>
+      <w:proofErr w:type="spellEnd"/>
+      <w:r>
+        <w:rPr>
+          <w:rFonts w:ascii="Consolas" w:eastAsia="Consolas" w:hAnsi="Consolas" w:cs="Consolas"/>
+          <w:u w:val="single"/>
+          <w:lang w:val="en-US"/>
+        </w:rPr>
+        <w:t>}</w:t>
+      </w:r>
+      <w:r>
+        <w:rPr>
+          <w:rFonts w:ascii="Consolas" w:eastAsia="Consolas" w:hAnsi="Consolas" w:cs="Consolas"/>
+          <w:u w:val="single"/>
+        </w:rPr>
+        <w:tab/>
+      </w:r>
+    </w:p>
+    <w:p>
+      <w:pPr>
+        <w:rPr>
+          <w:rFonts w:ascii="Consolas" w:eastAsia="Consolas" w:hAnsi="Consolas" w:cs="Consolas"/>
+          <w:u w:val="single"/>
+          <w:lang w:val="en-US"/>
+        </w:rPr>
+      </w:pPr>
+      <w:r>
+        <w:rPr>
+          <w:rFonts w:ascii="Consolas" w:eastAsia="Consolas" w:hAnsi="Consolas" w:cs="Consolas"/>
+        </w:rPr>
+        <w:tab/>
+      </w:r>
+      <w:r>
+        <w:rPr>
+          <w:rFonts w:ascii="Consolas" w:eastAsia="Consolas" w:hAnsi="Consolas" w:cs="Consolas"/>
+          <w:lang w:val="en-US"/>
+        </w:rPr>
+        <w:t xml:space="preserve">Override Type: </w:t>
+      </w:r>
+      <w:r>
+        <w:rPr>
+          <w:rFonts w:ascii="Consolas" w:eastAsia="Consolas" w:hAnsi="Consolas" w:cs="Consolas"/>
+          <w:u w:val="single"/>
+          <w:lang w:val="en-US"/>
+        </w:rPr>
+        <w:t>{</w:t>
+      </w:r>
+      <w:proofErr w:type="spellStart"/>
+      <w:r>
+        <w:rPr>
+          <w:rFonts w:ascii="Consolas" w:eastAsia="Consolas" w:hAnsi="Consolas" w:cs="Consolas"/>
+          <w:u w:val="single"/>
+          <w:lang w:val="en-US"/>
+        </w:rPr>
+        <w:t>recommendationOverrideType</w:t>
+      </w:r>
+      <w:proofErr w:type="spellEnd"/>
+      <w:r>
+        <w:rPr>
+          <w:rFonts w:ascii="Consolas" w:eastAsia="Consolas" w:hAnsi="Consolas" w:cs="Consolas"/>
+          <w:u w:val="single"/>
+          <w:lang w:val="en-US"/>
+        </w:rPr>
+        <w:t>}</w:t>
+      </w:r>
+      <w:r>
+        <w:rPr>
+          <w:rFonts w:ascii="Consolas" w:eastAsia="Consolas" w:hAnsi="Consolas" w:cs="Consolas"/>
+          <w:u w:val="single"/>
+          <w:lang w:val="en-US"/>
+        </w:rPr>
+        <w:tab/>
+      </w:r>
+    </w:p>
+    <w:p>
+      <w:pPr>
+        <w:ind w:firstLine="720"/>
+        <w:rPr>
+          <w:rFonts w:ascii="Consolas" w:eastAsia="Consolas" w:hAnsi="Consolas" w:cs="Consolas"/>
+          <w:u w:val="single"/>
+        </w:rPr>
+      </w:pPr>
+      <w:r>
+        <w:rPr>
+          <w:rFonts w:ascii="Consolas" w:eastAsia="Consolas" w:hAnsi="Consolas" w:cs="Consolas"/>
+        </w:rPr>
+        <w:t xml:space="preserve">Justification, Program Recommendations, and Summary: </w:t>
+      </w:r>
+    </w:p>
+    <w:p>
+      <w:pPr>
+        <w:tabs>
+          <w:tab w:val="left" w:pos="10800"/>
+        </w:tabs>
+        <w:rPr>
+          <w:rFonts w:ascii="Consolas" w:eastAsia="Consolas" w:hAnsi="Consolas" w:cs="Consolas"/>
+          <w:u w:val="single"/>
+          <w:lang w:val="en-US"/>
+        </w:rPr>
+      </w:pPr>
+      <w:r>
+        <w:rPr>
+          <w:rFonts w:ascii="Consolas" w:eastAsia="Consolas" w:hAnsi="Consolas" w:cs="Consolas"/>
+          <w:u w:val="single"/>
+          <w:lang w:val="en-US"/>
+        </w:rPr>
+        <w:t>{</w:t>
+      </w:r>
+      <w:proofErr w:type="spellStart"/>
+      <w:r>
+        <w:rPr>
+          <w:rFonts w:ascii="Consolas" w:eastAsia="Consolas" w:hAnsi="Consolas" w:cs="Consolas"/>
+          <w:u w:val="single"/>
+          <w:lang w:val="en-US"/>
+        </w:rPr>
+        <w:t>recommendationJustification</w:t>
+      </w:r>
+      <w:proofErr w:type="spellEnd"/>
+      <w:r>
+        <w:rPr>
+          <w:rFonts w:ascii="Consolas" w:eastAsia="Consolas" w:hAnsi="Consolas" w:cs="Consolas"/>
+          <w:u w:val="single"/>
+          <w:lang w:val="en-US"/>
+        </w:rPr>
+        <w:t>}</w:t>
+      </w:r>
+      <w:r>
+        <w:tab/>
+      </w:r>
+    </w:p>
+    <w:p>
+      <w:pPr>
+        <w:rPr>
+          <w:rFonts w:ascii="Consolas" w:eastAsia="Consolas" w:hAnsi="Consolas" w:cs="Consolas"/>
+          <w:u w:val="single"/>
+        </w:rPr>
+      </w:pPr>
+    </w:p>
+    <w:p>
+      <w:pPr>
+        <w:rPr>
+          <w:rFonts w:ascii="Consolas" w:eastAsia="Consolas" w:hAnsi="Consolas" w:cs="Consolas"/>
+          <w:u w:val="single"/>
+          <w:lang w:val="en-US"/>
+        </w:rPr>
+      </w:pPr>
+      <w:r>
+        <w:rPr>
+          <w:rFonts w:ascii="Consolas" w:eastAsia="Consolas" w:hAnsi="Consolas" w:cs="Consolas"/>
+          <w:lang w:val="en-US"/>
+        </w:rPr>
+        <w:t xml:space="preserve">Updated Photo Needed:   </w:t>
+      </w:r>
+      <w:proofErr w:type="gramStart"/>
+      <w:r>
+        <w:rPr>
+          <w:rFonts w:ascii="Consolas" w:eastAsia="Consolas" w:hAnsi="Consolas" w:cs="Consolas"/>
+          <w:lang w:val="en-US"/>
+        </w:rPr>
+        <w:t>Yes</w:t>
+      </w:r>
+      <w:r>
+        <w:rPr>
+          <w:rFonts w:ascii="Consolas" w:eastAsia="Consolas" w:hAnsi="Consolas" w:cs="Consolas"/>
+          <w:lang w:val="en-US"/>
+        </w:rPr>
+        <w:t xml:space="preserve"> </w:t>
+      </w:r>
+      <w:r>
+        <w:rPr>
+          <w:rFonts w:ascii="Consolas" w:eastAsia="Consolas" w:hAnsi="Consolas" w:cs="Consolas"/>
+          <w:u w:val="single"/>
+          <w:lang w:val="en-US"/>
+        </w:rPr>
+        <w:t xml:space="preserve">  {</w:t>
+      </w:r>
+      <w:proofErr w:type="spellStart"/>
+      <w:r>
+        <w:rPr>
+          <w:rFonts w:ascii="Consolas" w:eastAsia="Consolas" w:hAnsi="Consolas" w:cs="Consolas"/>
+          <w:u w:val="single"/>
+          <w:lang w:val="en-US"/>
+        </w:rPr>
+        <w:t>photoY</w:t>
+      </w:r>
+      <w:proofErr w:type="spellEnd"/>
+      <w:r>
+        <w:rPr>
+          <w:rFonts w:ascii="Consolas" w:eastAsia="Consolas" w:hAnsi="Consolas" w:cs="Consolas"/>
+          <w:u w:val="single"/>
+          <w:lang w:val="en-US"/>
+        </w:rPr>
+        <w:t xml:space="preserve">}  </w:t>
+      </w:r>
+      <w:r>
+        <w:tab/>
+      </w:r>
+      <w:proofErr w:type="gramEnd"/>
+      <w:r>
+        <w:rPr>
+          <w:rFonts w:ascii="Consolas" w:eastAsia="Consolas" w:hAnsi="Consolas" w:cs="Consolas"/>
+          <w:lang w:val="en-US"/>
+        </w:rPr>
+        <w:t xml:space="preserve">   No</w:t>
+      </w:r>
+      <w:proofErr w:type="gramStart"/>
+      <w:r>
+        <w:rPr>
+          <w:rFonts w:ascii="Consolas" w:eastAsia="Consolas" w:hAnsi="Consolas" w:cs="Consolas"/>
+          <w:lang w:val="en-US"/>
+        </w:rPr>
+        <w:t xml:space="preserve"> </w:t>
+      </w:r>
+      <w:r>
+        <w:rPr>
+          <w:rFonts w:ascii="Consolas" w:eastAsia="Consolas" w:hAnsi="Consolas" w:cs="Consolas"/>
+          <w:u w:val="single"/>
+          <w:lang w:val="en-US"/>
+        </w:rPr>
+        <w:t xml:space="preserve">  {</w:t>
+      </w:r>
+      <w:proofErr w:type="spellStart"/>
+      <w:proofErr w:type="gramEnd"/>
+      <w:r>
+        <w:rPr>
+          <w:rFonts w:ascii="Consolas" w:eastAsia="Consolas" w:hAnsi="Consolas" w:cs="Consolas"/>
+          <w:u w:val="single"/>
+          <w:lang w:val="en-US"/>
+        </w:rPr>
+        <w:t>photoN</w:t>
+      </w:r>
+      <w:proofErr w:type="spellEnd"/>
+      <w:r>
+        <w:rPr>
+          <w:rFonts w:ascii="Consolas" w:eastAsia="Consolas" w:hAnsi="Consolas" w:cs="Consolas"/>
+          <w:u w:val="single"/>
+          <w:lang w:val="en-US"/>
+        </w:rPr>
+        <w:t xml:space="preserve">}  </w:t>
+      </w:r>
+      <w:r>
+        <w:tab/>
+      </w:r>
+    </w:p>
+    <w:p>
+      <w:pPr>
+        <w:rPr>
+          <w:rFonts w:ascii="Consolas" w:eastAsia="Consolas" w:hAnsi="Consolas" w:cs="Consolas"/>
+          <w:lang w:val="en-US"/>
+        </w:rPr>
+      </w:pPr>
+      <w:r>
+        <w:rPr>
+          <w:rFonts w:ascii="Consolas" w:eastAsia="Consolas" w:hAnsi="Consolas" w:cs="Consolas"/>
+          <w:lang w:val="en-US"/>
+        </w:rPr>
+        <w:t xml:space="preserve">Emergency Contact Updated:   </w:t>
+      </w:r>
+      <w:proofErr w:type="gramStart"/>
+      <w:r>
+        <w:rPr>
+          <w:rFonts w:ascii="Consolas" w:eastAsia="Consolas" w:hAnsi="Consolas" w:cs="Consolas"/>
+          <w:lang w:val="en-US"/>
+        </w:rPr>
+        <w:t>Yes</w:t>
+      </w:r>
+      <w:r>
+        <w:rPr>
+          <w:rFonts w:ascii="Consolas" w:eastAsia="Consolas" w:hAnsi="Consolas" w:cs="Consolas"/>
+          <w:lang w:val="en-US"/>
+        </w:rPr>
+        <w:t xml:space="preserve"> </w:t>
+      </w:r>
+      <w:r>
+        <w:rPr>
+          <w:rFonts w:ascii="Consolas" w:eastAsia="Consolas" w:hAnsi="Consolas" w:cs="Consolas"/>
+          <w:u w:val="single"/>
+          <w:lang w:val="en-US"/>
+        </w:rPr>
+        <w:t xml:space="preserve">  {</w:t>
+      </w:r>
+      <w:proofErr w:type="spellStart"/>
+      <w:r>
+        <w:rPr>
+          <w:rFonts w:ascii="Consolas" w:eastAsia="Consolas" w:hAnsi="Consolas" w:cs="Consolas"/>
+          <w:u w:val="single"/>
+          <w:lang w:val="en-US"/>
+        </w:rPr>
+        <w:t>emeY</w:t>
+      </w:r>
+      <w:proofErr w:type="spellEnd"/>
+      <w:r>
+        <w:rPr>
+          <w:rFonts w:ascii="Consolas" w:eastAsia="Consolas" w:hAnsi="Consolas" w:cs="Consolas"/>
+          <w:u w:val="single"/>
+          <w:lang w:val="en-US"/>
+        </w:rPr>
+        <w:t xml:space="preserve">}  </w:t>
+      </w:r>
+      <w:r>
+        <w:tab/>
+      </w:r>
+      <w:proofErr w:type="gramEnd"/>
+      <w:r>
+        <w:rPr>
+          <w:rFonts w:ascii="Consolas" w:eastAsia="Consolas" w:hAnsi="Consolas" w:cs="Consolas"/>
+          <w:lang w:val="en-US"/>
+        </w:rPr>
+        <w:t xml:space="preserve">   No</w:t>
+      </w:r>
+      <w:proofErr w:type="gramStart"/>
+      <w:r>
+        <w:tab/>
+      </w:r>
+      <w:r>
+        <w:rPr>
+          <w:rFonts w:ascii="Consolas" w:eastAsia="Consolas" w:hAnsi="Consolas" w:cs="Consolas"/>
+          <w:u w:val="single"/>
+          <w:lang w:val="en-US"/>
+        </w:rPr>
+        <w:t xml:space="preserve">  {</w:t>
+      </w:r>
+      <w:proofErr w:type="spellStart"/>
+      <w:r>
+        <w:rPr>
+          <w:rFonts w:ascii="Consolas" w:eastAsia="Consolas" w:hAnsi="Consolas" w:cs="Consolas"/>
+          <w:u w:val="single"/>
+          <w:lang w:val="en-US"/>
+        </w:rPr>
+        <w:t>emeN</w:t>
+      </w:r>
+      <w:proofErr w:type="spellEnd"/>
+      <w:r>
+        <w:rPr>
+          <w:rFonts w:ascii="Consolas" w:eastAsia="Consolas" w:hAnsi="Consolas" w:cs="Consolas"/>
+          <w:u w:val="single"/>
+          <w:lang w:val="en-US"/>
+        </w:rPr>
+        <w:t xml:space="preserve">}  </w:t>
+      </w:r>
+      <w:r>
+        <w:tab/>
+      </w:r>
+      <w:proofErr w:type="gramEnd"/>
+      <w:r>
+        <w:rPr>
+          <w:rFonts w:ascii="Consolas" w:eastAsia="Consolas" w:hAnsi="Consolas" w:cs="Consolas"/>
+          <w:lang w:val="en-US"/>
+        </w:rPr>
+        <w:t xml:space="preserve">   Date Updated:</w:t>
+      </w:r>
+      <w:r>
+        <w:rPr>
+          <w:rFonts w:ascii="Consolas" w:eastAsia="Consolas" w:hAnsi="Consolas" w:cs="Consolas"/>
+          <w:u w:val="single"/>
+          <w:lang w:val="en-US"/>
+        </w:rPr>
+        <w:t xml:space="preserve"> </w:t>
+      </w:r>
+      <w:r>
+        <w:rPr>
+          <w:rFonts w:ascii="Consolas" w:eastAsia="Consolas" w:hAnsi="Consolas" w:cs="Consolas"/>
+          <w:u w:val="single"/>
+          <w:lang w:val="en-US"/>
+        </w:rPr>
+        <w:tab/>
+        <w:t>{</w:t>
+      </w:r>
+      <w:proofErr w:type="spellStart"/>
+      <w:r>
+        <w:rPr>
+          <w:rFonts w:ascii="Consolas" w:eastAsia="Consolas" w:hAnsi="Consolas" w:cs="Consolas"/>
+          <w:u w:val="single"/>
+          <w:lang w:val="en-US"/>
+        </w:rPr>
+        <w:t>emergencyContactUpdatedDate</w:t>
+      </w:r>
+      <w:proofErr w:type="spellEnd"/>
+      <w:r>
+        <w:rPr>
+          <w:rFonts w:ascii="Consolas" w:eastAsia="Consolas" w:hAnsi="Consolas" w:cs="Consolas"/>
+          <w:u w:val="single"/>
+          <w:lang w:val="en-US"/>
+        </w:rPr>
+        <w:t>}</w:t>
+      </w:r>
+      <w:r>
+        <w:rPr>
+          <w:rFonts w:ascii="Consolas" w:eastAsia="Consolas" w:hAnsi="Consolas" w:cs="Consolas"/>
+          <w:u w:val="single"/>
+          <w:lang w:val="en-US"/>
+        </w:rPr>
+        <w:tab/>
+      </w:r>
+      <w:r>
+        <w:rPr>
+          <w:rFonts w:ascii="Consolas" w:eastAsia="Consolas" w:hAnsi="Consolas" w:cs="Consolas"/>
+          <w:u w:val="single"/>
+          <w:lang w:val="en-US"/>
+        </w:rPr>
+        <w:tab/>
+        <w:t xml:space="preserve">    </w:t>
+      </w:r>
+    </w:p>
+    <w:p>
+      <w:pPr>
+        <w:rPr>
+          <w:rFonts w:ascii="Consolas" w:eastAsia="Consolas" w:hAnsi="Consolas" w:cs="Consolas"/>
+        </w:rPr>
+      </w:pPr>
+    </w:p>
+    <w:p>
+      <w:pPr>
+        <w:rPr>
+          <w:rFonts w:ascii="Consolas" w:eastAsia="Consolas" w:hAnsi="Consolas" w:cs="Consolas"/>
+          <w:u w:val="single"/>
+        </w:rPr>
+      </w:pPr>
+      <w:r>
+        <w:rPr>
+          <w:rFonts w:ascii="Consolas" w:eastAsia="Consolas" w:hAnsi="Consolas" w:cs="Consolas"/>
+        </w:rPr>
+        <w:t xml:space="preserve">Offender Signature: </w:t>
+      </w:r>
+      <w:r>
+        <w:rPr>
+          <w:rFonts w:ascii="Consolas" w:eastAsia="Consolas" w:hAnsi="Consolas" w:cs="Consolas"/>
+          <w:u w:val="single"/>
+        </w:rPr>
+        <w:t xml:space="preserve">                                      </w:t>
+      </w:r>
+      <w:r>
+        <w:rPr>
+          <w:rFonts w:ascii="Consolas" w:eastAsia="Consolas" w:hAnsi="Consolas" w:cs="Consolas"/>
+        </w:rPr>
+        <w:t xml:space="preserve">     Appeal: </w:t>
+      </w:r>
+      <w:proofErr w:type="gramStart"/>
+      <w:r>
+        <w:rPr>
+          <w:rFonts w:ascii="Consolas" w:eastAsia="Consolas" w:hAnsi="Consolas" w:cs="Consolas"/>
+        </w:rPr>
+        <w:t xml:space="preserve">Yes </w:t>
+      </w:r>
+      <w:r>
+        <w:rPr>
+          <w:rFonts w:ascii="Consolas" w:eastAsia="Consolas" w:hAnsi="Consolas" w:cs="Consolas"/>
+          <w:u w:val="single"/>
+        </w:rPr>
+        <w:t xml:space="preserve"> {</w:t>
+      </w:r>
+      <w:proofErr w:type="spellStart"/>
+      <w:r>
+        <w:rPr>
+          <w:rFonts w:ascii="Consolas" w:eastAsia="Consolas" w:hAnsi="Consolas" w:cs="Consolas"/>
+          <w:u w:val="single"/>
+        </w:rPr>
+        <w:t>apY</w:t>
+      </w:r>
+      <w:proofErr w:type="spellEnd"/>
+      <w:r>
+        <w:rPr>
+          <w:rFonts w:ascii="Consolas" w:eastAsia="Consolas" w:hAnsi="Consolas" w:cs="Consolas"/>
+          <w:u w:val="single"/>
+        </w:rPr>
+        <w:t xml:space="preserve">} </w:t>
+      </w:r>
+      <w:r>
+        <w:rPr>
+          <w:rFonts w:ascii="Consolas" w:eastAsia="Consolas" w:hAnsi="Consolas" w:cs="Consolas"/>
+        </w:rPr>
+        <w:t xml:space="preserve"> No </w:t>
+      </w:r>
+      <w:r>
+        <w:rPr>
+          <w:rFonts w:ascii="Consolas" w:eastAsia="Consolas" w:hAnsi="Consolas" w:cs="Consolas"/>
+          <w:u w:val="single"/>
+        </w:rPr>
+        <w:t xml:space="preserve">  {</w:t>
+      </w:r>
+      <w:proofErr w:type="spellStart"/>
+      <w:proofErr w:type="gramEnd"/>
+      <w:r>
+        <w:rPr>
+          <w:rFonts w:ascii="Consolas" w:eastAsia="Consolas" w:hAnsi="Consolas" w:cs="Consolas"/>
+          <w:u w:val="single"/>
+        </w:rPr>
+        <w:t>apN</w:t>
+      </w:r>
+      <w:proofErr w:type="spellEnd"/>
+      <w:r>
+        <w:rPr>
+          <w:rFonts w:ascii="Consolas" w:eastAsia="Consolas" w:hAnsi="Consolas" w:cs="Consolas"/>
+          <w:u w:val="single"/>
+        </w:rPr>
+        <w:t>}</w:t>
+      </w:r>
+    </w:p>
+    <w:p>
+      <w:pPr>
+        <w:rPr>
+          <w:rFonts w:ascii="Consolas" w:eastAsia="Consolas" w:hAnsi="Consolas" w:cs="Consolas"/>
+          <w:lang w:val="en-US"/>
+        </w:rPr>
+      </w:pPr>
+      <w:r>
+        <w:rPr>
+          <w:rFonts w:ascii="Consolas" w:eastAsia="Consolas" w:hAnsi="Consolas" w:cs="Consolas"/>
+        </w:rPr>
+        <w:tab/>
+      </w:r>
+      <w:r>
+        <w:rPr>
+          <w:rFonts w:ascii="Consolas" w:eastAsia="Consolas" w:hAnsi="Consolas" w:cs="Consolas"/>
+        </w:rPr>
+        <w:tab/>
+      </w:r>
+      <w:r>
+        <w:rPr>
+          <w:rFonts w:ascii="Consolas" w:eastAsia="Consolas" w:hAnsi="Consolas" w:cs="Consolas"/>
+        </w:rPr>
+        <w:tab/>
+      </w:r>
+      <w:r>
+        <w:rPr>
+          <w:rFonts w:ascii="Consolas" w:eastAsia="Consolas" w:hAnsi="Consolas" w:cs="Consolas"/>
+        </w:rPr>
+        <w:tab/>
+      </w:r>
+      <w:r>
+        <w:rPr>
+          <w:rFonts w:ascii="Consolas" w:eastAsia="Consolas" w:hAnsi="Consolas" w:cs="Consolas"/>
+        </w:rPr>
+        <w:tab/>
+      </w:r>
+      <w:r>
+        <w:rPr>
+          <w:rFonts w:ascii="Consolas" w:eastAsia="Consolas" w:hAnsi="Consolas" w:cs="Consolas"/>
+        </w:rPr>
+        <w:tab/>
+      </w:r>
+      <w:r>
+        <w:rPr>
+          <w:rFonts w:ascii="Consolas" w:eastAsia="Consolas" w:hAnsi="Consolas" w:cs="Consolas"/>
+          <w:lang w:val="en-US"/>
+        </w:rPr>
+        <w:t xml:space="preserve">If </w:t>
+      </w:r>
+      <w:proofErr w:type="gramStart"/>
+      <w:r>
+        <w:rPr>
+          <w:rFonts w:ascii="Consolas" w:eastAsia="Consolas" w:hAnsi="Consolas" w:cs="Consolas"/>
+          <w:lang w:val="en-US"/>
+        </w:rPr>
+        <w:t>Yes</w:t>
+      </w:r>
+      <w:proofErr w:type="gramEnd"/>
+      <w:r>
+        <w:rPr>
+          <w:rFonts w:ascii="Consolas" w:eastAsia="Consolas" w:hAnsi="Consolas" w:cs="Consolas"/>
+          <w:lang w:val="en-US"/>
+        </w:rPr>
+        <w:t xml:space="preserve"> provide appeal and copy to inmate</w:t>
+      </w:r>
+      <w:r>
+        <w:rPr>
+          <w:rFonts w:ascii="Consolas" w:eastAsia="Consolas" w:hAnsi="Consolas" w:cs="Consolas"/>
+        </w:rPr>
+        <w:tab/>
+      </w:r>
+    </w:p>
+    <w:p>
+      <w:pPr>
+        <w:rPr>
+          <w:u w:val="single"/>
+        </w:rPr>
+      </w:pPr>
+      <w:r>
+        <w:rPr>
+          <w:rFonts w:ascii="Consolas" w:eastAsia="Consolas" w:hAnsi="Consolas" w:cs="Consolas"/>
+          <w:lang w:val="en-US"/>
+        </w:rPr>
+        <w:t xml:space="preserve">Panel Member Signatures: </w:t>
+      </w:r>
+      <w:r>
+        <w:tab/>
+      </w:r>
+      <w:r>
+        <w:tab/>
+      </w:r>
+      <w:r>
+        <w:tab/>
+      </w:r>
+      <w:r>
+        <w:tab/>
+      </w:r>
+      <w:r>
+        <w:tab/>
+      </w:r>
+      <w:r>
+        <w:tab/>
+      </w:r>
+      <w:r>
+        <w:tab/>
+      </w:r>
+      <w:r>
+        <w:rPr>
+          <w:rFonts w:ascii="Consolas" w:eastAsia="Consolas" w:hAnsi="Consolas" w:cs="Consolas"/>
+          <w:lang w:val="en-US"/>
+        </w:rPr>
+        <w:t>Date:</w:t>
+      </w:r>
+      <w:r>
+        <w:rPr>
+          <w:u w:val="single"/>
+        </w:rPr>
+        <w:tab/>
+      </w:r>
+      <w:r>
+        <w:rPr>
+          <w:u w:val="single"/>
+        </w:rPr>
+        <w:tab/>
+      </w:r>
+      <w:r>
+        <w:rPr>
+          <w:u w:val="single"/>
+        </w:rPr>
+        <w:t xml:space="preserve">   </w:t>
+      </w:r>
+      <w:r>
+        <w:rPr>
+          <w:u w:val="single"/>
+        </w:rPr>
+        <w:tab/>
+      </w:r>
+      <w:r>
+        <w:rPr>
+          <w:u w:val="single"/>
+        </w:rPr>
+        <w:tab/>
+      </w:r>
+    </w:p>
+    <w:p>
+      <w:pPr>
+        <w:rPr>
+          <w:rFonts w:ascii="Consolas" w:eastAsia="Consolas" w:hAnsi="Consolas" w:cs="Consolas"/>
+        </w:rPr>
+      </w:pPr>
+    </w:p>
+    <w:p>
+      <w:pPr>
+        <w:rPr>
+          <w:rFonts w:ascii="Consolas" w:eastAsia="Consolas" w:hAnsi="Consolas" w:cs="Consolas"/>
+          <w:u w:val="single"/>
+        </w:rPr>
+      </w:pPr>
+      <w:r>
+        <w:rPr>
+          <w:rFonts w:ascii="Consolas" w:eastAsia="Consolas" w:hAnsi="Consolas" w:cs="Consolas"/>
+          <w:u w:val="single"/>
+        </w:rPr>
+        <w:t xml:space="preserve">                         </w:t>
+      </w:r>
+      <w:r>
+        <w:rPr>
+          <w:rFonts w:ascii="Consolas" w:eastAsia="Consolas" w:hAnsi="Consolas" w:cs="Consolas"/>
+        </w:rPr>
+        <w:tab/>
+      </w:r>
+      <w:r>
+        <w:rPr>
+          <w:rFonts w:ascii="Consolas" w:eastAsia="Consolas" w:hAnsi="Consolas" w:cs="Consolas"/>
+          <w:u w:val="single"/>
+        </w:rPr>
+        <w:t xml:space="preserve">                         </w:t>
+      </w:r>
+      <w:r>
+        <w:rPr>
+          <w:rFonts w:ascii="Consolas" w:eastAsia="Consolas" w:hAnsi="Consolas" w:cs="Consolas"/>
+        </w:rPr>
+        <w:tab/>
+      </w:r>
+      <w:r>
+        <w:rPr>
+          <w:rFonts w:ascii="Consolas" w:eastAsia="Consolas" w:hAnsi="Consolas" w:cs="Consolas"/>
+          <w:u w:val="single"/>
+        </w:rPr>
+        <w:tab/>
+      </w:r>
+      <w:r>
+        <w:rPr>
+          <w:rFonts w:ascii="Consolas" w:eastAsia="Consolas" w:hAnsi="Consolas" w:cs="Consolas"/>
+          <w:u w:val="single"/>
+        </w:rPr>
+        <w:tab/>
+      </w:r>
+      <w:r>
+        <w:rPr>
+          <w:rFonts w:ascii="Consolas" w:eastAsia="Consolas" w:hAnsi="Consolas" w:cs="Consolas"/>
+          <w:u w:val="single"/>
+        </w:rPr>
+        <w:tab/>
+      </w:r>
+      <w:r>
+        <w:rPr>
+          <w:rFonts w:ascii="Consolas" w:eastAsia="Consolas" w:hAnsi="Consolas" w:cs="Consolas"/>
+          <w:u w:val="single"/>
+        </w:rPr>
+        <w:tab/>
+      </w:r>
+      <w:r>
+        <w:rPr>
+          <w:rFonts w:ascii="Consolas" w:eastAsia="Consolas" w:hAnsi="Consolas" w:cs="Consolas"/>
+          <w:u w:val="single"/>
+        </w:rPr>
+        <w:tab/>
+      </w:r>
+    </w:p>
+    <w:p>
+      <w:pPr>
+        <w:rPr>
+          <w:rFonts w:ascii="Consolas" w:eastAsia="Consolas" w:hAnsi="Consolas" w:cs="Consolas"/>
+          <w:u w:val="single"/>
+        </w:rPr>
+      </w:pPr>
+      <w:r>
+        <w:rPr>
+          <w:rFonts w:ascii="Consolas" w:eastAsia="Consolas" w:hAnsi="Consolas" w:cs="Consolas"/>
+        </w:rPr>
+        <w:t>Chairperson</w:t>
+      </w:r>
+      <w:r>
+        <w:rPr>
+          <w:rFonts w:ascii="Consolas" w:eastAsia="Consolas" w:hAnsi="Consolas" w:cs="Consolas"/>
+        </w:rPr>
+        <w:tab/>
+      </w:r>
+      <w:r>
+        <w:rPr>
+          <w:rFonts w:ascii="Consolas" w:eastAsia="Consolas" w:hAnsi="Consolas" w:cs="Consolas"/>
+        </w:rPr>
+        <w:tab/>
+      </w:r>
+      <w:r>
+        <w:rPr>
+          <w:rFonts w:ascii="Consolas" w:eastAsia="Consolas" w:hAnsi="Consolas" w:cs="Consolas"/>
+        </w:rPr>
+        <w:tab/>
+      </w:r>
+      <w:r>
+        <w:rPr>
+          <w:rFonts w:ascii="Consolas" w:eastAsia="Consolas" w:hAnsi="Consolas" w:cs="Consolas"/>
+        </w:rPr>
+        <w:tab/>
+        <w:t>Treatment Member</w:t>
+      </w:r>
+      <w:r>
+        <w:rPr>
+          <w:rFonts w:ascii="Consolas" w:eastAsia="Consolas" w:hAnsi="Consolas" w:cs="Consolas"/>
+        </w:rPr>
+        <w:tab/>
+      </w:r>
+      <w:r>
+        <w:rPr>
+          <w:rFonts w:ascii="Consolas" w:eastAsia="Consolas" w:hAnsi="Consolas" w:cs="Consolas"/>
+        </w:rPr>
+        <w:tab/>
+      </w:r>
+      <w:r>
+        <w:rPr>
+          <w:rFonts w:ascii="Consolas" w:eastAsia="Consolas" w:hAnsi="Consolas" w:cs="Consolas"/>
+        </w:rPr>
+        <w:tab/>
+        <w:t>Security Member</w:t>
+      </w:r>
+    </w:p>
+    <w:p>
+      <w:pPr>
+        <w:rPr>
+          <w:rFonts w:ascii="Consolas" w:eastAsia="Consolas" w:hAnsi="Consolas" w:cs="Consolas"/>
+        </w:rPr>
+      </w:pPr>
+    </w:p>
+    <w:p>
+      <w:pPr>
+        <w:rPr>
+          <w:rFonts w:ascii="Consolas" w:eastAsia="Consolas" w:hAnsi="Consolas" w:cs="Consolas"/>
+        </w:rPr>
+      </w:pPr>
+      <w:r>
+        <w:rPr>
+          <w:rFonts w:ascii="Consolas" w:eastAsia="Consolas" w:hAnsi="Consolas" w:cs="Consolas"/>
+        </w:rPr>
+        <w:t>If panel member disagrees with majority recommend, state specific reasons:</w:t>
+      </w:r>
+    </w:p>
+    <w:p>
+      <w:pPr>
+        <w:tabs>
+          <w:tab w:val="left" w:pos="10800"/>
+        </w:tabs>
+        <w:rPr>
+          <w:rFonts w:ascii="Consolas" w:eastAsia="Consolas" w:hAnsi="Consolas" w:cs="Consolas"/>
+          <w:u w:val="single"/>
+          <w:lang w:val="en-US"/>
+        </w:rPr>
+      </w:pPr>
+      <w:r>
+        <w:rPr>
+          <w:rFonts w:ascii="Consolas" w:eastAsia="Consolas" w:hAnsi="Consolas" w:cs="Consolas"/>
+          <w:u w:val="single"/>
+          <w:lang w:val="en-US"/>
+        </w:rPr>
+        <w:t>{</w:t>
+      </w:r>
+      <w:proofErr w:type="spellStart"/>
+      <w:r>
+        <w:rPr>
+          <w:rFonts w:ascii="Consolas" w:eastAsia="Consolas" w:hAnsi="Consolas" w:cs="Consolas"/>
+          <w:u w:val="single"/>
+          <w:lang w:val="en-US"/>
+        </w:rPr>
+        <w:t>disagreementReasons</w:t>
+      </w:r>
+      <w:proofErr w:type="spellEnd"/>
+      <w:r>
+        <w:rPr>
+          <w:rFonts w:ascii="Consolas" w:eastAsia="Consolas" w:hAnsi="Consolas" w:cs="Consolas"/>
+          <w:u w:val="single"/>
+          <w:lang w:val="en-US"/>
+        </w:rPr>
+        <w:t>}</w:t>
+      </w:r>
+      <w:r>
+        <w:tab/>
+      </w:r>
+    </w:p>
+    <w:p>
+      <w:pPr>
+        <w:rPr>
+          <w:rFonts w:ascii="Consolas" w:eastAsia="Consolas" w:hAnsi="Consolas" w:cs="Consolas"/>
+        </w:rPr>
+      </w:pPr>
+      <w:r>
+        <w:rPr>
+          <w:rFonts w:ascii="Consolas" w:eastAsia="Consolas" w:hAnsi="Consolas" w:cs="Consolas"/>
+        </w:rPr>
+        <w:t>Approving Authority:</w:t>
+      </w:r>
+    </w:p>
+    <w:p>
+      <w:pPr>
+        <w:rPr>
+          <w:rFonts w:ascii="Consolas" w:eastAsia="Consolas" w:hAnsi="Consolas" w:cs="Consolas"/>
+        </w:rPr>
+      </w:pPr>
+    </w:p>
+    <w:p>
+      <w:pPr>
+        <w:rPr>
+          <w:rFonts w:ascii="Consolas" w:eastAsia="Consolas" w:hAnsi="Consolas" w:cs="Consolas"/>
+          <w:u w:val="single"/>
+        </w:rPr>
+      </w:pPr>
+      <w:r>
+        <w:rPr>
+          <w:rFonts w:ascii="Consolas" w:eastAsia="Consolas" w:hAnsi="Consolas" w:cs="Consolas"/>
+          <w:u w:val="single"/>
+          <w:lang w:val="en-US"/>
+        </w:rPr>
+        <w:t xml:space="preserve">                         </w:t>
+      </w:r>
+      <w:r>
+        <w:tab/>
+      </w:r>
+      <w:r>
+        <w:rPr>
+          <w:rFonts w:ascii="Consolas" w:eastAsia="Consolas" w:hAnsi="Consolas" w:cs="Consolas"/>
+          <w:u w:val="single"/>
+          <w:lang w:val="en-US"/>
+        </w:rPr>
+        <w:t xml:space="preserve">                 </w:t>
+      </w:r>
+      <w:r>
+        <w:rPr>
+          <w:rFonts w:ascii="Consolas" w:eastAsia="Consolas" w:hAnsi="Consolas" w:cs="Consolas"/>
+          <w:u w:val="single"/>
+          <w:lang w:val="en-US"/>
+        </w:rPr>
+        <w:t xml:space="preserve"> </w:t>
+      </w:r>
+      <w:r>
+        <w:rPr>
+          <w:rFonts w:ascii="Consolas" w:eastAsia="Consolas" w:hAnsi="Consolas" w:cs="Consolas"/>
+          <w:u w:val="single"/>
+          <w:lang w:val="en-US"/>
+        </w:rPr>
+        <w:t xml:space="preserve">  </w:t>
+      </w:r>
+      <w:r>
+        <w:tab/>
+        <w:t xml:space="preserve">  </w:t>
+      </w:r>
+      <w:r>
+        <w:rPr>
+          <w:rFonts w:ascii="Consolas" w:eastAsia="Consolas" w:hAnsi="Consolas" w:cs="Consolas"/>
+          <w:lang w:val="en-US"/>
+        </w:rPr>
+        <w:t xml:space="preserve">Approve </w:t>
+      </w:r>
+      <w:r>
+        <w:rPr>
+          <w:u w:val="single"/>
+        </w:rPr>
+        <w:tab/>
+      </w:r>
+      <w:r>
+        <w:rPr>
+          <w:rFonts w:ascii="Consolas" w:eastAsia="Consolas" w:hAnsi="Consolas" w:cs="Consolas"/>
+          <w:u w:val="single"/>
+          <w:lang w:val="en-US"/>
+        </w:rPr>
+        <w:t xml:space="preserve"> </w:t>
+      </w:r>
+      <w:r>
+        <w:rPr>
+          <w:rFonts w:ascii="Consolas" w:eastAsia="Consolas" w:hAnsi="Consolas" w:cs="Consolas"/>
+          <w:u w:val="single"/>
+          <w:lang w:val="en-US"/>
+        </w:rPr>
+        <w:t xml:space="preserve">  </w:t>
+      </w:r>
+      <w:r>
+        <w:rPr>
+          <w:rFonts w:ascii="Consolas" w:eastAsia="Consolas" w:hAnsi="Consolas" w:cs="Consolas"/>
+          <w:u w:val="single"/>
+          <w:lang w:val="en-US"/>
+        </w:rPr>
+        <w:t xml:space="preserve"> </w:t>
+      </w:r>
+      <w:r>
+        <w:rPr>
+          <w:rFonts w:ascii="Consolas" w:eastAsia="Consolas" w:hAnsi="Consolas" w:cs="Consolas"/>
+          <w:lang w:val="en-US"/>
+        </w:rPr>
+        <w:t xml:space="preserve"> </w:t>
+      </w:r>
+      <w:r>
+        <w:rPr>
+          <w:rFonts w:ascii="Consolas" w:eastAsia="Consolas" w:hAnsi="Consolas" w:cs="Consolas"/>
+          <w:lang w:val="en-US"/>
+        </w:rPr>
+        <w:t>Deny</w:t>
+      </w:r>
+      <w:r>
+        <w:rPr>
+          <w:rFonts w:ascii="Consolas" w:eastAsia="Consolas" w:hAnsi="Consolas" w:cs="Consolas"/>
+          <w:lang w:val="en-US"/>
+        </w:rPr>
+        <w:t xml:space="preserve"> </w:t>
+      </w:r>
+      <w:r>
+        <w:rPr>
+          <w:rFonts w:ascii="Consolas" w:eastAsia="Consolas" w:hAnsi="Consolas" w:cs="Consolas"/>
+          <w:u w:val="single"/>
+        </w:rPr>
+        <w:tab/>
+      </w:r>
+      <w:r>
+        <w:rPr>
+          <w:rFonts w:ascii="Consolas" w:eastAsia="Consolas" w:hAnsi="Consolas" w:cs="Consolas"/>
+          <w:u w:val="single"/>
+        </w:rPr>
+        <w:tab/>
+      </w:r>
+      <w:r>
+        <w:rPr>
+          <w:rFonts w:ascii="Consolas" w:eastAsia="Consolas" w:hAnsi="Consolas" w:cs="Consolas"/>
+          <w:u w:val="single"/>
+        </w:rPr>
+        <w:t xml:space="preserve">   </w:t>
+      </w:r>
+    </w:p>
+    <w:p>
+      <w:pPr>
+        <w:rPr>
+          <w:rFonts w:ascii="Consolas" w:eastAsia="Consolas" w:hAnsi="Consolas" w:cs="Consolas"/>
+        </w:rPr>
+      </w:pPr>
+      <w:r>
+        <w:rPr>
+          <w:rFonts w:ascii="Consolas" w:eastAsia="Consolas" w:hAnsi="Consolas" w:cs="Consolas"/>
+        </w:rPr>
+        <w:t>Signature</w:t>
+      </w:r>
+      <w:r>
+        <w:rPr>
+          <w:rFonts w:ascii="Consolas" w:eastAsia="Consolas" w:hAnsi="Consolas" w:cs="Consolas"/>
+        </w:rPr>
+        <w:tab/>
+      </w:r>
+      <w:r>
+        <w:rPr>
+          <w:rFonts w:ascii="Consolas" w:eastAsia="Consolas" w:hAnsi="Consolas" w:cs="Consolas"/>
+        </w:rPr>
+        <w:tab/>
+      </w:r>
+      <w:r>
+        <w:rPr>
+          <w:rFonts w:ascii="Consolas" w:eastAsia="Consolas" w:hAnsi="Consolas" w:cs="Consolas"/>
+        </w:rPr>
+        <w:tab/>
+      </w:r>
+      <w:r>
+        <w:rPr>
+          <w:rFonts w:ascii="Consolas" w:eastAsia="Consolas" w:hAnsi="Consolas" w:cs="Consolas"/>
+        </w:rPr>
+        <w:tab/>
+        <w:t>Date</w:t>
+      </w:r>
+    </w:p>
+    <w:p>
+      <w:pPr>
+        <w:rPr>
+          <w:rFonts w:ascii="Consolas" w:eastAsia="Consolas" w:hAnsi="Consolas" w:cs="Consolas"/>
+        </w:rPr>
+      </w:pPr>
+    </w:p>
+    <w:p>
+      <w:pPr>
+        <w:rPr>
+          <w:rFonts w:ascii="Consolas" w:eastAsia="Consolas" w:hAnsi="Consolas" w:cs="Consolas"/>
+        </w:rPr>
+      </w:pPr>
+      <w:r>
+        <w:rPr>
+          <w:rFonts w:ascii="Consolas" w:eastAsia="Consolas" w:hAnsi="Consolas" w:cs="Consolas"/>
+        </w:rPr>
+        <w:t>If denied, reasons include:</w:t>
+      </w:r>
+    </w:p>
+    <w:p>
+      <w:pPr>
+        <w:rPr>
           <w:b/>
           <w:bCs/>
           <w:sz w:val="20"/>
@@ -14,11 +2047,68 @@
       </w:pPr>
       <w:r>
         <w:rPr>
+          <w:rFonts w:ascii="Consolas" w:eastAsia="Consolas" w:hAnsi="Consolas" w:cs="Consolas"/>
+          <w:u w:val="single"/>
+          <w:lang w:val="en-US"/>
+        </w:rPr>
+        <w:t>{</w:t>
+      </w:r>
+      <w:proofErr w:type="spellStart"/>
+      <w:r>
+        <w:rPr>
+          <w:rFonts w:ascii="Consolas" w:eastAsia="Consolas" w:hAnsi="Consolas" w:cs="Consolas"/>
+          <w:u w:val="single"/>
+          <w:lang w:val="en-US"/>
+        </w:rPr>
+        <w:t>denialReasons</w:t>
+      </w:r>
+      <w:proofErr w:type="spellEnd"/>
+      <w:r>
+        <w:rPr>
+          <w:rFonts w:ascii="Consolas" w:eastAsia="Consolas" w:hAnsi="Consolas" w:cs="Consolas"/>
+          <w:u w:val="single"/>
+          <w:lang w:val="en-US"/>
+        </w:rPr>
+        <w:t>}</w:t>
+      </w:r>
+    </w:p>
+    <w:p>
+      <w:pPr>
+        <w:jc w:val="center"/>
+        <w:rPr>
           <w:b/>
           <w:bCs/>
           <w:sz w:val="20"/>
           <w:szCs w:val="20"/>
         </w:rPr>
+        <w:sectPr>
+          <w:headerReference w:type="default" r:id="rId7"/>
+          <w:pgSz w:w="12240" w:h="15840"/>
+          <w:pgMar w:top="711" w:right="720" w:bottom="720" w:left="720" w:header="0" w:footer="720" w:gutter="0"/>
+          <w:pgNumType w:start="1"/>
+          <w:cols w:space="720"/>
+          <w:docGrid w:linePitch="299"/>
+        </w:sectPr>
+      </w:pPr>
+    </w:p>
+    <w:p>
+      <w:pPr>
+        <w:jc w:val="center"/>
+        <w:rPr>
+          <w:b/>
+          <w:bCs/>
+          <w:sz w:val="20"/>
+          <w:szCs w:val="20"/>
+        </w:rPr>
+      </w:pPr>
+      <w:r>
+        <w:rPr>
+          <w:b/>
+          <w:bCs/>
+          <w:sz w:val="20"/>
+          <w:szCs w:val="20"/>
+        </w:rPr>
+        <w:lastRenderedPageBreak/>
         <w:t>TENNESSEE CLASSIFICATION INSTRUMENT: RECLASSIFICATION</w:t>
       </w:r>
     </w:p>
@@ -4752,12 +6842,6 @@
       </w:r>
     </w:p>
     <w:sectPr>
-      <w:headerReference w:type="even" r:id="rId7"/>
-      <w:headerReference w:type="default" r:id="rId8"/>
-      <w:footerReference w:type="even" r:id="rId9"/>
-      <w:footerReference w:type="default" r:id="rId10"/>
-      <w:headerReference w:type="first" r:id="rId11"/>
-      <w:footerReference w:type="first" r:id="rId12"/>
       <w:pgSz w:w="15840" w:h="12240" w:orient="landscape"/>
       <w:pgMar w:top="1440" w:right="1440" w:bottom="1440" w:left="1440" w:header="720" w:footer="720" w:gutter="0"/>
       <w:pgNumType w:start="1"/>
@@ -4792,36 +6876,6 @@
 </w:endnotes>
 </file>
 
-<file path=word/footer1.xml><?xml version="1.0" encoding="utf-8"?>
-<w:ftr xmlns:wpc="http://schemas.microsoft.com/office/word/2010/wordprocessingCanvas" xmlns:cx="http://schemas.microsoft.com/office/drawing/2014/chartex" xmlns:cx1="http://schemas.microsoft.com/office/drawing/2015/9/8/chartex" xmlns:cx2="http://schemas.microsoft.com/office/drawing/2015/10/21/chartex" xmlns:cx3="http://schemas.microsoft.com/office/drawing/2016/5/9/chartex" xmlns:cx4="http://schemas.microsoft.com/office/drawing/2016/5/10/chartex" xmlns:cx5="http://schemas.microsoft.com/office/drawing/2016/5/11/chartex" xmlns:cx6="http://schemas.microsoft.com/office/drawing/2016/5/12/chartex" xmlns:cx7="http://schemas.microsoft.com/office/drawing/2016/5/13/chartex" xmlns:cx8="http://schemas.microsoft.com/office/drawing/2016/5/14/chartex" xmlns:mc="http://schemas.openxmlformats.org/markup-compatibility/2006" xmlns:aink="http://schemas.microsoft.com/office/drawing/2016/ink" xmlns:am3d="http://schemas.microsoft.com/office/drawing/2017/model3d" xmlns:o="urn:schemas-microsoft-com:office:office" xmlns:oel="http://schemas.microsoft.com/office/2019/extlst" xmlns:r="http://schemas.openxmlformats.org/officeDocument/2006/relationships" xmlns:m="http://schemas.openxmlformats.org/officeDocument/2006/math" xmlns:v="urn:schemas-microsoft-com:vml" xmlns:wp14="http://schemas.microsoft.com/office/word/2010/wordprocessingDrawing" xmlns:wp="http://schemas.openxmlformats.org/drawingml/2006/wordprocessingDrawing" xmlns:w10="urn:schemas-microsoft-com:office:word" xmlns:w="http://schemas.openxmlformats.org/wordprocessingml/2006/main" xmlns:w14="http://schemas.microsoft.com/office/word/2010/wordml" xmlns:w15="http://schemas.microsoft.com/office/word/2012/wordml" xmlns:w16cex="http://schemas.microsoft.com/office/word/2018/wordml/cex" xmlns:w16cid="http://schemas.microsoft.com/office/word/2016/wordml/cid" xmlns:w16="http://schemas.microsoft.com/office/word/2018/wordml" xmlns:w16du="http://schemas.microsoft.com/office/word/2023/wordml/word16du" xmlns:w16sdtdh="http://schemas.microsoft.com/office/word/2020/wordml/sdtdatahash" xmlns:w16sdtfl="http://schemas.microsoft.com/office/word/2024/wordml/sdtformatlock" xmlns:w16se="http://schemas.microsoft.com/office/word/2015/wordml/symex" xmlns:wpg="http://schemas.microsoft.com/office/word/2010/wordprocessingGroup" xmlns:wpi="http://schemas.microsoft.com/office/word/2010/wordprocessingInk" xmlns:wne="http://schemas.microsoft.com/office/word/2006/wordml" xmlns:wps="http://schemas.microsoft.com/office/word/2010/wordprocessingShape" mc:Ignorable="w14 w15 w16se w16cid w16 w16cex w16sdtdh w16sdtfl w16du wp14">
-  <w:p>
-    <w:pPr>
-      <w:pStyle w:val="Footer"/>
-    </w:pPr>
-  </w:p>
-</w:ftr>
-</file>
-
-<file path=word/footer2.xml><?xml version="1.0" encoding="utf-8"?>
-<w:ftr xmlns:wpc="http://schemas.microsoft.com/office/word/2010/wordprocessingCanvas" xmlns:cx="http://schemas.microsoft.com/office/drawing/2014/chartex" xmlns:cx1="http://schemas.microsoft.com/office/drawing/2015/9/8/chartex" xmlns:cx2="http://schemas.microsoft.com/office/drawing/2015/10/21/chartex" xmlns:cx3="http://schemas.microsoft.com/office/drawing/2016/5/9/chartex" xmlns:cx4="http://schemas.microsoft.com/office/drawing/2016/5/10/chartex" xmlns:cx5="http://schemas.microsoft.com/office/drawing/2016/5/11/chartex" xmlns:cx6="http://schemas.microsoft.com/office/drawing/2016/5/12/chartex" xmlns:cx7="http://schemas.microsoft.com/office/drawing/2016/5/13/chartex" xmlns:cx8="http://schemas.microsoft.com/office/drawing/2016/5/14/chartex" xmlns:mc="http://schemas.openxmlformats.org/markup-compatibility/2006" xmlns:aink="http://schemas.microsoft.com/office/drawing/2016/ink" xmlns:am3d="http://schemas.microsoft.com/office/drawing/2017/model3d" xmlns:o="urn:schemas-microsoft-com:office:office" xmlns:oel="http://schemas.microsoft.com/office/2019/extlst" xmlns:r="http://schemas.openxmlformats.org/officeDocument/2006/relationships" xmlns:m="http://schemas.openxmlformats.org/officeDocument/2006/math" xmlns:v="urn:schemas-microsoft-com:vml" xmlns:wp14="http://schemas.microsoft.com/office/word/2010/wordprocessingDrawing" xmlns:wp="http://schemas.openxmlformats.org/drawingml/2006/wordprocessingDrawing" xmlns:w10="urn:schemas-microsoft-com:office:word" xmlns:w="http://schemas.openxmlformats.org/wordprocessingml/2006/main" xmlns:w14="http://schemas.microsoft.com/office/word/2010/wordml" xmlns:w15="http://schemas.microsoft.com/office/word/2012/wordml" xmlns:w16cex="http://schemas.microsoft.com/office/word/2018/wordml/cex" xmlns:w16cid="http://schemas.microsoft.com/office/word/2016/wordml/cid" xmlns:w16="http://schemas.microsoft.com/office/word/2018/wordml" xmlns:w16du="http://schemas.microsoft.com/office/word/2023/wordml/word16du" xmlns:w16sdtdh="http://schemas.microsoft.com/office/word/2020/wordml/sdtdatahash" xmlns:w16sdtfl="http://schemas.microsoft.com/office/word/2024/wordml/sdtformatlock" xmlns:w16se="http://schemas.microsoft.com/office/word/2015/wordml/symex" xmlns:wpg="http://schemas.microsoft.com/office/word/2010/wordprocessingGroup" xmlns:wpi="http://schemas.microsoft.com/office/word/2010/wordprocessingInk" xmlns:wne="http://schemas.microsoft.com/office/word/2006/wordml" xmlns:wps="http://schemas.microsoft.com/office/word/2010/wordprocessingShape" mc:Ignorable="w14 w15 w16se w16cid w16 w16cex w16sdtdh w16sdtfl w16du wp14">
-  <w:p>
-    <w:pPr>
-      <w:pStyle w:val="Footer"/>
-    </w:pPr>
-  </w:p>
-</w:ftr>
-</file>
-
-<file path=word/footer3.xml><?xml version="1.0" encoding="utf-8"?>
-<w:ftr xmlns:wpc="http://schemas.microsoft.com/office/word/2010/wordprocessingCanvas" xmlns:cx="http://schemas.microsoft.com/office/drawing/2014/chartex" xmlns:cx1="http://schemas.microsoft.com/office/drawing/2015/9/8/chartex" xmlns:cx2="http://schemas.microsoft.com/office/drawing/2015/10/21/chartex" xmlns:cx3="http://schemas.microsoft.com/office/drawing/2016/5/9/chartex" xmlns:cx4="http://schemas.microsoft.com/office/drawing/2016/5/10/chartex" xmlns:cx5="http://schemas.microsoft.com/office/drawing/2016/5/11/chartex" xmlns:cx6="http://schemas.microsoft.com/office/drawing/2016/5/12/chartex" xmlns:cx7="http://schemas.microsoft.com/office/drawing/2016/5/13/chartex" xmlns:cx8="http://schemas.microsoft.com/office/drawing/2016/5/14/chartex" xmlns:mc="http://schemas.openxmlformats.org/markup-compatibility/2006" xmlns:aink="http://schemas.microsoft.com/office/drawing/2016/ink" xmlns:am3d="http://schemas.microsoft.com/office/drawing/2017/model3d" xmlns:o="urn:schemas-microsoft-com:office:office" xmlns:oel="http://schemas.microsoft.com/office/2019/extlst" xmlns:r="http://schemas.openxmlformats.org/officeDocument/2006/relationships" xmlns:m="http://schemas.openxmlformats.org/officeDocument/2006/math" xmlns:v="urn:schemas-microsoft-com:vml" xmlns:wp14="http://schemas.microsoft.com/office/word/2010/wordprocessingDrawing" xmlns:wp="http://schemas.openxmlformats.org/drawingml/2006/wordprocessingDrawing" xmlns:w10="urn:schemas-microsoft-com:office:word" xmlns:w="http://schemas.openxmlformats.org/wordprocessingml/2006/main" xmlns:w14="http://schemas.microsoft.com/office/word/2010/wordml" xmlns:w15="http://schemas.microsoft.com/office/word/2012/wordml" xmlns:w16cex="http://schemas.microsoft.com/office/word/2018/wordml/cex" xmlns:w16cid="http://schemas.microsoft.com/office/word/2016/wordml/cid" xmlns:w16="http://schemas.microsoft.com/office/word/2018/wordml" xmlns:w16du="http://schemas.microsoft.com/office/word/2023/wordml/word16du" xmlns:w16sdtdh="http://schemas.microsoft.com/office/word/2020/wordml/sdtdatahash" xmlns:w16sdtfl="http://schemas.microsoft.com/office/word/2024/wordml/sdtformatlock" xmlns:w16se="http://schemas.microsoft.com/office/word/2015/wordml/symex" xmlns:wpg="http://schemas.microsoft.com/office/word/2010/wordprocessingGroup" xmlns:wpi="http://schemas.microsoft.com/office/word/2010/wordprocessingInk" xmlns:wne="http://schemas.microsoft.com/office/word/2006/wordml" xmlns:wps="http://schemas.microsoft.com/office/word/2010/wordprocessingShape" mc:Ignorable="w14 w15 w16se w16cid w16 w16cex w16sdtdh w16sdtfl w16du wp14">
-  <w:p>
-    <w:pPr>
-      <w:pStyle w:val="Footer"/>
-    </w:pPr>
-  </w:p>
-</w:ftr>
-</file>
-
 <file path=word/footnotes.xml><?xml version="1.0" encoding="utf-8"?>
 <w:footnotes xmlns:wpc="http://schemas.microsoft.com/office/word/2010/wordprocessingCanvas" xmlns:cx="http://schemas.microsoft.com/office/drawing/2014/chartex" xmlns:cx1="http://schemas.microsoft.com/office/drawing/2015/9/8/chartex" xmlns:cx2="http://schemas.microsoft.com/office/drawing/2015/10/21/chartex" xmlns:cx3="http://schemas.microsoft.com/office/drawing/2016/5/9/chartex" xmlns:cx4="http://schemas.microsoft.com/office/drawing/2016/5/10/chartex" xmlns:cx5="http://schemas.microsoft.com/office/drawing/2016/5/11/chartex" xmlns:cx6="http://schemas.microsoft.com/office/drawing/2016/5/12/chartex" xmlns:cx7="http://schemas.microsoft.com/office/drawing/2016/5/13/chartex" xmlns:cx8="http://schemas.microsoft.com/office/drawing/2016/5/14/chartex" xmlns:mc="http://schemas.openxmlformats.org/markup-compatibility/2006" xmlns:aink="http://schemas.microsoft.com/office/drawing/2016/ink" xmlns:am3d="http://schemas.microsoft.com/office/drawing/2017/model3d" xmlns:o="urn:schemas-microsoft-com:office:office" xmlns:oel="http://schemas.microsoft.com/office/2019/extlst" xmlns:r="http://schemas.openxmlformats.org/officeDocument/2006/relationships" xmlns:m="http://schemas.openxmlformats.org/officeDocument/2006/math" xmlns:v="urn:schemas-microsoft-com:vml" xmlns:wp14="http://schemas.microsoft.com/office/word/2010/wordprocessingDrawing" xmlns:wp="http://schemas.openxmlformats.org/drawingml/2006/wordprocessingDrawing" xmlns:w10="urn:schemas-microsoft-com:office:word" xmlns:w="http://schemas.openxmlformats.org/wordprocessingml/2006/main" xmlns:w14="http://schemas.microsoft.com/office/word/2010/wordml" xmlns:w15="http://schemas.microsoft.com/office/word/2012/wordml" xmlns:w16cex="http://schemas.microsoft.com/office/word/2018/wordml/cex" xmlns:w16cid="http://schemas.microsoft.com/office/word/2016/wordml/cid" xmlns:w16="http://schemas.microsoft.com/office/word/2018/wordml" xmlns:w16du="http://schemas.microsoft.com/office/word/2023/wordml/word16du" xmlns:w16sdtdh="http://schemas.microsoft.com/office/word/2020/wordml/sdtdatahash" xmlns:w16sdtfl="http://schemas.microsoft.com/office/word/2024/wordml/sdtformatlock" xmlns:w16se="http://schemas.microsoft.com/office/word/2015/wordml/symex" xmlns:wpg="http://schemas.microsoft.com/office/word/2010/wordprocessingGroup" xmlns:wpi="http://schemas.microsoft.com/office/word/2010/wordprocessingInk" xmlns:wne="http://schemas.microsoft.com/office/word/2006/wordml" xmlns:wps="http://schemas.microsoft.com/office/word/2010/wordprocessingShape" mc:Ignorable="w14 w15 w16se w16cid w16 w16cex w16sdtdh w16sdtfl w16du wp14">
   <w:footnote w:type="separator" w:id="-1">
@@ -4852,13 +6906,14 @@
   <w:p>
     <w:pPr>
       <w:pStyle w:val="Header"/>
+      <w:jc w:val="right"/>
+      <w:rPr>
+        <w:sz w:val="16"/>
+        <w:szCs w:val="16"/>
+        <w:lang w:val="en-US"/>
+      </w:rPr>
     </w:pPr>
   </w:p>
-</w:hdr>
-</file>
-
-<file path=word/header2.xml><?xml version="1.0" encoding="utf-8"?>
-<w:hdr xmlns:wpc="http://schemas.microsoft.com/office/word/2010/wordprocessingCanvas" xmlns:cx="http://schemas.microsoft.com/office/drawing/2014/chartex" xmlns:cx1="http://schemas.microsoft.com/office/drawing/2015/9/8/chartex" xmlns:cx2="http://schemas.microsoft.com/office/drawing/2015/10/21/chartex" xmlns:cx3="http://schemas.microsoft.com/office/drawing/2016/5/9/chartex" xmlns:cx4="http://schemas.microsoft.com/office/drawing/2016/5/10/chartex" xmlns:cx5="http://schemas.microsoft.com/office/drawing/2016/5/11/chartex" xmlns:cx6="http://schemas.microsoft.com/office/drawing/2016/5/12/chartex" xmlns:cx7="http://schemas.microsoft.com/office/drawing/2016/5/13/chartex" xmlns:cx8="http://schemas.microsoft.com/office/drawing/2016/5/14/chartex" xmlns:mc="http://schemas.openxmlformats.org/markup-compatibility/2006" xmlns:aink="http://schemas.microsoft.com/office/drawing/2016/ink" xmlns:am3d="http://schemas.microsoft.com/office/drawing/2017/model3d" xmlns:o="urn:schemas-microsoft-com:office:office" xmlns:oel="http://schemas.microsoft.com/office/2019/extlst" xmlns:r="http://schemas.openxmlformats.org/officeDocument/2006/relationships" xmlns:m="http://schemas.openxmlformats.org/officeDocument/2006/math" xmlns:v="urn:schemas-microsoft-com:vml" xmlns:wp14="http://schemas.microsoft.com/office/word/2010/wordprocessingDrawing" xmlns:wp="http://schemas.openxmlformats.org/drawingml/2006/wordprocessingDrawing" xmlns:w10="urn:schemas-microsoft-com:office:word" xmlns:w="http://schemas.openxmlformats.org/wordprocessingml/2006/main" xmlns:w14="http://schemas.microsoft.com/office/word/2010/wordml" xmlns:w15="http://schemas.microsoft.com/office/word/2012/wordml" xmlns:w16cex="http://schemas.microsoft.com/office/word/2018/wordml/cex" xmlns:w16cid="http://schemas.microsoft.com/office/word/2016/wordml/cid" xmlns:w16="http://schemas.microsoft.com/office/word/2018/wordml" xmlns:w16du="http://schemas.microsoft.com/office/word/2023/wordml/word16du" xmlns:w16sdtdh="http://schemas.microsoft.com/office/word/2020/wordml/sdtdatahash" xmlns:w16sdtfl="http://schemas.microsoft.com/office/word/2024/wordml/sdtformatlock" xmlns:w16se="http://schemas.microsoft.com/office/word/2015/wordml/symex" xmlns:wpg="http://schemas.microsoft.com/office/word/2010/wordprocessingGroup" xmlns:wpi="http://schemas.microsoft.com/office/word/2010/wordprocessingInk" xmlns:wne="http://schemas.microsoft.com/office/word/2006/wordml" xmlns:wps="http://schemas.microsoft.com/office/word/2010/wordprocessingShape" mc:Ignorable="w14 w15 w16se w16cid w16 w16cex w16sdtdh w16sdtfl w16du wp14">
   <w:p>
     <w:pPr>
       <w:pStyle w:val="Header"/>
@@ -4990,16 +7045,6 @@
         </v:shape>
       </w:pict>
     </w:r>
-  </w:p>
-</w:hdr>
-</file>
-
-<file path=word/header3.xml><?xml version="1.0" encoding="utf-8"?>
-<w:hdr xmlns:wpc="http://schemas.microsoft.com/office/word/2010/wordprocessingCanvas" xmlns:cx="http://schemas.microsoft.com/office/drawing/2014/chartex" xmlns:cx1="http://schemas.microsoft.com/office/drawing/2015/9/8/chartex" xmlns:cx2="http://schemas.microsoft.com/office/drawing/2015/10/21/chartex" xmlns:cx3="http://schemas.microsoft.com/office/drawing/2016/5/9/chartex" xmlns:cx4="http://schemas.microsoft.com/office/drawing/2016/5/10/chartex" xmlns:cx5="http://schemas.microsoft.com/office/drawing/2016/5/11/chartex" xmlns:cx6="http://schemas.microsoft.com/office/drawing/2016/5/12/chartex" xmlns:cx7="http://schemas.microsoft.com/office/drawing/2016/5/13/chartex" xmlns:cx8="http://schemas.microsoft.com/office/drawing/2016/5/14/chartex" xmlns:mc="http://schemas.openxmlformats.org/markup-compatibility/2006" xmlns:aink="http://schemas.microsoft.com/office/drawing/2016/ink" xmlns:am3d="http://schemas.microsoft.com/office/drawing/2017/model3d" xmlns:o="urn:schemas-microsoft-com:office:office" xmlns:oel="http://schemas.microsoft.com/office/2019/extlst" xmlns:r="http://schemas.openxmlformats.org/officeDocument/2006/relationships" xmlns:m="http://schemas.openxmlformats.org/officeDocument/2006/math" xmlns:v="urn:schemas-microsoft-com:vml" xmlns:wp14="http://schemas.microsoft.com/office/word/2010/wordprocessingDrawing" xmlns:wp="http://schemas.openxmlformats.org/drawingml/2006/wordprocessingDrawing" xmlns:w10="urn:schemas-microsoft-com:office:word" xmlns:w="http://schemas.openxmlformats.org/wordprocessingml/2006/main" xmlns:w14="http://schemas.microsoft.com/office/word/2010/wordml" xmlns:w15="http://schemas.microsoft.com/office/word/2012/wordml" xmlns:w16cex="http://schemas.microsoft.com/office/word/2018/wordml/cex" xmlns:w16cid="http://schemas.microsoft.com/office/word/2016/wordml/cid" xmlns:w16="http://schemas.microsoft.com/office/word/2018/wordml" xmlns:w16du="http://schemas.microsoft.com/office/word/2023/wordml/word16du" xmlns:w16sdtdh="http://schemas.microsoft.com/office/word/2020/wordml/sdtdatahash" xmlns:w16sdtfl="http://schemas.microsoft.com/office/word/2024/wordml/sdtformatlock" xmlns:w16se="http://schemas.microsoft.com/office/word/2015/wordml/symex" xmlns:wpg="http://schemas.microsoft.com/office/word/2010/wordprocessingGroup" xmlns:wpi="http://schemas.microsoft.com/office/word/2010/wordprocessingInk" xmlns:wne="http://schemas.microsoft.com/office/word/2006/wordml" xmlns:wps="http://schemas.microsoft.com/office/word/2010/wordprocessingShape" mc:Ignorable="w14 w15 w16se w16cid w16 w16cex w16sdtdh w16sdtfl w16du wp14">
-  <w:p>
-    <w:pPr>
-      <w:pStyle w:val="Header"/>
-    </w:pPr>
   </w:p>
 </w:hdr>
 </file>

--- a/apps/staff/src/core/Paperwork/US_TN/UsTnReclassification2026/rcaf_template.docx
+++ b/apps/staff/src/core/Paperwork/US_TN/UsTnReclassification2026/rcaf_template.docx
@@ -20,25 +20,320 @@
     </w:p>
     <w:p>
       <w:pPr>
+        <w:pBdr>
+          <w:bottom w:val="single" w:sz="12" w:space="1" w:color="000000"/>
+        </w:pBdr>
+        <w:spacing w:line="240" w:lineRule="auto"/>
         <w:jc w:val="center"/>
         <w:rPr>
+          <w:rFonts w:ascii="Times New Roman" w:eastAsia="Times New Roman" w:hAnsi="Times New Roman" w:cs="Times New Roman"/>
+          <w:sz w:val="24"/>
+          <w:szCs w:val="24"/>
+          <w:lang w:val="en-US"/>
+        </w:rPr>
+      </w:pPr>
+      <w:r>
+        <w:rPr>
           <w:rFonts w:ascii="Consolas" w:eastAsia="Consolas" w:hAnsi="Consolas" w:cs="Consolas"/>
           <w:color w:val="000000" w:themeColor="text1"/>
         </w:rPr>
-      </w:pPr>
-      <w:r>
-        <w:rPr>
-          <w:rFonts w:ascii="Consolas" w:eastAsia="Consolas" w:hAnsi="Consolas" w:cs="Consolas"/>
-          <w:color w:val="000000" w:themeColor="text1"/>
-        </w:rPr>
         <w:t>OFFENDER CLASSIFICATION SUMMARY</w:t>
       </w:r>
     </w:p>
     <w:p>
       <w:pPr>
-        <w:jc w:val="center"/>
-        <w:rPr>
-          <w:rFonts w:ascii="Consolas" w:eastAsia="Consolas" w:hAnsi="Consolas" w:cs="Consolas"/>
+        <w:spacing w:line="240" w:lineRule="auto"/>
+        <w:rPr>
+          <w:rFonts w:ascii="Times New Roman" w:eastAsia="Times New Roman" w:hAnsi="Times New Roman" w:cs="Times New Roman"/>
+          <w:sz w:val="24"/>
+          <w:szCs w:val="24"/>
+          <w:lang w:val="en-US"/>
+        </w:rPr>
+      </w:pPr>
+      <w:r>
+        <w:rPr>
+          <w:rFonts w:ascii="Consolas" w:eastAsia="Times New Roman" w:hAnsi="Consolas" w:cs="Consolas"/>
+          <w:color w:val="000000"/>
+          <w:lang w:val="en-US"/>
+        </w:rPr>
+        <w:t>FOR 2026 CLASSIFICATION PILOT PURPOSES</w:t>
+      </w:r>
+    </w:p>
+    <w:p>
+      <w:pPr>
+        <w:spacing w:line="240" w:lineRule="auto"/>
+        <w:rPr>
+          <w:rFonts w:ascii="Times New Roman" w:eastAsia="Times New Roman" w:hAnsi="Times New Roman" w:cs="Times New Roman"/>
+          <w:sz w:val="24"/>
+          <w:szCs w:val="24"/>
+          <w:u w:val="single"/>
+          <w:lang w:val="en-US"/>
+        </w:rPr>
+      </w:pPr>
+      <w:r>
+        <w:rPr>
+          <w:rFonts w:ascii="Consolas" w:eastAsia="Times New Roman" w:hAnsi="Consolas" w:cs="Consolas"/>
+          <w:color w:val="000000"/>
+          <w:lang w:val="en-US"/>
+        </w:rPr>
+        <w:t xml:space="preserve">Name of Chief Counselor Finalizing Classification Form: </w:t>
+      </w:r>
+      <w:r>
+        <w:rPr>
+          <w:rFonts w:ascii="Consolas" w:eastAsia="Times New Roman" w:hAnsi="Consolas" w:cs="Consolas"/>
+          <w:color w:val="000000"/>
+          <w:u w:val="single"/>
+          <w:lang w:val="en-US"/>
+        </w:rPr>
+        <w:t>{</w:t>
+      </w:r>
+      <w:proofErr w:type="spellStart"/>
+      <w:r>
+        <w:rPr>
+          <w:rFonts w:ascii="Consolas" w:eastAsia="Times New Roman" w:hAnsi="Consolas" w:cs="Consolas"/>
+          <w:color w:val="000000"/>
+          <w:u w:val="single"/>
+          <w:lang w:val="en-US"/>
+        </w:rPr>
+        <w:t>finalizingCounselor</w:t>
+      </w:r>
+      <w:proofErr w:type="spellEnd"/>
+      <w:r>
+        <w:rPr>
+          <w:rFonts w:ascii="Consolas" w:eastAsia="Times New Roman" w:hAnsi="Consolas" w:cs="Consolas"/>
+          <w:color w:val="000000"/>
+          <w:u w:val="single"/>
+          <w:lang w:val="en-US"/>
+        </w:rPr>
+        <w:t>}</w:t>
+      </w:r>
+    </w:p>
+    <w:p>
+      <w:pPr>
+        <w:spacing w:line="240" w:lineRule="auto"/>
+        <w:rPr>
+          <w:rFonts w:ascii="Times New Roman" w:eastAsia="Times New Roman" w:hAnsi="Times New Roman" w:cs="Times New Roman"/>
+          <w:sz w:val="24"/>
+          <w:szCs w:val="24"/>
+          <w:lang w:val="en-US"/>
+        </w:rPr>
+      </w:pPr>
+      <w:r>
+        <w:rPr>
+          <w:rFonts w:ascii="Consolas" w:eastAsia="Times New Roman" w:hAnsi="Consolas" w:cs="Consolas"/>
+          <w:color w:val="000000"/>
+          <w:lang w:val="en-US"/>
+        </w:rPr>
+        <w:t xml:space="preserve">Date of Final Approval and Entry in OMS / </w:t>
+      </w:r>
+      <w:proofErr w:type="spellStart"/>
+      <w:r>
+        <w:rPr>
+          <w:rFonts w:ascii="Consolas" w:eastAsia="Times New Roman" w:hAnsi="Consolas" w:cs="Consolas"/>
+          <w:color w:val="000000"/>
+          <w:lang w:val="en-US"/>
+        </w:rPr>
+        <w:t>Recidiviz</w:t>
+      </w:r>
+      <w:proofErr w:type="spellEnd"/>
+      <w:r>
+        <w:rPr>
+          <w:rFonts w:ascii="Consolas" w:eastAsia="Times New Roman" w:hAnsi="Consolas" w:cs="Consolas"/>
+          <w:color w:val="000000"/>
+          <w:lang w:val="en-US"/>
+        </w:rPr>
+        <w:t xml:space="preserve"> Tool, with any edits: </w:t>
+      </w:r>
+      <w:r>
+        <w:rPr>
+          <w:rFonts w:ascii="Consolas" w:eastAsia="Times New Roman" w:hAnsi="Consolas" w:cs="Consolas"/>
+          <w:color w:val="000000"/>
+          <w:u w:val="single"/>
+          <w:lang w:val="en-US"/>
+        </w:rPr>
+        <w:t>{</w:t>
+      </w:r>
+      <w:proofErr w:type="spellStart"/>
+      <w:r>
+        <w:rPr>
+          <w:rFonts w:ascii="Consolas" w:eastAsia="Times New Roman" w:hAnsi="Consolas" w:cs="Consolas"/>
+          <w:color w:val="000000"/>
+          <w:u w:val="single"/>
+          <w:lang w:val="en-US"/>
+        </w:rPr>
+        <w:t>finAppDate</w:t>
+      </w:r>
+      <w:proofErr w:type="spellEnd"/>
+      <w:r>
+        <w:rPr>
+          <w:rFonts w:ascii="Consolas" w:eastAsia="Times New Roman" w:hAnsi="Consolas" w:cs="Consolas"/>
+          <w:color w:val="000000"/>
+          <w:u w:val="single"/>
+          <w:lang w:val="en-US"/>
+        </w:rPr>
+        <w:t>}</w:t>
+      </w:r>
+    </w:p>
+    <w:p>
+      <w:pPr>
+        <w:pBdr>
+          <w:bottom w:val="single" w:sz="12" w:space="1" w:color="000000"/>
+        </w:pBdr>
+        <w:spacing w:line="240" w:lineRule="auto"/>
+        <w:rPr>
+          <w:rFonts w:ascii="Times New Roman" w:eastAsia="Times New Roman" w:hAnsi="Times New Roman" w:cs="Times New Roman"/>
+          <w:sz w:val="24"/>
+          <w:szCs w:val="24"/>
+          <w:lang w:val="en-US"/>
+        </w:rPr>
+      </w:pPr>
+      <w:r>
+        <w:rPr>
+          <w:rFonts w:ascii="Consolas" w:eastAsia="Times New Roman" w:hAnsi="Consolas" w:cs="Consolas"/>
+          <w:color w:val="000000"/>
+          <w:lang w:val="en-US"/>
+        </w:rPr>
+        <w:t xml:space="preserve">If Offender scored or overridden to LOW, Trustee checklist completed: </w:t>
+      </w:r>
+      <w:proofErr w:type="gramStart"/>
+      <w:r>
+        <w:rPr>
+          <w:rFonts w:ascii="Consolas" w:eastAsia="Times New Roman" w:hAnsi="Consolas" w:cs="Consolas"/>
+          <w:color w:val="000000"/>
+          <w:lang w:val="en-US"/>
+        </w:rPr>
+        <w:t>YES</w:t>
+      </w:r>
+      <w:r>
+        <w:rPr>
+          <w:rFonts w:ascii="Consolas" w:eastAsia="Times New Roman" w:hAnsi="Consolas" w:cs="Consolas"/>
+          <w:color w:val="000000"/>
+          <w:u w:val="single"/>
+          <w:lang w:val="en-US"/>
+        </w:rPr>
+        <w:t>{</w:t>
+      </w:r>
+      <w:proofErr w:type="spellStart"/>
+      <w:proofErr w:type="gramEnd"/>
+      <w:r>
+        <w:rPr>
+          <w:rFonts w:ascii="Consolas" w:eastAsia="Times New Roman" w:hAnsi="Consolas" w:cs="Consolas"/>
+          <w:color w:val="000000"/>
+          <w:u w:val="single"/>
+          <w:lang w:val="en-US"/>
+        </w:rPr>
+        <w:t>ccY</w:t>
+      </w:r>
+      <w:proofErr w:type="spellEnd"/>
+      <w:r>
+        <w:rPr>
+          <w:rFonts w:ascii="Consolas" w:eastAsia="Times New Roman" w:hAnsi="Consolas" w:cs="Consolas"/>
+          <w:color w:val="000000"/>
+          <w:u w:val="single"/>
+          <w:lang w:val="en-US"/>
+        </w:rPr>
+        <w:t>}</w:t>
+      </w:r>
+      <w:r>
+        <w:rPr>
+          <w:rFonts w:ascii="Consolas" w:eastAsia="Times New Roman" w:hAnsi="Consolas" w:cs="Consolas"/>
+          <w:color w:val="000000"/>
+          <w:lang w:val="en-US"/>
+        </w:rPr>
+        <w:t xml:space="preserve"> </w:t>
+      </w:r>
+      <w:proofErr w:type="gramStart"/>
+      <w:r>
+        <w:rPr>
+          <w:rFonts w:ascii="Consolas" w:eastAsia="Times New Roman" w:hAnsi="Consolas" w:cs="Consolas"/>
+          <w:color w:val="000000"/>
+          <w:lang w:val="en-US"/>
+        </w:rPr>
+        <w:t>NO</w:t>
+      </w:r>
+      <w:r>
+        <w:rPr>
+          <w:rFonts w:ascii="Consolas" w:eastAsia="Times New Roman" w:hAnsi="Consolas" w:cs="Consolas"/>
+          <w:color w:val="000000"/>
+          <w:u w:val="single"/>
+          <w:lang w:val="en-US"/>
+        </w:rPr>
+        <w:t>{</w:t>
+      </w:r>
+      <w:proofErr w:type="spellStart"/>
+      <w:proofErr w:type="gramEnd"/>
+      <w:r>
+        <w:rPr>
+          <w:rFonts w:ascii="Consolas" w:eastAsia="Times New Roman" w:hAnsi="Consolas" w:cs="Consolas"/>
+          <w:color w:val="000000"/>
+          <w:u w:val="single"/>
+          <w:lang w:val="en-US"/>
+        </w:rPr>
+        <w:t>ccN</w:t>
+      </w:r>
+      <w:proofErr w:type="spellEnd"/>
+      <w:r>
+        <w:rPr>
+          <w:rFonts w:ascii="Consolas" w:eastAsia="Times New Roman" w:hAnsi="Consolas" w:cs="Consolas"/>
+          <w:color w:val="000000"/>
+          <w:u w:val="single"/>
+          <w:lang w:val="en-US"/>
+        </w:rPr>
+        <w:t>}</w:t>
+      </w:r>
+      <w:r>
+        <w:rPr>
+          <w:rFonts w:ascii="Consolas" w:eastAsia="Times New Roman" w:hAnsi="Consolas" w:cs="Consolas"/>
+          <w:color w:val="000000"/>
+          <w:lang w:val="en-US"/>
+        </w:rPr>
+        <w:t xml:space="preserve"> </w:t>
+      </w:r>
+      <w:r>
+        <w:rPr>
+          <w:rFonts w:ascii="Consolas" w:eastAsia="Times New Roman" w:hAnsi="Consolas" w:cs="Consolas"/>
+          <w:color w:val="000000"/>
+          <w:lang w:val="en-US"/>
+        </w:rPr>
+        <w:t>N/A</w:t>
+      </w:r>
+      <w:r>
+        <w:rPr>
+          <w:rFonts w:ascii="Consolas" w:eastAsia="Times New Roman" w:hAnsi="Consolas" w:cs="Consolas"/>
+          <w:color w:val="000000"/>
+          <w:u w:val="single"/>
+          <w:lang w:val="en-US"/>
+        </w:rPr>
+        <w:t>{</w:t>
+      </w:r>
+      <w:proofErr w:type="spellStart"/>
+      <w:r>
+        <w:rPr>
+          <w:rFonts w:ascii="Consolas" w:eastAsia="Times New Roman" w:hAnsi="Consolas" w:cs="Consolas"/>
+          <w:color w:val="000000"/>
+          <w:u w:val="single"/>
+          <w:lang w:val="en-US"/>
+        </w:rPr>
+        <w:t>ccNA</w:t>
+      </w:r>
+      <w:proofErr w:type="spellEnd"/>
+      <w:r>
+        <w:rPr>
+          <w:rFonts w:ascii="Consolas" w:eastAsia="Times New Roman" w:hAnsi="Consolas" w:cs="Consolas"/>
+          <w:color w:val="000000"/>
+          <w:u w:val="single"/>
+          <w:lang w:val="en-US"/>
+        </w:rPr>
+        <w:t>}</w:t>
+      </w:r>
+    </w:p>
+    <w:p>
+      <w:pPr>
+        <w:rPr>
+          <w:rFonts w:ascii="Times New Roman" w:eastAsia="Times New Roman" w:hAnsi="Times New Roman" w:cs="Times New Roman"/>
+          <w:sz w:val="24"/>
+          <w:szCs w:val="24"/>
+          <w:lang w:val="en-US"/>
         </w:rPr>
       </w:pPr>
     </w:p>
@@ -178,135 +473,17 @@
         <w:rPr>
           <w:rFonts w:ascii="Consolas" w:eastAsia="Consolas" w:hAnsi="Consolas" w:cs="Consolas"/>
         </w:rPr>
-        <w:t>Classification Type: CLASSIFICATION</w:t>
-      </w:r>
-      <w:r>
-        <w:rPr>
-          <w:rFonts w:ascii="Consolas" w:eastAsia="Consolas" w:hAnsi="Consolas" w:cs="Consolas"/>
-        </w:rPr>
-        <w:tab/>
-      </w:r>
-      <w:r>
-        <w:rPr>
-          <w:rFonts w:ascii="Consolas" w:eastAsia="Consolas" w:hAnsi="Consolas" w:cs="Consolas"/>
-        </w:rPr>
-        <w:tab/>
-      </w:r>
-      <w:r>
-        <w:rPr>
-          <w:rFonts w:ascii="Consolas" w:eastAsia="Consolas" w:hAnsi="Consolas" w:cs="Consolas"/>
-        </w:rPr>
-        <w:tab/>
-      </w:r>
-      <w:r>
-        <w:rPr>
-          <w:rFonts w:ascii="Consolas" w:eastAsia="Consolas" w:hAnsi="Consolas" w:cs="Consolas"/>
-        </w:rPr>
-        <w:tab/>
-      </w:r>
-      <w:r>
-        <w:rPr>
-          <w:rFonts w:ascii="Consolas" w:eastAsia="Consolas" w:hAnsi="Consolas" w:cs="Consolas"/>
-        </w:rPr>
-        <w:tab/>
-        <w:t xml:space="preserve">       CAF Date: </w:t>
-      </w:r>
-      <w:proofErr w:type="gramStart"/>
-      <w:r>
-        <w:rPr>
-          <w:rFonts w:ascii="Consolas" w:eastAsia="Consolas" w:hAnsi="Consolas" w:cs="Consolas"/>
-          <w:u w:val="single"/>
-        </w:rPr>
-        <w:t xml:space="preserve">   {</w:t>
-      </w:r>
-      <w:proofErr w:type="gramEnd"/>
-      <w:r>
-        <w:rPr>
-          <w:rFonts w:ascii="Consolas" w:eastAsia="Consolas" w:hAnsi="Consolas" w:cs="Consolas"/>
-          <w:u w:val="single"/>
-        </w:rPr>
-        <w:t>date}</w:t>
-      </w:r>
-      <w:r>
-        <w:rPr>
-          <w:rFonts w:ascii="Consolas" w:eastAsia="Consolas" w:hAnsi="Consolas" w:cs="Consolas"/>
-          <w:u w:val="single"/>
-        </w:rPr>
-        <w:t xml:space="preserve">  </w:t>
-      </w:r>
-      <w:r>
-        <w:rPr>
-          <w:rFonts w:ascii="Consolas" w:eastAsia="Consolas" w:hAnsi="Consolas" w:cs="Consolas"/>
-          <w:u w:val="single"/>
-        </w:rPr>
-        <w:tab/>
-      </w:r>
-    </w:p>
-    <w:p>
-      <w:pPr>
-        <w:rPr>
-          <w:rFonts w:ascii="Consolas" w:eastAsia="Consolas" w:hAnsi="Consolas" w:cs="Consolas"/>
-        </w:rPr>
-      </w:pPr>
-    </w:p>
-    <w:p>
-      <w:pPr>
-        <w:rPr>
-          <w:rFonts w:ascii="Consolas" w:eastAsia="Consolas" w:hAnsi="Consolas" w:cs="Consolas"/>
-          <w:u w:val="single"/>
-          <w:lang w:val="en-US"/>
-        </w:rPr>
-      </w:pPr>
-      <w:r>
-        <w:rPr>
-          <w:rFonts w:ascii="Consolas" w:eastAsia="Consolas" w:hAnsi="Consolas" w:cs="Consolas"/>
-          <w:lang w:val="en-US"/>
-        </w:rPr>
-        <w:t>Status at time of Hearing:</w:t>
-      </w:r>
-      <w:r>
-        <w:rPr>
-          <w:rFonts w:ascii="Consolas" w:eastAsia="Consolas" w:hAnsi="Consolas" w:cs="Consolas"/>
-          <w:lang w:val="en-US"/>
-        </w:rPr>
-        <w:t xml:space="preserve">               </w:t>
-      </w:r>
-      <w:r>
-        <w:rPr>
-          <w:rFonts w:ascii="Consolas" w:eastAsia="Consolas" w:hAnsi="Consolas" w:cs="Consolas"/>
-          <w:lang w:val="en-US"/>
+        <w:t>Classification Type:</w:t>
+      </w:r>
+      <w:r>
+        <w:rPr>
+          <w:rFonts w:ascii="Consolas" w:eastAsia="Consolas" w:hAnsi="Consolas" w:cs="Consolas"/>
         </w:rPr>
         <w:t xml:space="preserve"> </w:t>
       </w:r>
-      <w:proofErr w:type="spellStart"/>
-      <w:r>
-        <w:rPr>
-          <w:rFonts w:ascii="Consolas" w:eastAsia="Consolas" w:hAnsi="Consolas" w:cs="Consolas"/>
-          <w:lang w:val="en-US"/>
-        </w:rPr>
-        <w:t>Gen.Pop</w:t>
-      </w:r>
-      <w:proofErr w:type="spellEnd"/>
-      <w:r>
-        <w:rPr>
-          <w:rFonts w:ascii="Consolas" w:eastAsia="Consolas" w:hAnsi="Consolas" w:cs="Consolas"/>
-          <w:lang w:val="en-US"/>
-        </w:rPr>
-        <w:t>.</w:t>
-      </w:r>
-      <w:r>
-        <w:rPr>
-          <w:rFonts w:ascii="Consolas" w:eastAsia="Consolas" w:hAnsi="Consolas" w:cs="Consolas"/>
-          <w:u w:val="single"/>
-          <w:lang w:val="en-US"/>
-        </w:rPr>
-        <w:t xml:space="preserve"> </w:t>
-      </w:r>
-      <w:r>
-        <w:rPr>
-          <w:rFonts w:ascii="Consolas" w:eastAsia="Consolas" w:hAnsi="Consolas" w:cs="Consolas"/>
-          <w:u w:val="single"/>
-          <w:lang w:val="en-US"/>
+      <w:r>
+        <w:rPr>
+          <w:rFonts w:ascii="Consolas" w:eastAsia="Consolas" w:hAnsi="Consolas" w:cs="Consolas"/>
         </w:rPr>
         <w:t>{</w:t>
       </w:r>
@@ -315,36 +492,98 @@
       <w:r>
         <w:rPr>
           <w:rFonts w:ascii="Consolas" w:eastAsia="Consolas" w:hAnsi="Consolas" w:cs="Consolas"/>
-          <w:u w:val="single"/>
-          <w:lang w:val="en-US"/>
-        </w:rPr>
-        <w:t>statGen</w:t>
+        </w:rPr>
+        <w:t>classificationType</w:t>
       </w:r>
       <w:proofErr w:type="spellEnd"/>
       <w:r>
         <w:rPr>
           <w:rFonts w:ascii="Consolas" w:eastAsia="Consolas" w:hAnsi="Consolas" w:cs="Consolas"/>
-          <w:u w:val="single"/>
-          <w:lang w:val="en-US"/>
-        </w:rPr>
-        <w:t>}</w:t>
-      </w:r>
-      <w:r>
-        <w:rPr>
-          <w:rFonts w:ascii="Consolas" w:eastAsia="Consolas" w:hAnsi="Consolas" w:cs="Consolas"/>
-          <w:u w:val="single"/>
-          <w:lang w:val="en-US"/>
-        </w:rPr>
-        <w:t xml:space="preserve"> </w:t>
-      </w:r>
-      <w:r>
-        <w:rPr>
-          <w:rFonts w:ascii="Consolas" w:eastAsia="Consolas" w:hAnsi="Consolas" w:cs="Consolas"/>
-          <w:lang w:val="en-US"/>
-        </w:rPr>
-        <w:t xml:space="preserve"> AS</w:t>
+        </w:rPr>
+        <w:t xml:space="preserve">}   </w:t>
       </w:r>
       <w:proofErr w:type="gramEnd"/>
+      <w:r>
+        <w:rPr>
+          <w:rFonts w:ascii="Consolas" w:eastAsia="Consolas" w:hAnsi="Consolas" w:cs="Consolas"/>
+        </w:rPr>
+        <w:tab/>
+      </w:r>
+      <w:r>
+        <w:rPr>
+          <w:rFonts w:ascii="Consolas" w:eastAsia="Consolas" w:hAnsi="Consolas" w:cs="Consolas"/>
+        </w:rPr>
+        <w:t xml:space="preserve">    CAF Date: </w:t>
+      </w:r>
+      <w:proofErr w:type="gramStart"/>
+      <w:r>
+        <w:rPr>
+          <w:rFonts w:ascii="Consolas" w:eastAsia="Consolas" w:hAnsi="Consolas" w:cs="Consolas"/>
+          <w:u w:val="single"/>
+        </w:rPr>
+        <w:t xml:space="preserve">   {</w:t>
+      </w:r>
+      <w:proofErr w:type="gramEnd"/>
+      <w:r>
+        <w:rPr>
+          <w:rFonts w:ascii="Consolas" w:eastAsia="Consolas" w:hAnsi="Consolas" w:cs="Consolas"/>
+          <w:u w:val="single"/>
+        </w:rPr>
+        <w:t xml:space="preserve">date}  </w:t>
+      </w:r>
+      <w:r>
+        <w:rPr>
+          <w:rFonts w:ascii="Consolas" w:eastAsia="Consolas" w:hAnsi="Consolas" w:cs="Consolas"/>
+          <w:u w:val="single"/>
+        </w:rPr>
+        <w:t xml:space="preserve">  </w:t>
+      </w:r>
+      <w:r>
+        <w:rPr>
+          <w:rFonts w:ascii="Consolas" w:eastAsia="Consolas" w:hAnsi="Consolas" w:cs="Consolas"/>
+          <w:u w:val="single"/>
+        </w:rPr>
+        <w:tab/>
+      </w:r>
+    </w:p>
+    <w:p>
+      <w:pPr>
+        <w:rPr>
+          <w:rFonts w:ascii="Consolas" w:eastAsia="Consolas" w:hAnsi="Consolas" w:cs="Consolas"/>
+        </w:rPr>
+      </w:pPr>
+    </w:p>
+    <w:p>
+      <w:pPr>
+        <w:rPr>
+          <w:rFonts w:ascii="Consolas" w:eastAsia="Consolas" w:hAnsi="Consolas" w:cs="Consolas"/>
+          <w:u w:val="single"/>
+          <w:lang w:val="en-US"/>
+        </w:rPr>
+      </w:pPr>
+      <w:r>
+        <w:rPr>
+          <w:rFonts w:ascii="Consolas" w:eastAsia="Consolas" w:hAnsi="Consolas" w:cs="Consolas"/>
+          <w:lang w:val="en-US"/>
+        </w:rPr>
+        <w:t xml:space="preserve">Status at time of Hearing:                </w:t>
+      </w:r>
+      <w:proofErr w:type="spellStart"/>
+      <w:r>
+        <w:rPr>
+          <w:rFonts w:ascii="Consolas" w:eastAsia="Consolas" w:hAnsi="Consolas" w:cs="Consolas"/>
+          <w:lang w:val="en-US"/>
+        </w:rPr>
+        <w:t>Gen.Pop</w:t>
+      </w:r>
+      <w:proofErr w:type="spellEnd"/>
+      <w:r>
+        <w:rPr>
+          <w:rFonts w:ascii="Consolas" w:eastAsia="Consolas" w:hAnsi="Consolas" w:cs="Consolas"/>
+          <w:lang w:val="en-US"/>
+        </w:rPr>
+        <w:t>.</w:t>
+      </w:r>
       <w:r>
         <w:rPr>
           <w:rFonts w:ascii="Consolas" w:eastAsia="Consolas" w:hAnsi="Consolas" w:cs="Consolas"/>
@@ -361,7 +600,7 @@
           <w:u w:val="single"/>
           <w:lang w:val="en-US"/>
         </w:rPr>
-        <w:t>statAs</w:t>
+        <w:t>statGen</w:t>
       </w:r>
       <w:proofErr w:type="spellEnd"/>
       <w:r>
@@ -377,7 +616,7 @@
           <w:rFonts w:ascii="Consolas" w:eastAsia="Consolas" w:hAnsi="Consolas" w:cs="Consolas"/>
           <w:lang w:val="en-US"/>
         </w:rPr>
-        <w:t xml:space="preserve"> PC</w:t>
+        <w:t xml:space="preserve"> AS</w:t>
       </w:r>
       <w:proofErr w:type="gramEnd"/>
       <w:r>
@@ -386,15 +625,7 @@
           <w:u w:val="single"/>
           <w:lang w:val="en-US"/>
         </w:rPr>
-        <w:t xml:space="preserve"> </w:t>
-      </w:r>
-      <w:r>
-        <w:rPr>
-          <w:rFonts w:ascii="Consolas" w:eastAsia="Consolas" w:hAnsi="Consolas" w:cs="Consolas"/>
-          <w:u w:val="single"/>
-          <w:lang w:val="en-US"/>
-        </w:rPr>
-        <w:t>{</w:t>
+        <w:t xml:space="preserve"> {</w:t>
       </w:r>
       <w:proofErr w:type="spellStart"/>
       <w:proofErr w:type="gramStart"/>
@@ -404,6 +635,41 @@
           <w:u w:val="single"/>
           <w:lang w:val="en-US"/>
         </w:rPr>
+        <w:t>statAs</w:t>
+      </w:r>
+      <w:proofErr w:type="spellEnd"/>
+      <w:r>
+        <w:rPr>
+          <w:rFonts w:ascii="Consolas" w:eastAsia="Consolas" w:hAnsi="Consolas" w:cs="Consolas"/>
+          <w:u w:val="single"/>
+          <w:lang w:val="en-US"/>
+        </w:rPr>
+        <w:t xml:space="preserve">} </w:t>
+      </w:r>
+      <w:r>
+        <w:rPr>
+          <w:rFonts w:ascii="Consolas" w:eastAsia="Consolas" w:hAnsi="Consolas" w:cs="Consolas"/>
+          <w:lang w:val="en-US"/>
+        </w:rPr>
+        <w:t xml:space="preserve"> PC</w:t>
+      </w:r>
+      <w:proofErr w:type="gramEnd"/>
+      <w:r>
+        <w:rPr>
+          <w:rFonts w:ascii="Consolas" w:eastAsia="Consolas" w:hAnsi="Consolas" w:cs="Consolas"/>
+          <w:u w:val="single"/>
+          <w:lang w:val="en-US"/>
+        </w:rPr>
+        <w:t xml:space="preserve"> {</w:t>
+      </w:r>
+      <w:proofErr w:type="spellStart"/>
+      <w:proofErr w:type="gramStart"/>
+      <w:r>
+        <w:rPr>
+          <w:rFonts w:ascii="Consolas" w:eastAsia="Consolas" w:hAnsi="Consolas" w:cs="Consolas"/>
+          <w:u w:val="single"/>
+          <w:lang w:val="en-US"/>
+        </w:rPr>
         <w:t>statPc</w:t>
       </w:r>
       <w:proofErr w:type="spellEnd"/>
@@ -413,12 +679,19 @@
           <w:u w:val="single"/>
           <w:lang w:val="en-US"/>
         </w:rPr>
-        <w:t>}</w:t>
-      </w:r>
-      <w:r>
-        <w:rPr>
-          <w:rFonts w:ascii="Consolas" w:eastAsia="Consolas" w:hAnsi="Consolas" w:cs="Consolas"/>
-          <w:u w:val="single"/>
+        <w:t xml:space="preserve">} </w:t>
+      </w:r>
+      <w:r>
+        <w:rPr>
+          <w:rFonts w:ascii="Consolas" w:eastAsia="Consolas" w:hAnsi="Consolas" w:cs="Consolas"/>
+          <w:lang w:val="en-US"/>
+        </w:rPr>
+        <w:t xml:space="preserve"> Other</w:t>
+      </w:r>
+      <w:proofErr w:type="gramEnd"/>
+      <w:r>
+        <w:rPr>
+          <w:rFonts w:ascii="Consolas" w:eastAsia="Consolas" w:hAnsi="Consolas" w:cs="Consolas"/>
           <w:lang w:val="en-US"/>
         </w:rPr>
         <w:t xml:space="preserve"> </w:t>
@@ -426,33 +699,10 @@
       <w:r>
         <w:rPr>
           <w:rFonts w:ascii="Consolas" w:eastAsia="Consolas" w:hAnsi="Consolas" w:cs="Consolas"/>
-          <w:lang w:val="en-US"/>
-        </w:rPr>
-        <w:t xml:space="preserve"> Other</w:t>
-      </w:r>
-      <w:proofErr w:type="gramEnd"/>
-      <w:r>
-        <w:rPr>
-          <w:rFonts w:ascii="Consolas" w:eastAsia="Consolas" w:hAnsi="Consolas" w:cs="Consolas"/>
-          <w:lang w:val="en-US"/>
-        </w:rPr>
-        <w:t xml:space="preserve"> </w:t>
-      </w:r>
-      <w:r>
-        <w:rPr>
-          <w:rFonts w:ascii="Consolas" w:eastAsia="Consolas" w:hAnsi="Consolas" w:cs="Consolas"/>
-          <w:u w:val="single"/>
-          <w:lang w:val="en-US"/>
-        </w:rPr>
-        <w:t xml:space="preserve"> </w:t>
-      </w:r>
-      <w:r>
-        <w:rPr>
-          <w:rFonts w:ascii="Consolas" w:eastAsia="Consolas" w:hAnsi="Consolas" w:cs="Consolas"/>
-          <w:u w:val="single"/>
-          <w:lang w:val="en-US"/>
-        </w:rPr>
-        <w:t xml:space="preserve">  </w:t>
+          <w:u w:val="single"/>
+          <w:lang w:val="en-US"/>
+        </w:rPr>
+        <w:t xml:space="preserve">   </w:t>
       </w:r>
       <w:proofErr w:type="gramStart"/>
       <w:r>
@@ -480,15 +730,7 @@
           <w:u w:val="single"/>
           <w:lang w:val="en-US"/>
         </w:rPr>
-        <w:t xml:space="preserve">}       </w:t>
-      </w:r>
-      <w:r>
-        <w:rPr>
-          <w:rFonts w:ascii="Consolas" w:eastAsia="Consolas" w:hAnsi="Consolas" w:cs="Consolas"/>
-          <w:u w:val="single"/>
-          <w:lang w:val="en-US"/>
-        </w:rPr>
-        <w:t xml:space="preserve"> </w:t>
+        <w:t xml:space="preserve">}        </w:t>
       </w:r>
       <w:r>
         <w:tab/>
@@ -603,14 +845,7 @@
           <w:rFonts w:ascii="Consolas" w:eastAsia="Consolas" w:hAnsi="Consolas" w:cs="Consolas"/>
           <w:lang w:val="en-US"/>
         </w:rPr>
-        <w:t>notice:</w:t>
-      </w:r>
-      <w:r>
-        <w:rPr>
-          <w:rFonts w:ascii="Consolas" w:eastAsia="Consolas" w:hAnsi="Consolas" w:cs="Consolas"/>
-          <w:lang w:val="en-US"/>
-        </w:rPr>
-        <w:t>_</w:t>
+        <w:t>notice:_</w:t>
       </w:r>
       <w:proofErr w:type="gramEnd"/>
       <w:r>
@@ -773,24 +1008,105 @@
           <w:rFonts w:ascii="Consolas" w:eastAsia="Consolas" w:hAnsi="Consolas" w:cs="Consolas"/>
         </w:rPr>
       </w:pPr>
-    </w:p>
-    <w:p>
-      <w:pPr>
-        <w:rPr>
-          <w:rFonts w:ascii="Consolas" w:eastAsia="Consolas" w:hAnsi="Consolas" w:cs="Consolas"/>
-        </w:rPr>
-      </w:pPr>
-      <w:r>
-        <w:rPr>
-          <w:rFonts w:ascii="Consolas" w:eastAsia="Consolas" w:hAnsi="Consolas" w:cs="Consolas"/>
-        </w:rPr>
-        <w:t>Panel’s Majority Recommendation</w:t>
-      </w:r>
-      <w:r>
-        <w:rPr>
-          <w:rFonts w:ascii="Consolas" w:eastAsia="Consolas" w:hAnsi="Consolas" w:cs="Consolas"/>
-        </w:rPr>
-        <w:t>:</w:t>
+      <w:r>
+        <w:rPr>
+          <w:rFonts w:ascii="Consolas" w:eastAsia="Consolas" w:hAnsi="Consolas" w:cs="Consolas"/>
+        </w:rPr>
+        <w:t xml:space="preserve">Counselor Recommended Override: </w:t>
+      </w:r>
+      <w:r>
+        <w:rPr>
+          <w:rFonts w:ascii="Consolas" w:eastAsia="Consolas" w:hAnsi="Consolas" w:cs="Consolas"/>
+          <w:u w:val="single"/>
+        </w:rPr>
+        <w:t>{</w:t>
+      </w:r>
+      <w:proofErr w:type="spellStart"/>
+      <w:r>
+        <w:rPr>
+          <w:rFonts w:ascii="Consolas" w:eastAsia="Consolas" w:hAnsi="Consolas" w:cs="Consolas"/>
+          <w:u w:val="single"/>
+        </w:rPr>
+        <w:t>counselorOverride</w:t>
+      </w:r>
+      <w:proofErr w:type="spellEnd"/>
+      <w:r>
+        <w:rPr>
+          <w:rFonts w:ascii="Consolas" w:eastAsia="Consolas" w:hAnsi="Consolas" w:cs="Consolas"/>
+          <w:u w:val="single"/>
+        </w:rPr>
+        <w:t>}</w:t>
+      </w:r>
+      <w:r>
+        <w:rPr>
+          <w:rFonts w:ascii="Consolas" w:eastAsia="Consolas" w:hAnsi="Consolas" w:cs="Consolas"/>
+          <w:u w:val="single"/>
+        </w:rPr>
+        <w:tab/>
+      </w:r>
+    </w:p>
+    <w:p>
+      <w:pPr>
+        <w:rPr>
+          <w:rFonts w:ascii="Consolas" w:eastAsia="Consolas" w:hAnsi="Consolas" w:cs="Consolas"/>
+          <w:u w:val="single"/>
+        </w:rPr>
+      </w:pPr>
+      <w:r>
+        <w:rPr>
+          <w:rFonts w:ascii="Consolas" w:eastAsia="Consolas" w:hAnsi="Consolas" w:cs="Consolas"/>
+        </w:rPr>
+        <w:t xml:space="preserve">Counselor Recommended Custody Level: </w:t>
+      </w:r>
+      <w:r>
+        <w:rPr>
+          <w:rFonts w:ascii="Consolas" w:eastAsia="Consolas" w:hAnsi="Consolas" w:cs="Consolas"/>
+          <w:u w:val="single"/>
+        </w:rPr>
+        <w:t>{</w:t>
+      </w:r>
+      <w:proofErr w:type="spellStart"/>
+      <w:r>
+        <w:rPr>
+          <w:rFonts w:ascii="Consolas" w:eastAsia="Consolas" w:hAnsi="Consolas" w:cs="Consolas"/>
+          <w:u w:val="single"/>
+        </w:rPr>
+        <w:t>counselorLevel</w:t>
+      </w:r>
+      <w:proofErr w:type="spellEnd"/>
+      <w:r>
+        <w:rPr>
+          <w:rFonts w:ascii="Consolas" w:eastAsia="Consolas" w:hAnsi="Consolas" w:cs="Consolas"/>
+          <w:u w:val="single"/>
+        </w:rPr>
+        <w:t>}</w:t>
+      </w:r>
+      <w:r>
+        <w:rPr>
+          <w:rFonts w:ascii="Consolas" w:eastAsia="Consolas" w:hAnsi="Consolas" w:cs="Consolas"/>
+          <w:u w:val="single"/>
+        </w:rPr>
+        <w:tab/>
+      </w:r>
+    </w:p>
+    <w:p>
+      <w:pPr>
+        <w:rPr>
+          <w:rFonts w:ascii="Consolas" w:eastAsia="Consolas" w:hAnsi="Consolas" w:cs="Consolas"/>
+        </w:rPr>
+      </w:pPr>
+    </w:p>
+    <w:p>
+      <w:pPr>
+        <w:rPr>
+          <w:rFonts w:ascii="Consolas" w:eastAsia="Consolas" w:hAnsi="Consolas" w:cs="Consolas"/>
+        </w:rPr>
+      </w:pPr>
+      <w:r>
+        <w:rPr>
+          <w:rFonts w:ascii="Consolas" w:eastAsia="Consolas" w:hAnsi="Consolas" w:cs="Consolas"/>
+        </w:rPr>
+        <w:t>Panel’s Majority Recommendation:</w:t>
       </w:r>
     </w:p>
     <w:p>
@@ -853,14 +1169,7 @@
           <w:rFonts w:ascii="Consolas" w:eastAsia="Consolas" w:hAnsi="Consolas" w:cs="Consolas"/>
           <w:lang w:val="en-US"/>
         </w:rPr>
-        <w:t xml:space="preserve">              </w:t>
-      </w:r>
-      <w:r>
-        <w:rPr>
-          <w:rFonts w:ascii="Consolas" w:eastAsia="Consolas" w:hAnsi="Consolas" w:cs="Consolas"/>
-          <w:lang w:val="en-US"/>
-        </w:rPr>
-        <w:t xml:space="preserve">Transfer: </w:t>
+        <w:t xml:space="preserve">              Transfer: </w:t>
       </w:r>
       <w:proofErr w:type="gramStart"/>
       <w:r>
@@ -896,15 +1205,7 @@
           <w:u w:val="single"/>
           <w:lang w:val="en-US"/>
         </w:rPr>
-        <w:t>}</w:t>
-      </w:r>
-      <w:r>
-        <w:rPr>
-          <w:rFonts w:ascii="Consolas" w:eastAsia="Consolas" w:hAnsi="Consolas" w:cs="Consolas"/>
-          <w:u w:val="single"/>
-          <w:lang w:val="en-US"/>
-        </w:rPr>
-        <w:t xml:space="preserve"> </w:t>
+        <w:t xml:space="preserve">} </w:t>
       </w:r>
       <w:r>
         <w:rPr>
@@ -1153,14 +1454,7 @@
           <w:rFonts w:ascii="Consolas" w:eastAsia="Consolas" w:hAnsi="Consolas" w:cs="Consolas"/>
           <w:lang w:val="en-US"/>
         </w:rPr>
-        <w:t>Yes</w:t>
-      </w:r>
-      <w:r>
-        <w:rPr>
-          <w:rFonts w:ascii="Consolas" w:eastAsia="Consolas" w:hAnsi="Consolas" w:cs="Consolas"/>
-          <w:lang w:val="en-US"/>
-        </w:rPr>
-        <w:t xml:space="preserve"> </w:t>
+        <w:t xml:space="preserve">Yes </w:t>
       </w:r>
       <w:r>
         <w:rPr>
@@ -1258,14 +1552,7 @@
           <w:rFonts w:ascii="Consolas" w:eastAsia="Consolas" w:hAnsi="Consolas" w:cs="Consolas"/>
           <w:lang w:val="en-US"/>
         </w:rPr>
-        <w:t>Yes</w:t>
-      </w:r>
-      <w:r>
-        <w:rPr>
-          <w:rFonts w:ascii="Consolas" w:eastAsia="Consolas" w:hAnsi="Consolas" w:cs="Consolas"/>
-          <w:lang w:val="en-US"/>
-        </w:rPr>
-        <w:t xml:space="preserve"> </w:t>
+        <w:t xml:space="preserve">Yes </w:t>
       </w:r>
       <w:r>
         <w:rPr>
@@ -1617,11 +1904,6 @@
           <w:u w:val="single"/>
         </w:rPr>
         <w:tab/>
-      </w:r>
-      <w:r>
-        <w:rPr>
-          <w:u w:val="single"/>
-        </w:rPr>
         <w:t xml:space="preserve">   </w:t>
       </w:r>
       <w:r>
@@ -1876,29 +2158,13 @@
           <w:u w:val="single"/>
           <w:lang w:val="en-US"/>
         </w:rPr>
-        <w:t xml:space="preserve">                 </w:t>
-      </w:r>
-      <w:r>
-        <w:rPr>
-          <w:rFonts w:ascii="Consolas" w:eastAsia="Consolas" w:hAnsi="Consolas" w:cs="Consolas"/>
-          <w:u w:val="single"/>
-          <w:lang w:val="en-US"/>
-        </w:rPr>
-        <w:t xml:space="preserve"> </w:t>
-      </w:r>
-      <w:r>
-        <w:rPr>
-          <w:rFonts w:ascii="Consolas" w:eastAsia="Consolas" w:hAnsi="Consolas" w:cs="Consolas"/>
-          <w:u w:val="single"/>
-          <w:lang w:val="en-US"/>
-        </w:rPr>
+        <w:t xml:space="preserve">                    </w:t>
+      </w:r>
+      <w:r>
+        <w:tab/>
         <w:t xml:space="preserve">  </w:t>
       </w:r>
       <w:r>
-        <w:tab/>
-        <w:t xml:space="preserve">  </w:t>
-      </w:r>
-      <w:r>
         <w:rPr>
           <w:rFonts w:ascii="Consolas" w:eastAsia="Consolas" w:hAnsi="Consolas" w:cs="Consolas"/>
           <w:lang w:val="en-US"/>
@@ -1917,64 +2183,28 @@
           <w:u w:val="single"/>
           <w:lang w:val="en-US"/>
         </w:rPr>
-        <w:t xml:space="preserve"> </w:t>
-      </w:r>
-      <w:r>
-        <w:rPr>
-          <w:rFonts w:ascii="Consolas" w:eastAsia="Consolas" w:hAnsi="Consolas" w:cs="Consolas"/>
-          <w:u w:val="single"/>
-          <w:lang w:val="en-US"/>
-        </w:rPr>
-        <w:t xml:space="preserve">  </w:t>
-      </w:r>
-      <w:r>
-        <w:rPr>
-          <w:rFonts w:ascii="Consolas" w:eastAsia="Consolas" w:hAnsi="Consolas" w:cs="Consolas"/>
-          <w:u w:val="single"/>
-          <w:lang w:val="en-US"/>
-        </w:rPr>
-        <w:t xml:space="preserve"> </w:t>
-      </w:r>
-      <w:r>
-        <w:rPr>
-          <w:rFonts w:ascii="Consolas" w:eastAsia="Consolas" w:hAnsi="Consolas" w:cs="Consolas"/>
-          <w:lang w:val="en-US"/>
-        </w:rPr>
-        <w:t xml:space="preserve"> </w:t>
-      </w:r>
-      <w:r>
-        <w:rPr>
-          <w:rFonts w:ascii="Consolas" w:eastAsia="Consolas" w:hAnsi="Consolas" w:cs="Consolas"/>
-          <w:lang w:val="en-US"/>
-        </w:rPr>
-        <w:t>Deny</w:t>
-      </w:r>
-      <w:r>
-        <w:rPr>
-          <w:rFonts w:ascii="Consolas" w:eastAsia="Consolas" w:hAnsi="Consolas" w:cs="Consolas"/>
-          <w:lang w:val="en-US"/>
-        </w:rPr>
-        <w:t xml:space="preserve"> </w:t>
-      </w:r>
-      <w:r>
-        <w:rPr>
-          <w:rFonts w:ascii="Consolas" w:eastAsia="Consolas" w:hAnsi="Consolas" w:cs="Consolas"/>
-          <w:u w:val="single"/>
-        </w:rPr>
-        <w:tab/>
-      </w:r>
-      <w:r>
-        <w:rPr>
-          <w:rFonts w:ascii="Consolas" w:eastAsia="Consolas" w:hAnsi="Consolas" w:cs="Consolas"/>
-          <w:u w:val="single"/>
-        </w:rPr>
-        <w:tab/>
-      </w:r>
-      <w:r>
-        <w:rPr>
-          <w:rFonts w:ascii="Consolas" w:eastAsia="Consolas" w:hAnsi="Consolas" w:cs="Consolas"/>
-          <w:u w:val="single"/>
-        </w:rPr>
+        <w:t xml:space="preserve">    </w:t>
+      </w:r>
+      <w:r>
+        <w:rPr>
+          <w:rFonts w:ascii="Consolas" w:eastAsia="Consolas" w:hAnsi="Consolas" w:cs="Consolas"/>
+          <w:lang w:val="en-US"/>
+        </w:rPr>
+        <w:t xml:space="preserve"> Deny </w:t>
+      </w:r>
+      <w:r>
+        <w:rPr>
+          <w:rFonts w:ascii="Consolas" w:eastAsia="Consolas" w:hAnsi="Consolas" w:cs="Consolas"/>
+          <w:u w:val="single"/>
+        </w:rPr>
+        <w:tab/>
+      </w:r>
+      <w:r>
+        <w:rPr>
+          <w:rFonts w:ascii="Consolas" w:eastAsia="Consolas" w:hAnsi="Consolas" w:cs="Consolas"/>
+          <w:u w:val="single"/>
+        </w:rPr>
+        <w:tab/>
         <w:t xml:space="preserve">   </w:t>
       </w:r>
     </w:p>
@@ -1988,6 +2218,7 @@
         <w:rPr>
           <w:rFonts w:ascii="Consolas" w:eastAsia="Consolas" w:hAnsi="Consolas" w:cs="Consolas"/>
         </w:rPr>
+        <w:lastRenderedPageBreak/>
         <w:t>Signature</w:t>
       </w:r>
       <w:r>
@@ -2044,52 +2275,41 @@
           <w:sz w:val="20"/>
           <w:szCs w:val="20"/>
         </w:rPr>
-      </w:pPr>
-      <w:r>
-        <w:rPr>
-          <w:rFonts w:ascii="Consolas" w:eastAsia="Consolas" w:hAnsi="Consolas" w:cs="Consolas"/>
-          <w:u w:val="single"/>
-          <w:lang w:val="en-US"/>
-        </w:rPr>
-        <w:t>{</w:t>
-      </w:r>
-      <w:proofErr w:type="spellStart"/>
-      <w:r>
-        <w:rPr>
-          <w:rFonts w:ascii="Consolas" w:eastAsia="Consolas" w:hAnsi="Consolas" w:cs="Consolas"/>
-          <w:u w:val="single"/>
-          <w:lang w:val="en-US"/>
-        </w:rPr>
-        <w:t>denialReasons</w:t>
-      </w:r>
-      <w:proofErr w:type="spellEnd"/>
-      <w:r>
-        <w:rPr>
-          <w:rFonts w:ascii="Consolas" w:eastAsia="Consolas" w:hAnsi="Consolas" w:cs="Consolas"/>
-          <w:u w:val="single"/>
-          <w:lang w:val="en-US"/>
-        </w:rPr>
-        <w:t>}</w:t>
-      </w:r>
-    </w:p>
-    <w:p>
-      <w:pPr>
-        <w:jc w:val="center"/>
-        <w:rPr>
-          <w:b/>
-          <w:bCs/>
-          <w:sz w:val="20"/>
-          <w:szCs w:val="20"/>
-        </w:rPr>
         <w:sectPr>
           <w:headerReference w:type="default" r:id="rId7"/>
           <w:pgSz w:w="12240" w:h="15840"/>
-          <w:pgMar w:top="711" w:right="720" w:bottom="720" w:left="720" w:header="0" w:footer="720" w:gutter="0"/>
+          <w:pgMar w:top="540" w:right="720" w:bottom="666" w:left="720" w:header="0" w:footer="720" w:gutter="0"/>
           <w:pgNumType w:start="1"/>
           <w:cols w:space="720"/>
           <w:docGrid w:linePitch="299"/>
         </w:sectPr>
       </w:pPr>
+      <w:r>
+        <w:rPr>
+          <w:rFonts w:ascii="Consolas" w:eastAsia="Consolas" w:hAnsi="Consolas" w:cs="Consolas"/>
+          <w:u w:val="single"/>
+          <w:lang w:val="en-US"/>
+        </w:rPr>
+        <w:t>{</w:t>
+      </w:r>
+      <w:proofErr w:type="spellStart"/>
+      <w:r>
+        <w:rPr>
+          <w:rFonts w:ascii="Consolas" w:eastAsia="Consolas" w:hAnsi="Consolas" w:cs="Consolas"/>
+          <w:u w:val="single"/>
+          <w:lang w:val="en-US"/>
+        </w:rPr>
+        <w:t>denialReasons</w:t>
+      </w:r>
+      <w:proofErr w:type="spellEnd"/>
+      <w:r>
+        <w:rPr>
+          <w:rFonts w:ascii="Consolas" w:eastAsia="Consolas" w:hAnsi="Consolas" w:cs="Consolas"/>
+          <w:u w:val="single"/>
+          <w:lang w:val="en-US"/>
+        </w:rPr>
+        <w:t>}</w:t>
+      </w:r>
     </w:p>
     <w:p>
       <w:pPr>
@@ -2635,14 +2855,30 @@
                 <w:sz w:val="16"/>
                 <w:szCs w:val="16"/>
               </w:rPr>
-              <w:t>{q3a0}</w:t>
-            </w:r>
-            <w:r>
-              <w:rPr>
-                <w:sz w:val="16"/>
-                <w:szCs w:val="16"/>
-              </w:rPr>
-              <w:t>______-1</w:t>
+              <w:t>{q3a</w:t>
+            </w:r>
+            <w:proofErr w:type="gramStart"/>
+            <w:r>
+              <w:rPr>
+                <w:sz w:val="16"/>
+                <w:szCs w:val="16"/>
+              </w:rPr>
+              <w:t>0}</w:t>
+            </w:r>
+            <w:r>
+              <w:rPr>
+                <w:sz w:val="16"/>
+                <w:szCs w:val="16"/>
+              </w:rPr>
+              <w:t>_</w:t>
+            </w:r>
+            <w:proofErr w:type="gramEnd"/>
+            <w:r>
+              <w:rPr>
+                <w:sz w:val="16"/>
+                <w:szCs w:val="16"/>
+              </w:rPr>
+              <w:t>_____-1</w:t>
             </w:r>
           </w:p>
         </w:tc>
@@ -6466,7 +6702,10 @@
         <w:t>: 13-</w:t>
       </w:r>
       <w:r>
-        <w:t>20</w:t>
+        <w:t>3</w:t>
+      </w:r>
+      <w:r>
+        <w:t>0</w:t>
       </w:r>
     </w:p>
     <w:p>
@@ -6579,9 +6818,215 @@
           <w:sz w:val="18"/>
           <w:szCs w:val="18"/>
         </w:rPr>
-      </w:pPr>
-      <w:r>
-        <w:br w:type="page"/>
+        <w:sectPr>
+          <w:pgSz w:w="15840" w:h="12240" w:orient="landscape"/>
+          <w:pgMar w:top="1440" w:right="1440" w:bottom="1440" w:left="1440" w:header="720" w:footer="720" w:gutter="0"/>
+          <w:pgNumType w:start="1"/>
+          <w:cols w:space="720"/>
+        </w:sectPr>
+      </w:pPr>
+    </w:p>
+    <w:p>
+      <w:pPr>
+        <w:jc w:val="center"/>
+        <w:rPr>
+          <w:rFonts w:ascii="Consolas" w:eastAsia="Consolas" w:hAnsi="Consolas" w:cs="Consolas"/>
+        </w:rPr>
+      </w:pPr>
+      <w:r>
+        <w:rPr>
+          <w:rFonts w:ascii="Consolas" w:eastAsia="Consolas" w:hAnsi="Consolas" w:cs="Consolas"/>
+        </w:rPr>
+        <w:lastRenderedPageBreak/>
+        <w:t>TENNESSEE DEPARTMENT OF CORRECTION</w:t>
+      </w:r>
+    </w:p>
+    <w:p>
+      <w:pPr>
+        <w:jc w:val="center"/>
+        <w:rPr>
+          <w:rFonts w:ascii="Consolas" w:eastAsia="Consolas" w:hAnsi="Consolas" w:cs="Consolas"/>
+        </w:rPr>
+      </w:pPr>
+      <w:r>
+        <w:rPr>
+          <w:rFonts w:ascii="Consolas" w:eastAsia="Consolas" w:hAnsi="Consolas" w:cs="Consolas"/>
+        </w:rPr>
+        <w:t>CLASSIFICATION HEARING NOTICE</w:t>
+      </w:r>
+    </w:p>
+    <w:p>
+      <w:pPr>
+        <w:jc w:val="center"/>
+        <w:rPr>
+          <w:rFonts w:ascii="Consolas" w:eastAsia="Consolas" w:hAnsi="Consolas" w:cs="Consolas"/>
+        </w:rPr>
+      </w:pPr>
+    </w:p>
+    <w:p>
+      <w:pPr>
+        <w:rPr>
+          <w:rFonts w:ascii="Consolas" w:eastAsia="Consolas" w:hAnsi="Consolas" w:cs="Consolas"/>
+          <w:lang w:val="en-US"/>
+        </w:rPr>
+      </w:pPr>
+      <w:r>
+        <w:rPr>
+          <w:rFonts w:ascii="Consolas" w:eastAsia="Consolas" w:hAnsi="Consolas" w:cs="Consolas"/>
+          <w:lang w:val="en-US"/>
+        </w:rPr>
+        <w:t>TOMIS ID: {</w:t>
+      </w:r>
+      <w:proofErr w:type="spellStart"/>
+      <w:r>
+        <w:rPr>
+          <w:rFonts w:ascii="Consolas" w:eastAsia="Consolas" w:hAnsi="Consolas" w:cs="Consolas"/>
+          <w:lang w:val="en-US"/>
+        </w:rPr>
+        <w:t>omsId</w:t>
+      </w:r>
+      <w:proofErr w:type="spellEnd"/>
+      <w:r>
+        <w:rPr>
+          <w:rFonts w:ascii="Consolas" w:eastAsia="Consolas" w:hAnsi="Consolas" w:cs="Consolas"/>
+          <w:lang w:val="en-US"/>
+        </w:rPr>
+        <w:t>}</w:t>
+      </w:r>
+      <w:r>
+        <w:tab/>
+      </w:r>
+      <w:r>
+        <w:tab/>
+      </w:r>
+      <w:r>
+        <w:rPr>
+          <w:rFonts w:ascii="Consolas" w:eastAsia="Consolas" w:hAnsi="Consolas" w:cs="Consolas"/>
+          <w:lang w:val="en-US"/>
+        </w:rPr>
+        <w:t>{</w:t>
+      </w:r>
+      <w:proofErr w:type="spellStart"/>
+      <w:r>
+        <w:rPr>
+          <w:rFonts w:ascii="Consolas" w:eastAsia="Consolas" w:hAnsi="Consolas" w:cs="Consolas"/>
+          <w:lang w:val="en-US"/>
+        </w:rPr>
+        <w:t>residentFullName</w:t>
+      </w:r>
+      <w:proofErr w:type="spellEnd"/>
+      <w:r>
+        <w:rPr>
+          <w:rFonts w:ascii="Consolas" w:eastAsia="Consolas" w:hAnsi="Consolas" w:cs="Consolas"/>
+          <w:lang w:val="en-US"/>
+        </w:rPr>
+        <w:t>}</w:t>
+      </w:r>
+    </w:p>
+    <w:p>
+      <w:pPr>
+        <w:rPr>
+          <w:rFonts w:ascii="Consolas" w:eastAsia="Consolas" w:hAnsi="Consolas" w:cs="Consolas"/>
+        </w:rPr>
+      </w:pPr>
+      <w:r>
+        <w:rPr>
+          <w:rFonts w:ascii="Consolas" w:eastAsia="Consolas" w:hAnsi="Consolas" w:cs="Consolas"/>
+        </w:rPr>
+        <w:t>CAF DATE: {date}</w:t>
+      </w:r>
+    </w:p>
+    <w:p>
+      <w:pPr>
+        <w:rPr>
+          <w:rFonts w:ascii="Consolas" w:eastAsia="Consolas" w:hAnsi="Consolas" w:cs="Consolas"/>
+        </w:rPr>
+      </w:pPr>
+    </w:p>
+    <w:p>
+      <w:pPr>
+        <w:rPr>
+          <w:rFonts w:ascii="Consolas" w:eastAsia="Consolas" w:hAnsi="Consolas" w:cs="Consolas"/>
+          <w:lang w:val="en-US"/>
+        </w:rPr>
+      </w:pPr>
+      <w:r>
+        <w:rPr>
+          <w:rFonts w:ascii="Consolas" w:eastAsia="Consolas" w:hAnsi="Consolas" w:cs="Consolas"/>
+          <w:lang w:val="en-US"/>
+        </w:rPr>
+        <w:t>This is to inform you that your classification hearing will be held on {</w:t>
+      </w:r>
+      <w:proofErr w:type="spellStart"/>
+      <w:r>
+        <w:rPr>
+          <w:rFonts w:ascii="Consolas" w:eastAsia="Consolas" w:hAnsi="Consolas" w:cs="Consolas"/>
+          <w:lang w:val="en-US"/>
+        </w:rPr>
+        <w:t>hearingDate</w:t>
+      </w:r>
+      <w:proofErr w:type="spellEnd"/>
+      <w:r>
+        <w:rPr>
+          <w:rFonts w:ascii="Consolas" w:eastAsia="Consolas" w:hAnsi="Consolas" w:cs="Consolas"/>
+          <w:lang w:val="en-US"/>
+        </w:rPr>
+        <w:t>} at {</w:t>
+      </w:r>
+      <w:proofErr w:type="spellStart"/>
+      <w:r>
+        <w:rPr>
+          <w:rFonts w:ascii="Consolas" w:eastAsia="Consolas" w:hAnsi="Consolas" w:cs="Consolas"/>
+          <w:lang w:val="en-US"/>
+        </w:rPr>
+        <w:t>hearingLocation</w:t>
+      </w:r>
+      <w:proofErr w:type="spellEnd"/>
+      <w:r>
+        <w:rPr>
+          <w:rFonts w:ascii="Consolas" w:eastAsia="Consolas" w:hAnsi="Consolas" w:cs="Consolas"/>
+          <w:lang w:val="en-US"/>
+        </w:rPr>
+        <w:t>}.</w:t>
+      </w:r>
+    </w:p>
+    <w:p>
+      <w:pPr>
+        <w:rPr>
+          <w:rFonts w:ascii="Consolas" w:eastAsia="Consolas" w:hAnsi="Consolas" w:cs="Consolas"/>
+        </w:rPr>
+      </w:pPr>
+    </w:p>
+    <w:p>
+      <w:pPr>
+        <w:rPr>
+          <w:rFonts w:ascii="Consolas" w:eastAsia="Consolas" w:hAnsi="Consolas" w:cs="Consolas"/>
+        </w:rPr>
+      </w:pPr>
+      <w:r>
+        <w:rPr>
+          <w:rFonts w:ascii="Consolas" w:eastAsia="Consolas" w:hAnsi="Consolas" w:cs="Consolas"/>
+        </w:rPr>
+        <w:t>Classification Date:</w:t>
+      </w:r>
+    </w:p>
+    <w:p>
+      <w:pPr>
+        <w:rPr>
+          <w:rFonts w:ascii="Consolas" w:eastAsia="Consolas" w:hAnsi="Consolas" w:cs="Consolas"/>
+        </w:rPr>
+      </w:pPr>
+      <w:r>
+        <w:rPr>
+          <w:rFonts w:ascii="Consolas" w:eastAsia="Consolas" w:hAnsi="Consolas" w:cs="Consolas"/>
+        </w:rPr>
+        <w:t xml:space="preserve">Classification Type: </w:t>
+      </w:r>
+      <w:r>
+        <w:rPr>
+          <w:rFonts w:ascii="Consolas" w:eastAsia="Consolas" w:hAnsi="Consolas" w:cs="Consolas"/>
+        </w:rPr>
+        <w:t>{classificationType}</w:t>
       </w:r>
     </w:p>
     <w:p>
@@ -6589,263 +7034,17 @@
         <w:rPr>
           <w:b/>
           <w:bCs/>
-          <w:sz w:val="24"/>
-          <w:szCs w:val="24"/>
-        </w:rPr>
-      </w:pPr>
-      <w:r>
-        <w:rPr>
-          <w:b/>
-          <w:bCs/>
-          <w:sz w:val="24"/>
-          <w:szCs w:val="24"/>
-        </w:rPr>
-        <w:lastRenderedPageBreak/>
-        <w:t>FOR WORKING GROUP USE ONLY</w:t>
-      </w:r>
-    </w:p>
-    <w:p>
-      <w:pPr>
-        <w:rPr>
-          <w:b/>
-          <w:bCs/>
-          <w:sz w:val="24"/>
-          <w:szCs w:val="24"/>
-        </w:rPr>
-      </w:pPr>
-    </w:p>
-    <w:p>
-      <w:pPr>
-        <w:rPr>
-          <w:sz w:val="24"/>
-          <w:szCs w:val="24"/>
-        </w:rPr>
-      </w:pPr>
-      <w:r>
-        <w:rPr>
-          <w:sz w:val="24"/>
-          <w:szCs w:val="24"/>
-        </w:rPr>
-        <w:t>Scored Custody Level: ________________</w:t>
-      </w:r>
-    </w:p>
-    <w:p>
-      <w:pPr>
-        <w:rPr>
-          <w:sz w:val="24"/>
-          <w:szCs w:val="24"/>
-        </w:rPr>
-      </w:pPr>
-    </w:p>
-    <w:p>
-      <w:pPr>
-        <w:rPr>
-          <w:sz w:val="24"/>
-          <w:szCs w:val="24"/>
-        </w:rPr>
-      </w:pPr>
-      <w:r>
-        <w:rPr>
-          <w:sz w:val="24"/>
-          <w:szCs w:val="24"/>
-        </w:rPr>
-        <w:t xml:space="preserve">Do you feel like the recommended custody level is an accurate representation of this person’s custody </w:t>
-      </w:r>
-      <w:proofErr w:type="gramStart"/>
-      <w:r>
-        <w:rPr>
-          <w:sz w:val="24"/>
-          <w:szCs w:val="24"/>
-        </w:rPr>
-        <w:t>level?:</w:t>
-      </w:r>
-      <w:proofErr w:type="gramEnd"/>
-      <w:r>
-        <w:rPr>
-          <w:sz w:val="24"/>
-          <w:szCs w:val="24"/>
-        </w:rPr>
-        <w:t xml:space="preserve"> Yes / No </w:t>
-      </w:r>
-    </w:p>
-    <w:p>
-      <w:pPr>
-        <w:rPr>
-          <w:sz w:val="24"/>
-          <w:szCs w:val="24"/>
-        </w:rPr>
-      </w:pPr>
-    </w:p>
-    <w:p>
-      <w:pPr>
-        <w:rPr>
-          <w:sz w:val="24"/>
-          <w:szCs w:val="24"/>
-        </w:rPr>
-      </w:pPr>
-      <w:r>
-        <w:rPr>
-          <w:sz w:val="24"/>
-          <w:szCs w:val="24"/>
-        </w:rPr>
-        <w:t>If you said “No”, please specify why below:</w:t>
-      </w:r>
-    </w:p>
-    <w:p>
-      <w:pPr>
-        <w:rPr>
-          <w:sz w:val="24"/>
-          <w:szCs w:val="24"/>
-        </w:rPr>
-      </w:pPr>
-    </w:p>
-    <w:p>
-      <w:pPr>
-        <w:rPr>
-          <w:sz w:val="24"/>
-          <w:szCs w:val="24"/>
-        </w:rPr>
-      </w:pPr>
-    </w:p>
-    <w:p>
-      <w:pPr>
-        <w:rPr>
-          <w:sz w:val="24"/>
-          <w:szCs w:val="24"/>
-        </w:rPr>
-      </w:pPr>
-    </w:p>
-    <w:p>
-      <w:pPr>
-        <w:rPr>
-          <w:sz w:val="24"/>
-          <w:szCs w:val="24"/>
-        </w:rPr>
-      </w:pPr>
-    </w:p>
-    <w:p>
-      <w:pPr>
-        <w:rPr>
-          <w:sz w:val="24"/>
-          <w:szCs w:val="24"/>
-        </w:rPr>
-      </w:pPr>
-    </w:p>
-    <w:p>
-      <w:pPr>
-        <w:rPr>
-          <w:sz w:val="24"/>
-          <w:szCs w:val="24"/>
-        </w:rPr>
-      </w:pPr>
-    </w:p>
-    <w:p>
-      <w:pPr>
-        <w:rPr>
-          <w:sz w:val="24"/>
-          <w:szCs w:val="24"/>
-        </w:rPr>
-      </w:pPr>
-      <w:r>
-        <w:rPr>
-          <w:sz w:val="24"/>
-          <w:szCs w:val="24"/>
-        </w:rPr>
-        <w:t>Would you want to use an override for this person? Yes / No</w:t>
-      </w:r>
-    </w:p>
-    <w:p>
-      <w:pPr>
-        <w:rPr>
-          <w:sz w:val="24"/>
-          <w:szCs w:val="24"/>
-        </w:rPr>
-      </w:pPr>
-    </w:p>
-    <w:p>
-      <w:pPr>
-        <w:rPr>
-          <w:sz w:val="24"/>
-          <w:szCs w:val="24"/>
-        </w:rPr>
-      </w:pPr>
-      <w:r>
-        <w:rPr>
-          <w:sz w:val="24"/>
-          <w:szCs w:val="24"/>
-        </w:rPr>
-        <w:t xml:space="preserve">If yes, which override and </w:t>
-      </w:r>
-      <w:proofErr w:type="gramStart"/>
-      <w:r>
-        <w:rPr>
-          <w:sz w:val="24"/>
-          <w:szCs w:val="24"/>
-        </w:rPr>
-        <w:t>why?:</w:t>
-      </w:r>
-      <w:proofErr w:type="gramEnd"/>
-    </w:p>
-    <w:p>
-      <w:pPr>
-        <w:rPr>
-          <w:sz w:val="24"/>
-          <w:szCs w:val="24"/>
-        </w:rPr>
-      </w:pPr>
-    </w:p>
-    <w:p>
-      <w:pPr>
-        <w:rPr>
-          <w:sz w:val="24"/>
-          <w:szCs w:val="24"/>
-        </w:rPr>
-      </w:pPr>
-    </w:p>
-    <w:p>
-      <w:pPr>
-        <w:rPr>
-          <w:sz w:val="24"/>
-          <w:szCs w:val="24"/>
-        </w:rPr>
-      </w:pPr>
-    </w:p>
-    <w:p>
-      <w:pPr>
-        <w:rPr>
-          <w:sz w:val="24"/>
-          <w:szCs w:val="24"/>
-        </w:rPr>
-      </w:pPr>
-    </w:p>
-    <w:p>
-      <w:pPr>
-        <w:rPr>
-          <w:sz w:val="24"/>
-          <w:szCs w:val="24"/>
-        </w:rPr>
-      </w:pPr>
-    </w:p>
-    <w:p>
-      <w:pPr>
-        <w:rPr>
-          <w:sz w:val="24"/>
-          <w:szCs w:val="24"/>
-        </w:rPr>
-      </w:pPr>
-      <w:r>
-        <w:rPr>
-          <w:sz w:val="24"/>
-          <w:szCs w:val="24"/>
-        </w:rPr>
-        <w:t>Any other feedback on using the form?</w:t>
-      </w:r>
+          <w:sz w:val="18"/>
+          <w:szCs w:val="18"/>
+        </w:rPr>
+      </w:pPr>
     </w:p>
     <w:sectPr>
-      <w:pgSz w:w="15840" w:h="12240" w:orient="landscape"/>
+      <w:pgSz w:w="12240" w:h="15840"/>
       <w:pgMar w:top="1440" w:right="1440" w:bottom="1440" w:left="1440" w:header="720" w:footer="720" w:gutter="0"/>
       <w:pgNumType w:start="1"/>
       <w:cols w:space="720"/>
+      <w:docGrid w:linePitch="299"/>
     </w:sectPr>
   </w:body>
 </w:document>

--- a/apps/staff/src/core/Paperwork/US_TN/UsTnReclassification2026/rcaf_template.docx
+++ b/apps/staff/src/core/Paperwork/US_TN/UsTnReclassification2026/rcaf_template.docx
@@ -6740,74 +6740,12 @@
     </w:p>
     <w:p/>
     <w:p>
-      <w:pPr>
+      <w:r>
         <w:rPr>
           <w:b/>
           <w:bCs/>
-          <w:sz w:val="20"/>
-          <w:szCs w:val="20"/>
-        </w:rPr>
-      </w:pPr>
-      <w:r>
-        <w:rPr>
-          <w:b/>
-          <w:bCs/>
-        </w:rPr>
-        <w:t xml:space="preserve">If the custody level is LOW (or staff recommend an override to LOW), please also fill out the Trustee Assessment. Inmates placed on </w:t>
-      </w:r>
-      <w:proofErr w:type="gramStart"/>
-      <w:r>
-        <w:rPr>
-          <w:b/>
-          <w:bCs/>
-        </w:rPr>
-        <w:t>low</w:t>
-      </w:r>
-      <w:proofErr w:type="gramEnd"/>
-      <w:r>
-        <w:rPr>
-          <w:b/>
-          <w:bCs/>
-        </w:rPr>
-        <w:t xml:space="preserve"> or trustee custody can be placed in an annex. </w:t>
-      </w:r>
-    </w:p>
-    <w:p>
-      <w:pPr>
-        <w:rPr>
-          <w:b/>
-          <w:bCs/>
-          <w:sz w:val="20"/>
-          <w:szCs w:val="20"/>
-        </w:rPr>
-      </w:pPr>
-    </w:p>
-    <w:p>
-      <w:r>
-        <w:rPr>
-          <w:b/>
-          <w:bCs/>
-        </w:rPr>
-        <w:t>Date of Final Approval and Entry in OMS/</w:t>
-      </w:r>
-      <w:proofErr w:type="spellStart"/>
-      <w:r>
-        <w:rPr>
-          <w:b/>
-          <w:bCs/>
-        </w:rPr>
-        <w:t>Recidiviz</w:t>
-      </w:r>
-      <w:proofErr w:type="spellEnd"/>
-      <w:r>
-        <w:rPr>
-          <w:b/>
-          <w:bCs/>
-        </w:rPr>
-        <w:t xml:space="preserve"> Tool: </w:t>
-      </w:r>
-      <w:r>
-        <w:t>____________________________</w:t>
+        </w:rPr>
+        <w:t xml:space="preserve">If the custody level is LOW (or staff recommend an override to LOW), please also fill out the Trustee Assessment. Inmates placed on low or trustee custody can be placed in an annex. </w:t>
       </w:r>
     </w:p>
     <w:p>

--- a/apps/staff/src/core/Paperwork/US_TN/UsTnReclassification2026/rcaf_template.docx
+++ b/apps/staff/src/core/Paperwork/US_TN/UsTnReclassification2026/rcaf_template.docx
@@ -2748,7 +2748,7 @@
           <w:sz w:val="16"/>
           <w:szCs w:val="16"/>
         </w:rPr>
-        <w:t>NONVIOLENT CLASS B OR C DISCIPLINARY REPORTS (CHECK ALL THAT APPLY)</w:t>
+        <w:t>CLASS B OR C DISCIPLINARY REPORTS (CHECK ALL THAT APPLY)</w:t>
       </w:r>
     </w:p>
     <w:p>
@@ -3022,7 +3022,7 @@
                 <w:sz w:val="16"/>
                 <w:szCs w:val="16"/>
               </w:rPr>
-              <w:t>4</w:t>
+              <w:t>3</w:t>
             </w:r>
           </w:p>
         </w:tc>
@@ -3087,7 +3087,14 @@
                 <w:sz w:val="16"/>
                 <w:szCs w:val="16"/>
               </w:rPr>
-              <w:t>____6</w:t>
+              <w:t>____</w:t>
+            </w:r>
+            <w:r>
+              <w:rPr>
+                <w:sz w:val="16"/>
+                <w:szCs w:val="16"/>
+              </w:rPr>
+              <w:t>4</w:t>
             </w:r>
           </w:p>
         </w:tc>
@@ -3762,7 +3769,14 @@
                 <w:sz w:val="16"/>
                 <w:szCs w:val="16"/>
               </w:rPr>
-              <w:t>_____3</w:t>
+              <w:t>_____</w:t>
+            </w:r>
+            <w:r>
+              <w:rPr>
+                <w:sz w:val="16"/>
+                <w:szCs w:val="16"/>
+              </w:rPr>
+              <w:t>2</w:t>
             </w:r>
           </w:p>
         </w:tc>
@@ -3841,7 +3855,7 @@
                 <w:sz w:val="16"/>
                 <w:szCs w:val="16"/>
               </w:rPr>
-              <w:t>6</w:t>
+              <w:t>5</w:t>
             </w:r>
           </w:p>
         </w:tc>
@@ -3936,7 +3950,7 @@
                 <w:sz w:val="16"/>
                 <w:szCs w:val="16"/>
               </w:rPr>
-              <w:t>9</w:t>
+              <w:t>8</w:t>
             </w:r>
           </w:p>
         </w:tc>
@@ -4107,7 +4121,7 @@
                 <w:sz w:val="16"/>
                 <w:szCs w:val="16"/>
               </w:rPr>
-              <w:t>2</w:t>
+              <w:t>1</w:t>
             </w:r>
           </w:p>
         </w:tc>
@@ -4179,7 +4193,7 @@
                 <w:sz w:val="16"/>
                 <w:szCs w:val="16"/>
               </w:rPr>
-              <w:t>3</w:t>
+              <w:t>2</w:t>
             </w:r>
           </w:p>
         </w:tc>
@@ -4258,7 +4272,7 @@
                 <w:sz w:val="16"/>
                 <w:szCs w:val="16"/>
               </w:rPr>
-              <w:t>4</w:t>
+              <w:t>3</w:t>
             </w:r>
           </w:p>
         </w:tc>
@@ -4382,7 +4396,7 @@
           <w:sz w:val="16"/>
           <w:szCs w:val="16"/>
         </w:rPr>
-        <w:t>VIOLENT CLASS A OR B DISCIPLINARY REPORTS (CHECK ALL THAT APPLY)</w:t>
+        <w:t>VIOLENT CLASS A DISCIPLINARY REPORTS (CHECK ALL THAT APPLY)</w:t>
       </w:r>
     </w:p>
     <w:p>
@@ -5165,7 +5179,14 @@
                 <w:sz w:val="16"/>
                 <w:szCs w:val="16"/>
               </w:rPr>
-              <w:t>_____7</w:t>
+              <w:t>_____</w:t>
+            </w:r>
+            <w:r>
+              <w:rPr>
+                <w:sz w:val="16"/>
+                <w:szCs w:val="16"/>
+              </w:rPr>
+              <w:t>8</w:t>
             </w:r>
           </w:p>
         </w:tc>
@@ -5230,7 +5251,14 @@
                 <w:sz w:val="16"/>
                 <w:szCs w:val="16"/>
               </w:rPr>
-              <w:t>______14</w:t>
+              <w:t>______1</w:t>
+            </w:r>
+            <w:r>
+              <w:rPr>
+                <w:sz w:val="16"/>
+                <w:szCs w:val="16"/>
+              </w:rPr>
+              <w:t>6</w:t>
             </w:r>
           </w:p>
         </w:tc>
@@ -5295,7 +5323,14 @@
                 <w:sz w:val="16"/>
                 <w:szCs w:val="16"/>
               </w:rPr>
-              <w:t>_____21</w:t>
+              <w:t>_____2</w:t>
+            </w:r>
+            <w:r>
+              <w:rPr>
+                <w:sz w:val="16"/>
+                <w:szCs w:val="16"/>
+              </w:rPr>
+              <w:t>4</w:t>
             </w:r>
           </w:p>
         </w:tc>
@@ -6069,7 +6104,7 @@
           <w:sz w:val="16"/>
           <w:szCs w:val="16"/>
         </w:rPr>
-        <w:t>5</w:t>
+        <w:t>3</w:t>
       </w:r>
       <w:proofErr w:type="gramEnd"/>
     </w:p>
@@ -6111,7 +6146,7 @@
           <w:sz w:val="16"/>
           <w:szCs w:val="16"/>
         </w:rPr>
-        <w:t>6</w:t>
+        <w:t>5</w:t>
       </w:r>
       <w:proofErr w:type="gramEnd"/>
     </w:p>
@@ -6251,16 +6286,16 @@
           <w:sz w:val="16"/>
           <w:szCs w:val="16"/>
         </w:rPr>
-        <w:t>_  -</w:t>
+        <w:t xml:space="preserve">_  </w:t>
+      </w:r>
+      <w:r>
+        <w:rPr>
+          <w:sz w:val="16"/>
+          <w:szCs w:val="16"/>
+        </w:rPr>
+        <w:t>0</w:t>
       </w:r>
       <w:proofErr w:type="gramEnd"/>
-      <w:r>
-        <w:rPr>
-          <w:sz w:val="16"/>
-          <w:szCs w:val="16"/>
-        </w:rPr>
-        <w:t>1</w:t>
-      </w:r>
     </w:p>
     <w:p>
       <w:pPr>
@@ -6301,7 +6336,7 @@
           <w:sz w:val="16"/>
           <w:szCs w:val="16"/>
         </w:rPr>
-        <w:t>2</w:t>
+        <w:t>1</w:t>
       </w:r>
     </w:p>
     <w:p>
@@ -6341,7 +6376,7 @@
           <w:sz w:val="16"/>
           <w:szCs w:val="16"/>
         </w:rPr>
-        <w:t>3</w:t>
+        <w:t>2</w:t>
       </w:r>
       <w:r>
         <w:rPr>
@@ -6686,7 +6721,10 @@
         <w:t>Low</w:t>
       </w:r>
       <w:r>
-        <w:t>: 0-12</w:t>
+        <w:t>: 0-1</w:t>
+      </w:r>
+      <w:r>
+        <w:t>1</w:t>
       </w:r>
       <w:r>
         <w:br/>
@@ -6699,13 +6737,16 @@
         <w:t>Medium</w:t>
       </w:r>
       <w:r>
-        <w:t>: 13-</w:t>
-      </w:r>
-      <w:r>
-        <w:t>3</w:t>
-      </w:r>
-      <w:r>
-        <w:t>0</w:t>
+        <w:t>: 1</w:t>
+      </w:r>
+      <w:r>
+        <w:t>2</w:t>
+      </w:r>
+      <w:r>
+        <w:t>-</w:t>
+      </w:r>
+      <w:r>
+        <w:t>25</w:t>
       </w:r>
     </w:p>
     <w:p>
@@ -6717,13 +6758,16 @@
         <w:t>Close</w:t>
       </w:r>
       <w:r>
-        <w:t>: 3</w:t>
-      </w:r>
-      <w:r>
-        <w:t>1</w:t>
-      </w:r>
-      <w:r>
-        <w:t>-40</w:t>
+        <w:t xml:space="preserve">: </w:t>
+      </w:r>
+      <w:r>
+        <w:t>26</w:t>
+      </w:r>
+      <w:r>
+        <w:t>-4</w:t>
+      </w:r>
+      <w:r>
+        <w:t>4</w:t>
       </w:r>
     </w:p>
     <w:p>
@@ -6735,7 +6779,13 @@
         <w:t xml:space="preserve">Maximum: </w:t>
       </w:r>
       <w:r>
-        <w:t>41+</w:t>
+        <w:t>4</w:t>
+      </w:r>
+      <w:r>
+        <w:t>5</w:t>
+      </w:r>
+      <w:r>
+        <w:t>+</w:t>
       </w:r>
     </w:p>
     <w:p/>

--- a/apps/staff/src/core/Paperwork/US_TN/UsTnReclassification2026/rcaf_template.docx
+++ b/apps/staff/src/core/Paperwork/US_TN/UsTnReclassification2026/rcaf_template.docx
@@ -7014,7 +7014,21 @@
         <w:rPr>
           <w:rFonts w:ascii="Consolas" w:eastAsia="Consolas" w:hAnsi="Consolas" w:cs="Consolas"/>
         </w:rPr>
-        <w:t>{classificationType}</w:t>
+        <w:t>{</w:t>
+      </w:r>
+      <w:proofErr w:type="spellStart"/>
+      <w:r>
+        <w:rPr>
+          <w:rFonts w:ascii="Consolas" w:eastAsia="Consolas" w:hAnsi="Consolas" w:cs="Consolas"/>
+        </w:rPr>
+        <w:t>classificationType</w:t>
+      </w:r>
+      <w:proofErr w:type="spellEnd"/>
+      <w:r>
+        <w:rPr>
+          <w:rFonts w:ascii="Consolas" w:eastAsia="Consolas" w:hAnsi="Consolas" w:cs="Consolas"/>
+        </w:rPr>
+        <w:t>}</w:t>
       </w:r>
     </w:p>
     <w:p>
@@ -7191,46 +7205,6 @@
         <w:lang w:val="en-US"/>
       </w:rPr>
       <w:t>}</w:t>
-    </w:r>
-    <w:r>
-      <w:pict w14:anchorId="133429BB">
-        <v:shapetype id="_x0000_t136" coordsize="21600,21600" o:spt="136" adj="10800" path="m@7,l@8,m@5,21600l@6,21600e">
-          <v:formulas>
-            <v:f eqn="sum #0 0 10800"/>
-            <v:f eqn="prod #0 2 1"/>
-            <v:f eqn="sum 21600 0 @1"/>
-            <v:f eqn="sum 0 0 @2"/>
-            <v:f eqn="sum 21600 0 @3"/>
-            <v:f eqn="if @0 @3 0"/>
-            <v:f eqn="if @0 21600 @1"/>
-            <v:f eqn="if @0 0 @2"/>
-            <v:f eqn="if @0 @4 21600"/>
-            <v:f eqn="mid @5 @6"/>
-            <v:f eqn="mid @8 @5"/>
-            <v:f eqn="mid @7 @8"/>
-            <v:f eqn="mid @6 @7"/>
-            <v:f eqn="sum @6 0 @5"/>
-          </v:formulas>
-          <v:path textpathok="t" o:connecttype="custom" o:connectlocs="@9,0;@10,10800;@11,21600;@12,10800" o:connectangles="270,180,90,0"/>
-          <v:textpath on="t" fitshape="t"/>
-          <v:handles>
-            <v:h position="#0,bottomRight" xrange="6629,14971"/>
-          </v:handles>
-          <o:lock v:ext="edit" text="t" shapetype="t"/>
-        </v:shapetype>
-        <v:shape id="_x0000_s1026" type="#_x0000_t136" alt="" style="position:absolute;left:0;text-align:left;margin-left:0;margin-top:0;width:492.1pt;height:169.75pt;rotation:315;z-index:-251656704;mso-wrap-edited:f;mso-width-percent:0;mso-height-percent:0;mso-position-horizontal:center;mso-position-horizontal-relative:margin;mso-position-vertical:center;mso-position-vertical-relative:margin;mso-width-percent:0;mso-height-percent:0" fillcolor="#e8eaed" stroked="f">
-          <v:textpath style="font-family:&quot;&amp;quot&quot;;font-size:1pt" string="DRAFT"/>
-          <w10:wrap anchorx="margin" anchory="margin"/>
-        </v:shape>
-      </w:pict>
-    </w:r>
-    <w:r>
-      <w:pict w14:anchorId="71B2066C">
-        <v:shape id="PowerPlusWaterMarkObject1" o:spid="_x0000_s1025" type="#_x0000_t136" alt="" style="position:absolute;left:0;text-align:left;margin-left:0;margin-top:0;width:492.1pt;height:169.75pt;rotation:315;z-index:-251658752;mso-wrap-edited:f;mso-width-percent:0;mso-height-percent:0;mso-position-horizontal:center;mso-position-horizontal-relative:margin;mso-position-vertical:center;mso-position-vertical-relative:margin;mso-width-percent:0;mso-height-percent:0" fillcolor="#e8eaed" stroked="f">
-          <v:textpath style="font-family:&quot;&amp;quot&quot;;font-size:1pt" string="DRAFT"/>
-          <w10:wrap anchorx="margin" anchory="margin"/>
-        </v:shape>
-      </w:pict>
     </w:r>
   </w:p>
 </w:hdr>

--- a/apps/staff/src/core/Paperwork/US_TN/UsTnReclassification2026/rcaf_template.docx
+++ b/apps/staff/src/core/Paperwork/US_TN/UsTnReclassification2026/rcaf_template.docx
@@ -2276,9 +2276,14 @@
           <w:szCs w:val="20"/>
         </w:rPr>
         <w:sectPr>
-          <w:headerReference w:type="default" r:id="rId7"/>
+          <w:headerReference w:type="even" r:id="rId7"/>
+          <w:headerReference w:type="default" r:id="rId8"/>
+          <w:footerReference w:type="even" r:id="rId9"/>
+          <w:footerReference w:type="default" r:id="rId10"/>
+          <w:headerReference w:type="first" r:id="rId11"/>
+          <w:footerReference w:type="first" r:id="rId12"/>
           <w:pgSz w:w="12240" w:h="15840"/>
-          <w:pgMar w:top="540" w:right="720" w:bottom="666" w:left="720" w:header="0" w:footer="720" w:gutter="0"/>
+          <w:pgMar w:top="648" w:right="720" w:bottom="576" w:left="720" w:header="187" w:footer="130" w:gutter="0"/>
           <w:pgNumType w:start="1"/>
           <w:cols w:space="720"/>
           <w:docGrid w:linePitch="299"/>
@@ -7077,6 +7082,36 @@
 </w:endnotes>
 </file>
 
+<file path=word/footer1.xml><?xml version="1.0" encoding="utf-8"?>
+<w:ftr xmlns:wpc="http://schemas.microsoft.com/office/word/2010/wordprocessingCanvas" xmlns:cx="http://schemas.microsoft.com/office/drawing/2014/chartex" xmlns:cx1="http://schemas.microsoft.com/office/drawing/2015/9/8/chartex" xmlns:cx2="http://schemas.microsoft.com/office/drawing/2015/10/21/chartex" xmlns:cx3="http://schemas.microsoft.com/office/drawing/2016/5/9/chartex" xmlns:cx4="http://schemas.microsoft.com/office/drawing/2016/5/10/chartex" xmlns:cx5="http://schemas.microsoft.com/office/drawing/2016/5/11/chartex" xmlns:cx6="http://schemas.microsoft.com/office/drawing/2016/5/12/chartex" xmlns:cx7="http://schemas.microsoft.com/office/drawing/2016/5/13/chartex" xmlns:cx8="http://schemas.microsoft.com/office/drawing/2016/5/14/chartex" xmlns:mc="http://schemas.openxmlformats.org/markup-compatibility/2006" xmlns:aink="http://schemas.microsoft.com/office/drawing/2016/ink" xmlns:am3d="http://schemas.microsoft.com/office/drawing/2017/model3d" xmlns:o="urn:schemas-microsoft-com:office:office" xmlns:oel="http://schemas.microsoft.com/office/2019/extlst" xmlns:r="http://schemas.openxmlformats.org/officeDocument/2006/relationships" xmlns:m="http://schemas.openxmlformats.org/officeDocument/2006/math" xmlns:v="urn:schemas-microsoft-com:vml" xmlns:wp14="http://schemas.microsoft.com/office/word/2010/wordprocessingDrawing" xmlns:wp="http://schemas.openxmlformats.org/drawingml/2006/wordprocessingDrawing" xmlns:w10="urn:schemas-microsoft-com:office:word" xmlns:w="http://schemas.openxmlformats.org/wordprocessingml/2006/main" xmlns:w14="http://schemas.microsoft.com/office/word/2010/wordml" xmlns:w15="http://schemas.microsoft.com/office/word/2012/wordml" xmlns:w16cex="http://schemas.microsoft.com/office/word/2018/wordml/cex" xmlns:w16cid="http://schemas.microsoft.com/office/word/2016/wordml/cid" xmlns:w16="http://schemas.microsoft.com/office/word/2018/wordml" xmlns:w16du="http://schemas.microsoft.com/office/word/2023/wordml/word16du" xmlns:w16sdtdh="http://schemas.microsoft.com/office/word/2020/wordml/sdtdatahash" xmlns:w16sdtfl="http://schemas.microsoft.com/office/word/2024/wordml/sdtformatlock" xmlns:w16se="http://schemas.microsoft.com/office/word/2015/wordml/symex" xmlns:wpg="http://schemas.microsoft.com/office/word/2010/wordprocessingGroup" xmlns:wpi="http://schemas.microsoft.com/office/word/2010/wordprocessingInk" xmlns:wne="http://schemas.microsoft.com/office/word/2006/wordml" xmlns:wps="http://schemas.microsoft.com/office/word/2010/wordprocessingShape" mc:Ignorable="w14 w15 w16se w16cid w16 w16cex w16sdtdh w16sdtfl w16du wp14">
+  <w:p>
+    <w:pPr>
+      <w:pStyle w:val="Footer"/>
+    </w:pPr>
+  </w:p>
+</w:ftr>
+</file>
+
+<file path=word/footer2.xml><?xml version="1.0" encoding="utf-8"?>
+<w:ftr xmlns:wpc="http://schemas.microsoft.com/office/word/2010/wordprocessingCanvas" xmlns:cx="http://schemas.microsoft.com/office/drawing/2014/chartex" xmlns:cx1="http://schemas.microsoft.com/office/drawing/2015/9/8/chartex" xmlns:cx2="http://schemas.microsoft.com/office/drawing/2015/10/21/chartex" xmlns:cx3="http://schemas.microsoft.com/office/drawing/2016/5/9/chartex" xmlns:cx4="http://schemas.microsoft.com/office/drawing/2016/5/10/chartex" xmlns:cx5="http://schemas.microsoft.com/office/drawing/2016/5/11/chartex" xmlns:cx6="http://schemas.microsoft.com/office/drawing/2016/5/12/chartex" xmlns:cx7="http://schemas.microsoft.com/office/drawing/2016/5/13/chartex" xmlns:cx8="http://schemas.microsoft.com/office/drawing/2016/5/14/chartex" xmlns:mc="http://schemas.openxmlformats.org/markup-compatibility/2006" xmlns:aink="http://schemas.microsoft.com/office/drawing/2016/ink" xmlns:am3d="http://schemas.microsoft.com/office/drawing/2017/model3d" xmlns:o="urn:schemas-microsoft-com:office:office" xmlns:oel="http://schemas.microsoft.com/office/2019/extlst" xmlns:r="http://schemas.openxmlformats.org/officeDocument/2006/relationships" xmlns:m="http://schemas.openxmlformats.org/officeDocument/2006/math" xmlns:v="urn:schemas-microsoft-com:vml" xmlns:wp14="http://schemas.microsoft.com/office/word/2010/wordprocessingDrawing" xmlns:wp="http://schemas.openxmlformats.org/drawingml/2006/wordprocessingDrawing" xmlns:w10="urn:schemas-microsoft-com:office:word" xmlns:w="http://schemas.openxmlformats.org/wordprocessingml/2006/main" xmlns:w14="http://schemas.microsoft.com/office/word/2010/wordml" xmlns:w15="http://schemas.microsoft.com/office/word/2012/wordml" xmlns:w16cex="http://schemas.microsoft.com/office/word/2018/wordml/cex" xmlns:w16cid="http://schemas.microsoft.com/office/word/2016/wordml/cid" xmlns:w16="http://schemas.microsoft.com/office/word/2018/wordml" xmlns:w16du="http://schemas.microsoft.com/office/word/2023/wordml/word16du" xmlns:w16sdtdh="http://schemas.microsoft.com/office/word/2020/wordml/sdtdatahash" xmlns:w16sdtfl="http://schemas.microsoft.com/office/word/2024/wordml/sdtformatlock" xmlns:w16se="http://schemas.microsoft.com/office/word/2015/wordml/symex" xmlns:wpg="http://schemas.microsoft.com/office/word/2010/wordprocessingGroup" xmlns:wpi="http://schemas.microsoft.com/office/word/2010/wordprocessingInk" xmlns:wne="http://schemas.microsoft.com/office/word/2006/wordml" xmlns:wps="http://schemas.microsoft.com/office/word/2010/wordprocessingShape" mc:Ignorable="w14 w15 w16se w16cid w16 w16cex w16sdtdh w16sdtfl w16du wp14">
+  <w:p>
+    <w:pPr>
+      <w:pStyle w:val="Footer"/>
+    </w:pPr>
+  </w:p>
+</w:ftr>
+</file>
+
+<file path=word/footer3.xml><?xml version="1.0" encoding="utf-8"?>
+<w:ftr xmlns:wpc="http://schemas.microsoft.com/office/word/2010/wordprocessingCanvas" xmlns:cx="http://schemas.microsoft.com/office/drawing/2014/chartex" xmlns:cx1="http://schemas.microsoft.com/office/drawing/2015/9/8/chartex" xmlns:cx2="http://schemas.microsoft.com/office/drawing/2015/10/21/chartex" xmlns:cx3="http://schemas.microsoft.com/office/drawing/2016/5/9/chartex" xmlns:cx4="http://schemas.microsoft.com/office/drawing/2016/5/10/chartex" xmlns:cx5="http://schemas.microsoft.com/office/drawing/2016/5/11/chartex" xmlns:cx6="http://schemas.microsoft.com/office/drawing/2016/5/12/chartex" xmlns:cx7="http://schemas.microsoft.com/office/drawing/2016/5/13/chartex" xmlns:cx8="http://schemas.microsoft.com/office/drawing/2016/5/14/chartex" xmlns:mc="http://schemas.openxmlformats.org/markup-compatibility/2006" xmlns:aink="http://schemas.microsoft.com/office/drawing/2016/ink" xmlns:am3d="http://schemas.microsoft.com/office/drawing/2017/model3d" xmlns:o="urn:schemas-microsoft-com:office:office" xmlns:oel="http://schemas.microsoft.com/office/2019/extlst" xmlns:r="http://schemas.openxmlformats.org/officeDocument/2006/relationships" xmlns:m="http://schemas.openxmlformats.org/officeDocument/2006/math" xmlns:v="urn:schemas-microsoft-com:vml" xmlns:wp14="http://schemas.microsoft.com/office/word/2010/wordprocessingDrawing" xmlns:wp="http://schemas.openxmlformats.org/drawingml/2006/wordprocessingDrawing" xmlns:w10="urn:schemas-microsoft-com:office:word" xmlns:w="http://schemas.openxmlformats.org/wordprocessingml/2006/main" xmlns:w14="http://schemas.microsoft.com/office/word/2010/wordml" xmlns:w15="http://schemas.microsoft.com/office/word/2012/wordml" xmlns:w16cex="http://schemas.microsoft.com/office/word/2018/wordml/cex" xmlns:w16cid="http://schemas.microsoft.com/office/word/2016/wordml/cid" xmlns:w16="http://schemas.microsoft.com/office/word/2018/wordml" xmlns:w16du="http://schemas.microsoft.com/office/word/2023/wordml/word16du" xmlns:w16sdtdh="http://schemas.microsoft.com/office/word/2020/wordml/sdtdatahash" xmlns:w16sdtfl="http://schemas.microsoft.com/office/word/2024/wordml/sdtformatlock" xmlns:w16se="http://schemas.microsoft.com/office/word/2015/wordml/symex" xmlns:wpg="http://schemas.microsoft.com/office/word/2010/wordprocessingGroup" xmlns:wpi="http://schemas.microsoft.com/office/word/2010/wordprocessingInk" xmlns:wne="http://schemas.microsoft.com/office/word/2006/wordml" xmlns:wps="http://schemas.microsoft.com/office/word/2010/wordprocessingShape" mc:Ignorable="w14 w15 w16se w16cid w16 w16cex w16sdtdh w16sdtfl w16du wp14">
+  <w:p>
+    <w:pPr>
+      <w:pStyle w:val="Footer"/>
+    </w:pPr>
+  </w:p>
+</w:ftr>
+</file>
+
 <file path=word/footnotes.xml><?xml version="1.0" encoding="utf-8"?>
 <w:footnotes xmlns:wpc="http://schemas.microsoft.com/office/word/2010/wordprocessingCanvas" xmlns:cx="http://schemas.microsoft.com/office/drawing/2014/chartex" xmlns:cx1="http://schemas.microsoft.com/office/drawing/2015/9/8/chartex" xmlns:cx2="http://schemas.microsoft.com/office/drawing/2015/10/21/chartex" xmlns:cx3="http://schemas.microsoft.com/office/drawing/2016/5/9/chartex" xmlns:cx4="http://schemas.microsoft.com/office/drawing/2016/5/10/chartex" xmlns:cx5="http://schemas.microsoft.com/office/drawing/2016/5/11/chartex" xmlns:cx6="http://schemas.microsoft.com/office/drawing/2016/5/12/chartex" xmlns:cx7="http://schemas.microsoft.com/office/drawing/2016/5/13/chartex" xmlns:cx8="http://schemas.microsoft.com/office/drawing/2016/5/14/chartex" xmlns:mc="http://schemas.openxmlformats.org/markup-compatibility/2006" xmlns:aink="http://schemas.microsoft.com/office/drawing/2016/ink" xmlns:am3d="http://schemas.microsoft.com/office/drawing/2017/model3d" xmlns:o="urn:schemas-microsoft-com:office:office" xmlns:oel="http://schemas.microsoft.com/office/2019/extlst" xmlns:r="http://schemas.openxmlformats.org/officeDocument/2006/relationships" xmlns:m="http://schemas.openxmlformats.org/officeDocument/2006/math" xmlns:v="urn:schemas-microsoft-com:vml" xmlns:wp14="http://schemas.microsoft.com/office/word/2010/wordprocessingDrawing" xmlns:wp="http://schemas.openxmlformats.org/drawingml/2006/wordprocessingDrawing" xmlns:w10="urn:schemas-microsoft-com:office:word" xmlns:w="http://schemas.openxmlformats.org/wordprocessingml/2006/main" xmlns:w14="http://schemas.microsoft.com/office/word/2010/wordml" xmlns:w15="http://schemas.microsoft.com/office/word/2012/wordml" xmlns:w16cex="http://schemas.microsoft.com/office/word/2018/wordml/cex" xmlns:w16cid="http://schemas.microsoft.com/office/word/2016/wordml/cid" xmlns:w16="http://schemas.microsoft.com/office/word/2018/wordml" xmlns:w16du="http://schemas.microsoft.com/office/word/2023/wordml/word16du" xmlns:w16sdtdh="http://schemas.microsoft.com/office/word/2020/wordml/sdtdatahash" xmlns:w16sdtfl="http://schemas.microsoft.com/office/word/2024/wordml/sdtformatlock" xmlns:w16se="http://schemas.microsoft.com/office/word/2015/wordml/symex" xmlns:wpg="http://schemas.microsoft.com/office/word/2010/wordprocessingGroup" xmlns:wpi="http://schemas.microsoft.com/office/word/2010/wordprocessingInk" xmlns:wne="http://schemas.microsoft.com/office/word/2006/wordml" xmlns:wps="http://schemas.microsoft.com/office/word/2010/wordprocessingShape" mc:Ignorable="w14 w15 w16se w16cid w16 w16cex w16sdtdh w16sdtfl w16du wp14">
   <w:footnote w:type="separator" w:id="-1">
@@ -7103,6 +7138,16 @@
 </file>
 
 <file path=word/header1.xml><?xml version="1.0" encoding="utf-8"?>
+<w:hdr xmlns:wpc="http://schemas.microsoft.com/office/word/2010/wordprocessingCanvas" xmlns:cx="http://schemas.microsoft.com/office/drawing/2014/chartex" xmlns:cx1="http://schemas.microsoft.com/office/drawing/2015/9/8/chartex" xmlns:cx2="http://schemas.microsoft.com/office/drawing/2015/10/21/chartex" xmlns:cx3="http://schemas.microsoft.com/office/drawing/2016/5/9/chartex" xmlns:cx4="http://schemas.microsoft.com/office/drawing/2016/5/10/chartex" xmlns:cx5="http://schemas.microsoft.com/office/drawing/2016/5/11/chartex" xmlns:cx6="http://schemas.microsoft.com/office/drawing/2016/5/12/chartex" xmlns:cx7="http://schemas.microsoft.com/office/drawing/2016/5/13/chartex" xmlns:cx8="http://schemas.microsoft.com/office/drawing/2016/5/14/chartex" xmlns:mc="http://schemas.openxmlformats.org/markup-compatibility/2006" xmlns:aink="http://schemas.microsoft.com/office/drawing/2016/ink" xmlns:am3d="http://schemas.microsoft.com/office/drawing/2017/model3d" xmlns:o="urn:schemas-microsoft-com:office:office" xmlns:oel="http://schemas.microsoft.com/office/2019/extlst" xmlns:r="http://schemas.openxmlformats.org/officeDocument/2006/relationships" xmlns:m="http://schemas.openxmlformats.org/officeDocument/2006/math" xmlns:v="urn:schemas-microsoft-com:vml" xmlns:wp14="http://schemas.microsoft.com/office/word/2010/wordprocessingDrawing" xmlns:wp="http://schemas.openxmlformats.org/drawingml/2006/wordprocessingDrawing" xmlns:w10="urn:schemas-microsoft-com:office:word" xmlns:w="http://schemas.openxmlformats.org/wordprocessingml/2006/main" xmlns:w14="http://schemas.microsoft.com/office/word/2010/wordml" xmlns:w15="http://schemas.microsoft.com/office/word/2012/wordml" xmlns:w16cex="http://schemas.microsoft.com/office/word/2018/wordml/cex" xmlns:w16cid="http://schemas.microsoft.com/office/word/2016/wordml/cid" xmlns:w16="http://schemas.microsoft.com/office/word/2018/wordml" xmlns:w16du="http://schemas.microsoft.com/office/word/2023/wordml/word16du" xmlns:w16sdtdh="http://schemas.microsoft.com/office/word/2020/wordml/sdtdatahash" xmlns:w16sdtfl="http://schemas.microsoft.com/office/word/2024/wordml/sdtformatlock" xmlns:w16se="http://schemas.microsoft.com/office/word/2015/wordml/symex" xmlns:wpg="http://schemas.microsoft.com/office/word/2010/wordprocessingGroup" xmlns:wpi="http://schemas.microsoft.com/office/word/2010/wordprocessingInk" xmlns:wne="http://schemas.microsoft.com/office/word/2006/wordml" xmlns:wps="http://schemas.microsoft.com/office/word/2010/wordprocessingShape" mc:Ignorable="w14 w15 w16se w16cid w16 w16cex w16sdtdh w16sdtfl w16du wp14">
+  <w:p>
+    <w:pPr>
+      <w:pStyle w:val="Header"/>
+    </w:pPr>
+  </w:p>
+</w:hdr>
+</file>
+
+<file path=word/header2.xml><?xml version="1.0" encoding="utf-8"?>
 <w:hdr xmlns:wpc="http://schemas.microsoft.com/office/word/2010/wordprocessingCanvas" xmlns:cx="http://schemas.microsoft.com/office/drawing/2014/chartex" xmlns:cx1="http://schemas.microsoft.com/office/drawing/2015/9/8/chartex" xmlns:cx2="http://schemas.microsoft.com/office/drawing/2015/10/21/chartex" xmlns:cx3="http://schemas.microsoft.com/office/drawing/2016/5/9/chartex" xmlns:cx4="http://schemas.microsoft.com/office/drawing/2016/5/10/chartex" xmlns:cx5="http://schemas.microsoft.com/office/drawing/2016/5/11/chartex" xmlns:cx6="http://schemas.microsoft.com/office/drawing/2016/5/12/chartex" xmlns:cx7="http://schemas.microsoft.com/office/drawing/2016/5/13/chartex" xmlns:cx8="http://schemas.microsoft.com/office/drawing/2016/5/14/chartex" xmlns:mc="http://schemas.openxmlformats.org/markup-compatibility/2006" xmlns:aink="http://schemas.microsoft.com/office/drawing/2016/ink" xmlns:am3d="http://schemas.microsoft.com/office/drawing/2017/model3d" xmlns:o="urn:schemas-microsoft-com:office:office" xmlns:oel="http://schemas.microsoft.com/office/2019/extlst" xmlns:r="http://schemas.openxmlformats.org/officeDocument/2006/relationships" xmlns:m="http://schemas.openxmlformats.org/officeDocument/2006/math" xmlns:v="urn:schemas-microsoft-com:vml" xmlns:wp14="http://schemas.microsoft.com/office/word/2010/wordprocessingDrawing" xmlns:wp="http://schemas.openxmlformats.org/drawingml/2006/wordprocessingDrawing" xmlns:w10="urn:schemas-microsoft-com:office:word" xmlns:w="http://schemas.openxmlformats.org/wordprocessingml/2006/main" xmlns:w14="http://schemas.microsoft.com/office/word/2010/wordml" xmlns:w15="http://schemas.microsoft.com/office/word/2012/wordml" xmlns:w16cex="http://schemas.microsoft.com/office/word/2018/wordml/cex" xmlns:w16cid="http://schemas.microsoft.com/office/word/2016/wordml/cid" xmlns:w16="http://schemas.microsoft.com/office/word/2018/wordml" xmlns:w16du="http://schemas.microsoft.com/office/word/2023/wordml/word16du" xmlns:w16sdtdh="http://schemas.microsoft.com/office/word/2020/wordml/sdtdatahash" xmlns:w16sdtfl="http://schemas.microsoft.com/office/word/2024/wordml/sdtformatlock" xmlns:w16se="http://schemas.microsoft.com/office/word/2015/wordml/symex" xmlns:wpg="http://schemas.microsoft.com/office/word/2010/wordprocessingGroup" xmlns:wpi="http://schemas.microsoft.com/office/word/2010/wordprocessingInk" xmlns:wne="http://schemas.microsoft.com/office/word/2006/wordml" xmlns:wps="http://schemas.microsoft.com/office/word/2010/wordprocessingShape" mc:Ignorable="w14 w15 w16se w16cid w16 w16cex w16sdtdh w16sdtfl w16du wp14">
   <w:p>
     <w:pPr>
@@ -7186,26 +7231,18 @@
         <w:szCs w:val="16"/>
         <w:lang w:val="en-US"/>
       </w:rPr>
-      <w:t>TOMIS ID: {</w:t>
+      <w:t>TOMIS ID: {omsId}</w:t>
     </w:r>
-    <w:proofErr w:type="spellStart"/>
-    <w:r>
-      <w:rPr>
-        <w:sz w:val="16"/>
-        <w:szCs w:val="16"/>
-        <w:lang w:val="en-US"/>
-      </w:rPr>
-      <w:t>omsId</w:t>
-    </w:r>
-    <w:proofErr w:type="spellEnd"/>
-    <w:r>
-      <w:rPr>
-        <w:sz w:val="16"/>
-        <w:szCs w:val="16"/>
-        <w:lang w:val="en-US"/>
-      </w:rPr>
-      <w:t>}</w:t>
-    </w:r>
+  </w:p>
+</w:hdr>
+</file>
+
+<file path=word/header3.xml><?xml version="1.0" encoding="utf-8"?>
+<w:hdr xmlns:wpc="http://schemas.microsoft.com/office/word/2010/wordprocessingCanvas" xmlns:cx="http://schemas.microsoft.com/office/drawing/2014/chartex" xmlns:cx1="http://schemas.microsoft.com/office/drawing/2015/9/8/chartex" xmlns:cx2="http://schemas.microsoft.com/office/drawing/2015/10/21/chartex" xmlns:cx3="http://schemas.microsoft.com/office/drawing/2016/5/9/chartex" xmlns:cx4="http://schemas.microsoft.com/office/drawing/2016/5/10/chartex" xmlns:cx5="http://schemas.microsoft.com/office/drawing/2016/5/11/chartex" xmlns:cx6="http://schemas.microsoft.com/office/drawing/2016/5/12/chartex" xmlns:cx7="http://schemas.microsoft.com/office/drawing/2016/5/13/chartex" xmlns:cx8="http://schemas.microsoft.com/office/drawing/2016/5/14/chartex" xmlns:mc="http://schemas.openxmlformats.org/markup-compatibility/2006" xmlns:aink="http://schemas.microsoft.com/office/drawing/2016/ink" xmlns:am3d="http://schemas.microsoft.com/office/drawing/2017/model3d" xmlns:o="urn:schemas-microsoft-com:office:office" xmlns:oel="http://schemas.microsoft.com/office/2019/extlst" xmlns:r="http://schemas.openxmlformats.org/officeDocument/2006/relationships" xmlns:m="http://schemas.openxmlformats.org/officeDocument/2006/math" xmlns:v="urn:schemas-microsoft-com:vml" xmlns:wp14="http://schemas.microsoft.com/office/word/2010/wordprocessingDrawing" xmlns:wp="http://schemas.openxmlformats.org/drawingml/2006/wordprocessingDrawing" xmlns:w10="urn:schemas-microsoft-com:office:word" xmlns:w="http://schemas.openxmlformats.org/wordprocessingml/2006/main" xmlns:w14="http://schemas.microsoft.com/office/word/2010/wordml" xmlns:w15="http://schemas.microsoft.com/office/word/2012/wordml" xmlns:w16cex="http://schemas.microsoft.com/office/word/2018/wordml/cex" xmlns:w16cid="http://schemas.microsoft.com/office/word/2016/wordml/cid" xmlns:w16="http://schemas.microsoft.com/office/word/2018/wordml" xmlns:w16du="http://schemas.microsoft.com/office/word/2023/wordml/word16du" xmlns:w16sdtdh="http://schemas.microsoft.com/office/word/2020/wordml/sdtdatahash" xmlns:w16sdtfl="http://schemas.microsoft.com/office/word/2024/wordml/sdtformatlock" xmlns:w16se="http://schemas.microsoft.com/office/word/2015/wordml/symex" xmlns:wpg="http://schemas.microsoft.com/office/word/2010/wordprocessingGroup" xmlns:wpi="http://schemas.microsoft.com/office/word/2010/wordprocessingInk" xmlns:wne="http://schemas.microsoft.com/office/word/2006/wordml" xmlns:wps="http://schemas.microsoft.com/office/word/2010/wordprocessingShape" mc:Ignorable="w14 w15 w16se w16cid w16 w16cex w16sdtdh w16sdtfl w16du wp14">
+  <w:p>
+    <w:pPr>
+      <w:pStyle w:val="Header"/>
+    </w:pPr>
   </w:p>
 </w:hdr>
 </file>

--- a/apps/staff/src/core/Paperwork/US_TN/UsTnReclassification2026/rcaf_template.docx
+++ b/apps/staff/src/core/Paperwork/US_TN/UsTnReclassification2026/rcaf_template.docx
@@ -1412,6 +1412,14 @@
         </w:rPr>
         <w:t>recommendationJustification</w:t>
       </w:r>
+      <w:r>
+        <w:rPr>
+          <w:rFonts w:ascii="Consolas" w:eastAsia="Consolas" w:hAnsi="Consolas" w:cs="Consolas"/>
+          <w:u w:val="single"/>
+          <w:lang w:val="en-US"/>
+        </w:rPr>
+        <w:t>OneLine</w:t>
+      </w:r>
       <w:proofErr w:type="spellEnd"/>
       <w:r>
         <w:rPr>
@@ -2100,6 +2108,14 @@
           <w:lang w:val="en-US"/>
         </w:rPr>
         <w:t>disagreementReasons</w:t>
+      </w:r>
+      <w:r>
+        <w:rPr>
+          <w:rFonts w:ascii="Consolas" w:eastAsia="Consolas" w:hAnsi="Consolas" w:cs="Consolas"/>
+          <w:u w:val="single"/>
+          <w:lang w:val="en-US"/>
+        </w:rPr>
+        <w:t>OneLine</w:t>
       </w:r>
       <w:proofErr w:type="spellEnd"/>
       <w:r>
@@ -2305,6 +2321,14 @@
           <w:lang w:val="en-US"/>
         </w:rPr>
         <w:t>denialReasons</w:t>
+      </w:r>
+      <w:r>
+        <w:rPr>
+          <w:rFonts w:ascii="Consolas" w:eastAsia="Consolas" w:hAnsi="Consolas" w:cs="Consolas"/>
+          <w:u w:val="single"/>
+          <w:lang w:val="en-US"/>
+        </w:rPr>
+        <w:t>OneLine</w:t>
       </w:r>
       <w:proofErr w:type="spellEnd"/>
       <w:r>

--- a/apps/staff/src/core/Paperwork/US_TN/UsTnReclassification2026/rcaf_template.docx
+++ b/apps/staff/src/core/Paperwork/US_TN/UsTnReclassification2026/rcaf_template.docx
@@ -4,6 +4,7 @@
   <w:body>
     <w:p>
       <w:pPr>
+        <w:spacing w:line="240" w:lineRule="auto"/>
         <w:jc w:val="center"/>
         <w:rPr>
           <w:rFonts w:ascii="Consolas" w:eastAsia="Consolas" w:hAnsi="Consolas" w:cs="Consolas"/>
@@ -63,10 +64,57 @@
       <w:pPr>
         <w:spacing w:line="240" w:lineRule="auto"/>
         <w:rPr>
+          <w:rFonts w:ascii="Consolas" w:eastAsia="Times New Roman" w:hAnsi="Consolas" w:cs="Consolas"/>
+          <w:color w:val="000000"/>
+          <w:u w:val="single"/>
+          <w:lang w:val="en-US"/>
+        </w:rPr>
+      </w:pPr>
+      <w:r>
+        <w:rPr>
+          <w:rFonts w:ascii="Consolas" w:eastAsia="Times New Roman" w:hAnsi="Consolas" w:cs="Consolas"/>
+          <w:color w:val="000000"/>
+          <w:lang w:val="en-US"/>
+        </w:rPr>
+        <w:t xml:space="preserve">Name of Chief Counselor Finalizing Classification Form: </w:t>
+      </w:r>
+      <w:r>
+        <w:rPr>
+          <w:rFonts w:ascii="Consolas" w:eastAsia="Times New Roman" w:hAnsi="Consolas" w:cs="Consolas"/>
+          <w:color w:val="000000"/>
+          <w:u w:val="single"/>
+          <w:lang w:val="en-US"/>
+        </w:rPr>
+        <w:t>{</w:t>
+      </w:r>
+      <w:proofErr w:type="spellStart"/>
+      <w:r>
+        <w:rPr>
+          <w:rFonts w:ascii="Consolas" w:eastAsia="Times New Roman" w:hAnsi="Consolas" w:cs="Consolas"/>
+          <w:color w:val="000000"/>
+          <w:u w:val="single"/>
+          <w:lang w:val="en-US"/>
+        </w:rPr>
+        <w:t>finalizingCounselor</w:t>
+      </w:r>
+      <w:proofErr w:type="spellEnd"/>
+      <w:r>
+        <w:rPr>
+          <w:rFonts w:ascii="Consolas" w:eastAsia="Times New Roman" w:hAnsi="Consolas" w:cs="Consolas"/>
+          <w:color w:val="000000"/>
+          <w:u w:val="single"/>
+          <w:lang w:val="en-US"/>
+        </w:rPr>
+        <w:t>}</w:t>
+      </w:r>
+    </w:p>
+    <w:p>
+      <w:pPr>
+        <w:spacing w:line="240" w:lineRule="auto"/>
+        <w:rPr>
           <w:rFonts w:ascii="Times New Roman" w:eastAsia="Times New Roman" w:hAnsi="Times New Roman" w:cs="Times New Roman"/>
           <w:sz w:val="24"/>
           <w:szCs w:val="24"/>
-          <w:u w:val="single"/>
           <w:lang w:val="en-US"/>
         </w:rPr>
       </w:pPr>
@@ -76,28 +124,26 @@
           <w:color w:val="000000"/>
           <w:lang w:val="en-US"/>
         </w:rPr>
-        <w:t xml:space="preserve">Name of Chief Counselor Finalizing Classification Form: </w:t>
-      </w:r>
+        <w:t xml:space="preserve">Date of Final Approval and Entry in OMS / </w:t>
+      </w:r>
+      <w:proofErr w:type="spellStart"/>
       <w:r>
         <w:rPr>
           <w:rFonts w:ascii="Consolas" w:eastAsia="Times New Roman" w:hAnsi="Consolas" w:cs="Consolas"/>
           <w:color w:val="000000"/>
-          <w:u w:val="single"/>
-          <w:lang w:val="en-US"/>
-        </w:rPr>
-        <w:t>{</w:t>
-      </w:r>
-      <w:proofErr w:type="spellStart"/>
+          <w:lang w:val="en-US"/>
+        </w:rPr>
+        <w:t>Recidiviz</w:t>
+      </w:r>
+      <w:proofErr w:type="spellEnd"/>
       <w:r>
         <w:rPr>
           <w:rFonts w:ascii="Consolas" w:eastAsia="Times New Roman" w:hAnsi="Consolas" w:cs="Consolas"/>
           <w:color w:val="000000"/>
-          <w:u w:val="single"/>
-          <w:lang w:val="en-US"/>
-        </w:rPr>
-        <w:t>finalizingCounselor</w:t>
-      </w:r>
-      <w:proofErr w:type="spellEnd"/>
+          <w:lang w:val="en-US"/>
+        </w:rPr>
+        <w:t xml:space="preserve"> Tool, with any edits: </w:t>
+      </w:r>
       <w:r>
         <w:rPr>
           <w:rFonts w:ascii="Consolas" w:eastAsia="Times New Roman" w:hAnsi="Consolas" w:cs="Consolas"/>
@@ -105,73 +151,278 @@
           <w:u w:val="single"/>
           <w:lang w:val="en-US"/>
         </w:rPr>
-        <w:t>}</w:t>
-      </w:r>
-    </w:p>
-    <w:p>
-      <w:pPr>
-        <w:spacing w:line="240" w:lineRule="auto"/>
-        <w:rPr>
-          <w:rFonts w:ascii="Times New Roman" w:eastAsia="Times New Roman" w:hAnsi="Times New Roman" w:cs="Times New Roman"/>
-          <w:sz w:val="24"/>
-          <w:szCs w:val="24"/>
-          <w:lang w:val="en-US"/>
-        </w:rPr>
-      </w:pPr>
+        <w:t>{</w:t>
+      </w:r>
+      <w:proofErr w:type="spellStart"/>
       <w:r>
         <w:rPr>
           <w:rFonts w:ascii="Consolas" w:eastAsia="Times New Roman" w:hAnsi="Consolas" w:cs="Consolas"/>
           <w:color w:val="000000"/>
-          <w:lang w:val="en-US"/>
-        </w:rPr>
-        <w:t xml:space="preserve">Date of Final Approval and Entry in OMS / </w:t>
-      </w:r>
-      <w:proofErr w:type="spellStart"/>
+          <w:u w:val="single"/>
+          <w:lang w:val="en-US"/>
+        </w:rPr>
+        <w:t>finAppDate</w:t>
+      </w:r>
+      <w:proofErr w:type="spellEnd"/>
       <w:r>
         <w:rPr>
           <w:rFonts w:ascii="Consolas" w:eastAsia="Times New Roman" w:hAnsi="Consolas" w:cs="Consolas"/>
           <w:color w:val="000000"/>
-          <w:lang w:val="en-US"/>
-        </w:rPr>
-        <w:t>Recidiviz</w:t>
-      </w:r>
-      <w:proofErr w:type="spellEnd"/>
-      <w:r>
+          <w:u w:val="single"/>
+          <w:lang w:val="en-US"/>
+        </w:rPr>
+        <w:t>}</w:t>
+      </w:r>
+    </w:p>
+    <w:p>
+      <w:pPr>
+        <w:spacing w:line="240" w:lineRule="auto"/>
         <w:rPr>
           <w:rFonts w:ascii="Consolas" w:eastAsia="Times New Roman" w:hAnsi="Consolas" w:cs="Consolas"/>
           <w:color w:val="000000"/>
           <w:lang w:val="en-US"/>
         </w:rPr>
-        <w:t xml:space="preserve"> Tool, with any edits: </w:t>
-      </w:r>
+      </w:pPr>
       <w:r>
         <w:rPr>
           <w:rFonts w:ascii="Consolas" w:eastAsia="Times New Roman" w:hAnsi="Consolas" w:cs="Consolas"/>
           <w:color w:val="000000"/>
-          <w:u w:val="single"/>
-          <w:lang w:val="en-US"/>
+          <w:lang w:val="en-US"/>
+        </w:rPr>
+        <w:t xml:space="preserve">If Offender scored or overridden to LOW: </w:t>
+      </w:r>
+    </w:p>
+    <w:p>
+      <w:pPr>
+        <w:pStyle w:val="ListParagraph"/>
+        <w:numPr>
+          <w:ilvl w:val="0"/>
+          <w:numId w:val="5"/>
+        </w:numPr>
+        <w:spacing w:line="240" w:lineRule="auto"/>
+        <w:rPr>
+          <w:rFonts w:ascii="Times New Roman" w:eastAsia="Times New Roman" w:hAnsi="Times New Roman" w:cs="Times New Roman"/>
+          <w:u w:val="single"/>
+          <w:lang w:val="en-US"/>
+        </w:rPr>
+      </w:pPr>
+      <w:r>
+        <w:rPr>
+          <w:rFonts w:ascii="Consolas" w:eastAsia="Times New Roman" w:hAnsi="Consolas" w:cs="Consolas"/>
+        </w:rPr>
+        <w:t xml:space="preserve">Were they ever convicted of </w:t>
+      </w:r>
+      <w:proofErr w:type="gramStart"/>
+      <w:r>
+        <w:rPr>
+          <w:rFonts w:ascii="Consolas" w:eastAsia="Times New Roman" w:hAnsi="Consolas" w:cs="Consolas"/>
+        </w:rPr>
+        <w:t>First Degree</w:t>
+      </w:r>
+      <w:proofErr w:type="gramEnd"/>
+      <w:r>
+        <w:rPr>
+          <w:rFonts w:ascii="Consolas" w:eastAsia="Times New Roman" w:hAnsi="Consolas" w:cs="Consolas"/>
+        </w:rPr>
+        <w:t xml:space="preserve"> Murder (or facilitation, solicitation, attempt, or conspiracy to commit first degree murder)?</w:t>
+      </w:r>
+      <w:r>
+        <w:rPr>
+          <w:rFonts w:ascii="Consolas" w:eastAsia="Times New Roman" w:hAnsi="Consolas" w:cs="Consolas"/>
+        </w:rPr>
+        <w:t xml:space="preserve"> </w:t>
+      </w:r>
+      <w:proofErr w:type="gramStart"/>
+      <w:r>
+        <w:rPr>
+          <w:rFonts w:ascii="Consolas" w:eastAsia="Times New Roman" w:hAnsi="Consolas" w:cs="Consolas"/>
+        </w:rPr>
+        <w:t>YES</w:t>
+      </w:r>
+      <w:r>
+        <w:rPr>
+          <w:rFonts w:ascii="Consolas" w:eastAsia="Times New Roman" w:hAnsi="Consolas" w:cs="Consolas"/>
+          <w:u w:val="single"/>
         </w:rPr>
         <w:t>{</w:t>
       </w:r>
-      <w:proofErr w:type="spellStart"/>
+      <w:proofErr w:type="gramEnd"/>
       <w:r>
         <w:rPr>
           <w:rFonts w:ascii="Consolas" w:eastAsia="Times New Roman" w:hAnsi="Consolas" w:cs="Consolas"/>
-          <w:color w:val="000000"/>
-          <w:u w:val="single"/>
-          <w:lang w:val="en-US"/>
-        </w:rPr>
-        <w:t>finAppDate</w:t>
-      </w:r>
-      <w:proofErr w:type="spellEnd"/>
+          <w:u w:val="single"/>
+        </w:rPr>
+        <w:t>pq1Y}</w:t>
+      </w:r>
       <w:r>
         <w:rPr>
           <w:rFonts w:ascii="Consolas" w:eastAsia="Times New Roman" w:hAnsi="Consolas" w:cs="Consolas"/>
-          <w:color w:val="000000"/>
-          <w:u w:val="single"/>
-          <w:lang w:val="en-US"/>
-        </w:rPr>
-        <w:t>}</w:t>
+        </w:rPr>
+        <w:t xml:space="preserve"> </w:t>
+      </w:r>
+      <w:proofErr w:type="gramStart"/>
+      <w:r>
+        <w:rPr>
+          <w:rFonts w:ascii="Consolas" w:eastAsia="Times New Roman" w:hAnsi="Consolas" w:cs="Consolas"/>
+        </w:rPr>
+        <w:t>NO</w:t>
+      </w:r>
+      <w:r>
+        <w:rPr>
+          <w:rFonts w:ascii="Consolas" w:eastAsia="Times New Roman" w:hAnsi="Consolas" w:cs="Consolas"/>
+          <w:u w:val="single"/>
+        </w:rPr>
+        <w:t>{</w:t>
+      </w:r>
+      <w:proofErr w:type="gramEnd"/>
+      <w:r>
+        <w:rPr>
+          <w:rFonts w:ascii="Consolas" w:eastAsia="Times New Roman" w:hAnsi="Consolas" w:cs="Consolas"/>
+          <w:u w:val="single"/>
+        </w:rPr>
+        <w:t>pq1N}</w:t>
+      </w:r>
+    </w:p>
+    <w:p>
+      <w:pPr>
+        <w:pStyle w:val="ListParagraph"/>
+        <w:numPr>
+          <w:ilvl w:val="0"/>
+          <w:numId w:val="5"/>
+        </w:numPr>
+        <w:spacing w:line="240" w:lineRule="auto"/>
+        <w:rPr>
+          <w:rFonts w:ascii="Times New Roman" w:eastAsia="Times New Roman" w:hAnsi="Times New Roman" w:cs="Times New Roman"/>
+          <w:u w:val="single"/>
+          <w:lang w:val="en-US"/>
+        </w:rPr>
+      </w:pPr>
+      <w:r>
+        <w:rPr>
+          <w:rFonts w:ascii="Consolas" w:eastAsia="Times New Roman" w:hAnsi="Consolas" w:cs="Consolas"/>
+        </w:rPr>
+        <w:t xml:space="preserve">Are they serving a Life Sentence? </w:t>
+      </w:r>
+      <w:proofErr w:type="gramStart"/>
+      <w:r>
+        <w:rPr>
+          <w:rFonts w:ascii="Consolas" w:eastAsia="Times New Roman" w:hAnsi="Consolas" w:cs="Consolas"/>
+        </w:rPr>
+        <w:t>YES</w:t>
+      </w:r>
+      <w:r>
+        <w:rPr>
+          <w:rFonts w:ascii="Consolas" w:eastAsia="Times New Roman" w:hAnsi="Consolas" w:cs="Consolas"/>
+          <w:u w:val="single"/>
+        </w:rPr>
+        <w:t>{</w:t>
+      </w:r>
+      <w:proofErr w:type="gramEnd"/>
+      <w:r>
+        <w:rPr>
+          <w:rFonts w:ascii="Consolas" w:eastAsia="Times New Roman" w:hAnsi="Consolas" w:cs="Consolas"/>
+          <w:u w:val="single"/>
+        </w:rPr>
+        <w:t>pq2Y}</w:t>
+      </w:r>
+      <w:r>
+        <w:rPr>
+          <w:rFonts w:ascii="Consolas" w:eastAsia="Times New Roman" w:hAnsi="Consolas" w:cs="Consolas"/>
+        </w:rPr>
+        <w:t xml:space="preserve"> </w:t>
+      </w:r>
+      <w:proofErr w:type="gramStart"/>
+      <w:r>
+        <w:rPr>
+          <w:rFonts w:ascii="Consolas" w:eastAsia="Times New Roman" w:hAnsi="Consolas" w:cs="Consolas"/>
+        </w:rPr>
+        <w:t>NO</w:t>
+      </w:r>
+      <w:r>
+        <w:rPr>
+          <w:rFonts w:ascii="Consolas" w:eastAsia="Times New Roman" w:hAnsi="Consolas" w:cs="Consolas"/>
+          <w:u w:val="single"/>
+        </w:rPr>
+        <w:t>{</w:t>
+      </w:r>
+      <w:proofErr w:type="gramEnd"/>
+      <w:r>
+        <w:rPr>
+          <w:rFonts w:ascii="Consolas" w:eastAsia="Times New Roman" w:hAnsi="Consolas" w:cs="Consolas"/>
+          <w:u w:val="single"/>
+        </w:rPr>
+        <w:t>pq2N}</w:t>
+      </w:r>
+    </w:p>
+    <w:p>
+      <w:pPr>
+        <w:pStyle w:val="ListParagraph"/>
+        <w:numPr>
+          <w:ilvl w:val="0"/>
+          <w:numId w:val="5"/>
+        </w:numPr>
+        <w:spacing w:line="240" w:lineRule="auto"/>
+        <w:rPr>
+          <w:rFonts w:ascii="Times New Roman" w:eastAsia="Times New Roman" w:hAnsi="Times New Roman" w:cs="Times New Roman"/>
+          <w:u w:val="single"/>
+          <w:lang w:val="en-US"/>
+        </w:rPr>
+      </w:pPr>
+      <w:r>
+        <w:rPr>
+          <w:rFonts w:ascii="Consolas" w:eastAsia="Times New Roman" w:hAnsi="Consolas" w:cs="Consolas"/>
+        </w:rPr>
+        <w:t xml:space="preserve">Do they have more than 10 years remaining on their sentence? </w:t>
+      </w:r>
+      <w:proofErr w:type="gramStart"/>
+      <w:r>
+        <w:rPr>
+          <w:rFonts w:ascii="Consolas" w:eastAsia="Times New Roman" w:hAnsi="Consolas" w:cs="Consolas"/>
+        </w:rPr>
+        <w:t>YES</w:t>
+      </w:r>
+      <w:r>
+        <w:rPr>
+          <w:rFonts w:ascii="Consolas" w:eastAsia="Times New Roman" w:hAnsi="Consolas" w:cs="Consolas"/>
+          <w:u w:val="single"/>
+        </w:rPr>
+        <w:t>{</w:t>
+      </w:r>
+      <w:proofErr w:type="gramEnd"/>
+      <w:r>
+        <w:rPr>
+          <w:rFonts w:ascii="Consolas" w:eastAsia="Times New Roman" w:hAnsi="Consolas" w:cs="Consolas"/>
+          <w:u w:val="single"/>
+        </w:rPr>
+        <w:t>pq3Y}</w:t>
+      </w:r>
+      <w:r>
+        <w:rPr>
+          <w:rFonts w:ascii="Consolas" w:eastAsia="Times New Roman" w:hAnsi="Consolas" w:cs="Consolas"/>
+        </w:rPr>
+        <w:t xml:space="preserve"> </w:t>
+      </w:r>
+      <w:proofErr w:type="gramStart"/>
+      <w:r>
+        <w:rPr>
+          <w:rFonts w:ascii="Consolas" w:eastAsia="Times New Roman" w:hAnsi="Consolas" w:cs="Consolas"/>
+        </w:rPr>
+        <w:t>NO</w:t>
+      </w:r>
+      <w:r>
+        <w:rPr>
+          <w:rFonts w:ascii="Consolas" w:eastAsia="Times New Roman" w:hAnsi="Consolas" w:cs="Consolas"/>
+          <w:u w:val="single"/>
+        </w:rPr>
+        <w:t>{</w:t>
+      </w:r>
+      <w:proofErr w:type="gramEnd"/>
+      <w:r>
+        <w:rPr>
+          <w:rFonts w:ascii="Consolas" w:eastAsia="Times New Roman" w:hAnsi="Consolas" w:cs="Consolas"/>
+          <w:u w:val="single"/>
+        </w:rPr>
+        <w:t>pq3N}</w:t>
       </w:r>
     </w:p>
     <w:p>
@@ -193,21 +444,69 @@
           <w:color w:val="000000"/>
           <w:lang w:val="en-US"/>
         </w:rPr>
-        <w:t xml:space="preserve">If Offender scored or overridden to LOW, Trustee checklist completed: </w:t>
-      </w:r>
-      <w:proofErr w:type="gramStart"/>
+        <w:t>If all are No, please confirm that T</w:t>
+      </w:r>
       <w:r>
         <w:rPr>
           <w:rFonts w:ascii="Consolas" w:eastAsia="Times New Roman" w:hAnsi="Consolas" w:cs="Consolas"/>
           <w:color w:val="000000"/>
           <w:lang w:val="en-US"/>
         </w:rPr>
-        <w:t>YES</w:t>
+        <w:t>ruste</w:t>
       </w:r>
       <w:r>
         <w:rPr>
           <w:rFonts w:ascii="Consolas" w:eastAsia="Times New Roman" w:hAnsi="Consolas" w:cs="Consolas"/>
           <w:color w:val="000000"/>
+          <w:lang w:val="en-US"/>
+        </w:rPr>
+        <w:t xml:space="preserve">e </w:t>
+      </w:r>
+      <w:r>
+        <w:rPr>
+          <w:rFonts w:ascii="Consolas" w:eastAsia="Times New Roman" w:hAnsi="Consolas" w:cs="Consolas"/>
+          <w:color w:val="000000"/>
+          <w:lang w:val="en-US"/>
+        </w:rPr>
+        <w:t>C</w:t>
+      </w:r>
+      <w:r>
+        <w:rPr>
+          <w:rFonts w:ascii="Consolas" w:eastAsia="Times New Roman" w:hAnsi="Consolas" w:cs="Consolas"/>
+          <w:color w:val="000000"/>
+          <w:lang w:val="en-US"/>
+        </w:rPr>
+        <w:t>hecklist</w:t>
+      </w:r>
+      <w:r>
+        <w:rPr>
+          <w:rFonts w:ascii="Consolas" w:eastAsia="Times New Roman" w:hAnsi="Consolas" w:cs="Consolas"/>
+          <w:color w:val="000000"/>
+          <w:lang w:val="en-US"/>
+        </w:rPr>
+        <w:t xml:space="preserve"> was</w:t>
+      </w:r>
+      <w:r>
+        <w:rPr>
+          <w:rFonts w:ascii="Consolas" w:eastAsia="Times New Roman" w:hAnsi="Consolas" w:cs="Consolas"/>
+          <w:color w:val="000000"/>
+          <w:lang w:val="en-US"/>
+        </w:rPr>
+        <w:t xml:space="preserve"> completed: </w:t>
+      </w:r>
+      <w:proofErr w:type="gramStart"/>
+      <w:r>
+        <w:rPr>
+          <w:rFonts w:ascii="Consolas" w:eastAsia="Times New Roman" w:hAnsi="Consolas" w:cs="Consolas"/>
+          <w:color w:val="000000"/>
+          <w:lang w:val="en-US"/>
+        </w:rPr>
+        <w:t>YES</w:t>
+      </w:r>
+      <w:r>
+        <w:rPr>
+          <w:rFonts w:ascii="Consolas" w:eastAsia="Times New Roman" w:hAnsi="Consolas" w:cs="Consolas"/>
+          <w:color w:val="000000"/>
           <w:u w:val="single"/>
           <w:lang w:val="en-US"/>
         </w:rPr>
@@ -331,8 +630,8 @@
       <w:pPr>
         <w:rPr>
           <w:rFonts w:ascii="Times New Roman" w:eastAsia="Times New Roman" w:hAnsi="Times New Roman" w:cs="Times New Roman"/>
-          <w:sz w:val="24"/>
-          <w:szCs w:val="24"/>
+          <w:sz w:val="10"/>
+          <w:szCs w:val="10"/>
           <w:lang w:val="en-US"/>
         </w:rPr>
       </w:pPr>
@@ -460,6 +759,8 @@
       <w:pPr>
         <w:rPr>
           <w:rFonts w:ascii="Consolas" w:eastAsia="Consolas" w:hAnsi="Consolas" w:cs="Consolas"/>
+          <w:sz w:val="10"/>
+          <w:szCs w:val="10"/>
         </w:rPr>
       </w:pPr>
     </w:p>
@@ -550,6 +851,8 @@
       <w:pPr>
         <w:rPr>
           <w:rFonts w:ascii="Consolas" w:eastAsia="Consolas" w:hAnsi="Consolas" w:cs="Consolas"/>
+          <w:sz w:val="10"/>
+          <w:szCs w:val="10"/>
         </w:rPr>
       </w:pPr>
     </w:p>
@@ -740,6 +1043,8 @@
       <w:pPr>
         <w:rPr>
           <w:rFonts w:ascii="Consolas" w:eastAsia="Consolas" w:hAnsi="Consolas" w:cs="Consolas"/>
+          <w:sz w:val="10"/>
+          <w:szCs w:val="10"/>
         </w:rPr>
       </w:pPr>
     </w:p>
@@ -1093,6 +1398,8 @@
       <w:pPr>
         <w:rPr>
           <w:rFonts w:ascii="Consolas" w:eastAsia="Consolas" w:hAnsi="Consolas" w:cs="Consolas"/>
+          <w:sz w:val="10"/>
+          <w:szCs w:val="10"/>
         </w:rPr>
       </w:pPr>
     </w:p>
@@ -1437,6 +1744,8 @@
       <w:pPr>
         <w:rPr>
           <w:rFonts w:ascii="Consolas" w:eastAsia="Consolas" w:hAnsi="Consolas" w:cs="Consolas"/>
+          <w:sz w:val="10"/>
+          <w:szCs w:val="10"/>
           <w:u w:val="single"/>
         </w:rPr>
       </w:pPr>
@@ -1697,6 +2006,8 @@
       <w:pPr>
         <w:rPr>
           <w:rFonts w:ascii="Consolas" w:eastAsia="Consolas" w:hAnsi="Consolas" w:cs="Consolas"/>
+          <w:sz w:val="10"/>
+          <w:szCs w:val="10"/>
         </w:rPr>
       </w:pPr>
     </w:p>
@@ -2065,6 +2376,8 @@
       <w:pPr>
         <w:rPr>
           <w:rFonts w:ascii="Consolas" w:eastAsia="Consolas" w:hAnsi="Consolas" w:cs="Consolas"/>
+          <w:sz w:val="10"/>
+          <w:szCs w:val="10"/>
         </w:rPr>
       </w:pPr>
     </w:p>
@@ -2267,6 +2580,8 @@
       <w:pPr>
         <w:rPr>
           <w:rFonts w:ascii="Consolas" w:eastAsia="Consolas" w:hAnsi="Consolas" w:cs="Consolas"/>
+          <w:sz w:val="10"/>
+          <w:szCs w:val="10"/>
         </w:rPr>
       </w:pPr>
     </w:p>
@@ -2292,12 +2607,12 @@
           <w:szCs w:val="20"/>
         </w:rPr>
         <w:sectPr>
-          <w:headerReference w:type="even" r:id="rId7"/>
-          <w:headerReference w:type="default" r:id="rId8"/>
-          <w:footerReference w:type="even" r:id="rId9"/>
-          <w:footerReference w:type="default" r:id="rId10"/>
-          <w:headerReference w:type="first" r:id="rId11"/>
-          <w:footerReference w:type="first" r:id="rId12"/>
+          <w:headerReference w:type="even" r:id="rId8"/>
+          <w:headerReference w:type="default" r:id="rId9"/>
+          <w:footerReference w:type="even" r:id="rId10"/>
+          <w:footerReference w:type="default" r:id="rId11"/>
+          <w:headerReference w:type="first" r:id="rId12"/>
+          <w:footerReference w:type="first" r:id="rId13"/>
           <w:pgSz w:w="12240" w:h="15840"/>
           <w:pgMar w:top="648" w:right="720" w:bottom="576" w:left="720" w:header="187" w:footer="130" w:gutter="0"/>
           <w:pgNumType w:start="1"/>
@@ -7030,43 +7345,100 @@
     <w:p>
       <w:pPr>
         <w:rPr>
-          <w:rFonts w:ascii="Consolas" w:eastAsia="Consolas" w:hAnsi="Consolas" w:cs="Consolas"/>
-        </w:rPr>
-      </w:pPr>
-      <w:r>
-        <w:rPr>
-          <w:rFonts w:ascii="Consolas" w:eastAsia="Consolas" w:hAnsi="Consolas" w:cs="Consolas"/>
-        </w:rPr>
-        <w:t xml:space="preserve">Classification Type: </w:t>
-      </w:r>
-      <w:r>
-        <w:rPr>
-          <w:rFonts w:ascii="Consolas" w:eastAsia="Consolas" w:hAnsi="Consolas" w:cs="Consolas"/>
-        </w:rPr>
-        <w:t>{</w:t>
-      </w:r>
-      <w:proofErr w:type="spellStart"/>
-      <w:r>
-        <w:rPr>
-          <w:rFonts w:ascii="Consolas" w:eastAsia="Consolas" w:hAnsi="Consolas" w:cs="Consolas"/>
-        </w:rPr>
-        <w:t>classificationType</w:t>
-      </w:r>
-      <w:proofErr w:type="spellEnd"/>
-      <w:r>
-        <w:rPr>
-          <w:rFonts w:ascii="Consolas" w:eastAsia="Consolas" w:hAnsi="Consolas" w:cs="Consolas"/>
-        </w:rPr>
-        <w:t>}</w:t>
-      </w:r>
-    </w:p>
-    <w:p>
-      <w:pPr>
-        <w:rPr>
           <w:b/>
           <w:bCs/>
-          <w:sz w:val="18"/>
-          <w:szCs w:val="18"/>
+          <w:sz w:val="20"/>
+          <w:szCs w:val="20"/>
+        </w:rPr>
+      </w:pPr>
+      <w:r>
+        <w:rPr>
+          <w:rFonts w:ascii="Consolas" w:eastAsia="Consolas" w:hAnsi="Consolas" w:cs="Consolas"/>
+        </w:rPr>
+        <w:t xml:space="preserve">Classification Type: </w:t>
+      </w:r>
+      <w:r>
+        <w:rPr>
+          <w:rFonts w:ascii="Consolas" w:eastAsia="Consolas" w:hAnsi="Consolas" w:cs="Consolas"/>
+        </w:rPr>
+        <w:t>{</w:t>
+      </w:r>
+      <w:proofErr w:type="spellStart"/>
+      <w:r>
+        <w:rPr>
+          <w:rFonts w:ascii="Consolas" w:eastAsia="Consolas" w:hAnsi="Consolas" w:cs="Consolas"/>
+        </w:rPr>
+        <w:t>classificationType</w:t>
+      </w:r>
+      <w:proofErr w:type="spellEnd"/>
+      <w:r>
+        <w:rPr>
+          <w:rFonts w:ascii="Consolas" w:eastAsia="Consolas" w:hAnsi="Consolas" w:cs="Consolas"/>
+        </w:rPr>
+        <w:t>}</w:t>
+      </w:r>
+    </w:p>
+    <w:p>
+      <w:pPr>
+        <w:rPr>
+          <w:b/>
+          <w:bCs/>
+          <w:sz w:val="20"/>
+          <w:szCs w:val="20"/>
+        </w:rPr>
+      </w:pPr>
+    </w:p>
+    <w:p>
+      <w:pPr>
+        <w:rPr>
+          <w:b/>
+          <w:bCs/>
+          <w:sz w:val="20"/>
+          <w:szCs w:val="20"/>
+        </w:rPr>
+      </w:pPr>
+    </w:p>
+    <w:p>
+      <w:pPr>
+        <w:rPr>
+          <w:b/>
+          <w:bCs/>
+          <w:sz w:val="20"/>
+          <w:szCs w:val="20"/>
+        </w:rPr>
+      </w:pPr>
+    </w:p>
+    <w:p>
+      <w:pPr>
+        <w:rPr>
+          <w:b/>
+          <w:bCs/>
+          <w:sz w:val="20"/>
+          <w:szCs w:val="20"/>
+        </w:rPr>
+      </w:pPr>
+    </w:p>
+    <w:p>
+      <w:pPr>
+        <w:rPr>
+          <w:sz w:val="20"/>
+          <w:szCs w:val="20"/>
+          <w:u w:val="single"/>
+        </w:rPr>
+      </w:pPr>
+      <w:r>
+        <w:rPr>
+          <w:sz w:val="20"/>
+          <w:szCs w:val="20"/>
+          <w:u w:val="single"/>
+        </w:rPr>
+        <w:t>x                                                                                      </w:t>
+      </w:r>
+    </w:p>
+    <w:p>
+      <w:pPr>
+        <w:rPr>
+          <w:rFonts w:ascii="Consolas" w:eastAsia="Consolas" w:hAnsi="Consolas" w:cs="Consolas"/>
         </w:rPr>
       </w:pPr>
     </w:p>
@@ -7274,6 +7646,97 @@
 <file path=word/numbering.xml><?xml version="1.0" encoding="utf-8"?>
 <w:numbering xmlns:wpc="http://schemas.microsoft.com/office/word/2010/wordprocessingCanvas" xmlns:cx="http://schemas.microsoft.com/office/drawing/2014/chartex" xmlns:cx1="http://schemas.microsoft.com/office/drawing/2015/9/8/chartex" xmlns:cx2="http://schemas.microsoft.com/office/drawing/2015/10/21/chartex" xmlns:cx3="http://schemas.microsoft.com/office/drawing/2016/5/9/chartex" xmlns:cx4="http://schemas.microsoft.com/office/drawing/2016/5/10/chartex" xmlns:cx5="http://schemas.microsoft.com/office/drawing/2016/5/11/chartex" xmlns:cx6="http://schemas.microsoft.com/office/drawing/2016/5/12/chartex" xmlns:cx7="http://schemas.microsoft.com/office/drawing/2016/5/13/chartex" xmlns:cx8="http://schemas.microsoft.com/office/drawing/2016/5/14/chartex" xmlns:mc="http://schemas.openxmlformats.org/markup-compatibility/2006" xmlns:aink="http://schemas.microsoft.com/office/drawing/2016/ink" xmlns:am3d="http://schemas.microsoft.com/office/drawing/2017/model3d" xmlns:o="urn:schemas-microsoft-com:office:office" xmlns:oel="http://schemas.microsoft.com/office/2019/extlst" xmlns:r="http://schemas.openxmlformats.org/officeDocument/2006/relationships" xmlns:m="http://schemas.openxmlformats.org/officeDocument/2006/math" xmlns:v="urn:schemas-microsoft-com:vml" xmlns:wp14="http://schemas.microsoft.com/office/word/2010/wordprocessingDrawing" xmlns:wp="http://schemas.openxmlformats.org/drawingml/2006/wordprocessingDrawing" xmlns:w10="urn:schemas-microsoft-com:office:word" xmlns:w="http://schemas.openxmlformats.org/wordprocessingml/2006/main" xmlns:w14="http://schemas.microsoft.com/office/word/2010/wordml" xmlns:w15="http://schemas.microsoft.com/office/word/2012/wordml" xmlns:w16cex="http://schemas.microsoft.com/office/word/2018/wordml/cex" xmlns:w16cid="http://schemas.microsoft.com/office/word/2016/wordml/cid" xmlns:w16="http://schemas.microsoft.com/office/word/2018/wordml" xmlns:w16du="http://schemas.microsoft.com/office/word/2023/wordml/word16du" xmlns:w16sdtdh="http://schemas.microsoft.com/office/word/2020/wordml/sdtdatahash" xmlns:w16sdtfl="http://schemas.microsoft.com/office/word/2024/wordml/sdtformatlock" xmlns:w16se="http://schemas.microsoft.com/office/word/2015/wordml/symex" xmlns:wpg="http://schemas.microsoft.com/office/word/2010/wordprocessingGroup" xmlns:wpi="http://schemas.microsoft.com/office/word/2010/wordprocessingInk" xmlns:wne="http://schemas.microsoft.com/office/word/2006/wordml" xmlns:wps="http://schemas.microsoft.com/office/word/2010/wordprocessingShape" mc:Ignorable="w14 w15 w16se w16cid w16 w16cex w16sdtdh w16sdtfl w16du wp14">
   <w:abstractNum w:abstractNumId="0" w15:restartNumberingAfterBreak="0">
+    <w:nsid w:val="0A2F7176"/>
+    <w:multiLevelType w:val="hybridMultilevel"/>
+    <w:tmpl w:val="3E9C5360"/>
+    <w:lvl w:ilvl="0" w:tplc="E24033E4">
+      <w:start w:val="1"/>
+      <w:numFmt w:val="decimal"/>
+      <w:lvlText w:val="%1."/>
+      <w:lvlJc w:val="left"/>
+      <w:pPr>
+        <w:ind w:left="720" w:hanging="360"/>
+      </w:pPr>
+      <w:rPr>
+        <w:rFonts w:ascii="Consolas" w:hAnsi="Consolas" w:cs="Consolas" w:hint="default"/>
+        <w:color w:val="000000"/>
+        <w:sz w:val="22"/>
+      </w:rPr>
+    </w:lvl>
+    <w:lvl w:ilvl="1" w:tplc="04090019" w:tentative="1">
+      <w:start w:val="1"/>
+      <w:numFmt w:val="lowerLetter"/>
+      <w:lvlText w:val="%2."/>
+      <w:lvlJc w:val="left"/>
+      <w:pPr>
+        <w:ind w:left="1440" w:hanging="360"/>
+      </w:pPr>
+    </w:lvl>
+    <w:lvl w:ilvl="2" w:tplc="0409001B" w:tentative="1">
+      <w:start w:val="1"/>
+      <w:numFmt w:val="lowerRoman"/>
+      <w:lvlText w:val="%3."/>
+      <w:lvlJc w:val="right"/>
+      <w:pPr>
+        <w:ind w:left="2160" w:hanging="180"/>
+      </w:pPr>
+    </w:lvl>
+    <w:lvl w:ilvl="3" w:tplc="0409000F" w:tentative="1">
+      <w:start w:val="1"/>
+      <w:numFmt w:val="decimal"/>
+      <w:lvlText w:val="%4."/>
+      <w:lvlJc w:val="left"/>
+      <w:pPr>
+        <w:ind w:left="2880" w:hanging="360"/>
+      </w:pPr>
+    </w:lvl>
+    <w:lvl w:ilvl="4" w:tplc="04090019" w:tentative="1">
+      <w:start w:val="1"/>
+      <w:numFmt w:val="lowerLetter"/>
+      <w:lvlText w:val="%5."/>
+      <w:lvlJc w:val="left"/>
+      <w:pPr>
+        <w:ind w:left="3600" w:hanging="360"/>
+      </w:pPr>
+    </w:lvl>
+    <w:lvl w:ilvl="5" w:tplc="0409001B" w:tentative="1">
+      <w:start w:val="1"/>
+      <w:numFmt w:val="lowerRoman"/>
+      <w:lvlText w:val="%6."/>
+      <w:lvlJc w:val="right"/>
+      <w:pPr>
+        <w:ind w:left="4320" w:hanging="180"/>
+      </w:pPr>
+    </w:lvl>
+    <w:lvl w:ilvl="6" w:tplc="0409000F" w:tentative="1">
+      <w:start w:val="1"/>
+      <w:numFmt w:val="decimal"/>
+      <w:lvlText w:val="%7."/>
+      <w:lvlJc w:val="left"/>
+      <w:pPr>
+        <w:ind w:left="5040" w:hanging="360"/>
+      </w:pPr>
+    </w:lvl>
+    <w:lvl w:ilvl="7" w:tplc="04090019" w:tentative="1">
+      <w:start w:val="1"/>
+      <w:numFmt w:val="lowerLetter"/>
+      <w:lvlText w:val="%8."/>
+      <w:lvlJc w:val="left"/>
+      <w:pPr>
+        <w:ind w:left="5760" w:hanging="360"/>
+      </w:pPr>
+    </w:lvl>
+    <w:lvl w:ilvl="8" w:tplc="0409001B" w:tentative="1">
+      <w:start w:val="1"/>
+      <w:numFmt w:val="lowerRoman"/>
+      <w:lvlText w:val="%9."/>
+      <w:lvlJc w:val="right"/>
+      <w:pPr>
+        <w:ind w:left="6480" w:hanging="180"/>
+      </w:pPr>
+    </w:lvl>
+  </w:abstractNum>
+  <w:abstractNum w:abstractNumId="1" w15:restartNumberingAfterBreak="0">
     <w:nsid w:val="2E7A44E6"/>
     <w:multiLevelType w:val="multilevel"/>
     <w:tmpl w:val="E88855DA"/>
@@ -7386,7 +7849,7 @@
       </w:rPr>
     </w:lvl>
   </w:abstractNum>
-  <w:abstractNum w:abstractNumId="1" w15:restartNumberingAfterBreak="0">
+  <w:abstractNum w:abstractNumId="2" w15:restartNumberingAfterBreak="0">
     <w:nsid w:val="37C00D28"/>
     <w:multiLevelType w:val="multilevel"/>
     <w:tmpl w:val="DDBADC72"/>
@@ -7499,11 +7962,199 @@
       </w:rPr>
     </w:lvl>
   </w:abstractNum>
+  <w:abstractNum w:abstractNumId="3" w15:restartNumberingAfterBreak="0">
+    <w:nsid w:val="3B031E46"/>
+    <w:multiLevelType w:val="hybridMultilevel"/>
+    <w:tmpl w:val="38BE2A84"/>
+    <w:lvl w:ilvl="0" w:tplc="0409000F">
+      <w:start w:val="1"/>
+      <w:numFmt w:val="decimal"/>
+      <w:lvlText w:val="%1."/>
+      <w:lvlJc w:val="left"/>
+      <w:pPr>
+        <w:ind w:left="720" w:hanging="360"/>
+      </w:pPr>
+      <w:rPr>
+        <w:rFonts w:hint="default"/>
+      </w:rPr>
+    </w:lvl>
+    <w:lvl w:ilvl="1" w:tplc="04090019" w:tentative="1">
+      <w:start w:val="1"/>
+      <w:numFmt w:val="lowerLetter"/>
+      <w:lvlText w:val="%2."/>
+      <w:lvlJc w:val="left"/>
+      <w:pPr>
+        <w:ind w:left="1440" w:hanging="360"/>
+      </w:pPr>
+    </w:lvl>
+    <w:lvl w:ilvl="2" w:tplc="0409001B" w:tentative="1">
+      <w:start w:val="1"/>
+      <w:numFmt w:val="lowerRoman"/>
+      <w:lvlText w:val="%3."/>
+      <w:lvlJc w:val="right"/>
+      <w:pPr>
+        <w:ind w:left="2160" w:hanging="180"/>
+      </w:pPr>
+    </w:lvl>
+    <w:lvl w:ilvl="3" w:tplc="0409000F" w:tentative="1">
+      <w:start w:val="1"/>
+      <w:numFmt w:val="decimal"/>
+      <w:lvlText w:val="%4."/>
+      <w:lvlJc w:val="left"/>
+      <w:pPr>
+        <w:ind w:left="2880" w:hanging="360"/>
+      </w:pPr>
+    </w:lvl>
+    <w:lvl w:ilvl="4" w:tplc="04090019" w:tentative="1">
+      <w:start w:val="1"/>
+      <w:numFmt w:val="lowerLetter"/>
+      <w:lvlText w:val="%5."/>
+      <w:lvlJc w:val="left"/>
+      <w:pPr>
+        <w:ind w:left="3600" w:hanging="360"/>
+      </w:pPr>
+    </w:lvl>
+    <w:lvl w:ilvl="5" w:tplc="0409001B" w:tentative="1">
+      <w:start w:val="1"/>
+      <w:numFmt w:val="lowerRoman"/>
+      <w:lvlText w:val="%6."/>
+      <w:lvlJc w:val="right"/>
+      <w:pPr>
+        <w:ind w:left="4320" w:hanging="180"/>
+      </w:pPr>
+    </w:lvl>
+    <w:lvl w:ilvl="6" w:tplc="0409000F" w:tentative="1">
+      <w:start w:val="1"/>
+      <w:numFmt w:val="decimal"/>
+      <w:lvlText w:val="%7."/>
+      <w:lvlJc w:val="left"/>
+      <w:pPr>
+        <w:ind w:left="5040" w:hanging="360"/>
+      </w:pPr>
+    </w:lvl>
+    <w:lvl w:ilvl="7" w:tplc="04090019" w:tentative="1">
+      <w:start w:val="1"/>
+      <w:numFmt w:val="lowerLetter"/>
+      <w:lvlText w:val="%8."/>
+      <w:lvlJc w:val="left"/>
+      <w:pPr>
+        <w:ind w:left="5760" w:hanging="360"/>
+      </w:pPr>
+    </w:lvl>
+    <w:lvl w:ilvl="8" w:tplc="0409001B" w:tentative="1">
+      <w:start w:val="1"/>
+      <w:numFmt w:val="lowerRoman"/>
+      <w:lvlText w:val="%9."/>
+      <w:lvlJc w:val="right"/>
+      <w:pPr>
+        <w:ind w:left="6480" w:hanging="180"/>
+      </w:pPr>
+    </w:lvl>
+  </w:abstractNum>
+  <w:abstractNum w:abstractNumId="4" w15:restartNumberingAfterBreak="0">
+    <w:nsid w:val="47AC5D99"/>
+    <w:multiLevelType w:val="multilevel"/>
+    <w:tmpl w:val="38BE2A84"/>
+    <w:styleLink w:val="CurrentList1"/>
+    <w:lvl w:ilvl="0">
+      <w:start w:val="1"/>
+      <w:numFmt w:val="decimal"/>
+      <w:lvlText w:val="%1."/>
+      <w:lvlJc w:val="left"/>
+      <w:pPr>
+        <w:ind w:left="720" w:hanging="360"/>
+      </w:pPr>
+      <w:rPr>
+        <w:rFonts w:hint="default"/>
+      </w:rPr>
+    </w:lvl>
+    <w:lvl w:ilvl="1">
+      <w:start w:val="1"/>
+      <w:numFmt w:val="lowerLetter"/>
+      <w:lvlText w:val="%2."/>
+      <w:lvlJc w:val="left"/>
+      <w:pPr>
+        <w:ind w:left="1440" w:hanging="360"/>
+      </w:pPr>
+    </w:lvl>
+    <w:lvl w:ilvl="2">
+      <w:start w:val="1"/>
+      <w:numFmt w:val="lowerRoman"/>
+      <w:lvlText w:val="%3."/>
+      <w:lvlJc w:val="right"/>
+      <w:pPr>
+        <w:ind w:left="2160" w:hanging="180"/>
+      </w:pPr>
+    </w:lvl>
+    <w:lvl w:ilvl="3">
+      <w:start w:val="1"/>
+      <w:numFmt w:val="decimal"/>
+      <w:lvlText w:val="%4."/>
+      <w:lvlJc w:val="left"/>
+      <w:pPr>
+        <w:ind w:left="2880" w:hanging="360"/>
+      </w:pPr>
+    </w:lvl>
+    <w:lvl w:ilvl="4">
+      <w:start w:val="1"/>
+      <w:numFmt w:val="lowerLetter"/>
+      <w:lvlText w:val="%5."/>
+      <w:lvlJc w:val="left"/>
+      <w:pPr>
+        <w:ind w:left="3600" w:hanging="360"/>
+      </w:pPr>
+    </w:lvl>
+    <w:lvl w:ilvl="5">
+      <w:start w:val="1"/>
+      <w:numFmt w:val="lowerRoman"/>
+      <w:lvlText w:val="%6."/>
+      <w:lvlJc w:val="right"/>
+      <w:pPr>
+        <w:ind w:left="4320" w:hanging="180"/>
+      </w:pPr>
+    </w:lvl>
+    <w:lvl w:ilvl="6">
+      <w:start w:val="1"/>
+      <w:numFmt w:val="decimal"/>
+      <w:lvlText w:val="%7."/>
+      <w:lvlJc w:val="left"/>
+      <w:pPr>
+        <w:ind w:left="5040" w:hanging="360"/>
+      </w:pPr>
+    </w:lvl>
+    <w:lvl w:ilvl="7">
+      <w:start w:val="1"/>
+      <w:numFmt w:val="lowerLetter"/>
+      <w:lvlText w:val="%8."/>
+      <w:lvlJc w:val="left"/>
+      <w:pPr>
+        <w:ind w:left="5760" w:hanging="360"/>
+      </w:pPr>
+    </w:lvl>
+    <w:lvl w:ilvl="8">
+      <w:start w:val="1"/>
+      <w:numFmt w:val="lowerRoman"/>
+      <w:lvlText w:val="%9."/>
+      <w:lvlJc w:val="right"/>
+      <w:pPr>
+        <w:ind w:left="6480" w:hanging="180"/>
+      </w:pPr>
+    </w:lvl>
+  </w:abstractNum>
   <w:num w:numId="1" w16cid:durableId="1604731006">
-    <w:abstractNumId w:val="0"/>
+    <w:abstractNumId w:val="1"/>
   </w:num>
   <w:num w:numId="2" w16cid:durableId="771125962">
-    <w:abstractNumId w:val="1"/>
+    <w:abstractNumId w:val="2"/>
+  </w:num>
+  <w:num w:numId="3" w16cid:durableId="1512260796">
+    <w:abstractNumId w:val="3"/>
+  </w:num>
+  <w:num w:numId="4" w16cid:durableId="2019655464">
+    <w:abstractNumId w:val="4"/>
+  </w:num>
+  <w:num w:numId="5" w16cid:durableId="1870139125">
+    <w:abstractNumId w:val="0"/>
   </w:num>
 </w:numbering>
 </file>
@@ -8195,6 +8846,27 @@
     <w:uiPriority w:val="99"/>
     <w:rsid w:val="0029401E"/>
   </w:style>
+  <w:style w:type="paragraph" w:styleId="ListParagraph">
+    <w:name w:val="List Paragraph"/>
+    <w:basedOn w:val="Normal"/>
+    <w:uiPriority w:val="34"/>
+    <w:qFormat/>
+    <w:rsid w:val="001D5FAC"/>
+    <w:pPr>
+      <w:ind w:left="720"/>
+      <w:contextualSpacing/>
+    </w:pPr>
+  </w:style>
+  <w:style w:type="numbering" w:customStyle="1" w:styleId="CurrentList1">
+    <w:name w:val="Current List1"/>
+    <w:uiPriority w:val="99"/>
+    <w:rsid w:val="001D5FAC"/>
+    <w:pPr>
+      <w:numPr>
+        <w:numId w:val="4"/>
+      </w:numPr>
+    </w:pPr>
+  </w:style>
 </w:styles>
 </file>
 
@@ -8516,4 +9188,16 @@
   </a:objectDefaults>
   <a:extraClrSchemeLst/>
 </a:theme>
+</file>
+
+<file path=customXml/item1.xml><?xml version="1.0" encoding="utf-8"?>
+<b:Sources xmlns:b="http://schemas.openxmlformats.org/officeDocument/2006/bibliography" xmlns="http://schemas.openxmlformats.org/officeDocument/2006/bibliography" SelectedStyle="/APASixthEditionOfficeOnline.xsl" StyleName="APA" Version="6"/>
+</file>
+
+<file path=customXml/itemProps1.xml><?xml version="1.0" encoding="utf-8"?>
+<ds:datastoreItem xmlns:ds="http://schemas.openxmlformats.org/officeDocument/2006/customXml" ds:itemID="{5AE4B42F-83F3-7847-BB01-D5F8206CF7B0}">
+  <ds:schemaRefs>
+    <ds:schemaRef ds:uri="http://schemas.openxmlformats.org/officeDocument/2006/bibliography"/>
+  </ds:schemaRefs>
+</ds:datastoreItem>
 </file>
--- a/apps/staff/src/core/Paperwork/US_TN/UsTnReclassification2026/rcaf_template.docx
+++ b/apps/staff/src/core/Paperwork/US_TN/UsTnReclassification2026/rcaf_template.docx
@@ -7026,7 +7026,35 @@
           <w:b/>
           <w:bCs/>
         </w:rPr>
-        <w:t xml:space="preserve">TOTAL SCORE (IF GREATER THAN 41 WRITE 41): </w:t>
+        <w:t>TOTAL SCORE (IF GREATER THAN 4</w:t>
+      </w:r>
+      <w:r>
+        <w:rPr>
+          <w:b/>
+          <w:bCs/>
+        </w:rPr>
+        <w:t>5</w:t>
+      </w:r>
+      <w:r>
+        <w:rPr>
+          <w:b/>
+          <w:bCs/>
+        </w:rPr>
+        <w:t xml:space="preserve"> WRITE 4</w:t>
+      </w:r>
+      <w:r>
+        <w:rPr>
+          <w:b/>
+          <w:bCs/>
+        </w:rPr>
+        <w:t>5</w:t>
+      </w:r>
+      <w:r>
+        <w:rPr>
+          <w:b/>
+          <w:bCs/>
+        </w:rPr>
+        <w:t xml:space="preserve">): </w:t>
       </w:r>
       <w:r>
         <w:t>{</w:t>

--- a/apps/staff/src/core/Paperwork/US_TN/UsTnReclassification2026/rcaf_template.docx
+++ b/apps/staff/src/core/Paperwork/US_TN/UsTnReclassification2026/rcaf_template.docx
@@ -2731,17 +2731,8 @@
           <w:sz w:val="16"/>
           <w:szCs w:val="16"/>
         </w:rPr>
-        <w:t>Violent Felony Conviction in Last 60 Months __________________________________________________</w:t>
-      </w:r>
-      <w:proofErr w:type="gramStart"/>
-      <w:r>
-        <w:rPr>
-          <w:sz w:val="16"/>
-          <w:szCs w:val="16"/>
-        </w:rPr>
-        <w:t>_  2</w:t>
-      </w:r>
-      <w:proofErr w:type="gramEnd"/>
+        <w:t>Violent Felony Conviction in Last 60 Months _________________________________________ 2</w:t>
+      </w:r>
       <w:r>
         <w:rPr>
           <w:sz w:val="16"/>
@@ -2846,6 +2837,14 @@
         </w:rPr>
         <w:t>{q1bNotes}</w:t>
       </w:r>
+    </w:p>
+    <w:p>
+      <w:pPr>
+        <w:rPr>
+          <w:sz w:val="16"/>
+          <w:szCs w:val="16"/>
+        </w:rPr>
+      </w:pPr>
     </w:p>
     <w:p>
       <w:pPr>
@@ -2899,17 +2898,50 @@
           <w:sz w:val="16"/>
           <w:szCs w:val="16"/>
         </w:rPr>
-        <w:t>Low ______________________________________________________________________________</w:t>
-      </w:r>
-      <w:proofErr w:type="gramStart"/>
-      <w:r>
-        <w:rPr>
-          <w:sz w:val="16"/>
-          <w:szCs w:val="16"/>
-        </w:rPr>
-        <w:t>_  10</w:t>
-      </w:r>
-      <w:proofErr w:type="gramEnd"/>
+        <w:t>Low ________________________________________________________________</w:t>
+      </w:r>
+      <w:r>
+        <w:rPr>
+          <w:sz w:val="16"/>
+          <w:szCs w:val="16"/>
+        </w:rPr>
+        <w:t>__</w:t>
+      </w:r>
+      <w:r>
+        <w:rPr>
+          <w:sz w:val="16"/>
+          <w:szCs w:val="16"/>
+        </w:rPr>
+        <w:t>_</w:t>
+      </w:r>
+      <w:r>
+        <w:rPr>
+          <w:sz w:val="16"/>
+          <w:szCs w:val="16"/>
+        </w:rPr>
+        <w:t>_</w:t>
+      </w:r>
+      <w:r>
+        <w:rPr>
+          <w:sz w:val="16"/>
+          <w:szCs w:val="16"/>
+        </w:rPr>
+        <w:t>___</w:t>
+      </w:r>
+      <w:r>
+        <w:rPr>
+          <w:sz w:val="16"/>
+          <w:szCs w:val="16"/>
+        </w:rPr>
+        <w:t xml:space="preserve"> </w:t>
+      </w:r>
+      <w:r>
+        <w:rPr>
+          <w:sz w:val="16"/>
+          <w:szCs w:val="16"/>
+        </w:rPr>
+        <w:t xml:space="preserve"> 10</w:t>
+      </w:r>
     </w:p>
     <w:p>
       <w:pPr>
@@ -2932,17 +2964,36 @@
           <w:sz w:val="16"/>
           <w:szCs w:val="16"/>
         </w:rPr>
-        <w:t>Moderate __________________________________________________________________________</w:t>
-      </w:r>
-      <w:proofErr w:type="gramStart"/>
-      <w:r>
-        <w:rPr>
-          <w:sz w:val="16"/>
-          <w:szCs w:val="16"/>
-        </w:rPr>
-        <w:t>_  11</w:t>
-      </w:r>
-      <w:proofErr w:type="gramEnd"/>
+        <w:t>Moderate ______________________________________________________________</w:t>
+      </w:r>
+      <w:r>
+        <w:rPr>
+          <w:sz w:val="16"/>
+          <w:szCs w:val="16"/>
+        </w:rPr>
+        <w:t>___</w:t>
+      </w:r>
+      <w:r>
+        <w:rPr>
+          <w:sz w:val="16"/>
+          <w:szCs w:val="16"/>
+        </w:rPr>
+        <w:t>__</w:t>
+      </w:r>
+      <w:r>
+        <w:rPr>
+          <w:sz w:val="16"/>
+          <w:szCs w:val="16"/>
+        </w:rPr>
+        <w:t xml:space="preserve"> </w:t>
+      </w:r>
+      <w:r>
+        <w:rPr>
+          <w:sz w:val="16"/>
+          <w:szCs w:val="16"/>
+        </w:rPr>
+        <w:t xml:space="preserve"> 11</w:t>
+      </w:r>
     </w:p>
     <w:p>
       <w:pPr>
@@ -2967,17 +3018,50 @@
           <w:sz w:val="16"/>
           <w:szCs w:val="16"/>
         </w:rPr>
-        <w:t>High ______________________________________________________________________________</w:t>
-      </w:r>
-      <w:proofErr w:type="gramStart"/>
-      <w:r>
-        <w:rPr>
-          <w:sz w:val="16"/>
-          <w:szCs w:val="16"/>
-        </w:rPr>
-        <w:t>_  12</w:t>
-      </w:r>
-      <w:proofErr w:type="gramEnd"/>
+        <w:t>High __________________________________________________________________</w:t>
+      </w:r>
+      <w:r>
+        <w:rPr>
+          <w:sz w:val="16"/>
+          <w:szCs w:val="16"/>
+        </w:rPr>
+        <w:t>__</w:t>
+      </w:r>
+      <w:r>
+        <w:rPr>
+          <w:sz w:val="16"/>
+          <w:szCs w:val="16"/>
+        </w:rPr>
+        <w:t>_</w:t>
+      </w:r>
+      <w:r>
+        <w:rPr>
+          <w:sz w:val="16"/>
+          <w:szCs w:val="16"/>
+        </w:rPr>
+        <w:t>_</w:t>
+      </w:r>
+      <w:r>
+        <w:rPr>
+          <w:sz w:val="16"/>
+          <w:szCs w:val="16"/>
+        </w:rPr>
+        <w:t>_</w:t>
+      </w:r>
+      <w:r>
+        <w:rPr>
+          <w:sz w:val="16"/>
+          <w:szCs w:val="16"/>
+        </w:rPr>
+        <w:t xml:space="preserve"> </w:t>
+      </w:r>
+      <w:r>
+        <w:rPr>
+          <w:sz w:val="16"/>
+          <w:szCs w:val="16"/>
+        </w:rPr>
+        <w:t>12</w:t>
+      </w:r>
     </w:p>
     <w:p>
       <w:pPr>
@@ -3000,15 +3084,43 @@
           <w:sz w:val="16"/>
           <w:szCs w:val="16"/>
         </w:rPr>
-        <w:t>Highest ____________________________________________________________________________   13</w:t>
-      </w:r>
-      <w:r>
-        <w:rPr>
-          <w:sz w:val="16"/>
-          <w:szCs w:val="16"/>
-        </w:rPr>
-        <w:tab/>
-        <w:t xml:space="preserve"> SCORE: </w:t>
+        <w:t>Highest ________________________________________________________________</w:t>
+      </w:r>
+      <w:r>
+        <w:rPr>
+          <w:sz w:val="16"/>
+          <w:szCs w:val="16"/>
+        </w:rPr>
+        <w:t>__</w:t>
+      </w:r>
+      <w:r>
+        <w:rPr>
+          <w:sz w:val="16"/>
+          <w:szCs w:val="16"/>
+        </w:rPr>
+        <w:t>__</w:t>
+      </w:r>
+      <w:r>
+        <w:rPr>
+          <w:sz w:val="16"/>
+          <w:szCs w:val="16"/>
+        </w:rPr>
+        <w:t>_</w:t>
+      </w:r>
+      <w:r>
+        <w:rPr>
+          <w:sz w:val="16"/>
+          <w:szCs w:val="16"/>
+        </w:rPr>
+        <w:t xml:space="preserve"> 13</w:t>
+      </w:r>
+      <w:r>
+        <w:rPr>
+          <w:sz w:val="16"/>
+          <w:szCs w:val="16"/>
+        </w:rPr>
+        <w:tab/>
+        <w:t xml:space="preserve">SCORE: </w:t>
       </w:r>
       <w:r>
         <w:rPr>
@@ -3061,6 +3173,16 @@
         </w:rPr>
         <w:t>{q2Notes}</w:t>
       </w:r>
+    </w:p>
+    <w:p>
+      <w:pPr>
+        <w:rPr>
+          <w:b/>
+          <w:bCs/>
+          <w:sz w:val="16"/>
+          <w:szCs w:val="16"/>
+        </w:rPr>
+      </w:pPr>
     </w:p>
     <w:p>
       <w:pPr>
@@ -3108,8 +3230,8 @@
     <w:tbl>
       <w:tblPr>
         <w:tblStyle w:val="a"/>
-        <w:tblW w:w="12960" w:type="dxa"/>
-        <w:tblInd w:w="0" w:type="dxa"/>
+        <w:tblW w:w="7470" w:type="dxa"/>
+        <w:tblInd w:w="710" w:type="dxa"/>
         <w:tblBorders>
           <w:top w:val="single" w:sz="8" w:space="0" w:color="000000"/>
           <w:left w:val="single" w:sz="8" w:space="0" w:color="000000"/>
@@ -3122,16 +3244,16 @@
         <w:tblLook w:val="0600" w:firstRow="0" w:lastRow="0" w:firstColumn="0" w:lastColumn="0" w:noHBand="1" w:noVBand="1"/>
       </w:tblPr>
       <w:tblGrid>
-        <w:gridCol w:w="3045"/>
-        <w:gridCol w:w="2294"/>
-        <w:gridCol w:w="2295"/>
-        <w:gridCol w:w="2670"/>
-        <w:gridCol w:w="2656"/>
+        <w:gridCol w:w="2250"/>
+        <w:gridCol w:w="1260"/>
+        <w:gridCol w:w="1080"/>
+        <w:gridCol w:w="1080"/>
+        <w:gridCol w:w="1800"/>
       </w:tblGrid>
       <w:tr>
         <w:tc>
           <w:tcPr>
-            <w:tcW w:w="3045" w:type="dxa"/>
+            <w:tcW w:w="2250" w:type="dxa"/>
             <w:tcMar>
               <w:top w:w="100" w:type="dxa"/>
               <w:left w:w="100" w:type="dxa"/>
@@ -3170,7 +3292,7 @@
         </w:tc>
         <w:tc>
           <w:tcPr>
-            <w:tcW w:w="2294" w:type="dxa"/>
+            <w:tcW w:w="1260" w:type="dxa"/>
             <w:tcMar>
               <w:top w:w="100" w:type="dxa"/>
               <w:left w:w="100" w:type="dxa"/>
@@ -3192,7 +3314,7 @@
                 <w:sz w:val="16"/>
                 <w:szCs w:val="16"/>
               </w:rPr>
-              <w:t>None _____</w:t>
+              <w:t>None _</w:t>
             </w:r>
             <w:r>
               <w:rPr>
@@ -3222,13 +3344,20 @@
                 <w:sz w:val="16"/>
                 <w:szCs w:val="16"/>
               </w:rPr>
-              <w:t>_____-1</w:t>
+              <w:t xml:space="preserve"> </w:t>
+            </w:r>
+            <w:r>
+              <w:rPr>
+                <w:sz w:val="16"/>
+                <w:szCs w:val="16"/>
+              </w:rPr>
+              <w:t>-1</w:t>
             </w:r>
           </w:p>
         </w:tc>
         <w:tc>
           <w:tcPr>
-            <w:tcW w:w="2294" w:type="dxa"/>
+            <w:tcW w:w="1080" w:type="dxa"/>
             <w:tcMar>
               <w:top w:w="100" w:type="dxa"/>
               <w:left w:w="100" w:type="dxa"/>
@@ -3257,7 +3386,7 @@
                 <w:sz w:val="16"/>
                 <w:szCs w:val="16"/>
               </w:rPr>
-              <w:t>One _____</w:t>
+              <w:t>One _</w:t>
             </w:r>
             <w:r>
               <w:rPr>
@@ -3287,7 +3416,7 @@
                 <w:sz w:val="16"/>
                 <w:szCs w:val="16"/>
               </w:rPr>
-              <w:t>_____</w:t>
+              <w:t xml:space="preserve"> </w:t>
             </w:r>
             <w:r>
               <w:rPr>
@@ -3300,7 +3429,7 @@
         </w:tc>
         <w:tc>
           <w:tcPr>
-            <w:tcW w:w="2669" w:type="dxa"/>
+            <w:tcW w:w="1080" w:type="dxa"/>
             <w:tcMar>
               <w:top w:w="100" w:type="dxa"/>
               <w:left w:w="100" w:type="dxa"/>
@@ -3329,7 +3458,7 @@
                 <w:sz w:val="16"/>
                 <w:szCs w:val="16"/>
               </w:rPr>
-              <w:t>Two _______</w:t>
+              <w:t>Two _</w:t>
             </w:r>
             <w:r>
               <w:rPr>
@@ -3359,7 +3488,7 @@
                 <w:sz w:val="16"/>
                 <w:szCs w:val="16"/>
               </w:rPr>
-              <w:t>______</w:t>
+              <w:t xml:space="preserve"> </w:t>
             </w:r>
             <w:r>
               <w:rPr>
@@ -3372,7 +3501,7 @@
         </w:tc>
         <w:tc>
           <w:tcPr>
-            <w:tcW w:w="2655" w:type="dxa"/>
+            <w:tcW w:w="1800" w:type="dxa"/>
             <w:tcMar>
               <w:top w:w="100" w:type="dxa"/>
               <w:left w:w="100" w:type="dxa"/>
@@ -3401,7 +3530,7 @@
                 <w:sz w:val="16"/>
                 <w:szCs w:val="16"/>
               </w:rPr>
-              <w:t>Three or more _____</w:t>
+              <w:t>Three or more _</w:t>
             </w:r>
             <w:r>
               <w:rPr>
@@ -3431,7 +3560,7 @@
                 <w:sz w:val="16"/>
                 <w:szCs w:val="16"/>
               </w:rPr>
-              <w:t>____</w:t>
+              <w:t xml:space="preserve"> </w:t>
             </w:r>
             <w:r>
               <w:rPr>
@@ -3446,7 +3575,7 @@
       <w:tr>
         <w:tc>
           <w:tcPr>
-            <w:tcW w:w="3045" w:type="dxa"/>
+            <w:tcW w:w="2250" w:type="dxa"/>
             <w:tcMar>
               <w:top w:w="100" w:type="dxa"/>
               <w:left w:w="100" w:type="dxa"/>
@@ -3478,7 +3607,7 @@
         </w:tc>
         <w:tc>
           <w:tcPr>
-            <w:tcW w:w="2294" w:type="dxa"/>
+            <w:tcW w:w="1260" w:type="dxa"/>
             <w:tcMar>
               <w:top w:w="100" w:type="dxa"/>
               <w:left w:w="100" w:type="dxa"/>
@@ -3500,7 +3629,7 @@
                 <w:sz w:val="16"/>
                 <w:szCs w:val="16"/>
               </w:rPr>
-              <w:t>None _____</w:t>
+              <w:t>None _</w:t>
             </w:r>
             <w:r>
               <w:rPr>
@@ -3537,13 +3666,20 @@
                 <w:sz w:val="16"/>
                 <w:szCs w:val="16"/>
               </w:rPr>
-              <w:t>_____0</w:t>
+              <w:t xml:space="preserve"> </w:t>
+            </w:r>
+            <w:r>
+              <w:rPr>
+                <w:sz w:val="16"/>
+                <w:szCs w:val="16"/>
+              </w:rPr>
+              <w:t>0</w:t>
             </w:r>
           </w:p>
         </w:tc>
         <w:tc>
           <w:tcPr>
-            <w:tcW w:w="2294" w:type="dxa"/>
+            <w:tcW w:w="1080" w:type="dxa"/>
             <w:tcMar>
               <w:top w:w="100" w:type="dxa"/>
               <w:left w:w="100" w:type="dxa"/>
@@ -3565,7 +3701,7 @@
                 <w:sz w:val="16"/>
                 <w:szCs w:val="16"/>
               </w:rPr>
-              <w:t>One _____</w:t>
+              <w:t>One _</w:t>
             </w:r>
             <w:r>
               <w:rPr>
@@ -3602,13 +3738,13 @@
                 <w:sz w:val="16"/>
                 <w:szCs w:val="16"/>
               </w:rPr>
-              <w:t>_____1</w:t>
+              <w:t>1</w:t>
             </w:r>
           </w:p>
         </w:tc>
         <w:tc>
           <w:tcPr>
-            <w:tcW w:w="2669" w:type="dxa"/>
+            <w:tcW w:w="1080" w:type="dxa"/>
             <w:tcMar>
               <w:top w:w="100" w:type="dxa"/>
               <w:left w:w="100" w:type="dxa"/>
@@ -3630,7 +3766,7 @@
                 <w:sz w:val="16"/>
                 <w:szCs w:val="16"/>
               </w:rPr>
-              <w:t>Two _______</w:t>
+              <w:t>Two _</w:t>
             </w:r>
             <w:r>
               <w:rPr>
@@ -3667,13 +3803,20 @@
                 <w:sz w:val="16"/>
                 <w:szCs w:val="16"/>
               </w:rPr>
-              <w:t>______2</w:t>
+              <w:t xml:space="preserve"> </w:t>
+            </w:r>
+            <w:r>
+              <w:rPr>
+                <w:sz w:val="16"/>
+                <w:szCs w:val="16"/>
+              </w:rPr>
+              <w:t>2</w:t>
             </w:r>
           </w:p>
         </w:tc>
         <w:tc>
           <w:tcPr>
-            <w:tcW w:w="2655" w:type="dxa"/>
+            <w:tcW w:w="1800" w:type="dxa"/>
             <w:tcMar>
               <w:top w:w="100" w:type="dxa"/>
               <w:left w:w="100" w:type="dxa"/>
@@ -3695,7 +3838,7 @@
                 <w:sz w:val="16"/>
                 <w:szCs w:val="16"/>
               </w:rPr>
-              <w:t>Three or more _____</w:t>
+              <w:t>Three or more _</w:t>
             </w:r>
             <w:r>
               <w:rPr>
@@ -3739,7 +3882,14 @@
                 <w:sz w:val="16"/>
                 <w:szCs w:val="16"/>
               </w:rPr>
-              <w:t>____3</w:t>
+              <w:t xml:space="preserve"> </w:t>
+            </w:r>
+            <w:r>
+              <w:rPr>
+                <w:sz w:val="16"/>
+                <w:szCs w:val="16"/>
+              </w:rPr>
+              <w:t>3</w:t>
             </w:r>
           </w:p>
         </w:tc>
@@ -3747,6 +3897,40 @@
     </w:tbl>
     <w:p>
       <w:pPr>
+        <w:pStyle w:val="ListParagraph"/>
+        <w:ind w:left="7200" w:firstLine="720"/>
+        <w:rPr>
+          <w:sz w:val="6"/>
+          <w:szCs w:val="6"/>
+        </w:rPr>
+      </w:pPr>
+    </w:p>
+    <w:p>
+      <w:pPr>
+        <w:ind w:left="7200" w:firstLine="720"/>
+        <w:rPr>
+          <w:sz w:val="16"/>
+          <w:szCs w:val="16"/>
+        </w:rPr>
+      </w:pPr>
+      <w:r>
+        <w:rPr>
+          <w:sz w:val="16"/>
+          <w:szCs w:val="16"/>
+        </w:rPr>
+        <w:t>SCORE:</w:t>
+      </w:r>
+      <w:r>
+        <w:rPr>
+          <w:sz w:val="16"/>
+          <w:szCs w:val="16"/>
+        </w:rPr>
+        <w:t xml:space="preserve"> {q3Score}</w:t>
+      </w:r>
+    </w:p>
+    <w:p>
+      <w:pPr>
+        <w:ind w:left="720"/>
         <w:rPr>
           <w:b/>
           <w:bCs/>
@@ -3754,47 +3938,15 @@
           <w:szCs w:val="16"/>
         </w:rPr>
       </w:pPr>
-    </w:p>
-    <w:p>
-      <w:pPr>
-        <w:rPr>
-          <w:sz w:val="16"/>
-          <w:szCs w:val="16"/>
-        </w:rPr>
-      </w:pPr>
-      <w:r>
-        <w:rPr>
-          <w:sz w:val="16"/>
-          <w:szCs w:val="16"/>
-        </w:rPr>
-        <w:t xml:space="preserve"> SCORE:</w:t>
-      </w:r>
-      <w:r>
-        <w:rPr>
-          <w:sz w:val="16"/>
-          <w:szCs w:val="16"/>
-        </w:rPr>
-        <w:t xml:space="preserve"> {q3Score}</w:t>
-      </w:r>
-    </w:p>
-    <w:p>
-      <w:pPr>
-        <w:rPr>
-          <w:sz w:val="16"/>
-          <w:szCs w:val="16"/>
-        </w:rPr>
-      </w:pPr>
-    </w:p>
-    <w:p>
-      <w:pPr>
-        <w:ind w:left="720"/>
+      <w:r>
         <w:rPr>
           <w:b/>
           <w:bCs/>
           <w:sz w:val="16"/>
           <w:szCs w:val="16"/>
         </w:rPr>
-      </w:pPr>
+        <w:t>List disciplinaries</w:t>
+      </w:r>
       <w:r>
         <w:rPr>
           <w:b/>
@@ -3802,15 +3954,6 @@
           <w:sz w:val="16"/>
           <w:szCs w:val="16"/>
         </w:rPr>
-        <w:t>List disciplinaries</w:t>
-      </w:r>
-      <w:r>
-        <w:rPr>
-          <w:b/>
-          <w:bCs/>
-          <w:sz w:val="16"/>
-          <w:szCs w:val="16"/>
-        </w:rPr>
         <w:t>:</w:t>
       </w:r>
     </w:p>
@@ -3852,29 +3995,6 @@
           <w:szCs w:val="16"/>
         </w:rPr>
       </w:pPr>
-    </w:p>
-    <w:p>
-      <w:pPr>
-        <w:rPr>
-          <w:sz w:val="16"/>
-          <w:szCs w:val="16"/>
-        </w:rPr>
-      </w:pPr>
-    </w:p>
-    <w:p>
-      <w:pPr>
-        <w:rPr>
-          <w:sz w:val="16"/>
-          <w:szCs w:val="16"/>
-        </w:rPr>
-      </w:pPr>
-      <w:r>
-        <w:rPr>
-          <w:sz w:val="16"/>
-          <w:szCs w:val="16"/>
-        </w:rPr>
-        <w:br w:type="page"/>
-      </w:r>
     </w:p>
     <w:p>
       <w:pPr>
@@ -3909,6 +4029,7 @@
     </w:p>
     <w:p>
       <w:pPr>
+        <w:pStyle w:val="ListParagraph"/>
         <w:rPr>
           <w:b/>
           <w:bCs/>
@@ -3919,9 +4040,8 @@
     </w:p>
     <w:tbl>
       <w:tblPr>
-        <w:tblStyle w:val="a0"/>
-        <w:tblW w:w="12960" w:type="dxa"/>
-        <w:tblInd w:w="0" w:type="dxa"/>
+        <w:tblW w:w="7470" w:type="dxa"/>
+        <w:tblInd w:w="710" w:type="dxa"/>
         <w:tblBorders>
           <w:top w:val="single" w:sz="8" w:space="0" w:color="000000"/>
           <w:left w:val="single" w:sz="8" w:space="0" w:color="000000"/>
@@ -3934,16 +4054,55 @@
         <w:tblLook w:val="0600" w:firstRow="0" w:lastRow="0" w:firstColumn="0" w:lastColumn="0" w:noHBand="1" w:noVBand="1"/>
       </w:tblPr>
       <w:tblGrid>
-        <w:gridCol w:w="3045"/>
-        <w:gridCol w:w="2294"/>
-        <w:gridCol w:w="2295"/>
-        <w:gridCol w:w="2670"/>
-        <w:gridCol w:w="2656"/>
+        <w:gridCol w:w="2340"/>
+        <w:gridCol w:w="1170"/>
+        <w:gridCol w:w="1080"/>
+        <w:gridCol w:w="1080"/>
+        <w:gridCol w:w="1800"/>
       </w:tblGrid>
       <w:tr>
         <w:tc>
           <w:tcPr>
-            <w:tcW w:w="3045" w:type="dxa"/>
+            <w:tcW w:w="2340" w:type="dxa"/>
+            <w:tcMar>
+              <w:top w:w="100" w:type="dxa"/>
+              <w:left w:w="100" w:type="dxa"/>
+              <w:bottom w:w="100" w:type="dxa"/>
+              <w:right w:w="100" w:type="dxa"/>
+            </w:tcMar>
+          </w:tcPr>
+          <w:p>
+            <w:pPr>
+              <w:widowControl w:val="0"/>
+              <w:pBdr>
+                <w:top w:val="nil"/>
+                <w:left w:val="nil"/>
+                <w:bottom w:val="nil"/>
+                <w:right w:val="nil"/>
+                <w:between w:val="nil"/>
+              </w:pBdr>
+              <w:spacing w:line="240" w:lineRule="auto"/>
+              <w:rPr>
+                <w:b/>
+                <w:bCs/>
+                <w:sz w:val="16"/>
+                <w:szCs w:val="16"/>
+              </w:rPr>
+            </w:pPr>
+            <w:r>
+              <w:rPr>
+                <w:b/>
+                <w:bCs/>
+                <w:sz w:val="16"/>
+                <w:szCs w:val="16"/>
+              </w:rPr>
+              <w:t>PREVIOUS 6 MONTHS</w:t>
+            </w:r>
+          </w:p>
+        </w:tc>
+        <w:tc>
+          <w:tcPr>
+            <w:tcW w:w="1170" w:type="dxa"/>
             <w:tcMar>
               <w:top w:w="100" w:type="dxa"/>
               <w:left w:w="100" w:type="dxa"/>
@@ -3956,26 +4115,263 @@
               <w:widowControl w:val="0"/>
               <w:spacing w:line="240" w:lineRule="auto"/>
               <w:rPr>
-                <w:b/>
-                <w:bCs/>
                 <w:sz w:val="16"/>
                 <w:szCs w:val="16"/>
               </w:rPr>
             </w:pPr>
             <w:r>
               <w:rPr>
-                <w:b/>
-                <w:bCs/>
-                <w:sz w:val="16"/>
-                <w:szCs w:val="16"/>
-              </w:rPr>
-              <w:t>PREVIOUS 6 MONTHS</w:t>
+                <w:sz w:val="16"/>
+                <w:szCs w:val="16"/>
+              </w:rPr>
+              <w:t>None _{q</w:t>
+            </w:r>
+            <w:r>
+              <w:rPr>
+                <w:sz w:val="16"/>
+                <w:szCs w:val="16"/>
+              </w:rPr>
+              <w:t>4</w:t>
+            </w:r>
+            <w:r>
+              <w:rPr>
+                <w:sz w:val="16"/>
+                <w:szCs w:val="16"/>
+              </w:rPr>
+              <w:t>a</w:t>
+            </w:r>
+            <w:proofErr w:type="gramStart"/>
+            <w:r>
+              <w:rPr>
+                <w:sz w:val="16"/>
+                <w:szCs w:val="16"/>
+              </w:rPr>
+              <w:t>0}_</w:t>
+            </w:r>
+            <w:proofErr w:type="gramEnd"/>
+            <w:r>
+              <w:rPr>
+                <w:sz w:val="16"/>
+                <w:szCs w:val="16"/>
+              </w:rPr>
+              <w:t xml:space="preserve"> -1</w:t>
             </w:r>
           </w:p>
         </w:tc>
         <w:tc>
           <w:tcPr>
-            <w:tcW w:w="2294" w:type="dxa"/>
+            <w:tcW w:w="1080" w:type="dxa"/>
+            <w:tcMar>
+              <w:top w:w="100" w:type="dxa"/>
+              <w:left w:w="100" w:type="dxa"/>
+              <w:bottom w:w="100" w:type="dxa"/>
+              <w:right w:w="100" w:type="dxa"/>
+            </w:tcMar>
+          </w:tcPr>
+          <w:p>
+            <w:pPr>
+              <w:widowControl w:val="0"/>
+              <w:pBdr>
+                <w:top w:val="nil"/>
+                <w:left w:val="nil"/>
+                <w:bottom w:val="nil"/>
+                <w:right w:val="nil"/>
+                <w:between w:val="nil"/>
+              </w:pBdr>
+              <w:spacing w:line="240" w:lineRule="auto"/>
+              <w:rPr>
+                <w:sz w:val="16"/>
+                <w:szCs w:val="16"/>
+              </w:rPr>
+            </w:pPr>
+            <w:r>
+              <w:rPr>
+                <w:sz w:val="16"/>
+                <w:szCs w:val="16"/>
+              </w:rPr>
+              <w:t>One _{q</w:t>
+            </w:r>
+            <w:r>
+              <w:rPr>
+                <w:sz w:val="16"/>
+                <w:szCs w:val="16"/>
+              </w:rPr>
+              <w:t>4</w:t>
+            </w:r>
+            <w:r>
+              <w:rPr>
+                <w:sz w:val="16"/>
+                <w:szCs w:val="16"/>
+              </w:rPr>
+              <w:t>a</w:t>
+            </w:r>
+            <w:proofErr w:type="gramStart"/>
+            <w:r>
+              <w:rPr>
+                <w:sz w:val="16"/>
+                <w:szCs w:val="16"/>
+              </w:rPr>
+              <w:t>1}_</w:t>
+            </w:r>
+            <w:proofErr w:type="gramEnd"/>
+            <w:r>
+              <w:rPr>
+                <w:sz w:val="16"/>
+                <w:szCs w:val="16"/>
+              </w:rPr>
+              <w:t xml:space="preserve"> 2</w:t>
+            </w:r>
+          </w:p>
+        </w:tc>
+        <w:tc>
+          <w:tcPr>
+            <w:tcW w:w="1080" w:type="dxa"/>
+            <w:tcMar>
+              <w:top w:w="100" w:type="dxa"/>
+              <w:left w:w="100" w:type="dxa"/>
+              <w:bottom w:w="100" w:type="dxa"/>
+              <w:right w:w="100" w:type="dxa"/>
+            </w:tcMar>
+          </w:tcPr>
+          <w:p>
+            <w:pPr>
+              <w:widowControl w:val="0"/>
+              <w:pBdr>
+                <w:top w:val="nil"/>
+                <w:left w:val="nil"/>
+                <w:bottom w:val="nil"/>
+                <w:right w:val="nil"/>
+                <w:between w:val="nil"/>
+              </w:pBdr>
+              <w:spacing w:line="240" w:lineRule="auto"/>
+              <w:rPr>
+                <w:sz w:val="16"/>
+                <w:szCs w:val="16"/>
+              </w:rPr>
+            </w:pPr>
+            <w:r>
+              <w:rPr>
+                <w:sz w:val="16"/>
+                <w:szCs w:val="16"/>
+              </w:rPr>
+              <w:t>Two _{q</w:t>
+            </w:r>
+            <w:r>
+              <w:rPr>
+                <w:sz w:val="16"/>
+                <w:szCs w:val="16"/>
+              </w:rPr>
+              <w:t>4</w:t>
+            </w:r>
+            <w:r>
+              <w:rPr>
+                <w:sz w:val="16"/>
+                <w:szCs w:val="16"/>
+              </w:rPr>
+              <w:t>a</w:t>
+            </w:r>
+            <w:proofErr w:type="gramStart"/>
+            <w:r>
+              <w:rPr>
+                <w:sz w:val="16"/>
+                <w:szCs w:val="16"/>
+              </w:rPr>
+              <w:t>2}_</w:t>
+            </w:r>
+            <w:proofErr w:type="gramEnd"/>
+            <w:r>
+              <w:rPr>
+                <w:sz w:val="16"/>
+                <w:szCs w:val="16"/>
+              </w:rPr>
+              <w:t xml:space="preserve"> </w:t>
+            </w:r>
+            <w:r>
+              <w:rPr>
+                <w:sz w:val="16"/>
+                <w:szCs w:val="16"/>
+              </w:rPr>
+              <w:t>5</w:t>
+            </w:r>
+          </w:p>
+        </w:tc>
+        <w:tc>
+          <w:tcPr>
+            <w:tcW w:w="1800" w:type="dxa"/>
+            <w:tcMar>
+              <w:top w:w="100" w:type="dxa"/>
+              <w:left w:w="100" w:type="dxa"/>
+              <w:bottom w:w="100" w:type="dxa"/>
+              <w:right w:w="100" w:type="dxa"/>
+            </w:tcMar>
+          </w:tcPr>
+          <w:p>
+            <w:pPr>
+              <w:widowControl w:val="0"/>
+              <w:pBdr>
+                <w:top w:val="nil"/>
+                <w:left w:val="nil"/>
+                <w:bottom w:val="nil"/>
+                <w:right w:val="nil"/>
+                <w:between w:val="nil"/>
+              </w:pBdr>
+              <w:spacing w:line="240" w:lineRule="auto"/>
+              <w:rPr>
+                <w:sz w:val="16"/>
+                <w:szCs w:val="16"/>
+              </w:rPr>
+            </w:pPr>
+            <w:r>
+              <w:rPr>
+                <w:sz w:val="16"/>
+                <w:szCs w:val="16"/>
+              </w:rPr>
+              <w:t>Three or more _{q</w:t>
+            </w:r>
+            <w:r>
+              <w:rPr>
+                <w:sz w:val="16"/>
+                <w:szCs w:val="16"/>
+              </w:rPr>
+              <w:t>4</w:t>
+            </w:r>
+            <w:r>
+              <w:rPr>
+                <w:sz w:val="16"/>
+                <w:szCs w:val="16"/>
+              </w:rPr>
+              <w:t>a</w:t>
+            </w:r>
+            <w:proofErr w:type="gramStart"/>
+            <w:r>
+              <w:rPr>
+                <w:sz w:val="16"/>
+                <w:szCs w:val="16"/>
+              </w:rPr>
+              <w:t>3}_</w:t>
+            </w:r>
+            <w:proofErr w:type="gramEnd"/>
+            <w:r>
+              <w:rPr>
+                <w:sz w:val="16"/>
+                <w:szCs w:val="16"/>
+              </w:rPr>
+              <w:t xml:space="preserve"> </w:t>
+            </w:r>
+            <w:r>
+              <w:rPr>
+                <w:sz w:val="16"/>
+                <w:szCs w:val="16"/>
+              </w:rPr>
+              <w:t>8</w:t>
+            </w:r>
+          </w:p>
+        </w:tc>
+      </w:tr>
+      <w:tr>
+        <w:tc>
+          <w:tcPr>
+            <w:tcW w:w="2340" w:type="dxa"/>
             <w:tcMar>
               <w:top w:w="100" w:type="dxa"/>
               <w:left w:w="100" w:type="dxa"/>
@@ -3988,66 +4384,26 @@
               <w:widowControl w:val="0"/>
               <w:spacing w:line="240" w:lineRule="auto"/>
               <w:rPr>
+                <w:b/>
+                <w:bCs/>
                 <w:sz w:val="16"/>
                 <w:szCs w:val="16"/>
               </w:rPr>
             </w:pPr>
             <w:r>
               <w:rPr>
-                <w:sz w:val="16"/>
-                <w:szCs w:val="16"/>
-              </w:rPr>
-              <w:t>None _____</w:t>
-            </w:r>
-            <w:r>
-              <w:rPr>
-                <w:sz w:val="16"/>
-                <w:szCs w:val="16"/>
-              </w:rPr>
-              <w:t>{q</w:t>
-            </w:r>
-            <w:r>
-              <w:rPr>
-                <w:sz w:val="16"/>
-                <w:szCs w:val="16"/>
-              </w:rPr>
-              <w:t>4</w:t>
-            </w:r>
-            <w:r>
-              <w:rPr>
-                <w:sz w:val="16"/>
-                <w:szCs w:val="16"/>
-              </w:rPr>
-              <w:t>a</w:t>
-            </w:r>
-            <w:proofErr w:type="gramStart"/>
-            <w:r>
-              <w:rPr>
-                <w:sz w:val="16"/>
-                <w:szCs w:val="16"/>
-              </w:rPr>
-              <w:t>0}</w:t>
-            </w:r>
-            <w:r>
-              <w:rPr>
-                <w:sz w:val="16"/>
-                <w:szCs w:val="16"/>
-              </w:rPr>
-              <w:t>_</w:t>
-            </w:r>
-            <w:proofErr w:type="gramEnd"/>
-            <w:r>
-              <w:rPr>
-                <w:sz w:val="16"/>
-                <w:szCs w:val="16"/>
-              </w:rPr>
-              <w:t>_____-1</w:t>
+                <w:b/>
+                <w:bCs/>
+                <w:sz w:val="16"/>
+                <w:szCs w:val="16"/>
+              </w:rPr>
+              <w:t>PREVIOUS 6 - 12 MONTHS</w:t>
             </w:r>
           </w:p>
         </w:tc>
         <w:tc>
           <w:tcPr>
-            <w:tcW w:w="2294" w:type="dxa"/>
+            <w:tcW w:w="1170" w:type="dxa"/>
             <w:tcMar>
               <w:top w:w="100" w:type="dxa"/>
               <w:left w:w="100" w:type="dxa"/>
@@ -4069,14 +4425,7 @@
                 <w:sz w:val="16"/>
                 <w:szCs w:val="16"/>
               </w:rPr>
-              <w:t>One _____</w:t>
-            </w:r>
-            <w:r>
-              <w:rPr>
-                <w:sz w:val="16"/>
-                <w:szCs w:val="16"/>
-              </w:rPr>
-              <w:t>{q</w:t>
+              <w:t>None _{q</w:t>
             </w:r>
             <w:r>
               <w:rPr>
@@ -4090,7 +4439,7 @@
                 <w:sz w:val="16"/>
                 <w:szCs w:val="16"/>
               </w:rPr>
-              <w:t>a</w:t>
+              <w:t>b</w:t>
             </w:r>
             <w:proofErr w:type="gramStart"/>
             <w:r>
@@ -4098,14 +4447,7 @@
                 <w:sz w:val="16"/>
                 <w:szCs w:val="16"/>
               </w:rPr>
-              <w:t>1}</w:t>
-            </w:r>
-            <w:r>
-              <w:rPr>
-                <w:sz w:val="16"/>
-                <w:szCs w:val="16"/>
-              </w:rPr>
-              <w:t>_</w:t>
+              <w:t>0}_</w:t>
             </w:r>
             <w:proofErr w:type="gramEnd"/>
             <w:r>
@@ -4113,20 +4455,13 @@
                 <w:sz w:val="16"/>
                 <w:szCs w:val="16"/>
               </w:rPr>
-              <w:t>_____</w:t>
-            </w:r>
-            <w:r>
-              <w:rPr>
-                <w:sz w:val="16"/>
-                <w:szCs w:val="16"/>
-              </w:rPr>
-              <w:t>2</w:t>
+              <w:t xml:space="preserve"> 0</w:t>
             </w:r>
           </w:p>
         </w:tc>
         <w:tc>
           <w:tcPr>
-            <w:tcW w:w="2669" w:type="dxa"/>
+            <w:tcW w:w="1080" w:type="dxa"/>
             <w:tcMar>
               <w:top w:w="100" w:type="dxa"/>
               <w:left w:w="100" w:type="dxa"/>
@@ -4148,14 +4483,7 @@
                 <w:sz w:val="16"/>
                 <w:szCs w:val="16"/>
               </w:rPr>
-              <w:t>Two _______</w:t>
-            </w:r>
-            <w:r>
-              <w:rPr>
-                <w:sz w:val="16"/>
-                <w:szCs w:val="16"/>
-              </w:rPr>
-              <w:t>{q</w:t>
+              <w:t>One _{q</w:t>
             </w:r>
             <w:r>
               <w:rPr>
@@ -4169,7 +4497,7 @@
                 <w:sz w:val="16"/>
                 <w:szCs w:val="16"/>
               </w:rPr>
-              <w:t>a</w:t>
+              <w:t>b</w:t>
             </w:r>
             <w:proofErr w:type="gramStart"/>
             <w:r>
@@ -4177,14 +4505,7 @@
                 <w:sz w:val="16"/>
                 <w:szCs w:val="16"/>
               </w:rPr>
-              <w:t>2}</w:t>
-            </w:r>
-            <w:r>
-              <w:rPr>
-                <w:sz w:val="16"/>
-                <w:szCs w:val="16"/>
-              </w:rPr>
-              <w:t>_</w:t>
+              <w:t>1}_</w:t>
             </w:r>
             <w:proofErr w:type="gramEnd"/>
             <w:r>
@@ -4192,20 +4513,13 @@
                 <w:sz w:val="16"/>
                 <w:szCs w:val="16"/>
               </w:rPr>
-              <w:t>______</w:t>
-            </w:r>
-            <w:r>
-              <w:rPr>
-                <w:sz w:val="16"/>
-                <w:szCs w:val="16"/>
-              </w:rPr>
-              <w:t>5</w:t>
+              <w:t>1</w:t>
             </w:r>
           </w:p>
         </w:tc>
         <w:tc>
           <w:tcPr>
-            <w:tcW w:w="2655" w:type="dxa"/>
+            <w:tcW w:w="1080" w:type="dxa"/>
             <w:tcMar>
               <w:top w:w="100" w:type="dxa"/>
               <w:left w:w="100" w:type="dxa"/>
@@ -4227,7 +4541,21 @@
                 <w:sz w:val="16"/>
                 <w:szCs w:val="16"/>
               </w:rPr>
-              <w:t xml:space="preserve">Three or </w:t>
+              <w:t>Two _{q</w:t>
+            </w:r>
+            <w:r>
+              <w:rPr>
+                <w:sz w:val="16"/>
+                <w:szCs w:val="16"/>
+              </w:rPr>
+              <w:t>4</w:t>
+            </w:r>
+            <w:r>
+              <w:rPr>
+                <w:sz w:val="16"/>
+                <w:szCs w:val="16"/>
+              </w:rPr>
+              <w:t>b</w:t>
             </w:r>
             <w:proofErr w:type="gramStart"/>
             <w:r>
@@ -4235,7 +4563,7 @@
                 <w:sz w:val="16"/>
                 <w:szCs w:val="16"/>
               </w:rPr>
-              <w:t>more  _</w:t>
+              <w:t>2}_</w:t>
             </w:r>
             <w:proofErr w:type="gramEnd"/>
             <w:r>
@@ -4243,66 +4571,13 @@
                 <w:sz w:val="16"/>
                 <w:szCs w:val="16"/>
               </w:rPr>
-              <w:t>____</w:t>
-            </w:r>
-            <w:r>
-              <w:rPr>
-                <w:sz w:val="16"/>
-                <w:szCs w:val="16"/>
-              </w:rPr>
-              <w:t>{q</w:t>
-            </w:r>
-            <w:r>
-              <w:rPr>
-                <w:sz w:val="16"/>
-                <w:szCs w:val="16"/>
-              </w:rPr>
-              <w:t>4</w:t>
-            </w:r>
-            <w:r>
-              <w:rPr>
-                <w:sz w:val="16"/>
-                <w:szCs w:val="16"/>
-              </w:rPr>
-              <w:t>a</w:t>
-            </w:r>
-            <w:proofErr w:type="gramStart"/>
-            <w:r>
-              <w:rPr>
-                <w:sz w:val="16"/>
-                <w:szCs w:val="16"/>
-              </w:rPr>
-              <w:t>3}</w:t>
-            </w:r>
-            <w:r>
-              <w:rPr>
-                <w:sz w:val="16"/>
-                <w:szCs w:val="16"/>
-              </w:rPr>
-              <w:t>_</w:t>
-            </w:r>
-            <w:proofErr w:type="gramEnd"/>
-            <w:r>
-              <w:rPr>
-                <w:sz w:val="16"/>
-                <w:szCs w:val="16"/>
-              </w:rPr>
-              <w:t>____</w:t>
-            </w:r>
-            <w:r>
-              <w:rPr>
-                <w:sz w:val="16"/>
-                <w:szCs w:val="16"/>
-              </w:rPr>
-              <w:t>8</w:t>
+              <w:t xml:space="preserve"> 2</w:t>
             </w:r>
           </w:p>
         </w:tc>
-      </w:tr>
-      <w:tr>
         <w:tc>
           <w:tcPr>
-            <w:tcW w:w="3045" w:type="dxa"/>
+            <w:tcW w:w="1800" w:type="dxa"/>
             <w:tcMar>
               <w:top w:w="100" w:type="dxa"/>
               <w:left w:w="100" w:type="dxa"/>
@@ -4315,62 +4590,30 @@
               <w:widowControl w:val="0"/>
               <w:spacing w:line="240" w:lineRule="auto"/>
               <w:rPr>
-                <w:b/>
-                <w:bCs/>
                 <w:sz w:val="16"/>
                 <w:szCs w:val="16"/>
               </w:rPr>
             </w:pPr>
             <w:r>
               <w:rPr>
-                <w:b/>
-                <w:bCs/>
-                <w:sz w:val="16"/>
-                <w:szCs w:val="16"/>
-              </w:rPr>
-              <w:t>PREVIOUS 6 - 12 MONTHS</w:t>
-            </w:r>
-          </w:p>
-        </w:tc>
-        <w:tc>
-          <w:tcPr>
-            <w:tcW w:w="2294" w:type="dxa"/>
-            <w:tcMar>
-              <w:top w:w="100" w:type="dxa"/>
-              <w:left w:w="100" w:type="dxa"/>
-              <w:bottom w:w="100" w:type="dxa"/>
-              <w:right w:w="100" w:type="dxa"/>
-            </w:tcMar>
-          </w:tcPr>
-          <w:p>
-            <w:pPr>
-              <w:widowControl w:val="0"/>
-              <w:spacing w:line="240" w:lineRule="auto"/>
-              <w:rPr>
-                <w:sz w:val="16"/>
-                <w:szCs w:val="16"/>
-              </w:rPr>
-            </w:pPr>
-            <w:r>
-              <w:rPr>
-                <w:sz w:val="16"/>
-                <w:szCs w:val="16"/>
-              </w:rPr>
-              <w:t>None _____</w:t>
-            </w:r>
-            <w:r>
-              <w:rPr>
-                <w:sz w:val="16"/>
-                <w:szCs w:val="16"/>
-              </w:rPr>
-              <w:t>{q</w:t>
-            </w:r>
-            <w:r>
-              <w:rPr>
-                <w:sz w:val="16"/>
-                <w:szCs w:val="16"/>
-              </w:rPr>
-              <w:t>4b</w:t>
+                <w:sz w:val="16"/>
+                <w:szCs w:val="16"/>
+              </w:rPr>
+              <w:t>Three or more _{q</w:t>
+            </w:r>
+            <w:r>
+              <w:rPr>
+                <w:sz w:val="16"/>
+                <w:szCs w:val="16"/>
+              </w:rPr>
+              <w:t>4</w:t>
+            </w:r>
+            <w:r>
+              <w:rPr>
+                <w:sz w:val="16"/>
+                <w:szCs w:val="16"/>
+              </w:rPr>
+              <w:t>b</w:t>
             </w:r>
             <w:proofErr w:type="gramStart"/>
             <w:r>
@@ -4378,14 +4621,7 @@
                 <w:sz w:val="16"/>
                 <w:szCs w:val="16"/>
               </w:rPr>
-              <w:t>0}</w:t>
-            </w:r>
-            <w:r>
-              <w:rPr>
-                <w:sz w:val="16"/>
-                <w:szCs w:val="16"/>
-              </w:rPr>
-              <w:t>_</w:t>
+              <w:t>3}_</w:t>
             </w:r>
             <w:proofErr w:type="gramEnd"/>
             <w:r>
@@ -4393,230 +4629,7 @@
                 <w:sz w:val="16"/>
                 <w:szCs w:val="16"/>
               </w:rPr>
-              <w:t>_____0</w:t>
-            </w:r>
-          </w:p>
-        </w:tc>
-        <w:tc>
-          <w:tcPr>
-            <w:tcW w:w="2294" w:type="dxa"/>
-            <w:tcMar>
-              <w:top w:w="100" w:type="dxa"/>
-              <w:left w:w="100" w:type="dxa"/>
-              <w:bottom w:w="100" w:type="dxa"/>
-              <w:right w:w="100" w:type="dxa"/>
-            </w:tcMar>
-          </w:tcPr>
-          <w:p>
-            <w:pPr>
-              <w:widowControl w:val="0"/>
-              <w:spacing w:line="240" w:lineRule="auto"/>
-              <w:rPr>
-                <w:sz w:val="16"/>
-                <w:szCs w:val="16"/>
-              </w:rPr>
-            </w:pPr>
-            <w:r>
-              <w:rPr>
-                <w:sz w:val="16"/>
-                <w:szCs w:val="16"/>
-              </w:rPr>
-              <w:t>One _____</w:t>
-            </w:r>
-            <w:r>
-              <w:rPr>
-                <w:sz w:val="16"/>
-                <w:szCs w:val="16"/>
-              </w:rPr>
-              <w:t>{q</w:t>
-            </w:r>
-            <w:r>
-              <w:rPr>
-                <w:sz w:val="16"/>
-                <w:szCs w:val="16"/>
-              </w:rPr>
-              <w:t>4b</w:t>
-            </w:r>
-            <w:proofErr w:type="gramStart"/>
-            <w:r>
-              <w:rPr>
-                <w:sz w:val="16"/>
-                <w:szCs w:val="16"/>
-              </w:rPr>
-              <w:t>1}</w:t>
-            </w:r>
-            <w:r>
-              <w:rPr>
-                <w:sz w:val="16"/>
-                <w:szCs w:val="16"/>
-              </w:rPr>
-              <w:t>_</w:t>
-            </w:r>
-            <w:proofErr w:type="gramEnd"/>
-            <w:r>
-              <w:rPr>
-                <w:sz w:val="16"/>
-                <w:szCs w:val="16"/>
-              </w:rPr>
-              <w:t>_____</w:t>
-            </w:r>
-            <w:r>
-              <w:rPr>
-                <w:sz w:val="16"/>
-                <w:szCs w:val="16"/>
-              </w:rPr>
-              <w:t>1</w:t>
-            </w:r>
-          </w:p>
-        </w:tc>
-        <w:tc>
-          <w:tcPr>
-            <w:tcW w:w="2669" w:type="dxa"/>
-            <w:tcMar>
-              <w:top w:w="100" w:type="dxa"/>
-              <w:left w:w="100" w:type="dxa"/>
-              <w:bottom w:w="100" w:type="dxa"/>
-              <w:right w:w="100" w:type="dxa"/>
-            </w:tcMar>
-          </w:tcPr>
-          <w:p>
-            <w:pPr>
-              <w:widowControl w:val="0"/>
-              <w:spacing w:line="240" w:lineRule="auto"/>
-              <w:rPr>
-                <w:sz w:val="16"/>
-                <w:szCs w:val="16"/>
-              </w:rPr>
-            </w:pPr>
-            <w:r>
-              <w:rPr>
-                <w:sz w:val="16"/>
-                <w:szCs w:val="16"/>
-              </w:rPr>
-              <w:t>Two _______</w:t>
-            </w:r>
-            <w:r>
-              <w:rPr>
-                <w:sz w:val="16"/>
-                <w:szCs w:val="16"/>
-              </w:rPr>
-              <w:t>{q</w:t>
-            </w:r>
-            <w:r>
-              <w:rPr>
-                <w:sz w:val="16"/>
-                <w:szCs w:val="16"/>
-              </w:rPr>
-              <w:t>4b</w:t>
-            </w:r>
-            <w:proofErr w:type="gramStart"/>
-            <w:r>
-              <w:rPr>
-                <w:sz w:val="16"/>
-                <w:szCs w:val="16"/>
-              </w:rPr>
-              <w:t>2}</w:t>
-            </w:r>
-            <w:r>
-              <w:rPr>
-                <w:sz w:val="16"/>
-                <w:szCs w:val="16"/>
-              </w:rPr>
-              <w:t>_</w:t>
-            </w:r>
-            <w:proofErr w:type="gramEnd"/>
-            <w:r>
-              <w:rPr>
-                <w:sz w:val="16"/>
-                <w:szCs w:val="16"/>
-              </w:rPr>
-              <w:t>______</w:t>
-            </w:r>
-            <w:r>
-              <w:rPr>
-                <w:sz w:val="16"/>
-                <w:szCs w:val="16"/>
-              </w:rPr>
-              <w:t>2</w:t>
-            </w:r>
-          </w:p>
-        </w:tc>
-        <w:tc>
-          <w:tcPr>
-            <w:tcW w:w="2655" w:type="dxa"/>
-            <w:tcMar>
-              <w:top w:w="100" w:type="dxa"/>
-              <w:left w:w="100" w:type="dxa"/>
-              <w:bottom w:w="100" w:type="dxa"/>
-              <w:right w:w="100" w:type="dxa"/>
-            </w:tcMar>
-          </w:tcPr>
-          <w:p>
-            <w:pPr>
-              <w:widowControl w:val="0"/>
-              <w:spacing w:line="240" w:lineRule="auto"/>
-              <w:rPr>
-                <w:sz w:val="16"/>
-                <w:szCs w:val="16"/>
-              </w:rPr>
-            </w:pPr>
-            <w:r>
-              <w:rPr>
-                <w:sz w:val="16"/>
-                <w:szCs w:val="16"/>
-              </w:rPr>
-              <w:t>Three or more _____</w:t>
-            </w:r>
-            <w:r>
-              <w:rPr>
-                <w:sz w:val="16"/>
-                <w:szCs w:val="16"/>
-              </w:rPr>
-              <w:t>{q</w:t>
-            </w:r>
-            <w:r>
-              <w:rPr>
-                <w:sz w:val="16"/>
-                <w:szCs w:val="16"/>
-              </w:rPr>
-              <w:t>4b</w:t>
-            </w:r>
-            <w:proofErr w:type="gramStart"/>
-            <w:r>
-              <w:rPr>
-                <w:sz w:val="16"/>
-                <w:szCs w:val="16"/>
-              </w:rPr>
-              <w:t>3</w:t>
-            </w:r>
-            <w:r>
-              <w:rPr>
-                <w:sz w:val="16"/>
-                <w:szCs w:val="16"/>
-              </w:rPr>
-              <w:t>}</w:t>
-            </w:r>
-            <w:r>
-              <w:rPr>
-                <w:sz w:val="16"/>
-                <w:szCs w:val="16"/>
-              </w:rPr>
-              <w:t>_</w:t>
-            </w:r>
-            <w:proofErr w:type="gramEnd"/>
-            <w:r>
-              <w:rPr>
-                <w:sz w:val="16"/>
-                <w:szCs w:val="16"/>
-              </w:rPr>
-              <w:t>_____</w:t>
-            </w:r>
-            <w:r>
-              <w:rPr>
-                <w:sz w:val="16"/>
-                <w:szCs w:val="16"/>
-              </w:rPr>
-              <w:t>3</w:t>
+              <w:t xml:space="preserve"> 3</w:t>
             </w:r>
           </w:p>
         </w:tc>
@@ -4624,6 +4637,48 @@
     </w:tbl>
     <w:p>
       <w:pPr>
+        <w:pStyle w:val="ListParagraph"/>
+        <w:ind w:left="7200" w:firstLine="720"/>
+        <w:rPr>
+          <w:sz w:val="6"/>
+          <w:szCs w:val="6"/>
+        </w:rPr>
+      </w:pPr>
+    </w:p>
+    <w:p>
+      <w:pPr>
+        <w:pStyle w:val="ListParagraph"/>
+        <w:ind w:left="7920"/>
+        <w:rPr>
+          <w:sz w:val="16"/>
+          <w:szCs w:val="16"/>
+        </w:rPr>
+      </w:pPr>
+      <w:r>
+        <w:rPr>
+          <w:sz w:val="16"/>
+          <w:szCs w:val="16"/>
+        </w:rPr>
+        <w:t>SCORE: {q</w:t>
+      </w:r>
+      <w:r>
+        <w:rPr>
+          <w:sz w:val="16"/>
+          <w:szCs w:val="16"/>
+        </w:rPr>
+        <w:t>4</w:t>
+      </w:r>
+      <w:r>
+        <w:rPr>
+          <w:sz w:val="16"/>
+          <w:szCs w:val="16"/>
+        </w:rPr>
+        <w:t>Score}</w:t>
+      </w:r>
+    </w:p>
+    <w:p>
+      <w:pPr>
+        <w:ind w:left="720"/>
         <w:rPr>
           <w:b/>
           <w:bCs/>
@@ -4631,54 +4686,13 @@
           <w:szCs w:val="16"/>
         </w:rPr>
       </w:pPr>
-    </w:p>
-    <w:p>
-      <w:pPr>
-        <w:rPr>
-          <w:sz w:val="16"/>
-          <w:szCs w:val="16"/>
-        </w:rPr>
-      </w:pPr>
-      <w:r>
-        <w:rPr>
-          <w:sz w:val="16"/>
-          <w:szCs w:val="16"/>
-        </w:rPr>
-        <w:t>SCORE:</w:t>
-      </w:r>
-      <w:r>
-        <w:rPr>
-          <w:sz w:val="16"/>
-          <w:szCs w:val="16"/>
-        </w:rPr>
-        <w:t xml:space="preserve"> {q4Score}</w:t>
-      </w:r>
-    </w:p>
-    <w:p>
-      <w:pPr>
-        <w:rPr>
-          <w:sz w:val="16"/>
-          <w:szCs w:val="16"/>
-        </w:rPr>
-      </w:pPr>
-    </w:p>
-    <w:p>
-      <w:pPr>
-        <w:ind w:left="720"/>
+      <w:r>
         <w:rPr>
           <w:b/>
           <w:bCs/>
           <w:sz w:val="16"/>
           <w:szCs w:val="16"/>
         </w:rPr>
-      </w:pPr>
-      <w:r>
-        <w:rPr>
-          <w:b/>
-          <w:bCs/>
-          <w:sz w:val="16"/>
-          <w:szCs w:val="16"/>
-        </w:rPr>
         <w:t>List disciplinaries:</w:t>
       </w:r>
     </w:p>
@@ -4719,6 +4733,13 @@
           <w:szCs w:val="16"/>
         </w:rPr>
       </w:pPr>
+      <w:r>
+        <w:rPr>
+          <w:sz w:val="16"/>
+          <w:szCs w:val="16"/>
+        </w:rPr>
+        <w:br w:type="page"/>
+      </w:r>
     </w:p>
     <w:p>
       <w:pPr>
@@ -4740,11 +4761,13 @@
           <w:sz w:val="16"/>
           <w:szCs w:val="16"/>
         </w:rPr>
+        <w:lastRenderedPageBreak/>
         <w:t>VIOLENT CLASS A DISCIPLINARY REPORTS (CHECK ALL THAT APPLY)</w:t>
       </w:r>
     </w:p>
     <w:p>
       <w:pPr>
+        <w:pStyle w:val="ListParagraph"/>
         <w:rPr>
           <w:b/>
           <w:bCs/>
@@ -4755,9 +4778,8 @@
     </w:p>
     <w:tbl>
       <w:tblPr>
-        <w:tblStyle w:val="a1"/>
-        <w:tblW w:w="12959" w:type="dxa"/>
-        <w:tblInd w:w="0" w:type="dxa"/>
+        <w:tblW w:w="7470" w:type="dxa"/>
+        <w:tblInd w:w="710" w:type="dxa"/>
         <w:tblBorders>
           <w:top w:val="single" w:sz="8" w:space="0" w:color="000000"/>
           <w:left w:val="single" w:sz="8" w:space="0" w:color="000000"/>
@@ -4770,16 +4792,55 @@
         <w:tblLook w:val="0600" w:firstRow="0" w:lastRow="0" w:firstColumn="0" w:lastColumn="0" w:noHBand="1" w:noVBand="1"/>
       </w:tblPr>
       <w:tblGrid>
-        <w:gridCol w:w="3012"/>
-        <w:gridCol w:w="2270"/>
-        <w:gridCol w:w="2269"/>
-        <w:gridCol w:w="2640"/>
-        <w:gridCol w:w="2768"/>
+        <w:gridCol w:w="2340"/>
+        <w:gridCol w:w="1170"/>
+        <w:gridCol w:w="1080"/>
+        <w:gridCol w:w="1080"/>
+        <w:gridCol w:w="1800"/>
       </w:tblGrid>
       <w:tr>
         <w:tc>
           <w:tcPr>
-            <w:tcW w:w="3011" w:type="dxa"/>
+            <w:tcW w:w="2340" w:type="dxa"/>
+            <w:tcMar>
+              <w:top w:w="100" w:type="dxa"/>
+              <w:left w:w="100" w:type="dxa"/>
+              <w:bottom w:w="100" w:type="dxa"/>
+              <w:right w:w="100" w:type="dxa"/>
+            </w:tcMar>
+          </w:tcPr>
+          <w:p>
+            <w:pPr>
+              <w:widowControl w:val="0"/>
+              <w:pBdr>
+                <w:top w:val="nil"/>
+                <w:left w:val="nil"/>
+                <w:bottom w:val="nil"/>
+                <w:right w:val="nil"/>
+                <w:between w:val="nil"/>
+              </w:pBdr>
+              <w:spacing w:line="240" w:lineRule="auto"/>
+              <w:rPr>
+                <w:b/>
+                <w:bCs/>
+                <w:sz w:val="16"/>
+                <w:szCs w:val="16"/>
+              </w:rPr>
+            </w:pPr>
+            <w:r>
+              <w:rPr>
+                <w:b/>
+                <w:bCs/>
+                <w:sz w:val="16"/>
+                <w:szCs w:val="16"/>
+              </w:rPr>
+              <w:t>PREVIOUS 6 MONTHS</w:t>
+            </w:r>
+          </w:p>
+        </w:tc>
+        <w:tc>
+          <w:tcPr>
+            <w:tcW w:w="1170" w:type="dxa"/>
             <w:tcMar>
               <w:top w:w="100" w:type="dxa"/>
               <w:left w:w="100" w:type="dxa"/>
@@ -4792,26 +4853,270 @@
               <w:widowControl w:val="0"/>
               <w:spacing w:line="240" w:lineRule="auto"/>
               <w:rPr>
-                <w:b/>
-                <w:bCs/>
                 <w:sz w:val="16"/>
                 <w:szCs w:val="16"/>
               </w:rPr>
             </w:pPr>
             <w:r>
               <w:rPr>
-                <w:b/>
-                <w:bCs/>
-                <w:sz w:val="16"/>
-                <w:szCs w:val="16"/>
-              </w:rPr>
-              <w:t>PREVIOUS 6 MONTHS</w:t>
+                <w:sz w:val="16"/>
+                <w:szCs w:val="16"/>
+              </w:rPr>
+              <w:t>None _{q</w:t>
+            </w:r>
+            <w:r>
+              <w:rPr>
+                <w:sz w:val="16"/>
+                <w:szCs w:val="16"/>
+              </w:rPr>
+              <w:t>5</w:t>
+            </w:r>
+            <w:r>
+              <w:rPr>
+                <w:sz w:val="16"/>
+                <w:szCs w:val="16"/>
+              </w:rPr>
+              <w:t>a</w:t>
+            </w:r>
+            <w:proofErr w:type="gramStart"/>
+            <w:r>
+              <w:rPr>
+                <w:sz w:val="16"/>
+                <w:szCs w:val="16"/>
+              </w:rPr>
+              <w:t>0}_</w:t>
+            </w:r>
+            <w:proofErr w:type="gramEnd"/>
+            <w:r>
+              <w:rPr>
+                <w:sz w:val="16"/>
+                <w:szCs w:val="16"/>
+              </w:rPr>
+              <w:t xml:space="preserve"> -1</w:t>
             </w:r>
           </w:p>
         </w:tc>
         <w:tc>
           <w:tcPr>
-            <w:tcW w:w="2269" w:type="dxa"/>
+            <w:tcW w:w="1080" w:type="dxa"/>
+            <w:tcMar>
+              <w:top w:w="100" w:type="dxa"/>
+              <w:left w:w="100" w:type="dxa"/>
+              <w:bottom w:w="100" w:type="dxa"/>
+              <w:right w:w="100" w:type="dxa"/>
+            </w:tcMar>
+          </w:tcPr>
+          <w:p>
+            <w:pPr>
+              <w:widowControl w:val="0"/>
+              <w:pBdr>
+                <w:top w:val="nil"/>
+                <w:left w:val="nil"/>
+                <w:bottom w:val="nil"/>
+                <w:right w:val="nil"/>
+                <w:between w:val="nil"/>
+              </w:pBdr>
+              <w:spacing w:line="240" w:lineRule="auto"/>
+              <w:rPr>
+                <w:sz w:val="16"/>
+                <w:szCs w:val="16"/>
+              </w:rPr>
+            </w:pPr>
+            <w:r>
+              <w:rPr>
+                <w:sz w:val="16"/>
+                <w:szCs w:val="16"/>
+              </w:rPr>
+              <w:t>One _{q</w:t>
+            </w:r>
+            <w:r>
+              <w:rPr>
+                <w:sz w:val="16"/>
+                <w:szCs w:val="16"/>
+              </w:rPr>
+              <w:t>5</w:t>
+            </w:r>
+            <w:r>
+              <w:rPr>
+                <w:sz w:val="16"/>
+                <w:szCs w:val="16"/>
+              </w:rPr>
+              <w:t>a</w:t>
+            </w:r>
+            <w:proofErr w:type="gramStart"/>
+            <w:r>
+              <w:rPr>
+                <w:sz w:val="16"/>
+                <w:szCs w:val="16"/>
+              </w:rPr>
+              <w:t>1}_</w:t>
+            </w:r>
+            <w:proofErr w:type="gramEnd"/>
+            <w:r>
+              <w:rPr>
+                <w:sz w:val="16"/>
+                <w:szCs w:val="16"/>
+              </w:rPr>
+              <w:t xml:space="preserve"> </w:t>
+            </w:r>
+            <w:r>
+              <w:rPr>
+                <w:sz w:val="16"/>
+                <w:szCs w:val="16"/>
+              </w:rPr>
+              <w:t>10</w:t>
+            </w:r>
+          </w:p>
+        </w:tc>
+        <w:tc>
+          <w:tcPr>
+            <w:tcW w:w="1080" w:type="dxa"/>
+            <w:tcMar>
+              <w:top w:w="100" w:type="dxa"/>
+              <w:left w:w="100" w:type="dxa"/>
+              <w:bottom w:w="100" w:type="dxa"/>
+              <w:right w:w="100" w:type="dxa"/>
+            </w:tcMar>
+          </w:tcPr>
+          <w:p>
+            <w:pPr>
+              <w:widowControl w:val="0"/>
+              <w:pBdr>
+                <w:top w:val="nil"/>
+                <w:left w:val="nil"/>
+                <w:bottom w:val="nil"/>
+                <w:right w:val="nil"/>
+                <w:between w:val="nil"/>
+              </w:pBdr>
+              <w:spacing w:line="240" w:lineRule="auto"/>
+              <w:rPr>
+                <w:sz w:val="16"/>
+                <w:szCs w:val="16"/>
+              </w:rPr>
+            </w:pPr>
+            <w:r>
+              <w:rPr>
+                <w:sz w:val="16"/>
+                <w:szCs w:val="16"/>
+              </w:rPr>
+              <w:t>Two _{q</w:t>
+            </w:r>
+            <w:r>
+              <w:rPr>
+                <w:sz w:val="16"/>
+                <w:szCs w:val="16"/>
+              </w:rPr>
+              <w:t>5</w:t>
+            </w:r>
+            <w:r>
+              <w:rPr>
+                <w:sz w:val="16"/>
+                <w:szCs w:val="16"/>
+              </w:rPr>
+              <w:t>a</w:t>
+            </w:r>
+            <w:proofErr w:type="gramStart"/>
+            <w:r>
+              <w:rPr>
+                <w:sz w:val="16"/>
+                <w:szCs w:val="16"/>
+              </w:rPr>
+              <w:t>2}_</w:t>
+            </w:r>
+            <w:proofErr w:type="gramEnd"/>
+            <w:r>
+              <w:rPr>
+                <w:sz w:val="16"/>
+                <w:szCs w:val="16"/>
+              </w:rPr>
+              <w:t xml:space="preserve"> </w:t>
+            </w:r>
+            <w:r>
+              <w:rPr>
+                <w:sz w:val="16"/>
+                <w:szCs w:val="16"/>
+              </w:rPr>
+              <w:t>20</w:t>
+            </w:r>
+          </w:p>
+        </w:tc>
+        <w:tc>
+          <w:tcPr>
+            <w:tcW w:w="1800" w:type="dxa"/>
+            <w:tcMar>
+              <w:top w:w="100" w:type="dxa"/>
+              <w:left w:w="100" w:type="dxa"/>
+              <w:bottom w:w="100" w:type="dxa"/>
+              <w:right w:w="100" w:type="dxa"/>
+            </w:tcMar>
+          </w:tcPr>
+          <w:p>
+            <w:pPr>
+              <w:widowControl w:val="0"/>
+              <w:pBdr>
+                <w:top w:val="nil"/>
+                <w:left w:val="nil"/>
+                <w:bottom w:val="nil"/>
+                <w:right w:val="nil"/>
+                <w:between w:val="nil"/>
+              </w:pBdr>
+              <w:spacing w:line="240" w:lineRule="auto"/>
+              <w:rPr>
+                <w:sz w:val="16"/>
+                <w:szCs w:val="16"/>
+              </w:rPr>
+            </w:pPr>
+            <w:r>
+              <w:rPr>
+                <w:sz w:val="16"/>
+                <w:szCs w:val="16"/>
+              </w:rPr>
+              <w:t>Three or more _{q</w:t>
+            </w:r>
+            <w:r>
+              <w:rPr>
+                <w:sz w:val="16"/>
+                <w:szCs w:val="16"/>
+              </w:rPr>
+              <w:t>5</w:t>
+            </w:r>
+            <w:r>
+              <w:rPr>
+                <w:sz w:val="16"/>
+                <w:szCs w:val="16"/>
+              </w:rPr>
+              <w:t>a</w:t>
+            </w:r>
+            <w:proofErr w:type="gramStart"/>
+            <w:r>
+              <w:rPr>
+                <w:sz w:val="16"/>
+                <w:szCs w:val="16"/>
+              </w:rPr>
+              <w:t>3}_</w:t>
+            </w:r>
+            <w:proofErr w:type="gramEnd"/>
+            <w:r>
+              <w:rPr>
+                <w:sz w:val="16"/>
+                <w:szCs w:val="16"/>
+              </w:rPr>
+              <w:t xml:space="preserve"> </w:t>
+            </w:r>
+            <w:r>
+              <w:rPr>
+                <w:sz w:val="16"/>
+                <w:szCs w:val="16"/>
+              </w:rPr>
+              <w:t>30</w:t>
+            </w:r>
+          </w:p>
+        </w:tc>
+      </w:tr>
+      <w:tr>
+        <w:tc>
+          <w:tcPr>
+            <w:tcW w:w="2340" w:type="dxa"/>
             <w:tcMar>
               <w:top w:w="100" w:type="dxa"/>
               <w:left w:w="100" w:type="dxa"/>
@@ -4824,52 +5129,26 @@
               <w:widowControl w:val="0"/>
               <w:spacing w:line="240" w:lineRule="auto"/>
               <w:rPr>
+                <w:b/>
+                <w:bCs/>
                 <w:sz w:val="16"/>
                 <w:szCs w:val="16"/>
               </w:rPr>
             </w:pPr>
             <w:r>
               <w:rPr>
-                <w:sz w:val="16"/>
-                <w:szCs w:val="16"/>
-              </w:rPr>
-              <w:t>None _____</w:t>
-            </w:r>
-            <w:r>
-              <w:rPr>
-                <w:sz w:val="16"/>
-                <w:szCs w:val="16"/>
-              </w:rPr>
-              <w:t>{q5a</w:t>
-            </w:r>
-            <w:proofErr w:type="gramStart"/>
-            <w:r>
-              <w:rPr>
-                <w:sz w:val="16"/>
-                <w:szCs w:val="16"/>
-              </w:rPr>
-              <w:t>0}</w:t>
-            </w:r>
-            <w:r>
-              <w:rPr>
-                <w:sz w:val="16"/>
-                <w:szCs w:val="16"/>
-              </w:rPr>
-              <w:t>_</w:t>
-            </w:r>
-            <w:proofErr w:type="gramEnd"/>
-            <w:r>
-              <w:rPr>
-                <w:sz w:val="16"/>
-                <w:szCs w:val="16"/>
-              </w:rPr>
-              <w:t>_____-1</w:t>
+                <w:b/>
+                <w:bCs/>
+                <w:sz w:val="16"/>
+                <w:szCs w:val="16"/>
+              </w:rPr>
+              <w:t>PREVIOUS 6 - 12 MONTHS</w:t>
             </w:r>
           </w:p>
         </w:tc>
         <w:tc>
           <w:tcPr>
-            <w:tcW w:w="2269" w:type="dxa"/>
+            <w:tcW w:w="1170" w:type="dxa"/>
             <w:tcMar>
               <w:top w:w="100" w:type="dxa"/>
               <w:left w:w="100" w:type="dxa"/>
@@ -4891,14 +5170,21 @@
                 <w:sz w:val="16"/>
                 <w:szCs w:val="16"/>
               </w:rPr>
-              <w:t>One _____</w:t>
-            </w:r>
-            <w:r>
-              <w:rPr>
-                <w:sz w:val="16"/>
-                <w:szCs w:val="16"/>
-              </w:rPr>
-              <w:t>{q5a</w:t>
+              <w:t>None _{q</w:t>
+            </w:r>
+            <w:r>
+              <w:rPr>
+                <w:sz w:val="16"/>
+                <w:szCs w:val="16"/>
+              </w:rPr>
+              <w:t>5</w:t>
+            </w:r>
+            <w:r>
+              <w:rPr>
+                <w:sz w:val="16"/>
+                <w:szCs w:val="16"/>
+              </w:rPr>
+              <w:t>b</w:t>
             </w:r>
             <w:proofErr w:type="gramStart"/>
             <w:r>
@@ -4906,14 +5192,7 @@
                 <w:sz w:val="16"/>
                 <w:szCs w:val="16"/>
               </w:rPr>
-              <w:t>1}</w:t>
-            </w:r>
-            <w:r>
-              <w:rPr>
-                <w:sz w:val="16"/>
-                <w:szCs w:val="16"/>
-              </w:rPr>
-              <w:t>_</w:t>
+              <w:t>0}_</w:t>
             </w:r>
             <w:proofErr w:type="gramEnd"/>
             <w:r>
@@ -4921,20 +5200,13 @@
                 <w:sz w:val="16"/>
                 <w:szCs w:val="16"/>
               </w:rPr>
-              <w:t>_____</w:t>
-            </w:r>
-            <w:r>
-              <w:rPr>
-                <w:sz w:val="16"/>
-                <w:szCs w:val="16"/>
-              </w:rPr>
-              <w:t>10</w:t>
+              <w:t xml:space="preserve"> 0</w:t>
             </w:r>
           </w:p>
         </w:tc>
         <w:tc>
           <w:tcPr>
-            <w:tcW w:w="2640" w:type="dxa"/>
+            <w:tcW w:w="1080" w:type="dxa"/>
             <w:tcMar>
               <w:top w:w="100" w:type="dxa"/>
               <w:left w:w="100" w:type="dxa"/>
@@ -4956,14 +5228,21 @@
                 <w:sz w:val="16"/>
                 <w:szCs w:val="16"/>
               </w:rPr>
-              <w:t>Two _______</w:t>
-            </w:r>
-            <w:r>
-              <w:rPr>
-                <w:sz w:val="16"/>
-                <w:szCs w:val="16"/>
-              </w:rPr>
-              <w:t>{q5a</w:t>
+              <w:t>One _{q</w:t>
+            </w:r>
+            <w:r>
+              <w:rPr>
+                <w:sz w:val="16"/>
+                <w:szCs w:val="16"/>
+              </w:rPr>
+              <w:t>5</w:t>
+            </w:r>
+            <w:r>
+              <w:rPr>
+                <w:sz w:val="16"/>
+                <w:szCs w:val="16"/>
+              </w:rPr>
+              <w:t>b</w:t>
             </w:r>
             <w:proofErr w:type="gramStart"/>
             <w:r>
@@ -4971,14 +5250,7 @@
                 <w:sz w:val="16"/>
                 <w:szCs w:val="16"/>
               </w:rPr>
-              <w:t>2}</w:t>
-            </w:r>
-            <w:r>
-              <w:rPr>
-                <w:sz w:val="16"/>
-                <w:szCs w:val="16"/>
-              </w:rPr>
-              <w:t>_</w:t>
+              <w:t>1}_</w:t>
             </w:r>
             <w:proofErr w:type="gramEnd"/>
             <w:r>
@@ -4986,20 +5258,20 @@
                 <w:sz w:val="16"/>
                 <w:szCs w:val="16"/>
               </w:rPr>
-              <w:t>______</w:t>
-            </w:r>
-            <w:r>
-              <w:rPr>
-                <w:sz w:val="16"/>
-                <w:szCs w:val="16"/>
-              </w:rPr>
-              <w:t>20</w:t>
+              <w:t xml:space="preserve"> </w:t>
+            </w:r>
+            <w:r>
+              <w:rPr>
+                <w:sz w:val="16"/>
+                <w:szCs w:val="16"/>
+              </w:rPr>
+              <w:t>9</w:t>
             </w:r>
           </w:p>
         </w:tc>
         <w:tc>
           <w:tcPr>
-            <w:tcW w:w="2768" w:type="dxa"/>
+            <w:tcW w:w="1080" w:type="dxa"/>
             <w:tcMar>
               <w:top w:w="100" w:type="dxa"/>
               <w:left w:w="100" w:type="dxa"/>
@@ -5021,14 +5293,21 @@
                 <w:sz w:val="16"/>
                 <w:szCs w:val="16"/>
               </w:rPr>
-              <w:t>Three or more _____</w:t>
-            </w:r>
-            <w:r>
-              <w:rPr>
-                <w:sz w:val="16"/>
-                <w:szCs w:val="16"/>
-              </w:rPr>
-              <w:t>{q5a</w:t>
+              <w:t>Two _{q</w:t>
+            </w:r>
+            <w:r>
+              <w:rPr>
+                <w:sz w:val="16"/>
+                <w:szCs w:val="16"/>
+              </w:rPr>
+              <w:t>5</w:t>
+            </w:r>
+            <w:r>
+              <w:rPr>
+                <w:sz w:val="16"/>
+                <w:szCs w:val="16"/>
+              </w:rPr>
+              <w:t>b</w:t>
             </w:r>
             <w:proofErr w:type="gramStart"/>
             <w:r>
@@ -5036,14 +5315,7 @@
                 <w:sz w:val="16"/>
                 <w:szCs w:val="16"/>
               </w:rPr>
-              <w:t>3}</w:t>
-            </w:r>
-            <w:r>
-              <w:rPr>
-                <w:sz w:val="16"/>
-                <w:szCs w:val="16"/>
-              </w:rPr>
-              <w:t>_</w:t>
+              <w:t>2}_</w:t>
             </w:r>
             <w:proofErr w:type="gramEnd"/>
             <w:r>
@@ -5051,22 +5323,20 @@
                 <w:sz w:val="16"/>
                 <w:szCs w:val="16"/>
               </w:rPr>
-              <w:t>____</w:t>
-            </w:r>
-            <w:r>
-              <w:rPr>
-                <w:sz w:val="16"/>
-                <w:szCs w:val="16"/>
-              </w:rPr>
-              <w:t>30</w:t>
+              <w:t xml:space="preserve"> </w:t>
+            </w:r>
+            <w:r>
+              <w:rPr>
+                <w:sz w:val="16"/>
+                <w:szCs w:val="16"/>
+              </w:rPr>
+              <w:t>18</w:t>
             </w:r>
           </w:p>
         </w:tc>
-      </w:tr>
-      <w:tr>
         <w:tc>
           <w:tcPr>
-            <w:tcW w:w="3011" w:type="dxa"/>
+            <w:tcW w:w="1800" w:type="dxa"/>
             <w:tcMar>
               <w:top w:w="100" w:type="dxa"/>
               <w:left w:w="100" w:type="dxa"/>
@@ -5079,26 +5349,61 @@
               <w:widowControl w:val="0"/>
               <w:spacing w:line="240" w:lineRule="auto"/>
               <w:rPr>
-                <w:b/>
-                <w:bCs/>
                 <w:sz w:val="16"/>
                 <w:szCs w:val="16"/>
               </w:rPr>
             </w:pPr>
             <w:r>
               <w:rPr>
-                <w:b/>
-                <w:bCs/>
-                <w:sz w:val="16"/>
-                <w:szCs w:val="16"/>
-              </w:rPr>
-              <w:t>PREVIOUS 6 - 12 MONTHS</w:t>
+                <w:sz w:val="16"/>
+                <w:szCs w:val="16"/>
+              </w:rPr>
+              <w:t>Three or more _{q</w:t>
+            </w:r>
+            <w:r>
+              <w:rPr>
+                <w:sz w:val="16"/>
+                <w:szCs w:val="16"/>
+              </w:rPr>
+              <w:t>5</w:t>
+            </w:r>
+            <w:r>
+              <w:rPr>
+                <w:sz w:val="16"/>
+                <w:szCs w:val="16"/>
+              </w:rPr>
+              <w:t>b</w:t>
+            </w:r>
+            <w:proofErr w:type="gramStart"/>
+            <w:r>
+              <w:rPr>
+                <w:sz w:val="16"/>
+                <w:szCs w:val="16"/>
+              </w:rPr>
+              <w:t>3}_</w:t>
+            </w:r>
+            <w:proofErr w:type="gramEnd"/>
+            <w:r>
+              <w:rPr>
+                <w:sz w:val="16"/>
+                <w:szCs w:val="16"/>
+              </w:rPr>
+              <w:t xml:space="preserve"> </w:t>
+            </w:r>
+            <w:r>
+              <w:rPr>
+                <w:sz w:val="16"/>
+                <w:szCs w:val="16"/>
+              </w:rPr>
+              <w:t>27</w:t>
             </w:r>
           </w:p>
         </w:tc>
+      </w:tr>
+      <w:tr>
         <w:tc>
           <w:tcPr>
-            <w:tcW w:w="2269" w:type="dxa"/>
+            <w:tcW w:w="2340" w:type="dxa"/>
             <w:tcMar>
               <w:top w:w="100" w:type="dxa"/>
               <w:left w:w="100" w:type="dxa"/>
@@ -5111,52 +5416,62 @@
               <w:widowControl w:val="0"/>
               <w:spacing w:line="240" w:lineRule="auto"/>
               <w:rPr>
+                <w:b/>
+                <w:bCs/>
                 <w:sz w:val="16"/>
                 <w:szCs w:val="16"/>
               </w:rPr>
             </w:pPr>
             <w:r>
               <w:rPr>
-                <w:sz w:val="16"/>
-                <w:szCs w:val="16"/>
-              </w:rPr>
-              <w:t>None _____</w:t>
-            </w:r>
-            <w:r>
-              <w:rPr>
-                <w:sz w:val="16"/>
-                <w:szCs w:val="16"/>
-              </w:rPr>
-              <w:t>{q5b</w:t>
-            </w:r>
-            <w:proofErr w:type="gramStart"/>
-            <w:r>
-              <w:rPr>
-                <w:sz w:val="16"/>
-                <w:szCs w:val="16"/>
-              </w:rPr>
-              <w:t>0}</w:t>
-            </w:r>
-            <w:r>
-              <w:rPr>
-                <w:sz w:val="16"/>
-                <w:szCs w:val="16"/>
-              </w:rPr>
-              <w:t>_</w:t>
-            </w:r>
-            <w:proofErr w:type="gramEnd"/>
-            <w:r>
-              <w:rPr>
-                <w:sz w:val="16"/>
-                <w:szCs w:val="16"/>
-              </w:rPr>
-              <w:t>_____0</w:t>
+                <w:b/>
+                <w:bCs/>
+                <w:sz w:val="16"/>
+                <w:szCs w:val="16"/>
+              </w:rPr>
+              <w:t xml:space="preserve">PREVIOUS </w:t>
+            </w:r>
+            <w:r>
+              <w:rPr>
+                <w:b/>
+                <w:bCs/>
+                <w:sz w:val="16"/>
+                <w:szCs w:val="16"/>
+              </w:rPr>
+              <w:t>12</w:t>
+            </w:r>
+            <w:r>
+              <w:rPr>
+                <w:b/>
+                <w:bCs/>
+                <w:sz w:val="16"/>
+                <w:szCs w:val="16"/>
+              </w:rPr>
+              <w:t xml:space="preserve"> - 1</w:t>
+            </w:r>
+            <w:r>
+              <w:rPr>
+                <w:b/>
+                <w:bCs/>
+                <w:sz w:val="16"/>
+                <w:szCs w:val="16"/>
+              </w:rPr>
+              <w:t>8</w:t>
+            </w:r>
+            <w:r>
+              <w:rPr>
+                <w:b/>
+                <w:bCs/>
+                <w:sz w:val="16"/>
+                <w:szCs w:val="16"/>
+              </w:rPr>
+              <w:t xml:space="preserve"> MONTHS</w:t>
             </w:r>
           </w:p>
         </w:tc>
         <w:tc>
           <w:tcPr>
-            <w:tcW w:w="2269" w:type="dxa"/>
+            <w:tcW w:w="1170" w:type="dxa"/>
             <w:tcMar>
               <w:top w:w="100" w:type="dxa"/>
               <w:left w:w="100" w:type="dxa"/>
@@ -5178,14 +5493,14 @@
                 <w:sz w:val="16"/>
                 <w:szCs w:val="16"/>
               </w:rPr>
-              <w:t>One _____</w:t>
-            </w:r>
-            <w:r>
-              <w:rPr>
-                <w:sz w:val="16"/>
-                <w:szCs w:val="16"/>
-              </w:rPr>
-              <w:t>{q5b</w:t>
+              <w:t>None _{q</w:t>
+            </w:r>
+            <w:r>
+              <w:rPr>
+                <w:sz w:val="16"/>
+                <w:szCs w:val="16"/>
+              </w:rPr>
+              <w:t>5c</w:t>
             </w:r>
             <w:proofErr w:type="gramStart"/>
             <w:r>
@@ -5193,14 +5508,7 @@
                 <w:sz w:val="16"/>
                 <w:szCs w:val="16"/>
               </w:rPr>
-              <w:t>1}</w:t>
-            </w:r>
-            <w:r>
-              <w:rPr>
-                <w:sz w:val="16"/>
-                <w:szCs w:val="16"/>
-              </w:rPr>
-              <w:t>_</w:t>
+              <w:t>0}_</w:t>
             </w:r>
             <w:proofErr w:type="gramEnd"/>
             <w:r>
@@ -5208,20 +5516,13 @@
                 <w:sz w:val="16"/>
                 <w:szCs w:val="16"/>
               </w:rPr>
-              <w:t>_____</w:t>
-            </w:r>
-            <w:r>
-              <w:rPr>
-                <w:sz w:val="16"/>
-                <w:szCs w:val="16"/>
-              </w:rPr>
-              <w:t>9</w:t>
+              <w:t xml:space="preserve"> 0</w:t>
             </w:r>
           </w:p>
         </w:tc>
         <w:tc>
           <w:tcPr>
-            <w:tcW w:w="2640" w:type="dxa"/>
+            <w:tcW w:w="1080" w:type="dxa"/>
             <w:tcMar>
               <w:top w:w="100" w:type="dxa"/>
               <w:left w:w="100" w:type="dxa"/>
@@ -5243,14 +5544,14 @@
                 <w:sz w:val="16"/>
                 <w:szCs w:val="16"/>
               </w:rPr>
-              <w:t>Two _______</w:t>
-            </w:r>
-            <w:r>
-              <w:rPr>
-                <w:sz w:val="16"/>
-                <w:szCs w:val="16"/>
-              </w:rPr>
-              <w:t>{q5b</w:t>
+              <w:t>One _{q</w:t>
+            </w:r>
+            <w:r>
+              <w:rPr>
+                <w:sz w:val="16"/>
+                <w:szCs w:val="16"/>
+              </w:rPr>
+              <w:t>5c</w:t>
             </w:r>
             <w:proofErr w:type="gramStart"/>
             <w:r>
@@ -5258,21 +5559,7 @@
                 <w:sz w:val="16"/>
                 <w:szCs w:val="16"/>
               </w:rPr>
-              <w:t>2</w:t>
-            </w:r>
-            <w:r>
-              <w:rPr>
-                <w:sz w:val="16"/>
-                <w:szCs w:val="16"/>
-              </w:rPr>
-              <w:t>}</w:t>
-            </w:r>
-            <w:r>
-              <w:rPr>
-                <w:sz w:val="16"/>
-                <w:szCs w:val="16"/>
-              </w:rPr>
-              <w:t>_</w:t>
+              <w:t>1}_</w:t>
             </w:r>
             <w:proofErr w:type="gramEnd"/>
             <w:r>
@@ -5280,7 +5567,7 @@
                 <w:sz w:val="16"/>
                 <w:szCs w:val="16"/>
               </w:rPr>
-              <w:t>______1</w:t>
+              <w:t xml:space="preserve"> </w:t>
             </w:r>
             <w:r>
               <w:rPr>
@@ -5293,7 +5580,7 @@
         </w:tc>
         <w:tc>
           <w:tcPr>
-            <w:tcW w:w="2768" w:type="dxa"/>
+            <w:tcW w:w="1080" w:type="dxa"/>
             <w:tcMar>
               <w:top w:w="100" w:type="dxa"/>
               <w:left w:w="100" w:type="dxa"/>
@@ -5315,14 +5602,14 @@
                 <w:sz w:val="16"/>
                 <w:szCs w:val="16"/>
               </w:rPr>
-              <w:t>Three or more_____</w:t>
-            </w:r>
-            <w:r>
-              <w:rPr>
-                <w:sz w:val="16"/>
-                <w:szCs w:val="16"/>
-              </w:rPr>
-              <w:t>{q5b</w:t>
+              <w:t>Two _{q</w:t>
+            </w:r>
+            <w:r>
+              <w:rPr>
+                <w:sz w:val="16"/>
+                <w:szCs w:val="16"/>
+              </w:rPr>
+              <w:t>5c</w:t>
             </w:r>
             <w:proofErr w:type="gramStart"/>
             <w:r>
@@ -5330,21 +5617,7 @@
                 <w:sz w:val="16"/>
                 <w:szCs w:val="16"/>
               </w:rPr>
-              <w:t>3</w:t>
-            </w:r>
-            <w:r>
-              <w:rPr>
-                <w:sz w:val="16"/>
-                <w:szCs w:val="16"/>
-              </w:rPr>
-              <w:t>}</w:t>
-            </w:r>
-            <w:r>
-              <w:rPr>
-                <w:sz w:val="16"/>
-                <w:szCs w:val="16"/>
-              </w:rPr>
-              <w:t>_</w:t>
+              <w:t>2}_</w:t>
             </w:r>
             <w:proofErr w:type="gramEnd"/>
             <w:r>
@@ -5352,22 +5625,20 @@
                 <w:sz w:val="16"/>
                 <w:szCs w:val="16"/>
               </w:rPr>
-              <w:t>_____</w:t>
-            </w:r>
-            <w:r>
-              <w:rPr>
-                <w:sz w:val="16"/>
-                <w:szCs w:val="16"/>
-              </w:rPr>
-              <w:t>27</w:t>
+              <w:t xml:space="preserve"> </w:t>
+            </w:r>
+            <w:r>
+              <w:rPr>
+                <w:sz w:val="16"/>
+                <w:szCs w:val="16"/>
+              </w:rPr>
+              <w:t>16</w:t>
             </w:r>
           </w:p>
         </w:tc>
-      </w:tr>
-      <w:tr>
         <w:tc>
           <w:tcPr>
-            <w:tcW w:w="3011" w:type="dxa"/>
+            <w:tcW w:w="1800" w:type="dxa"/>
             <w:tcMar>
               <w:top w:w="100" w:type="dxa"/>
               <w:left w:w="100" w:type="dxa"/>
@@ -5380,26 +5651,54 @@
               <w:widowControl w:val="0"/>
               <w:spacing w:line="240" w:lineRule="auto"/>
               <w:rPr>
-                <w:b/>
-                <w:bCs/>
                 <w:sz w:val="16"/>
                 <w:szCs w:val="16"/>
               </w:rPr>
             </w:pPr>
             <w:r>
               <w:rPr>
-                <w:b/>
-                <w:bCs/>
-                <w:sz w:val="16"/>
-                <w:szCs w:val="16"/>
-              </w:rPr>
-              <w:t>PREVIOUS 12 - 18 MONTHS</w:t>
+                <w:sz w:val="16"/>
+                <w:szCs w:val="16"/>
+              </w:rPr>
+              <w:t>Three or more _{q</w:t>
+            </w:r>
+            <w:r>
+              <w:rPr>
+                <w:sz w:val="16"/>
+                <w:szCs w:val="16"/>
+              </w:rPr>
+              <w:t>5c</w:t>
+            </w:r>
+            <w:proofErr w:type="gramStart"/>
+            <w:r>
+              <w:rPr>
+                <w:sz w:val="16"/>
+                <w:szCs w:val="16"/>
+              </w:rPr>
+              <w:t>3}_</w:t>
+            </w:r>
+            <w:proofErr w:type="gramEnd"/>
+            <w:r>
+              <w:rPr>
+                <w:sz w:val="16"/>
+                <w:szCs w:val="16"/>
+              </w:rPr>
+              <w:t xml:space="preserve"> </w:t>
+            </w:r>
+            <w:r>
+              <w:rPr>
+                <w:sz w:val="16"/>
+                <w:szCs w:val="16"/>
+              </w:rPr>
+              <w:t>24</w:t>
             </w:r>
           </w:p>
         </w:tc>
+      </w:tr>
+      <w:tr>
         <w:tc>
           <w:tcPr>
-            <w:tcW w:w="2269" w:type="dxa"/>
+            <w:tcW w:w="2340" w:type="dxa"/>
             <w:tcMar>
               <w:top w:w="100" w:type="dxa"/>
               <w:left w:w="100" w:type="dxa"/>
@@ -5412,59 +5711,62 @@
               <w:widowControl w:val="0"/>
               <w:spacing w:line="240" w:lineRule="auto"/>
               <w:rPr>
+                <w:b/>
+                <w:bCs/>
                 <w:sz w:val="16"/>
                 <w:szCs w:val="16"/>
               </w:rPr>
             </w:pPr>
             <w:r>
               <w:rPr>
-                <w:sz w:val="16"/>
-                <w:szCs w:val="16"/>
-              </w:rPr>
-              <w:t>None _____</w:t>
-            </w:r>
-            <w:r>
-              <w:rPr>
-                <w:sz w:val="16"/>
-                <w:szCs w:val="16"/>
-              </w:rPr>
-              <w:t>{q5c</w:t>
-            </w:r>
-            <w:proofErr w:type="gramStart"/>
-            <w:r>
-              <w:rPr>
-                <w:sz w:val="16"/>
-                <w:szCs w:val="16"/>
-              </w:rPr>
-              <w:t>0</w:t>
-            </w:r>
-            <w:r>
-              <w:rPr>
-                <w:sz w:val="16"/>
-                <w:szCs w:val="16"/>
-              </w:rPr>
-              <w:t>}</w:t>
-            </w:r>
-            <w:r>
-              <w:rPr>
-                <w:sz w:val="16"/>
-                <w:szCs w:val="16"/>
-              </w:rPr>
-              <w:t>_</w:t>
-            </w:r>
-            <w:proofErr w:type="gramEnd"/>
-            <w:r>
-              <w:rPr>
-                <w:sz w:val="16"/>
-                <w:szCs w:val="16"/>
-              </w:rPr>
-              <w:t>_____0</w:t>
+                <w:b/>
+                <w:bCs/>
+                <w:sz w:val="16"/>
+                <w:szCs w:val="16"/>
+              </w:rPr>
+              <w:t>PREVIOUS 1</w:t>
+            </w:r>
+            <w:r>
+              <w:rPr>
+                <w:b/>
+                <w:bCs/>
+                <w:sz w:val="16"/>
+                <w:szCs w:val="16"/>
+              </w:rPr>
+              <w:t>8</w:t>
+            </w:r>
+            <w:r>
+              <w:rPr>
+                <w:b/>
+                <w:bCs/>
+                <w:sz w:val="16"/>
+                <w:szCs w:val="16"/>
+              </w:rPr>
+              <w:t xml:space="preserve"> - </w:t>
+            </w:r>
+            <w:r>
+              <w:rPr>
+                <w:b/>
+                <w:bCs/>
+                <w:sz w:val="16"/>
+                <w:szCs w:val="16"/>
+              </w:rPr>
+              <w:t>36</w:t>
+            </w:r>
+            <w:r>
+              <w:rPr>
+                <w:b/>
+                <w:bCs/>
+                <w:sz w:val="16"/>
+                <w:szCs w:val="16"/>
+              </w:rPr>
+              <w:t xml:space="preserve"> MONTHS</w:t>
             </w:r>
           </w:p>
         </w:tc>
         <w:tc>
           <w:tcPr>
-            <w:tcW w:w="2269" w:type="dxa"/>
+            <w:tcW w:w="1170" w:type="dxa"/>
             <w:tcMar>
               <w:top w:w="100" w:type="dxa"/>
               <w:left w:w="100" w:type="dxa"/>
@@ -5486,14 +5788,14 @@
                 <w:sz w:val="16"/>
                 <w:szCs w:val="16"/>
               </w:rPr>
-              <w:t>One _____</w:t>
-            </w:r>
-            <w:r>
-              <w:rPr>
-                <w:sz w:val="16"/>
-                <w:szCs w:val="16"/>
-              </w:rPr>
-              <w:t>{q5c</w:t>
+              <w:t>None _{q5</w:t>
+            </w:r>
+            <w:r>
+              <w:rPr>
+                <w:sz w:val="16"/>
+                <w:szCs w:val="16"/>
+              </w:rPr>
+              <w:t>d</w:t>
             </w:r>
             <w:proofErr w:type="gramStart"/>
             <w:r>
@@ -5501,21 +5803,7 @@
                 <w:sz w:val="16"/>
                 <w:szCs w:val="16"/>
               </w:rPr>
-              <w:t>1</w:t>
-            </w:r>
-            <w:r>
-              <w:rPr>
-                <w:sz w:val="16"/>
-                <w:szCs w:val="16"/>
-              </w:rPr>
-              <w:t>}</w:t>
-            </w:r>
-            <w:r>
-              <w:rPr>
-                <w:sz w:val="16"/>
-                <w:szCs w:val="16"/>
-              </w:rPr>
-              <w:t>_</w:t>
+              <w:t>0}_</w:t>
             </w:r>
             <w:proofErr w:type="gramEnd"/>
             <w:r>
@@ -5523,20 +5811,13 @@
                 <w:sz w:val="16"/>
                 <w:szCs w:val="16"/>
               </w:rPr>
-              <w:t>_____</w:t>
-            </w:r>
-            <w:r>
-              <w:rPr>
-                <w:sz w:val="16"/>
-                <w:szCs w:val="16"/>
-              </w:rPr>
-              <w:t>8</w:t>
+              <w:t xml:space="preserve"> 0</w:t>
             </w:r>
           </w:p>
         </w:tc>
         <w:tc>
           <w:tcPr>
-            <w:tcW w:w="2640" w:type="dxa"/>
+            <w:tcW w:w="1080" w:type="dxa"/>
             <w:tcMar>
               <w:top w:w="100" w:type="dxa"/>
               <w:left w:w="100" w:type="dxa"/>
@@ -5558,14 +5839,14 @@
                 <w:sz w:val="16"/>
                 <w:szCs w:val="16"/>
               </w:rPr>
-              <w:t>Two _______</w:t>
-            </w:r>
-            <w:r>
-              <w:rPr>
-                <w:sz w:val="16"/>
-                <w:szCs w:val="16"/>
-              </w:rPr>
-              <w:t>{q5c</w:t>
+              <w:t>One _{q5</w:t>
+            </w:r>
+            <w:r>
+              <w:rPr>
+                <w:sz w:val="16"/>
+                <w:szCs w:val="16"/>
+              </w:rPr>
+              <w:t>d</w:t>
             </w:r>
             <w:proofErr w:type="gramStart"/>
             <w:r>
@@ -5573,21 +5854,7 @@
                 <w:sz w:val="16"/>
                 <w:szCs w:val="16"/>
               </w:rPr>
-              <w:t>2</w:t>
-            </w:r>
-            <w:r>
-              <w:rPr>
-                <w:sz w:val="16"/>
-                <w:szCs w:val="16"/>
-              </w:rPr>
-              <w:t>}</w:t>
-            </w:r>
-            <w:r>
-              <w:rPr>
-                <w:sz w:val="16"/>
-                <w:szCs w:val="16"/>
-              </w:rPr>
-              <w:t>_</w:t>
+              <w:t>1}_</w:t>
             </w:r>
             <w:proofErr w:type="gramEnd"/>
             <w:r>
@@ -5595,20 +5862,20 @@
                 <w:sz w:val="16"/>
                 <w:szCs w:val="16"/>
               </w:rPr>
-              <w:t>______1</w:t>
-            </w:r>
-            <w:r>
-              <w:rPr>
-                <w:sz w:val="16"/>
-                <w:szCs w:val="16"/>
-              </w:rPr>
-              <w:t>6</w:t>
+              <w:t xml:space="preserve"> </w:t>
+            </w:r>
+            <w:r>
+              <w:rPr>
+                <w:sz w:val="16"/>
+                <w:szCs w:val="16"/>
+              </w:rPr>
+              <w:t>4</w:t>
             </w:r>
           </w:p>
         </w:tc>
         <w:tc>
           <w:tcPr>
-            <w:tcW w:w="2768" w:type="dxa"/>
+            <w:tcW w:w="1080" w:type="dxa"/>
             <w:tcMar>
               <w:top w:w="100" w:type="dxa"/>
               <w:left w:w="100" w:type="dxa"/>
@@ -5630,14 +5897,14 @@
                 <w:sz w:val="16"/>
                 <w:szCs w:val="16"/>
               </w:rPr>
-              <w:t>Three or more _____</w:t>
-            </w:r>
-            <w:r>
-              <w:rPr>
-                <w:sz w:val="16"/>
-                <w:szCs w:val="16"/>
-              </w:rPr>
-              <w:t>{q5c</w:t>
+              <w:t>Two _{q5</w:t>
+            </w:r>
+            <w:r>
+              <w:rPr>
+                <w:sz w:val="16"/>
+                <w:szCs w:val="16"/>
+              </w:rPr>
+              <w:t>d</w:t>
             </w:r>
             <w:proofErr w:type="gramStart"/>
             <w:r>
@@ -5645,21 +5912,7 @@
                 <w:sz w:val="16"/>
                 <w:szCs w:val="16"/>
               </w:rPr>
-              <w:t>3</w:t>
-            </w:r>
-            <w:r>
-              <w:rPr>
-                <w:sz w:val="16"/>
-                <w:szCs w:val="16"/>
-              </w:rPr>
-              <w:t>}</w:t>
-            </w:r>
-            <w:r>
-              <w:rPr>
-                <w:sz w:val="16"/>
-                <w:szCs w:val="16"/>
-              </w:rPr>
-              <w:t>_</w:t>
+              <w:t>2}_</w:t>
             </w:r>
             <w:proofErr w:type="gramEnd"/>
             <w:r>
@@ -5667,22 +5920,13 @@
                 <w:sz w:val="16"/>
                 <w:szCs w:val="16"/>
               </w:rPr>
-              <w:t>_____2</w:t>
-            </w:r>
-            <w:r>
-              <w:rPr>
-                <w:sz w:val="16"/>
-                <w:szCs w:val="16"/>
-              </w:rPr>
-              <w:t>4</w:t>
+              <w:t xml:space="preserve"> 6</w:t>
             </w:r>
           </w:p>
         </w:tc>
-      </w:tr>
-      <w:tr>
         <w:tc>
           <w:tcPr>
-            <w:tcW w:w="3011" w:type="dxa"/>
+            <w:tcW w:w="1800" w:type="dxa"/>
             <w:tcMar>
               <w:top w:w="100" w:type="dxa"/>
               <w:left w:w="100" w:type="dxa"/>
@@ -5695,26 +5939,54 @@
               <w:widowControl w:val="0"/>
               <w:spacing w:line="240" w:lineRule="auto"/>
               <w:rPr>
-                <w:b/>
-                <w:bCs/>
                 <w:sz w:val="16"/>
                 <w:szCs w:val="16"/>
               </w:rPr>
             </w:pPr>
             <w:r>
               <w:rPr>
-                <w:b/>
-                <w:bCs/>
-                <w:sz w:val="16"/>
-                <w:szCs w:val="16"/>
-              </w:rPr>
-              <w:t>PREVIOUS 18 - 36 MONTHS</w:t>
+                <w:sz w:val="16"/>
+                <w:szCs w:val="16"/>
+              </w:rPr>
+              <w:t>Three or more _{q5</w:t>
+            </w:r>
+            <w:r>
+              <w:rPr>
+                <w:sz w:val="16"/>
+                <w:szCs w:val="16"/>
+              </w:rPr>
+              <w:t>d</w:t>
+            </w:r>
+            <w:proofErr w:type="gramStart"/>
+            <w:r>
+              <w:rPr>
+                <w:sz w:val="16"/>
+                <w:szCs w:val="16"/>
+              </w:rPr>
+              <w:t>3}_</w:t>
+            </w:r>
+            <w:proofErr w:type="gramEnd"/>
+            <w:r>
+              <w:rPr>
+                <w:sz w:val="16"/>
+                <w:szCs w:val="16"/>
+              </w:rPr>
+              <w:t xml:space="preserve"> </w:t>
+            </w:r>
+            <w:r>
+              <w:rPr>
+                <w:sz w:val="16"/>
+                <w:szCs w:val="16"/>
+              </w:rPr>
+              <w:t>10</w:t>
             </w:r>
           </w:p>
         </w:tc>
+      </w:tr>
+      <w:tr>
         <w:tc>
           <w:tcPr>
-            <w:tcW w:w="2269" w:type="dxa"/>
+            <w:tcW w:w="2340" w:type="dxa"/>
             <w:tcMar>
               <w:top w:w="100" w:type="dxa"/>
               <w:left w:w="100" w:type="dxa"/>
@@ -5727,59 +5999,62 @@
               <w:widowControl w:val="0"/>
               <w:spacing w:line="240" w:lineRule="auto"/>
               <w:rPr>
+                <w:b/>
+                <w:bCs/>
                 <w:sz w:val="16"/>
                 <w:szCs w:val="16"/>
               </w:rPr>
             </w:pPr>
             <w:r>
               <w:rPr>
-                <w:sz w:val="16"/>
-                <w:szCs w:val="16"/>
-              </w:rPr>
-              <w:t>None _____</w:t>
-            </w:r>
-            <w:r>
-              <w:rPr>
-                <w:sz w:val="16"/>
-                <w:szCs w:val="16"/>
-              </w:rPr>
-              <w:t>{q5d</w:t>
-            </w:r>
-            <w:proofErr w:type="gramStart"/>
-            <w:r>
-              <w:rPr>
-                <w:sz w:val="16"/>
-                <w:szCs w:val="16"/>
-              </w:rPr>
-              <w:t>0</w:t>
-            </w:r>
-            <w:r>
-              <w:rPr>
-                <w:sz w:val="16"/>
-                <w:szCs w:val="16"/>
-              </w:rPr>
-              <w:t>}</w:t>
-            </w:r>
-            <w:r>
-              <w:rPr>
-                <w:sz w:val="16"/>
-                <w:szCs w:val="16"/>
-              </w:rPr>
-              <w:t>_</w:t>
-            </w:r>
-            <w:proofErr w:type="gramEnd"/>
-            <w:r>
-              <w:rPr>
-                <w:sz w:val="16"/>
-                <w:szCs w:val="16"/>
-              </w:rPr>
-              <w:t>_____0</w:t>
+                <w:b/>
+                <w:bCs/>
+                <w:sz w:val="16"/>
+                <w:szCs w:val="16"/>
+              </w:rPr>
+              <w:t xml:space="preserve">PREVIOUS </w:t>
+            </w:r>
+            <w:r>
+              <w:rPr>
+                <w:b/>
+                <w:bCs/>
+                <w:sz w:val="16"/>
+                <w:szCs w:val="16"/>
+              </w:rPr>
+              <w:t>36</w:t>
+            </w:r>
+            <w:r>
+              <w:rPr>
+                <w:b/>
+                <w:bCs/>
+                <w:sz w:val="16"/>
+                <w:szCs w:val="16"/>
+              </w:rPr>
+              <w:t xml:space="preserve"> - </w:t>
+            </w:r>
+            <w:r>
+              <w:rPr>
+                <w:b/>
+                <w:bCs/>
+                <w:sz w:val="16"/>
+                <w:szCs w:val="16"/>
+              </w:rPr>
+              <w:t>60</w:t>
+            </w:r>
+            <w:r>
+              <w:rPr>
+                <w:b/>
+                <w:bCs/>
+                <w:sz w:val="16"/>
+                <w:szCs w:val="16"/>
+              </w:rPr>
+              <w:t xml:space="preserve"> MONTHS</w:t>
             </w:r>
           </w:p>
         </w:tc>
         <w:tc>
           <w:tcPr>
-            <w:tcW w:w="2269" w:type="dxa"/>
+            <w:tcW w:w="1170" w:type="dxa"/>
             <w:tcMar>
               <w:top w:w="100" w:type="dxa"/>
               <w:left w:w="100" w:type="dxa"/>
@@ -5801,14 +6076,14 @@
                 <w:sz w:val="16"/>
                 <w:szCs w:val="16"/>
               </w:rPr>
-              <w:t>One _____</w:t>
-            </w:r>
-            <w:r>
-              <w:rPr>
-                <w:sz w:val="16"/>
-                <w:szCs w:val="16"/>
-              </w:rPr>
-              <w:t>{q5d</w:t>
+              <w:t>None _{q5</w:t>
+            </w:r>
+            <w:r>
+              <w:rPr>
+                <w:sz w:val="16"/>
+                <w:szCs w:val="16"/>
+              </w:rPr>
+              <w:t>e</w:t>
             </w:r>
             <w:proofErr w:type="gramStart"/>
             <w:r>
@@ -5816,21 +6091,7 @@
                 <w:sz w:val="16"/>
                 <w:szCs w:val="16"/>
               </w:rPr>
-              <w:t>1</w:t>
-            </w:r>
-            <w:r>
-              <w:rPr>
-                <w:sz w:val="16"/>
-                <w:szCs w:val="16"/>
-              </w:rPr>
-              <w:t>}</w:t>
-            </w:r>
-            <w:r>
-              <w:rPr>
-                <w:sz w:val="16"/>
-                <w:szCs w:val="16"/>
-              </w:rPr>
-              <w:t>_</w:t>
+              <w:t>0}_</w:t>
             </w:r>
             <w:proofErr w:type="gramEnd"/>
             <w:r>
@@ -5838,13 +6099,13 @@
                 <w:sz w:val="16"/>
                 <w:szCs w:val="16"/>
               </w:rPr>
-              <w:t>_____4</w:t>
+              <w:t xml:space="preserve"> 0</w:t>
             </w:r>
           </w:p>
         </w:tc>
         <w:tc>
           <w:tcPr>
-            <w:tcW w:w="2640" w:type="dxa"/>
+            <w:tcW w:w="1080" w:type="dxa"/>
             <w:tcMar>
               <w:top w:w="100" w:type="dxa"/>
               <w:left w:w="100" w:type="dxa"/>
@@ -5866,14 +6127,14 @@
                 <w:sz w:val="16"/>
                 <w:szCs w:val="16"/>
               </w:rPr>
-              <w:t>Two _______</w:t>
-            </w:r>
-            <w:r>
-              <w:rPr>
-                <w:sz w:val="16"/>
-                <w:szCs w:val="16"/>
-              </w:rPr>
-              <w:t>{q5d</w:t>
+              <w:t>One _{q5</w:t>
+            </w:r>
+            <w:r>
+              <w:rPr>
+                <w:sz w:val="16"/>
+                <w:szCs w:val="16"/>
+              </w:rPr>
+              <w:t>e</w:t>
             </w:r>
             <w:proofErr w:type="gramStart"/>
             <w:r>
@@ -5881,35 +6142,28 @@
                 <w:sz w:val="16"/>
                 <w:szCs w:val="16"/>
               </w:rPr>
+              <w:t>1}_</w:t>
+            </w:r>
+            <w:proofErr w:type="gramEnd"/>
+            <w:r>
+              <w:rPr>
+                <w:sz w:val="16"/>
+                <w:szCs w:val="16"/>
+              </w:rPr>
+              <w:t xml:space="preserve"> </w:t>
+            </w:r>
+            <w:r>
+              <w:rPr>
+                <w:sz w:val="16"/>
+                <w:szCs w:val="16"/>
+              </w:rPr>
               <w:t>2</w:t>
-            </w:r>
-            <w:r>
-              <w:rPr>
-                <w:sz w:val="16"/>
-                <w:szCs w:val="16"/>
-              </w:rPr>
-              <w:t>}</w:t>
-            </w:r>
-            <w:r>
-              <w:rPr>
-                <w:sz w:val="16"/>
-                <w:szCs w:val="16"/>
-              </w:rPr>
-              <w:t>_</w:t>
-            </w:r>
-            <w:proofErr w:type="gramEnd"/>
-            <w:r>
-              <w:rPr>
-                <w:sz w:val="16"/>
-                <w:szCs w:val="16"/>
-              </w:rPr>
-              <w:t>______6</w:t>
             </w:r>
           </w:p>
         </w:tc>
         <w:tc>
           <w:tcPr>
-            <w:tcW w:w="2768" w:type="dxa"/>
+            <w:tcW w:w="1080" w:type="dxa"/>
             <w:tcMar>
               <w:top w:w="100" w:type="dxa"/>
               <w:left w:w="100" w:type="dxa"/>
@@ -5931,14 +6185,14 @@
                 <w:sz w:val="16"/>
                 <w:szCs w:val="16"/>
               </w:rPr>
-              <w:t>Three or more _____</w:t>
-            </w:r>
-            <w:r>
-              <w:rPr>
-                <w:sz w:val="16"/>
-                <w:szCs w:val="16"/>
-              </w:rPr>
-              <w:t>{q5d</w:t>
+              <w:t>Two _{q5</w:t>
+            </w:r>
+            <w:r>
+              <w:rPr>
+                <w:sz w:val="16"/>
+                <w:szCs w:val="16"/>
+              </w:rPr>
+              <w:t>e</w:t>
             </w:r>
             <w:proofErr w:type="gramStart"/>
             <w:r>
@@ -5946,21 +6200,7 @@
                 <w:sz w:val="16"/>
                 <w:szCs w:val="16"/>
               </w:rPr>
-              <w:t>3</w:t>
-            </w:r>
-            <w:r>
-              <w:rPr>
-                <w:sz w:val="16"/>
-                <w:szCs w:val="16"/>
-              </w:rPr>
-              <w:t>}</w:t>
-            </w:r>
-            <w:r>
-              <w:rPr>
-                <w:sz w:val="16"/>
-                <w:szCs w:val="16"/>
-              </w:rPr>
-              <w:t>_</w:t>
+              <w:t>2}_</w:t>
             </w:r>
             <w:proofErr w:type="gramEnd"/>
             <w:r>
@@ -5968,15 +6208,20 @@
                 <w:sz w:val="16"/>
                 <w:szCs w:val="16"/>
               </w:rPr>
-              <w:t>_____10</w:t>
+              <w:t xml:space="preserve"> </w:t>
+            </w:r>
+            <w:r>
+              <w:rPr>
+                <w:sz w:val="16"/>
+                <w:szCs w:val="16"/>
+              </w:rPr>
+              <w:t>4</w:t>
             </w:r>
           </w:p>
         </w:tc>
-      </w:tr>
-      <w:tr>
         <w:tc>
           <w:tcPr>
-            <w:tcW w:w="3011" w:type="dxa"/>
+            <w:tcW w:w="1800" w:type="dxa"/>
             <w:tcMar>
               <w:top w:w="100" w:type="dxa"/>
               <w:left w:w="100" w:type="dxa"/>
@@ -5989,55 +6234,23 @@
               <w:widowControl w:val="0"/>
               <w:spacing w:line="240" w:lineRule="auto"/>
               <w:rPr>
-                <w:b/>
-                <w:bCs/>
                 <w:sz w:val="16"/>
                 <w:szCs w:val="16"/>
               </w:rPr>
             </w:pPr>
             <w:r>
               <w:rPr>
-                <w:b/>
-                <w:bCs/>
-                <w:sz w:val="16"/>
-                <w:szCs w:val="16"/>
-              </w:rPr>
-              <w:t>PREVIOUS 36 - 60 MONTHS</w:t>
-            </w:r>
-          </w:p>
-        </w:tc>
-        <w:tc>
-          <w:tcPr>
-            <w:tcW w:w="2269" w:type="dxa"/>
-            <w:tcMar>
-              <w:top w:w="100" w:type="dxa"/>
-              <w:left w:w="100" w:type="dxa"/>
-              <w:bottom w:w="100" w:type="dxa"/>
-              <w:right w:w="100" w:type="dxa"/>
-            </w:tcMar>
-          </w:tcPr>
-          <w:p>
-            <w:pPr>
-              <w:widowControl w:val="0"/>
-              <w:spacing w:line="240" w:lineRule="auto"/>
-              <w:rPr>
-                <w:sz w:val="16"/>
-                <w:szCs w:val="16"/>
-              </w:rPr>
-            </w:pPr>
-            <w:r>
-              <w:rPr>
-                <w:sz w:val="16"/>
-                <w:szCs w:val="16"/>
-              </w:rPr>
-              <w:t>None _____</w:t>
-            </w:r>
-            <w:r>
-              <w:rPr>
-                <w:sz w:val="16"/>
-                <w:szCs w:val="16"/>
-              </w:rPr>
-              <w:t>{q5e</w:t>
+                <w:sz w:val="16"/>
+                <w:szCs w:val="16"/>
+              </w:rPr>
+              <w:t>Three or more _{q5</w:t>
+            </w:r>
+            <w:r>
+              <w:rPr>
+                <w:sz w:val="16"/>
+                <w:szCs w:val="16"/>
+              </w:rPr>
+              <w:t>e</w:t>
             </w:r>
             <w:proofErr w:type="gramStart"/>
             <w:r>
@@ -6045,21 +6258,7 @@
                 <w:sz w:val="16"/>
                 <w:szCs w:val="16"/>
               </w:rPr>
-              <w:t>0</w:t>
-            </w:r>
-            <w:r>
-              <w:rPr>
-                <w:sz w:val="16"/>
-                <w:szCs w:val="16"/>
-              </w:rPr>
-              <w:t>}</w:t>
-            </w:r>
-            <w:r>
-              <w:rPr>
-                <w:sz w:val="16"/>
-                <w:szCs w:val="16"/>
-              </w:rPr>
-              <w:t>_</w:t>
+              <w:t>3}_</w:t>
             </w:r>
             <w:proofErr w:type="gramEnd"/>
             <w:r>
@@ -6067,202 +6266,14 @@
                 <w:sz w:val="16"/>
                 <w:szCs w:val="16"/>
               </w:rPr>
-              <w:t>_____0</w:t>
-            </w:r>
-          </w:p>
-        </w:tc>
-        <w:tc>
-          <w:tcPr>
-            <w:tcW w:w="2269" w:type="dxa"/>
-            <w:tcMar>
-              <w:top w:w="100" w:type="dxa"/>
-              <w:left w:w="100" w:type="dxa"/>
-              <w:bottom w:w="100" w:type="dxa"/>
-              <w:right w:w="100" w:type="dxa"/>
-            </w:tcMar>
-          </w:tcPr>
-          <w:p>
-            <w:pPr>
-              <w:widowControl w:val="0"/>
-              <w:spacing w:line="240" w:lineRule="auto"/>
-              <w:rPr>
-                <w:sz w:val="16"/>
-                <w:szCs w:val="16"/>
-              </w:rPr>
-            </w:pPr>
-            <w:r>
-              <w:rPr>
-                <w:sz w:val="16"/>
-                <w:szCs w:val="16"/>
-              </w:rPr>
-              <w:t>One _____</w:t>
-            </w:r>
-            <w:r>
-              <w:rPr>
-                <w:sz w:val="16"/>
-                <w:szCs w:val="16"/>
-              </w:rPr>
-              <w:t>{q5e</w:t>
-            </w:r>
-            <w:proofErr w:type="gramStart"/>
-            <w:r>
-              <w:rPr>
-                <w:sz w:val="16"/>
-                <w:szCs w:val="16"/>
-              </w:rPr>
-              <w:t>1</w:t>
-            </w:r>
-            <w:r>
-              <w:rPr>
-                <w:sz w:val="16"/>
-                <w:szCs w:val="16"/>
-              </w:rPr>
-              <w:t>}</w:t>
-            </w:r>
-            <w:r>
-              <w:rPr>
-                <w:sz w:val="16"/>
-                <w:szCs w:val="16"/>
-              </w:rPr>
-              <w:t>_</w:t>
-            </w:r>
-            <w:proofErr w:type="gramEnd"/>
-            <w:r>
-              <w:rPr>
-                <w:sz w:val="16"/>
-                <w:szCs w:val="16"/>
-              </w:rPr>
-              <w:t>_____2</w:t>
-            </w:r>
-          </w:p>
-        </w:tc>
-        <w:tc>
-          <w:tcPr>
-            <w:tcW w:w="2640" w:type="dxa"/>
-            <w:tcMar>
-              <w:top w:w="100" w:type="dxa"/>
-              <w:left w:w="100" w:type="dxa"/>
-              <w:bottom w:w="100" w:type="dxa"/>
-              <w:right w:w="100" w:type="dxa"/>
-            </w:tcMar>
-          </w:tcPr>
-          <w:p>
-            <w:pPr>
-              <w:widowControl w:val="0"/>
-              <w:spacing w:line="240" w:lineRule="auto"/>
-              <w:rPr>
-                <w:sz w:val="16"/>
-                <w:szCs w:val="16"/>
-              </w:rPr>
-            </w:pPr>
-            <w:r>
-              <w:rPr>
-                <w:sz w:val="16"/>
-                <w:szCs w:val="16"/>
-              </w:rPr>
-              <w:t>Two _______</w:t>
-            </w:r>
-            <w:r>
-              <w:rPr>
-                <w:sz w:val="16"/>
-                <w:szCs w:val="16"/>
-              </w:rPr>
-              <w:t>{q5e</w:t>
-            </w:r>
-            <w:proofErr w:type="gramStart"/>
-            <w:r>
-              <w:rPr>
-                <w:sz w:val="16"/>
-                <w:szCs w:val="16"/>
-              </w:rPr>
-              <w:t>2</w:t>
-            </w:r>
-            <w:r>
-              <w:rPr>
-                <w:sz w:val="16"/>
-                <w:szCs w:val="16"/>
-              </w:rPr>
-              <w:t>}</w:t>
-            </w:r>
-            <w:r>
-              <w:rPr>
-                <w:sz w:val="16"/>
-                <w:szCs w:val="16"/>
-              </w:rPr>
-              <w:t>_</w:t>
-            </w:r>
-            <w:proofErr w:type="gramEnd"/>
-            <w:r>
-              <w:rPr>
-                <w:sz w:val="16"/>
-                <w:szCs w:val="16"/>
-              </w:rPr>
-              <w:t>______4</w:t>
-            </w:r>
-          </w:p>
-        </w:tc>
-        <w:tc>
-          <w:tcPr>
-            <w:tcW w:w="2768" w:type="dxa"/>
-            <w:tcMar>
-              <w:top w:w="100" w:type="dxa"/>
-              <w:left w:w="100" w:type="dxa"/>
-              <w:bottom w:w="100" w:type="dxa"/>
-              <w:right w:w="100" w:type="dxa"/>
-            </w:tcMar>
-          </w:tcPr>
-          <w:p>
-            <w:pPr>
-              <w:widowControl w:val="0"/>
-              <w:spacing w:line="240" w:lineRule="auto"/>
-              <w:rPr>
-                <w:sz w:val="16"/>
-                <w:szCs w:val="16"/>
-              </w:rPr>
-            </w:pPr>
-            <w:r>
-              <w:rPr>
-                <w:sz w:val="16"/>
-                <w:szCs w:val="16"/>
-              </w:rPr>
-              <w:t>Three or more _____</w:t>
-            </w:r>
-            <w:r>
-              <w:rPr>
-                <w:sz w:val="16"/>
-                <w:szCs w:val="16"/>
-              </w:rPr>
-              <w:t>{q5e</w:t>
-            </w:r>
-            <w:proofErr w:type="gramStart"/>
-            <w:r>
-              <w:rPr>
-                <w:sz w:val="16"/>
-                <w:szCs w:val="16"/>
-              </w:rPr>
-              <w:t>3</w:t>
-            </w:r>
-            <w:r>
-              <w:rPr>
-                <w:sz w:val="16"/>
-                <w:szCs w:val="16"/>
-              </w:rPr>
-              <w:t>}</w:t>
-            </w:r>
-            <w:r>
-              <w:rPr>
-                <w:sz w:val="16"/>
-                <w:szCs w:val="16"/>
-              </w:rPr>
-              <w:t>_</w:t>
-            </w:r>
-            <w:proofErr w:type="gramEnd"/>
-            <w:r>
-              <w:rPr>
-                <w:sz w:val="16"/>
-                <w:szCs w:val="16"/>
-              </w:rPr>
-              <w:t>______6</w:t>
+              <w:t xml:space="preserve"> </w:t>
+            </w:r>
+            <w:r>
+              <w:rPr>
+                <w:sz w:val="16"/>
+                <w:szCs w:val="16"/>
+              </w:rPr>
+              <w:t>6</w:t>
             </w:r>
           </w:p>
         </w:tc>
@@ -6270,6 +6281,48 @@
     </w:tbl>
     <w:p>
       <w:pPr>
+        <w:pStyle w:val="ListParagraph"/>
+        <w:ind w:left="7200" w:firstLine="720"/>
+        <w:rPr>
+          <w:sz w:val="6"/>
+          <w:szCs w:val="6"/>
+        </w:rPr>
+      </w:pPr>
+    </w:p>
+    <w:p>
+      <w:pPr>
+        <w:pStyle w:val="ListParagraph"/>
+        <w:ind w:left="7200" w:firstLine="720"/>
+        <w:rPr>
+          <w:sz w:val="16"/>
+          <w:szCs w:val="16"/>
+        </w:rPr>
+      </w:pPr>
+      <w:r>
+        <w:rPr>
+          <w:sz w:val="16"/>
+          <w:szCs w:val="16"/>
+        </w:rPr>
+        <w:t>SCORE: {q</w:t>
+      </w:r>
+      <w:r>
+        <w:rPr>
+          <w:sz w:val="16"/>
+          <w:szCs w:val="16"/>
+        </w:rPr>
+        <w:t>5</w:t>
+      </w:r>
+      <w:r>
+        <w:rPr>
+          <w:sz w:val="16"/>
+          <w:szCs w:val="16"/>
+        </w:rPr>
+        <w:t>Score}</w:t>
+      </w:r>
+    </w:p>
+    <w:p>
+      <w:pPr>
+        <w:ind w:left="720"/>
         <w:rPr>
           <w:b/>
           <w:bCs/>
@@ -6277,54 +6330,13 @@
           <w:szCs w:val="16"/>
         </w:rPr>
       </w:pPr>
-    </w:p>
-    <w:p>
-      <w:pPr>
-        <w:rPr>
-          <w:sz w:val="16"/>
-          <w:szCs w:val="16"/>
-        </w:rPr>
-      </w:pPr>
-      <w:r>
-        <w:rPr>
-          <w:sz w:val="16"/>
-          <w:szCs w:val="16"/>
-        </w:rPr>
-        <w:t>SCORE:</w:t>
-      </w:r>
-      <w:r>
-        <w:rPr>
-          <w:sz w:val="16"/>
-          <w:szCs w:val="16"/>
-        </w:rPr>
-        <w:t xml:space="preserve"> {q5Score}</w:t>
-      </w:r>
-    </w:p>
-    <w:p>
-      <w:pPr>
-        <w:rPr>
-          <w:sz w:val="16"/>
-          <w:szCs w:val="16"/>
-        </w:rPr>
-      </w:pPr>
-    </w:p>
-    <w:p>
-      <w:pPr>
-        <w:ind w:left="720"/>
+      <w:r>
         <w:rPr>
           <w:b/>
           <w:bCs/>
           <w:sz w:val="16"/>
           <w:szCs w:val="16"/>
         </w:rPr>
-      </w:pPr>
-      <w:r>
-        <w:rPr>
-          <w:b/>
-          <w:bCs/>
-          <w:sz w:val="16"/>
-          <w:szCs w:val="16"/>
-        </w:rPr>
         <w:t>List disciplinaries:</w:t>
       </w:r>
     </w:p>
@@ -6365,21 +6377,6 @@
           <w:szCs w:val="16"/>
         </w:rPr>
       </w:pPr>
-    </w:p>
-    <w:p>
-      <w:pPr>
-        <w:rPr>
-          <w:sz w:val="16"/>
-          <w:szCs w:val="16"/>
-        </w:rPr>
-      </w:pPr>
-      <w:r>
-        <w:rPr>
-          <w:sz w:val="16"/>
-          <w:szCs w:val="16"/>
-        </w:rPr>
-        <w:br w:type="page"/>
-      </w:r>
     </w:p>
     <w:p>
       <w:pPr>
@@ -6433,15 +6430,21 @@
           <w:sz w:val="16"/>
           <w:szCs w:val="16"/>
         </w:rPr>
-        <w:t>21 or Younger ______________________________________________________________________</w:t>
-      </w:r>
-      <w:proofErr w:type="gramStart"/>
-      <w:r>
-        <w:rPr>
-          <w:sz w:val="16"/>
-          <w:szCs w:val="16"/>
-        </w:rPr>
-        <w:t>_  1</w:t>
+        <w:t>21 or Younger ______________________________________________________________</w:t>
+      </w:r>
+      <w:r>
+        <w:rPr>
+          <w:sz w:val="16"/>
+          <w:szCs w:val="16"/>
+        </w:rPr>
+        <w:t>_</w:t>
+      </w:r>
+      <w:r>
+        <w:rPr>
+          <w:sz w:val="16"/>
+          <w:szCs w:val="16"/>
+        </w:rPr>
+        <w:t>_ 1</w:t>
       </w:r>
       <w:r>
         <w:rPr>
@@ -6450,7 +6453,6 @@
         </w:rPr>
         <w:t>3</w:t>
       </w:r>
-      <w:proofErr w:type="gramEnd"/>
     </w:p>
     <w:p>
       <w:pPr>
@@ -6475,15 +6477,7 @@
           <w:sz w:val="16"/>
           <w:szCs w:val="16"/>
         </w:rPr>
-        <w:t>22 - 25 ____________________________________________________________________________</w:t>
-      </w:r>
-      <w:proofErr w:type="gramStart"/>
-      <w:r>
-        <w:rPr>
-          <w:sz w:val="16"/>
-          <w:szCs w:val="16"/>
-        </w:rPr>
-        <w:t xml:space="preserve">_  </w:t>
+        <w:t xml:space="preserve">22 - 25 ______________________________________________________________________  </w:t>
       </w:r>
       <w:r>
         <w:rPr>
@@ -6492,7 +6486,6 @@
         </w:rPr>
         <w:t>5</w:t>
       </w:r>
-      <w:proofErr w:type="gramEnd"/>
     </w:p>
     <w:p>
       <w:pPr>
@@ -6515,17 +6508,8 @@
           <w:sz w:val="16"/>
           <w:szCs w:val="16"/>
         </w:rPr>
-        <w:t>26 - 30 ____________________________________________________________________________</w:t>
-      </w:r>
-      <w:proofErr w:type="gramStart"/>
-      <w:r>
-        <w:rPr>
-          <w:sz w:val="16"/>
-          <w:szCs w:val="16"/>
-        </w:rPr>
-        <w:t>_  2</w:t>
-      </w:r>
-      <w:proofErr w:type="gramEnd"/>
+        <w:t>26 - 30 ______________________________________________________________________  2</w:t>
+      </w:r>
     </w:p>
     <w:p>
       <w:pPr>
@@ -6540,15 +6524,7 @@
           <w:sz w:val="16"/>
           <w:szCs w:val="16"/>
         </w:rPr>
-        <w:t>30 or Younger with no Class A or B Disciplinary in Previous Year_______________________________</w:t>
-      </w:r>
-      <w:proofErr w:type="gramStart"/>
-      <w:r>
-        <w:rPr>
-          <w:sz w:val="16"/>
-          <w:szCs w:val="16"/>
-        </w:rPr>
-        <w:t xml:space="preserve">_  </w:t>
+        <w:t xml:space="preserve">30 or Younger with no Class A or B Disciplinary in Previous Year_________________________ </w:t>
       </w:r>
       <w:r>
         <w:rPr>
@@ -6557,7 +6533,6 @@
         </w:rPr>
         <w:t>1</w:t>
       </w:r>
-      <w:proofErr w:type="gramEnd"/>
     </w:p>
     <w:p>
       <w:pPr>
@@ -6580,15 +6555,7 @@
           <w:sz w:val="16"/>
           <w:szCs w:val="16"/>
         </w:rPr>
-        <w:t>31 - 35 ____________________________________________________________________________</w:t>
-      </w:r>
-      <w:proofErr w:type="gramStart"/>
-      <w:r>
-        <w:rPr>
-          <w:sz w:val="16"/>
-          <w:szCs w:val="16"/>
-        </w:rPr>
-        <w:t xml:space="preserve">_  </w:t>
+        <w:t xml:space="preserve">31 - 35 ______________________________________________________________________  </w:t>
       </w:r>
       <w:r>
         <w:rPr>
@@ -6597,7 +6564,6 @@
         </w:rPr>
         <w:t>1</w:t>
       </w:r>
-      <w:proofErr w:type="gramEnd"/>
     </w:p>
     <w:p>
       <w:pPr>
@@ -6622,15 +6588,7 @@
           <w:sz w:val="16"/>
           <w:szCs w:val="16"/>
         </w:rPr>
-        <w:t>36 - 40 ____________________________________________________________________________</w:t>
-      </w:r>
-      <w:proofErr w:type="gramStart"/>
-      <w:r>
-        <w:rPr>
-          <w:sz w:val="16"/>
-          <w:szCs w:val="16"/>
-        </w:rPr>
-        <w:t xml:space="preserve">_  </w:t>
+        <w:t xml:space="preserve">36 - 40 ______________________________________________________________________  </w:t>
       </w:r>
       <w:r>
         <w:rPr>
@@ -6639,7 +6597,6 @@
         </w:rPr>
         <w:t>0</w:t>
       </w:r>
-      <w:proofErr w:type="gramEnd"/>
     </w:p>
     <w:p>
       <w:pPr>
@@ -6664,17 +6621,8 @@
           <w:sz w:val="16"/>
           <w:szCs w:val="16"/>
         </w:rPr>
-        <w:t>41 - 45 ____________________________________________________________________________</w:t>
-      </w:r>
-      <w:proofErr w:type="gramStart"/>
-      <w:r>
-        <w:rPr>
-          <w:sz w:val="16"/>
-          <w:szCs w:val="16"/>
-        </w:rPr>
-        <w:t>_  -</w:t>
-      </w:r>
-      <w:proofErr w:type="gramEnd"/>
+        <w:t>41 - 45 ______________________________________________________________________ -</w:t>
+      </w:r>
       <w:r>
         <w:rPr>
           <w:sz w:val="16"/>
@@ -6704,17 +6652,8 @@
           <w:sz w:val="16"/>
           <w:szCs w:val="16"/>
         </w:rPr>
-        <w:t>Older than 45 _______________________________________________________________________</w:t>
-      </w:r>
-      <w:proofErr w:type="gramStart"/>
-      <w:r>
-        <w:rPr>
-          <w:sz w:val="16"/>
-          <w:szCs w:val="16"/>
-        </w:rPr>
-        <w:t>_  -</w:t>
-      </w:r>
-      <w:proofErr w:type="gramEnd"/>
+        <w:t>Older than 45 _________________________________________________________________ -</w:t>
+      </w:r>
       <w:r>
         <w:rPr>
           <w:sz w:val="16"/>
@@ -6737,6 +6676,14 @@
         </w:rPr>
         <w:t>{q6Score}</w:t>
       </w:r>
+    </w:p>
+    <w:p>
+      <w:pPr>
+        <w:rPr>
+          <w:sz w:val="16"/>
+          <w:szCs w:val="16"/>
+        </w:rPr>
+      </w:pPr>
     </w:p>
     <w:p>
       <w:pPr>
@@ -6790,17 +6737,8 @@
           <w:sz w:val="16"/>
           <w:szCs w:val="16"/>
         </w:rPr>
-        <w:t>None _____________________________________________________________________________</w:t>
-      </w:r>
-      <w:proofErr w:type="gramStart"/>
-      <w:r>
-        <w:rPr>
-          <w:sz w:val="16"/>
-          <w:szCs w:val="16"/>
-        </w:rPr>
-        <w:t>_  0</w:t>
-      </w:r>
-      <w:proofErr w:type="gramEnd"/>
+        <w:t>None _______________________________________________________________________  0</w:t>
+      </w:r>
     </w:p>
     <w:p>
       <w:pPr>
@@ -6823,7 +6761,7 @@
           <w:sz w:val="16"/>
           <w:szCs w:val="16"/>
         </w:rPr>
-        <w:t>One _______________________________________________________________________________ -1</w:t>
+        <w:t>One ________________________________________________________________________ -1</w:t>
       </w:r>
     </w:p>
     <w:p>
@@ -6849,7 +6787,7 @@
           <w:sz w:val="16"/>
           <w:szCs w:val="16"/>
         </w:rPr>
-        <w:t>Two _______________________________________________________________________________ -2</w:t>
+        <w:t>Two ________________________________________________________________________ -2</w:t>
       </w:r>
     </w:p>
     <w:p>
@@ -6873,7 +6811,21 @@
           <w:sz w:val="16"/>
           <w:szCs w:val="16"/>
         </w:rPr>
-        <w:t xml:space="preserve">Three ______________________________________________________________________________-3 </w:t>
+        <w:t>Three _______________________________________________________________________</w:t>
+      </w:r>
+      <w:r>
+        <w:rPr>
+          <w:sz w:val="16"/>
+          <w:szCs w:val="16"/>
+        </w:rPr>
+        <w:t xml:space="preserve"> </w:t>
+      </w:r>
+      <w:r>
+        <w:rPr>
+          <w:sz w:val="16"/>
+          <w:szCs w:val="16"/>
+        </w:rPr>
+        <w:t xml:space="preserve">-3 </w:t>
       </w:r>
     </w:p>
     <w:p>
@@ -6897,7 +6849,35 @@
           <w:sz w:val="16"/>
           <w:szCs w:val="16"/>
         </w:rPr>
-        <w:t xml:space="preserve">Four _______________________________________________________________________________-4 </w:t>
+        <w:t>Four __________________________________________________________________</w:t>
+      </w:r>
+      <w:r>
+        <w:rPr>
+          <w:sz w:val="16"/>
+          <w:szCs w:val="16"/>
+        </w:rPr>
+        <w:t>_</w:t>
+      </w:r>
+      <w:r>
+        <w:rPr>
+          <w:sz w:val="16"/>
+          <w:szCs w:val="16"/>
+        </w:rPr>
+        <w:t>_____</w:t>
+      </w:r>
+      <w:r>
+        <w:rPr>
+          <w:sz w:val="16"/>
+          <w:szCs w:val="16"/>
+        </w:rPr>
+        <w:t xml:space="preserve"> </w:t>
+      </w:r>
+      <w:r>
+        <w:rPr>
+          <w:sz w:val="16"/>
+          <w:szCs w:val="16"/>
+        </w:rPr>
+        <w:t xml:space="preserve">-4 </w:t>
       </w:r>
     </w:p>
     <w:p>
@@ -6921,7 +6901,21 @@
           <w:sz w:val="16"/>
           <w:szCs w:val="16"/>
         </w:rPr>
-        <w:t>Five or More ________________________________________________________________________ -5</w:t>
+        <w:t>Five or More _________________________________________________________________</w:t>
+      </w:r>
+      <w:r>
+        <w:rPr>
+          <w:sz w:val="16"/>
+          <w:szCs w:val="16"/>
+        </w:rPr>
+        <w:t xml:space="preserve"> </w:t>
+      </w:r>
+      <w:r>
+        <w:rPr>
+          <w:sz w:val="16"/>
+          <w:szCs w:val="16"/>
+        </w:rPr>
+        <w:t xml:space="preserve"> -5</w:t>
       </w:r>
       <w:r>
         <w:rPr>
@@ -7179,10 +7173,11 @@
           <w:szCs w:val="18"/>
         </w:rPr>
         <w:sectPr>
-          <w:pgSz w:w="15840" w:h="12240" w:orient="landscape"/>
+          <w:pgSz w:w="12240" w:h="15840"/>
           <w:pgMar w:top="1440" w:right="1440" w:bottom="1440" w:left="1440" w:header="720" w:footer="720" w:gutter="0"/>
           <w:pgNumType w:start="1"/>
           <w:cols w:space="720"/>
+          <w:docGrid w:linePitch="299"/>
         </w:sectPr>
       </w:pPr>
     </w:p>
@@ -8585,7 +8580,7 @@
   <w:style w:type="paragraph" w:default="1" w:styleId="Normal">
     <w:name w:val="Normal"/>
     <w:qFormat/>
-    <w:rsid w:val="00154A67"/>
+    <w:rsid w:val="00422102"/>
   </w:style>
   <w:style w:type="paragraph" w:styleId="Heading1">
     <w:name w:val="heading 1"/>

--- a/apps/staff/src/core/Paperwork/US_TN/UsTnReclassification2026/rcaf_template.docx
+++ b/apps/staff/src/core/Paperwork/US_TN/UsTnReclassification2026/rcaf_template.docx
@@ -4124,21 +4124,7 @@
                 <w:sz w:val="16"/>
                 <w:szCs w:val="16"/>
               </w:rPr>
-              <w:t>None _{q</w:t>
-            </w:r>
-            <w:r>
-              <w:rPr>
-                <w:sz w:val="16"/>
-                <w:szCs w:val="16"/>
-              </w:rPr>
-              <w:t>4</w:t>
-            </w:r>
-            <w:r>
-              <w:rPr>
-                <w:sz w:val="16"/>
-                <w:szCs w:val="16"/>
-              </w:rPr>
-              <w:t>a</w:t>
+              <w:t>None _{q4a</w:t>
             </w:r>
             <w:proofErr w:type="gramStart"/>
             <w:r>
@@ -4189,21 +4175,7 @@
                 <w:sz w:val="16"/>
                 <w:szCs w:val="16"/>
               </w:rPr>
-              <w:t>One _{q</w:t>
-            </w:r>
-            <w:r>
-              <w:rPr>
-                <w:sz w:val="16"/>
-                <w:szCs w:val="16"/>
-              </w:rPr>
-              <w:t>4</w:t>
-            </w:r>
-            <w:r>
-              <w:rPr>
-                <w:sz w:val="16"/>
-                <w:szCs w:val="16"/>
-              </w:rPr>
-              <w:t>a</w:t>
+              <w:t>One _{q4a</w:t>
             </w:r>
             <w:proofErr w:type="gramStart"/>
             <w:r>
@@ -4254,21 +4226,7 @@
                 <w:sz w:val="16"/>
                 <w:szCs w:val="16"/>
               </w:rPr>
-              <w:t>Two _{q</w:t>
-            </w:r>
-            <w:r>
-              <w:rPr>
-                <w:sz w:val="16"/>
-                <w:szCs w:val="16"/>
-              </w:rPr>
-              <w:t>4</w:t>
-            </w:r>
-            <w:r>
-              <w:rPr>
-                <w:sz w:val="16"/>
-                <w:szCs w:val="16"/>
-              </w:rPr>
-              <w:t>a</w:t>
+              <w:t>Two _{q4a</w:t>
             </w:r>
             <w:proofErr w:type="gramStart"/>
             <w:r>
@@ -4284,14 +4242,7 @@
                 <w:sz w:val="16"/>
                 <w:szCs w:val="16"/>
               </w:rPr>
-              <w:t xml:space="preserve"> </w:t>
-            </w:r>
-            <w:r>
-              <w:rPr>
-                <w:sz w:val="16"/>
-                <w:szCs w:val="16"/>
-              </w:rPr>
-              <w:t>5</w:t>
+              <w:t xml:space="preserve"> 5</w:t>
             </w:r>
           </w:p>
         </w:tc>
@@ -4326,21 +4277,7 @@
                 <w:sz w:val="16"/>
                 <w:szCs w:val="16"/>
               </w:rPr>
-              <w:t>Three or more _{q</w:t>
-            </w:r>
-            <w:r>
-              <w:rPr>
-                <w:sz w:val="16"/>
-                <w:szCs w:val="16"/>
-              </w:rPr>
-              <w:t>4</w:t>
-            </w:r>
-            <w:r>
-              <w:rPr>
-                <w:sz w:val="16"/>
-                <w:szCs w:val="16"/>
-              </w:rPr>
-              <w:t>a</w:t>
+              <w:t>Three or more _{q4a</w:t>
             </w:r>
             <w:proofErr w:type="gramStart"/>
             <w:r>
@@ -4356,14 +4293,7 @@
                 <w:sz w:val="16"/>
                 <w:szCs w:val="16"/>
               </w:rPr>
-              <w:t xml:space="preserve"> </w:t>
-            </w:r>
-            <w:r>
-              <w:rPr>
-                <w:sz w:val="16"/>
-                <w:szCs w:val="16"/>
-              </w:rPr>
-              <w:t>8</w:t>
+              <w:t xml:space="preserve"> 8</w:t>
             </w:r>
           </w:p>
         </w:tc>
@@ -4425,21 +4355,7 @@
                 <w:sz w:val="16"/>
                 <w:szCs w:val="16"/>
               </w:rPr>
-              <w:t>None _{q</w:t>
-            </w:r>
-            <w:r>
-              <w:rPr>
-                <w:sz w:val="16"/>
-                <w:szCs w:val="16"/>
-              </w:rPr>
-              <w:t>4</w:t>
-            </w:r>
-            <w:r>
-              <w:rPr>
-                <w:sz w:val="16"/>
-                <w:szCs w:val="16"/>
-              </w:rPr>
-              <w:t>b</w:t>
+              <w:t>None _{q4b</w:t>
             </w:r>
             <w:proofErr w:type="gramStart"/>
             <w:r>
@@ -4483,21 +4399,7 @@
                 <w:sz w:val="16"/>
                 <w:szCs w:val="16"/>
               </w:rPr>
-              <w:t>One _{q</w:t>
-            </w:r>
-            <w:r>
-              <w:rPr>
-                <w:sz w:val="16"/>
-                <w:szCs w:val="16"/>
-              </w:rPr>
-              <w:t>4</w:t>
-            </w:r>
-            <w:r>
-              <w:rPr>
-                <w:sz w:val="16"/>
-                <w:szCs w:val="16"/>
-              </w:rPr>
-              <w:t>b</w:t>
+              <w:t>One _{q4b</w:t>
             </w:r>
             <w:proofErr w:type="gramStart"/>
             <w:r>
@@ -4541,21 +4443,7 @@
                 <w:sz w:val="16"/>
                 <w:szCs w:val="16"/>
               </w:rPr>
-              <w:t>Two _{q</w:t>
-            </w:r>
-            <w:r>
-              <w:rPr>
-                <w:sz w:val="16"/>
-                <w:szCs w:val="16"/>
-              </w:rPr>
-              <w:t>4</w:t>
-            </w:r>
-            <w:r>
-              <w:rPr>
-                <w:sz w:val="16"/>
-                <w:szCs w:val="16"/>
-              </w:rPr>
-              <w:t>b</w:t>
+              <w:t>Two _{q4b</w:t>
             </w:r>
             <w:proofErr w:type="gramStart"/>
             <w:r>
@@ -4599,21 +4487,7 @@
                 <w:sz w:val="16"/>
                 <w:szCs w:val="16"/>
               </w:rPr>
-              <w:t>Three or more _{q</w:t>
-            </w:r>
-            <w:r>
-              <w:rPr>
-                <w:sz w:val="16"/>
-                <w:szCs w:val="16"/>
-              </w:rPr>
-              <w:t>4</w:t>
-            </w:r>
-            <w:r>
-              <w:rPr>
-                <w:sz w:val="16"/>
-                <w:szCs w:val="16"/>
-              </w:rPr>
-              <w:t>b</w:t>
+              <w:t>Three or more _{q4b</w:t>
             </w:r>
             <w:proofErr w:type="gramStart"/>
             <w:r>
@@ -4862,21 +4736,7 @@
                 <w:sz w:val="16"/>
                 <w:szCs w:val="16"/>
               </w:rPr>
-              <w:t>None _{q</w:t>
-            </w:r>
-            <w:r>
-              <w:rPr>
-                <w:sz w:val="16"/>
-                <w:szCs w:val="16"/>
-              </w:rPr>
-              <w:t>5</w:t>
-            </w:r>
-            <w:r>
-              <w:rPr>
-                <w:sz w:val="16"/>
-                <w:szCs w:val="16"/>
-              </w:rPr>
-              <w:t>a</w:t>
+              <w:t>None _{q5a</w:t>
             </w:r>
             <w:proofErr w:type="gramStart"/>
             <w:r>
@@ -4927,21 +4787,7 @@
                 <w:sz w:val="16"/>
                 <w:szCs w:val="16"/>
               </w:rPr>
-              <w:t>One _{q</w:t>
-            </w:r>
-            <w:r>
-              <w:rPr>
-                <w:sz w:val="16"/>
-                <w:szCs w:val="16"/>
-              </w:rPr>
-              <w:t>5</w:t>
-            </w:r>
-            <w:r>
-              <w:rPr>
-                <w:sz w:val="16"/>
-                <w:szCs w:val="16"/>
-              </w:rPr>
-              <w:t>a</w:t>
+              <w:t>One _{q5a</w:t>
             </w:r>
             <w:proofErr w:type="gramStart"/>
             <w:r>
@@ -4999,21 +4845,7 @@
                 <w:sz w:val="16"/>
                 <w:szCs w:val="16"/>
               </w:rPr>
-              <w:t>Two _{q</w:t>
-            </w:r>
-            <w:r>
-              <w:rPr>
-                <w:sz w:val="16"/>
-                <w:szCs w:val="16"/>
-              </w:rPr>
-              <w:t>5</w:t>
-            </w:r>
-            <w:r>
-              <w:rPr>
-                <w:sz w:val="16"/>
-                <w:szCs w:val="16"/>
-              </w:rPr>
-              <w:t>a</w:t>
+              <w:t>Two _{q5a</w:t>
             </w:r>
             <w:proofErr w:type="gramStart"/>
             <w:r>
@@ -5071,21 +4903,7 @@
                 <w:sz w:val="16"/>
                 <w:szCs w:val="16"/>
               </w:rPr>
-              <w:t>Three or more _{q</w:t>
-            </w:r>
-            <w:r>
-              <w:rPr>
-                <w:sz w:val="16"/>
-                <w:szCs w:val="16"/>
-              </w:rPr>
-              <w:t>5</w:t>
-            </w:r>
-            <w:r>
-              <w:rPr>
-                <w:sz w:val="16"/>
-                <w:szCs w:val="16"/>
-              </w:rPr>
-              <w:t>a</w:t>
+              <w:t>Three or more _{q5a</w:t>
             </w:r>
             <w:proofErr w:type="gramStart"/>
             <w:r>
@@ -5170,21 +4988,7 @@
                 <w:sz w:val="16"/>
                 <w:szCs w:val="16"/>
               </w:rPr>
-              <w:t>None _{q</w:t>
-            </w:r>
-            <w:r>
-              <w:rPr>
-                <w:sz w:val="16"/>
-                <w:szCs w:val="16"/>
-              </w:rPr>
-              <w:t>5</w:t>
-            </w:r>
-            <w:r>
-              <w:rPr>
-                <w:sz w:val="16"/>
-                <w:szCs w:val="16"/>
-              </w:rPr>
-              <w:t>b</w:t>
+              <w:t>None _{q5b</w:t>
             </w:r>
             <w:proofErr w:type="gramStart"/>
             <w:r>
@@ -5228,21 +5032,7 @@
                 <w:sz w:val="16"/>
                 <w:szCs w:val="16"/>
               </w:rPr>
-              <w:t>One _{q</w:t>
-            </w:r>
-            <w:r>
-              <w:rPr>
-                <w:sz w:val="16"/>
-                <w:szCs w:val="16"/>
-              </w:rPr>
-              <w:t>5</w:t>
-            </w:r>
-            <w:r>
-              <w:rPr>
-                <w:sz w:val="16"/>
-                <w:szCs w:val="16"/>
-              </w:rPr>
-              <w:t>b</w:t>
+              <w:t>One _{q5b</w:t>
             </w:r>
             <w:proofErr w:type="gramStart"/>
             <w:r>
@@ -5293,21 +5083,7 @@
                 <w:sz w:val="16"/>
                 <w:szCs w:val="16"/>
               </w:rPr>
-              <w:t>Two _{q</w:t>
-            </w:r>
-            <w:r>
-              <w:rPr>
-                <w:sz w:val="16"/>
-                <w:szCs w:val="16"/>
-              </w:rPr>
-              <w:t>5</w:t>
-            </w:r>
-            <w:r>
-              <w:rPr>
-                <w:sz w:val="16"/>
-                <w:szCs w:val="16"/>
-              </w:rPr>
-              <w:t>b</w:t>
+              <w:t>Two _{q5b</w:t>
             </w:r>
             <w:proofErr w:type="gramStart"/>
             <w:r>
@@ -5358,21 +5134,7 @@
                 <w:sz w:val="16"/>
                 <w:szCs w:val="16"/>
               </w:rPr>
-              <w:t>Three or more _{q</w:t>
-            </w:r>
-            <w:r>
-              <w:rPr>
-                <w:sz w:val="16"/>
-                <w:szCs w:val="16"/>
-              </w:rPr>
-              <w:t>5</w:t>
-            </w:r>
-            <w:r>
-              <w:rPr>
-                <w:sz w:val="16"/>
-                <w:szCs w:val="16"/>
-              </w:rPr>
-              <w:t>b</w:t>
+              <w:t>Three or more _{q5b</w:t>
             </w:r>
             <w:proofErr w:type="gramStart"/>
             <w:r>
@@ -5429,43 +5191,7 @@
                 <w:sz w:val="16"/>
                 <w:szCs w:val="16"/>
               </w:rPr>
-              <w:t xml:space="preserve">PREVIOUS </w:t>
-            </w:r>
-            <w:r>
-              <w:rPr>
-                <w:b/>
-                <w:bCs/>
-                <w:sz w:val="16"/>
-                <w:szCs w:val="16"/>
-              </w:rPr>
-              <w:t>12</w:t>
-            </w:r>
-            <w:r>
-              <w:rPr>
-                <w:b/>
-                <w:bCs/>
-                <w:sz w:val="16"/>
-                <w:szCs w:val="16"/>
-              </w:rPr>
-              <w:t xml:space="preserve"> - 1</w:t>
-            </w:r>
-            <w:r>
-              <w:rPr>
-                <w:b/>
-                <w:bCs/>
-                <w:sz w:val="16"/>
-                <w:szCs w:val="16"/>
-              </w:rPr>
-              <w:t>8</w:t>
-            </w:r>
-            <w:r>
-              <w:rPr>
-                <w:b/>
-                <w:bCs/>
-                <w:sz w:val="16"/>
-                <w:szCs w:val="16"/>
-              </w:rPr>
-              <w:t xml:space="preserve"> MONTHS</w:t>
+              <w:t>PREVIOUS 12 - 18 MONTHS</w:t>
             </w:r>
           </w:p>
         </w:tc>
@@ -5493,14 +5219,7 @@
                 <w:sz w:val="16"/>
                 <w:szCs w:val="16"/>
               </w:rPr>
-              <w:t>None _{q</w:t>
-            </w:r>
-            <w:r>
-              <w:rPr>
-                <w:sz w:val="16"/>
-                <w:szCs w:val="16"/>
-              </w:rPr>
-              <w:t>5c</w:t>
+              <w:t>None _{q5c</w:t>
             </w:r>
             <w:proofErr w:type="gramStart"/>
             <w:r>
@@ -5544,14 +5263,7 @@
                 <w:sz w:val="16"/>
                 <w:szCs w:val="16"/>
               </w:rPr>
-              <w:t>One _{q</w:t>
-            </w:r>
-            <w:r>
-              <w:rPr>
-                <w:sz w:val="16"/>
-                <w:szCs w:val="16"/>
-              </w:rPr>
-              <w:t>5c</w:t>
+              <w:t>One _{q5c</w:t>
             </w:r>
             <w:proofErr w:type="gramStart"/>
             <w:r>
@@ -5602,14 +5314,7 @@
                 <w:sz w:val="16"/>
                 <w:szCs w:val="16"/>
               </w:rPr>
-              <w:t>Two _{q</w:t>
-            </w:r>
-            <w:r>
-              <w:rPr>
-                <w:sz w:val="16"/>
-                <w:szCs w:val="16"/>
-              </w:rPr>
-              <w:t>5c</w:t>
+              <w:t>Two _{q5c</w:t>
             </w:r>
             <w:proofErr w:type="gramStart"/>
             <w:r>
@@ -5660,14 +5365,7 @@
                 <w:sz w:val="16"/>
                 <w:szCs w:val="16"/>
               </w:rPr>
-              <w:t>Three or more _{q</w:t>
-            </w:r>
-            <w:r>
-              <w:rPr>
-                <w:sz w:val="16"/>
-                <w:szCs w:val="16"/>
-              </w:rPr>
-              <w:t>5c</w:t>
+              <w:t>Three or more _{q5c</w:t>
             </w:r>
             <w:proofErr w:type="gramStart"/>
             <w:r>
@@ -5724,43 +5422,7 @@
                 <w:sz w:val="16"/>
                 <w:szCs w:val="16"/>
               </w:rPr>
-              <w:t>PREVIOUS 1</w:t>
-            </w:r>
-            <w:r>
-              <w:rPr>
-                <w:b/>
-                <w:bCs/>
-                <w:sz w:val="16"/>
-                <w:szCs w:val="16"/>
-              </w:rPr>
-              <w:t>8</w:t>
-            </w:r>
-            <w:r>
-              <w:rPr>
-                <w:b/>
-                <w:bCs/>
-                <w:sz w:val="16"/>
-                <w:szCs w:val="16"/>
-              </w:rPr>
-              <w:t xml:space="preserve"> - </w:t>
-            </w:r>
-            <w:r>
-              <w:rPr>
-                <w:b/>
-                <w:bCs/>
-                <w:sz w:val="16"/>
-                <w:szCs w:val="16"/>
-              </w:rPr>
-              <w:t>36</w:t>
-            </w:r>
-            <w:r>
-              <w:rPr>
-                <w:b/>
-                <w:bCs/>
-                <w:sz w:val="16"/>
-                <w:szCs w:val="16"/>
-              </w:rPr>
-              <w:t xml:space="preserve"> MONTHS</w:t>
+              <w:t>PREVIOUS 18 - 36 MONTHS</w:t>
             </w:r>
           </w:p>
         </w:tc>
@@ -5788,14 +5450,7 @@
                 <w:sz w:val="16"/>
                 <w:szCs w:val="16"/>
               </w:rPr>
-              <w:t>None _{q5</w:t>
-            </w:r>
-            <w:r>
-              <w:rPr>
-                <w:sz w:val="16"/>
-                <w:szCs w:val="16"/>
-              </w:rPr>
-              <w:t>d</w:t>
+              <w:t>None _{q5d</w:t>
             </w:r>
             <w:proofErr w:type="gramStart"/>
             <w:r>
@@ -5839,14 +5494,7 @@
                 <w:sz w:val="16"/>
                 <w:szCs w:val="16"/>
               </w:rPr>
-              <w:t>One _{q5</w:t>
-            </w:r>
-            <w:r>
-              <w:rPr>
-                <w:sz w:val="16"/>
-                <w:szCs w:val="16"/>
-              </w:rPr>
-              <w:t>d</w:t>
+              <w:t>One _{q5d</w:t>
             </w:r>
             <w:proofErr w:type="gramStart"/>
             <w:r>
@@ -5897,14 +5545,7 @@
                 <w:sz w:val="16"/>
                 <w:szCs w:val="16"/>
               </w:rPr>
-              <w:t>Two _{q5</w:t>
-            </w:r>
-            <w:r>
-              <w:rPr>
-                <w:sz w:val="16"/>
-                <w:szCs w:val="16"/>
-              </w:rPr>
-              <w:t>d</w:t>
+              <w:t>Two _{q5d</w:t>
             </w:r>
             <w:proofErr w:type="gramStart"/>
             <w:r>
@@ -5948,14 +5589,7 @@
                 <w:sz w:val="16"/>
                 <w:szCs w:val="16"/>
               </w:rPr>
-              <w:t>Three or more _{q5</w:t>
-            </w:r>
-            <w:r>
-              <w:rPr>
-                <w:sz w:val="16"/>
-                <w:szCs w:val="16"/>
-              </w:rPr>
-              <w:t>d</w:t>
+              <w:t>Three or more _{q5d</w:t>
             </w:r>
             <w:proofErr w:type="gramStart"/>
             <w:r>
@@ -6012,43 +5646,7 @@
                 <w:sz w:val="16"/>
                 <w:szCs w:val="16"/>
               </w:rPr>
-              <w:t xml:space="preserve">PREVIOUS </w:t>
-            </w:r>
-            <w:r>
-              <w:rPr>
-                <w:b/>
-                <w:bCs/>
-                <w:sz w:val="16"/>
-                <w:szCs w:val="16"/>
-              </w:rPr>
-              <w:t>36</w:t>
-            </w:r>
-            <w:r>
-              <w:rPr>
-                <w:b/>
-                <w:bCs/>
-                <w:sz w:val="16"/>
-                <w:szCs w:val="16"/>
-              </w:rPr>
-              <w:t xml:space="preserve"> - </w:t>
-            </w:r>
-            <w:r>
-              <w:rPr>
-                <w:b/>
-                <w:bCs/>
-                <w:sz w:val="16"/>
-                <w:szCs w:val="16"/>
-              </w:rPr>
-              <w:t>60</w:t>
-            </w:r>
-            <w:r>
-              <w:rPr>
-                <w:b/>
-                <w:bCs/>
-                <w:sz w:val="16"/>
-                <w:szCs w:val="16"/>
-              </w:rPr>
-              <w:t xml:space="preserve"> MONTHS</w:t>
+              <w:t>PREVIOUS 36 - 60 MONTHS</w:t>
             </w:r>
           </w:p>
         </w:tc>
@@ -6076,14 +5674,7 @@
                 <w:sz w:val="16"/>
                 <w:szCs w:val="16"/>
               </w:rPr>
-              <w:t>None _{q5</w:t>
-            </w:r>
-            <w:r>
-              <w:rPr>
-                <w:sz w:val="16"/>
-                <w:szCs w:val="16"/>
-              </w:rPr>
-              <w:t>e</w:t>
+              <w:t>None _{q5e</w:t>
             </w:r>
             <w:proofErr w:type="gramStart"/>
             <w:r>
@@ -6127,14 +5718,7 @@
                 <w:sz w:val="16"/>
                 <w:szCs w:val="16"/>
               </w:rPr>
-              <w:t>One _{q5</w:t>
-            </w:r>
-            <w:r>
-              <w:rPr>
-                <w:sz w:val="16"/>
-                <w:szCs w:val="16"/>
-              </w:rPr>
-              <w:t>e</w:t>
+              <w:t>One _{q5e</w:t>
             </w:r>
             <w:proofErr w:type="gramStart"/>
             <w:r>
@@ -6185,14 +5769,7 @@
                 <w:sz w:val="16"/>
                 <w:szCs w:val="16"/>
               </w:rPr>
-              <w:t>Two _{q5</w:t>
-            </w:r>
-            <w:r>
-              <w:rPr>
-                <w:sz w:val="16"/>
-                <w:szCs w:val="16"/>
-              </w:rPr>
-              <w:t>e</w:t>
+              <w:t>Two _{q5e</w:t>
             </w:r>
             <w:proofErr w:type="gramStart"/>
             <w:r>
@@ -6243,14 +5820,7 @@
                 <w:sz w:val="16"/>
                 <w:szCs w:val="16"/>
               </w:rPr>
-              <w:t>Three or more _{q5</w:t>
-            </w:r>
-            <w:r>
-              <w:rPr>
-                <w:sz w:val="16"/>
-                <w:szCs w:val="16"/>
-              </w:rPr>
-              <w:t>e</w:t>
+              <w:t>Three or more _{q5e</w:t>
             </w:r>
             <w:proofErr w:type="gramStart"/>
             <w:r>
@@ -7363,6 +6933,26 @@
           <w:rFonts w:ascii="Consolas" w:eastAsia="Consolas" w:hAnsi="Consolas" w:cs="Consolas"/>
         </w:rPr>
         <w:t>Classification Date:</w:t>
+      </w:r>
+      <w:r>
+        <w:rPr>
+          <w:rFonts w:ascii="Consolas" w:eastAsia="Consolas" w:hAnsi="Consolas" w:cs="Consolas"/>
+        </w:rPr>
+        <w:t xml:space="preserve"> {</w:t>
+      </w:r>
+      <w:proofErr w:type="spellStart"/>
+      <w:r>
+        <w:rPr>
+          <w:rFonts w:ascii="Consolas" w:eastAsia="Consolas" w:hAnsi="Consolas" w:cs="Consolas"/>
+        </w:rPr>
+        <w:t>hearingClassificationDate</w:t>
+      </w:r>
+      <w:proofErr w:type="spellEnd"/>
+      <w:r>
+        <w:rPr>
+          <w:rFonts w:ascii="Consolas" w:eastAsia="Consolas" w:hAnsi="Consolas" w:cs="Consolas"/>
+        </w:rPr>
+        <w:t>}</w:t>
       </w:r>
     </w:p>
     <w:p>

--- a/apps/staff/src/core/Paperwork/US_TN/UsTnReclassification2026/rcaf_template.docx
+++ b/apps/staff/src/core/Paperwork/US_TN/UsTnReclassification2026/rcaf_template.docx
@@ -427,6 +427,81 @@
     </w:p>
     <w:p>
       <w:pPr>
+        <w:pStyle w:val="ListParagraph"/>
+        <w:numPr>
+          <w:ilvl w:val="0"/>
+          <w:numId w:val="5"/>
+        </w:numPr>
+        <w:spacing w:line="240" w:lineRule="auto"/>
+        <w:rPr>
+          <w:rFonts w:ascii="Times New Roman" w:eastAsia="Times New Roman" w:hAnsi="Times New Roman" w:cs="Times New Roman"/>
+          <w:u w:val="single"/>
+          <w:lang w:val="en-US"/>
+        </w:rPr>
+      </w:pPr>
+      <w:r>
+        <w:rPr>
+          <w:rFonts w:ascii="Consolas" w:eastAsia="Times New Roman" w:hAnsi="Consolas" w:cs="Consolas"/>
+        </w:rPr>
+        <w:t xml:space="preserve">Are they a sex offender? </w:t>
+      </w:r>
+      <w:r>
+        <w:rPr>
+          <w:rFonts w:ascii="Consolas" w:eastAsia="Times New Roman" w:hAnsi="Consolas" w:cs="Consolas"/>
+        </w:rPr>
+        <w:t>YES</w:t>
+      </w:r>
+      <w:r>
+        <w:rPr>
+          <w:rFonts w:ascii="Consolas" w:eastAsia="Times New Roman" w:hAnsi="Consolas" w:cs="Consolas"/>
+          <w:u w:val="single"/>
+        </w:rPr>
+        <w:t>{pq</w:t>
+      </w:r>
+      <w:r>
+        <w:rPr>
+          <w:rFonts w:ascii="Consolas" w:eastAsia="Times New Roman" w:hAnsi="Consolas" w:cs="Consolas"/>
+          <w:u w:val="single"/>
+        </w:rPr>
+        <w:t>4</w:t>
+      </w:r>
+      <w:r>
+        <w:rPr>
+          <w:rFonts w:ascii="Consolas" w:eastAsia="Times New Roman" w:hAnsi="Consolas" w:cs="Consolas"/>
+          <w:u w:val="single"/>
+        </w:rPr>
+        <w:t>Y}</w:t>
+      </w:r>
+      <w:r>
+        <w:rPr>
+          <w:rFonts w:ascii="Consolas" w:eastAsia="Times New Roman" w:hAnsi="Consolas" w:cs="Consolas"/>
+        </w:rPr>
+        <w:t xml:space="preserve"> NO</w:t>
+      </w:r>
+      <w:r>
+        <w:rPr>
+          <w:rFonts w:ascii="Consolas" w:eastAsia="Times New Roman" w:hAnsi="Consolas" w:cs="Consolas"/>
+          <w:u w:val="single"/>
+        </w:rPr>
+        <w:t>{pq</w:t>
+      </w:r>
+      <w:r>
+        <w:rPr>
+          <w:rFonts w:ascii="Consolas" w:eastAsia="Times New Roman" w:hAnsi="Consolas" w:cs="Consolas"/>
+          <w:u w:val="single"/>
+        </w:rPr>
+        <w:t>4</w:t>
+      </w:r>
+      <w:r>
+        <w:rPr>
+          <w:rFonts w:ascii="Consolas" w:eastAsia="Times New Roman" w:hAnsi="Consolas" w:cs="Consolas"/>
+          <w:u w:val="single"/>
+        </w:rPr>
+        <w:t>N}</w:t>
+      </w:r>
+    </w:p>
+    <w:p>
+      <w:pPr>
         <w:pBdr>
           <w:bottom w:val="single" w:sz="12" w:space="1" w:color="000000"/>
         </w:pBdr>
@@ -2476,6 +2551,7 @@
           <w:u w:val="single"/>
           <w:lang w:val="en-US"/>
         </w:rPr>
+        <w:lastRenderedPageBreak/>
         <w:t xml:space="preserve">                         </w:t>
       </w:r>
       <w:r>
@@ -2547,7 +2623,6 @@
         <w:rPr>
           <w:rFonts w:ascii="Consolas" w:eastAsia="Consolas" w:hAnsi="Consolas" w:cs="Consolas"/>
         </w:rPr>
-        <w:lastRenderedPageBreak/>
         <w:t>Signature</w:t>
       </w:r>
       <w:r>

--- a/apps/staff/src/core/Paperwork/US_TN/UsTnReclassification2026/rcaf_template.docx
+++ b/apps/staff/src/core/Paperwork/US_TN/UsTnReclassification2026/rcaf_template.docx
@@ -124,25 +124,7 @@
           <w:color w:val="000000"/>
           <w:lang w:val="en-US"/>
         </w:rPr>
-        <w:t xml:space="preserve">Date of Final Approval and Entry in OMS / </w:t>
-      </w:r>
-      <w:proofErr w:type="spellStart"/>
-      <w:r>
-        <w:rPr>
-          <w:rFonts w:ascii="Consolas" w:eastAsia="Times New Roman" w:hAnsi="Consolas" w:cs="Consolas"/>
-          <w:color w:val="000000"/>
-          <w:lang w:val="en-US"/>
-        </w:rPr>
-        <w:t>Recidiviz</w:t>
-      </w:r>
-      <w:proofErr w:type="spellEnd"/>
-      <w:r>
-        <w:rPr>
-          <w:rFonts w:ascii="Consolas" w:eastAsia="Times New Roman" w:hAnsi="Consolas" w:cs="Consolas"/>
-          <w:color w:val="000000"/>
-          <w:lang w:val="en-US"/>
-        </w:rPr>
-        <w:t xml:space="preserve"> Tool, with any edits: </w:t>
+        <w:t xml:space="preserve">Date of Final Approval and Entry in OMS / Recidiviz Tool, with any edits: </w:t>
       </w:r>
       <w:r>
         <w:rPr>
@@ -239,48 +221,26 @@
         </w:rPr>
         <w:t>YES</w:t>
       </w:r>
+      <w:proofErr w:type="gramEnd"/>
       <w:r>
         <w:rPr>
           <w:rFonts w:ascii="Consolas" w:eastAsia="Times New Roman" w:hAnsi="Consolas" w:cs="Consolas"/>
           <w:u w:val="single"/>
         </w:rPr>
-        <w:t>{</w:t>
-      </w:r>
-      <w:proofErr w:type="gramEnd"/>
+        <w:t>{pq1Y}</w:t>
+      </w:r>
       <w:r>
         <w:rPr>
           <w:rFonts w:ascii="Consolas" w:eastAsia="Times New Roman" w:hAnsi="Consolas" w:cs="Consolas"/>
-          <w:u w:val="single"/>
-        </w:rPr>
-        <w:t>pq1Y}</w:t>
+        </w:rPr>
+        <w:t xml:space="preserve"> NO</w:t>
       </w:r>
       <w:r>
         <w:rPr>
           <w:rFonts w:ascii="Consolas" w:eastAsia="Times New Roman" w:hAnsi="Consolas" w:cs="Consolas"/>
-        </w:rPr>
-        <w:t xml:space="preserve"> </w:t>
-      </w:r>
-      <w:proofErr w:type="gramStart"/>
-      <w:r>
-        <w:rPr>
-          <w:rFonts w:ascii="Consolas" w:eastAsia="Times New Roman" w:hAnsi="Consolas" w:cs="Consolas"/>
-        </w:rPr>
-        <w:t>NO</w:t>
-      </w:r>
-      <w:r>
-        <w:rPr>
-          <w:rFonts w:ascii="Consolas" w:eastAsia="Times New Roman" w:hAnsi="Consolas" w:cs="Consolas"/>
-          <w:u w:val="single"/>
-        </w:rPr>
-        <w:t>{</w:t>
-      </w:r>
-      <w:proofErr w:type="gramEnd"/>
-      <w:r>
-        <w:rPr>
-          <w:rFonts w:ascii="Consolas" w:eastAsia="Times New Roman" w:hAnsi="Consolas" w:cs="Consolas"/>
-          <w:u w:val="single"/>
-        </w:rPr>
-        <w:t>pq1N}</w:t>
+          <w:u w:val="single"/>
+        </w:rPr>
+        <w:t>{pq1N}</w:t>
       </w:r>
     </w:p>
     <w:p>
@@ -310,48 +270,26 @@
         </w:rPr>
         <w:t>YES</w:t>
       </w:r>
+      <w:proofErr w:type="gramEnd"/>
       <w:r>
         <w:rPr>
           <w:rFonts w:ascii="Consolas" w:eastAsia="Times New Roman" w:hAnsi="Consolas" w:cs="Consolas"/>
           <w:u w:val="single"/>
         </w:rPr>
-        <w:t>{</w:t>
-      </w:r>
-      <w:proofErr w:type="gramEnd"/>
+        <w:t>{pq2Y}</w:t>
+      </w:r>
       <w:r>
         <w:rPr>
           <w:rFonts w:ascii="Consolas" w:eastAsia="Times New Roman" w:hAnsi="Consolas" w:cs="Consolas"/>
-          <w:u w:val="single"/>
-        </w:rPr>
-        <w:t>pq2Y}</w:t>
+        </w:rPr>
+        <w:t xml:space="preserve"> NO</w:t>
       </w:r>
       <w:r>
         <w:rPr>
           <w:rFonts w:ascii="Consolas" w:eastAsia="Times New Roman" w:hAnsi="Consolas" w:cs="Consolas"/>
-        </w:rPr>
-        <w:t xml:space="preserve"> </w:t>
-      </w:r>
-      <w:proofErr w:type="gramStart"/>
-      <w:r>
-        <w:rPr>
-          <w:rFonts w:ascii="Consolas" w:eastAsia="Times New Roman" w:hAnsi="Consolas" w:cs="Consolas"/>
-        </w:rPr>
-        <w:t>NO</w:t>
-      </w:r>
-      <w:r>
-        <w:rPr>
-          <w:rFonts w:ascii="Consolas" w:eastAsia="Times New Roman" w:hAnsi="Consolas" w:cs="Consolas"/>
-          <w:u w:val="single"/>
-        </w:rPr>
-        <w:t>{</w:t>
-      </w:r>
-      <w:proofErr w:type="gramEnd"/>
-      <w:r>
-        <w:rPr>
-          <w:rFonts w:ascii="Consolas" w:eastAsia="Times New Roman" w:hAnsi="Consolas" w:cs="Consolas"/>
-          <w:u w:val="single"/>
-        </w:rPr>
-        <w:t>pq2N}</w:t>
+          <w:u w:val="single"/>
+        </w:rPr>
+        <w:t>{pq2N}</w:t>
       </w:r>
     </w:p>
     <w:p>
@@ -381,48 +319,26 @@
         </w:rPr>
         <w:t>YES</w:t>
       </w:r>
+      <w:proofErr w:type="gramEnd"/>
       <w:r>
         <w:rPr>
           <w:rFonts w:ascii="Consolas" w:eastAsia="Times New Roman" w:hAnsi="Consolas" w:cs="Consolas"/>
           <w:u w:val="single"/>
         </w:rPr>
-        <w:t>{</w:t>
-      </w:r>
-      <w:proofErr w:type="gramEnd"/>
+        <w:t>{pq3Y}</w:t>
+      </w:r>
       <w:r>
         <w:rPr>
           <w:rFonts w:ascii="Consolas" w:eastAsia="Times New Roman" w:hAnsi="Consolas" w:cs="Consolas"/>
-          <w:u w:val="single"/>
-        </w:rPr>
-        <w:t>pq3Y}</w:t>
+        </w:rPr>
+        <w:t xml:space="preserve"> NO</w:t>
       </w:r>
       <w:r>
         <w:rPr>
           <w:rFonts w:ascii="Consolas" w:eastAsia="Times New Roman" w:hAnsi="Consolas" w:cs="Consolas"/>
-        </w:rPr>
-        <w:t xml:space="preserve"> </w:t>
-      </w:r>
-      <w:proofErr w:type="gramStart"/>
-      <w:r>
-        <w:rPr>
-          <w:rFonts w:ascii="Consolas" w:eastAsia="Times New Roman" w:hAnsi="Consolas" w:cs="Consolas"/>
-        </w:rPr>
-        <w:t>NO</w:t>
-      </w:r>
-      <w:r>
-        <w:rPr>
-          <w:rFonts w:ascii="Consolas" w:eastAsia="Times New Roman" w:hAnsi="Consolas" w:cs="Consolas"/>
-          <w:u w:val="single"/>
-        </w:rPr>
-        <w:t>{</w:t>
-      </w:r>
-      <w:proofErr w:type="gramEnd"/>
-      <w:r>
-        <w:rPr>
-          <w:rFonts w:ascii="Consolas" w:eastAsia="Times New Roman" w:hAnsi="Consolas" w:cs="Consolas"/>
-          <w:u w:val="single"/>
-        </w:rPr>
-        <w:t>pq3N}</w:t>
+          <w:u w:val="single"/>
+        </w:rPr>
+        <w:t>{pq3N}</w:t>
       </w:r>
     </w:p>
     <w:p>
@@ -443,61 +359,27 @@
         <w:rPr>
           <w:rFonts w:ascii="Consolas" w:eastAsia="Times New Roman" w:hAnsi="Consolas" w:cs="Consolas"/>
         </w:rPr>
-        <w:t xml:space="preserve">Are they a sex offender? </w:t>
+        <w:t>Are they a sex offender? YES</w:t>
       </w:r>
       <w:r>
         <w:rPr>
           <w:rFonts w:ascii="Consolas" w:eastAsia="Times New Roman" w:hAnsi="Consolas" w:cs="Consolas"/>
-        </w:rPr>
-        <w:t>YES</w:t>
+          <w:u w:val="single"/>
+        </w:rPr>
+        <w:t>{pq4Y}</w:t>
       </w:r>
       <w:r>
         <w:rPr>
           <w:rFonts w:ascii="Consolas" w:eastAsia="Times New Roman" w:hAnsi="Consolas" w:cs="Consolas"/>
-          <w:u w:val="single"/>
-        </w:rPr>
-        <w:t>{pq</w:t>
+        </w:rPr>
+        <w:t xml:space="preserve"> NO</w:t>
       </w:r>
       <w:r>
         <w:rPr>
           <w:rFonts w:ascii="Consolas" w:eastAsia="Times New Roman" w:hAnsi="Consolas" w:cs="Consolas"/>
           <w:u w:val="single"/>
         </w:rPr>
-        <w:t>4</w:t>
-      </w:r>
-      <w:r>
-        <w:rPr>
-          <w:rFonts w:ascii="Consolas" w:eastAsia="Times New Roman" w:hAnsi="Consolas" w:cs="Consolas"/>
-          <w:u w:val="single"/>
-        </w:rPr>
-        <w:t>Y}</w:t>
-      </w:r>
-      <w:r>
-        <w:rPr>
-          <w:rFonts w:ascii="Consolas" w:eastAsia="Times New Roman" w:hAnsi="Consolas" w:cs="Consolas"/>
-        </w:rPr>
-        <w:t xml:space="preserve"> NO</w:t>
-      </w:r>
-      <w:r>
-        <w:rPr>
-          <w:rFonts w:ascii="Consolas" w:eastAsia="Times New Roman" w:hAnsi="Consolas" w:cs="Consolas"/>
-          <w:u w:val="single"/>
-        </w:rPr>
-        <w:t>{pq</w:t>
-      </w:r>
-      <w:r>
-        <w:rPr>
-          <w:rFonts w:ascii="Consolas" w:eastAsia="Times New Roman" w:hAnsi="Consolas" w:cs="Consolas"/>
-          <w:u w:val="single"/>
-        </w:rPr>
-        <w:t>4</w:t>
-      </w:r>
-      <w:r>
-        <w:rPr>
-          <w:rFonts w:ascii="Consolas" w:eastAsia="Times New Roman" w:hAnsi="Consolas" w:cs="Consolas"/>
-          <w:u w:val="single"/>
-        </w:rPr>
-        <w:t>N}</w:t>
+        <w:t>{pq4N}</w:t>
       </w:r>
     </w:p>
     <w:p>
@@ -578,6 +460,7 @@
         </w:rPr>
         <w:t>YES</w:t>
       </w:r>
+      <w:proofErr w:type="gramEnd"/>
       <w:r>
         <w:rPr>
           <w:rFonts w:ascii="Consolas" w:eastAsia="Times New Roman" w:hAnsi="Consolas" w:cs="Consolas"/>
@@ -588,7 +471,6 @@
         <w:t>{</w:t>
       </w:r>
       <w:proofErr w:type="spellStart"/>
-      <w:proofErr w:type="gramEnd"/>
       <w:r>
         <w:rPr>
           <w:rFonts w:ascii="Consolas" w:eastAsia="Times New Roman" w:hAnsi="Consolas" w:cs="Consolas"/>
@@ -616,7 +498,6 @@
         </w:rPr>
         <w:t xml:space="preserve"> </w:t>
       </w:r>
-      <w:proofErr w:type="gramStart"/>
       <w:r>
         <w:rPr>
           <w:rFonts w:ascii="Consolas" w:eastAsia="Times New Roman" w:hAnsi="Consolas" w:cs="Consolas"/>
@@ -635,7 +516,6 @@
         <w:t>{</w:t>
       </w:r>
       <w:proofErr w:type="spellStart"/>
-      <w:proofErr w:type="gramEnd"/>
       <w:r>
         <w:rPr>
           <w:rFonts w:ascii="Consolas" w:eastAsia="Times New Roman" w:hAnsi="Consolas" w:cs="Consolas"/>
@@ -864,7 +744,6 @@
         <w:t>{</w:t>
       </w:r>
       <w:proofErr w:type="spellStart"/>
-      <w:proofErr w:type="gramStart"/>
       <w:r>
         <w:rPr>
           <w:rFonts w:ascii="Consolas" w:eastAsia="Consolas" w:hAnsi="Consolas" w:cs="Consolas"/>
@@ -878,7 +757,6 @@
         </w:rPr>
         <w:t xml:space="preserve">}   </w:t>
       </w:r>
-      <w:proofErr w:type="gramEnd"/>
       <w:r>
         <w:rPr>
           <w:rFonts w:ascii="Consolas" w:eastAsia="Consolas" w:hAnsi="Consolas" w:cs="Consolas"/>
@@ -891,21 +769,12 @@
         </w:rPr>
         <w:t xml:space="preserve">    CAF Date: </w:t>
       </w:r>
-      <w:proofErr w:type="gramStart"/>
-      <w:r>
-        <w:rPr>
-          <w:rFonts w:ascii="Consolas" w:eastAsia="Consolas" w:hAnsi="Consolas" w:cs="Consolas"/>
-          <w:u w:val="single"/>
-        </w:rPr>
-        <w:t xml:space="preserve">   {</w:t>
-      </w:r>
-      <w:proofErr w:type="gramEnd"/>
-      <w:r>
-        <w:rPr>
-          <w:rFonts w:ascii="Consolas" w:eastAsia="Consolas" w:hAnsi="Consolas" w:cs="Consolas"/>
-          <w:u w:val="single"/>
-        </w:rPr>
-        <w:t xml:space="preserve">date}  </w:t>
+      <w:r>
+        <w:rPr>
+          <w:rFonts w:ascii="Consolas" w:eastAsia="Consolas" w:hAnsi="Consolas" w:cs="Consolas"/>
+          <w:u w:val="single"/>
+        </w:rPr>
+        <w:t xml:space="preserve">   {date}  </w:t>
       </w:r>
       <w:r>
         <w:rPr>
@@ -971,7 +840,6 @@
         <w:t xml:space="preserve"> {</w:t>
       </w:r>
       <w:proofErr w:type="spellStart"/>
-      <w:proofErr w:type="gramStart"/>
       <w:r>
         <w:rPr>
           <w:rFonts w:ascii="Consolas" w:eastAsia="Consolas" w:hAnsi="Consolas" w:cs="Consolas"/>
@@ -996,7 +864,6 @@
         </w:rPr>
         <w:t xml:space="preserve"> AS</w:t>
       </w:r>
-      <w:proofErr w:type="gramEnd"/>
       <w:r>
         <w:rPr>
           <w:rFonts w:ascii="Consolas" w:eastAsia="Consolas" w:hAnsi="Consolas" w:cs="Consolas"/>
@@ -1006,7 +873,6 @@
         <w:t xml:space="preserve"> {</w:t>
       </w:r>
       <w:proofErr w:type="spellStart"/>
-      <w:proofErr w:type="gramStart"/>
       <w:r>
         <w:rPr>
           <w:rFonts w:ascii="Consolas" w:eastAsia="Consolas" w:hAnsi="Consolas" w:cs="Consolas"/>
@@ -1031,7 +897,6 @@
         </w:rPr>
         <w:t xml:space="preserve"> PC</w:t>
       </w:r>
-      <w:proofErr w:type="gramEnd"/>
       <w:r>
         <w:rPr>
           <w:rFonts w:ascii="Consolas" w:eastAsia="Consolas" w:hAnsi="Consolas" w:cs="Consolas"/>
@@ -1041,7 +906,6 @@
         <w:t xml:space="preserve"> {</w:t>
       </w:r>
       <w:proofErr w:type="spellStart"/>
-      <w:proofErr w:type="gramStart"/>
       <w:r>
         <w:rPr>
           <w:rFonts w:ascii="Consolas" w:eastAsia="Consolas" w:hAnsi="Consolas" w:cs="Consolas"/>
@@ -1064,35 +928,17 @@
           <w:rFonts w:ascii="Consolas" w:eastAsia="Consolas" w:hAnsi="Consolas" w:cs="Consolas"/>
           <w:lang w:val="en-US"/>
         </w:rPr>
-        <w:t xml:space="preserve"> Other</w:t>
-      </w:r>
-      <w:proofErr w:type="gramEnd"/>
-      <w:r>
-        <w:rPr>
-          <w:rFonts w:ascii="Consolas" w:eastAsia="Consolas" w:hAnsi="Consolas" w:cs="Consolas"/>
-          <w:lang w:val="en-US"/>
-        </w:rPr>
-        <w:t xml:space="preserve"> </w:t>
-      </w:r>
-      <w:r>
-        <w:rPr>
-          <w:rFonts w:ascii="Consolas" w:eastAsia="Consolas" w:hAnsi="Consolas" w:cs="Consolas"/>
-          <w:u w:val="single"/>
-          <w:lang w:val="en-US"/>
-        </w:rPr>
-        <w:t xml:space="preserve">   </w:t>
-      </w:r>
-      <w:proofErr w:type="gramStart"/>
-      <w:r>
-        <w:rPr>
-          <w:rFonts w:ascii="Consolas" w:eastAsia="Consolas" w:hAnsi="Consolas" w:cs="Consolas"/>
-          <w:u w:val="single"/>
-          <w:lang w:val="en-US"/>
-        </w:rPr>
-        <w:t xml:space="preserve">   {</w:t>
+        <w:t xml:space="preserve"> Other </w:t>
+      </w:r>
+      <w:r>
+        <w:rPr>
+          <w:rFonts w:ascii="Consolas" w:eastAsia="Consolas" w:hAnsi="Consolas" w:cs="Consolas"/>
+          <w:u w:val="single"/>
+          <w:lang w:val="en-US"/>
+        </w:rPr>
+        <w:t xml:space="preserve">      {</w:t>
       </w:r>
       <w:proofErr w:type="spellStart"/>
-      <w:proofErr w:type="gramEnd"/>
       <w:r>
         <w:rPr>
           <w:rFonts w:ascii="Consolas" w:eastAsia="Consolas" w:hAnsi="Consolas" w:cs="Consolas"/>
@@ -1156,7 +1002,6 @@
         <w:t xml:space="preserve"> {</w:t>
       </w:r>
       <w:proofErr w:type="spellStart"/>
-      <w:proofErr w:type="gramStart"/>
       <w:r>
         <w:rPr>
           <w:rFonts w:ascii="Consolas" w:eastAsia="Consolas" w:hAnsi="Consolas" w:cs="Consolas"/>
@@ -1181,7 +1026,6 @@
         </w:rPr>
         <w:t xml:space="preserve"> No</w:t>
       </w:r>
-      <w:proofErr w:type="gramEnd"/>
       <w:r>
         <w:rPr>
           <w:rFonts w:ascii="Consolas" w:eastAsia="Consolas" w:hAnsi="Consolas" w:cs="Consolas"/>
@@ -1217,58 +1061,26 @@
           <w:rFonts w:ascii="Consolas" w:eastAsia="Consolas" w:hAnsi="Consolas" w:cs="Consolas"/>
           <w:lang w:val="en-US"/>
         </w:rPr>
-        <w:t xml:space="preserve">Inmate agrees to waive 48 hr. hearing </w:t>
-      </w:r>
-      <w:proofErr w:type="gramStart"/>
-      <w:r>
-        <w:rPr>
-          <w:rFonts w:ascii="Consolas" w:eastAsia="Consolas" w:hAnsi="Consolas" w:cs="Consolas"/>
-          <w:lang w:val="en-US"/>
-        </w:rPr>
-        <w:t>notice:_</w:t>
-      </w:r>
-      <w:proofErr w:type="gramEnd"/>
-      <w:r>
-        <w:rPr>
-          <w:rFonts w:ascii="Consolas" w:eastAsia="Consolas" w:hAnsi="Consolas" w:cs="Consolas"/>
-          <w:lang w:val="en-US"/>
-        </w:rPr>
-        <w:t>______</w:t>
-      </w:r>
-      <w:r>
-        <w:tab/>
-      </w:r>
-    </w:p>
-    <w:p>
-      <w:pPr>
-        <w:rPr>
-          <w:rFonts w:ascii="Consolas" w:eastAsia="Consolas" w:hAnsi="Consolas" w:cs="Consolas"/>
-          <w:u w:val="single"/>
-          <w:lang w:val="en-US"/>
-        </w:rPr>
-      </w:pPr>
-      <w:r>
-        <w:rPr>
-          <w:rFonts w:ascii="Consolas" w:eastAsia="Consolas" w:hAnsi="Consolas" w:cs="Consolas"/>
-          <w:lang w:val="en-US"/>
-        </w:rPr>
-        <w:t>{#</w:t>
-      </w:r>
-      <w:proofErr w:type="gramStart"/>
-      <w:r>
-        <w:rPr>
-          <w:rFonts w:ascii="Consolas" w:eastAsia="Consolas" w:hAnsi="Consolas" w:cs="Consolas"/>
-          <w:lang w:val="en-US"/>
-        </w:rPr>
-        <w:t>hasIncompatibles}Incompatibles</w:t>
-      </w:r>
-      <w:proofErr w:type="gramEnd"/>
-      <w:r>
-        <w:rPr>
-          <w:rFonts w:ascii="Consolas" w:eastAsia="Consolas" w:hAnsi="Consolas" w:cs="Consolas"/>
-          <w:lang w:val="en-US"/>
-        </w:rPr>
-        <w:t>: {</w:t>
+        <w:t>Inmate agrees to waive 48 hr. hearing notice:_______</w:t>
+      </w:r>
+      <w:r>
+        <w:tab/>
+      </w:r>
+    </w:p>
+    <w:p>
+      <w:pPr>
+        <w:rPr>
+          <w:rFonts w:ascii="Consolas" w:eastAsia="Consolas" w:hAnsi="Consolas" w:cs="Consolas"/>
+          <w:u w:val="single"/>
+          <w:lang w:val="en-US"/>
+        </w:rPr>
+      </w:pPr>
+      <w:r>
+        <w:rPr>
+          <w:rFonts w:ascii="Consolas" w:eastAsia="Consolas" w:hAnsi="Consolas" w:cs="Consolas"/>
+          <w:lang w:val="en-US"/>
+        </w:rPr>
+        <w:t>{#hasIncompatibles}Incompatibles: {</w:t>
       </w:r>
       <w:proofErr w:type="spellStart"/>
       <w:r>
@@ -1520,14 +1332,55 @@
         <w:t>{</w:t>
       </w:r>
       <w:proofErr w:type="spellStart"/>
+      <w:r>
+        <w:rPr>
+          <w:rFonts w:ascii="Consolas" w:eastAsia="Consolas" w:hAnsi="Consolas" w:cs="Consolas"/>
+          <w:u w:val="single"/>
+          <w:lang w:val="en-US"/>
+        </w:rPr>
+        <w:t>recFacAs</w:t>
+      </w:r>
+      <w:proofErr w:type="spellEnd"/>
+      <w:r>
+        <w:rPr>
+          <w:rFonts w:ascii="Consolas" w:eastAsia="Consolas" w:hAnsi="Consolas" w:cs="Consolas"/>
+          <w:u w:val="single"/>
+          <w:lang w:val="en-US"/>
+        </w:rPr>
+        <w:t>}</w:t>
+      </w:r>
+      <w:r>
+        <w:rPr>
+          <w:rFonts w:ascii="Consolas" w:eastAsia="Consolas" w:hAnsi="Consolas" w:cs="Consolas"/>
+          <w:lang w:val="en-US"/>
+        </w:rPr>
+        <w:t xml:space="preserve">                 Transfer: </w:t>
+      </w:r>
       <w:proofErr w:type="gramStart"/>
       <w:r>
         <w:rPr>
           <w:rFonts w:ascii="Consolas" w:eastAsia="Consolas" w:hAnsi="Consolas" w:cs="Consolas"/>
-          <w:u w:val="single"/>
-          <w:lang w:val="en-US"/>
-        </w:rPr>
-        <w:t>recFacAs</w:t>
+          <w:lang w:val="en-US"/>
+        </w:rPr>
+        <w:t>Yes</w:t>
+      </w:r>
+      <w:proofErr w:type="gramEnd"/>
+      <w:r>
+        <w:rPr>
+          <w:rFonts w:ascii="Consolas" w:eastAsia="Consolas" w:hAnsi="Consolas" w:cs="Consolas"/>
+          <w:u w:val="single"/>
+          <w:lang w:val="en-US"/>
+        </w:rPr>
+        <w:t xml:space="preserve"> {</w:t>
+      </w:r>
+      <w:proofErr w:type="spellStart"/>
+      <w:r>
+        <w:rPr>
+          <w:rFonts w:ascii="Consolas" w:eastAsia="Consolas" w:hAnsi="Consolas" w:cs="Consolas"/>
+          <w:u w:val="single"/>
+          <w:lang w:val="en-US"/>
+        </w:rPr>
+        <w:t>trY</w:t>
       </w:r>
       <w:proofErr w:type="spellEnd"/>
       <w:r>
@@ -1536,32 +1389,15 @@
           <w:u w:val="single"/>
           <w:lang w:val="en-US"/>
         </w:rPr>
-        <w:t>}</w:t>
-      </w:r>
-      <w:r>
-        <w:rPr>
-          <w:rFonts w:ascii="Consolas" w:eastAsia="Consolas" w:hAnsi="Consolas" w:cs="Consolas"/>
-          <w:lang w:val="en-US"/>
-        </w:rPr>
-        <w:t xml:space="preserve">   </w:t>
-      </w:r>
-      <w:proofErr w:type="gramEnd"/>
-      <w:r>
-        <w:rPr>
-          <w:rFonts w:ascii="Consolas" w:eastAsia="Consolas" w:hAnsi="Consolas" w:cs="Consolas"/>
-          <w:lang w:val="en-US"/>
-        </w:rPr>
-        <w:t xml:space="preserve">              Transfer: </w:t>
-      </w:r>
-      <w:proofErr w:type="gramStart"/>
-      <w:r>
-        <w:rPr>
-          <w:rFonts w:ascii="Consolas" w:eastAsia="Consolas" w:hAnsi="Consolas" w:cs="Consolas"/>
-          <w:lang w:val="en-US"/>
-        </w:rPr>
-        <w:t>Yes</w:t>
-      </w:r>
-      <w:proofErr w:type="gramEnd"/>
+        <w:t xml:space="preserve">} </w:t>
+      </w:r>
+      <w:r>
+        <w:rPr>
+          <w:rFonts w:ascii="Consolas" w:eastAsia="Consolas" w:hAnsi="Consolas" w:cs="Consolas"/>
+          <w:lang w:val="en-US"/>
+        </w:rPr>
+        <w:t xml:space="preserve"> No</w:t>
+      </w:r>
       <w:r>
         <w:rPr>
           <w:rFonts w:ascii="Consolas" w:eastAsia="Consolas" w:hAnsi="Consolas" w:cs="Consolas"/>
@@ -1571,14 +1407,13 @@
         <w:t xml:space="preserve"> {</w:t>
       </w:r>
       <w:proofErr w:type="spellStart"/>
-      <w:proofErr w:type="gramStart"/>
-      <w:r>
-        <w:rPr>
-          <w:rFonts w:ascii="Consolas" w:eastAsia="Consolas" w:hAnsi="Consolas" w:cs="Consolas"/>
-          <w:u w:val="single"/>
-          <w:lang w:val="en-US"/>
-        </w:rPr>
-        <w:t>trY</w:t>
+      <w:r>
+        <w:rPr>
+          <w:rFonts w:ascii="Consolas" w:eastAsia="Consolas" w:hAnsi="Consolas" w:cs="Consolas"/>
+          <w:u w:val="single"/>
+          <w:lang w:val="en-US"/>
+        </w:rPr>
+        <w:t>trN</w:t>
       </w:r>
       <w:proofErr w:type="spellEnd"/>
       <w:r>
@@ -1594,50 +1429,7 @@
           <w:rFonts w:ascii="Consolas" w:eastAsia="Consolas" w:hAnsi="Consolas" w:cs="Consolas"/>
           <w:lang w:val="en-US"/>
         </w:rPr>
-        <w:t xml:space="preserve"> No</w:t>
-      </w:r>
-      <w:proofErr w:type="gramEnd"/>
-      <w:r>
-        <w:rPr>
-          <w:rFonts w:ascii="Consolas" w:eastAsia="Consolas" w:hAnsi="Consolas" w:cs="Consolas"/>
-          <w:u w:val="single"/>
-          <w:lang w:val="en-US"/>
-        </w:rPr>
-        <w:t xml:space="preserve"> {</w:t>
-      </w:r>
-      <w:proofErr w:type="spellStart"/>
-      <w:proofErr w:type="gramStart"/>
-      <w:r>
-        <w:rPr>
-          <w:rFonts w:ascii="Consolas" w:eastAsia="Consolas" w:hAnsi="Consolas" w:cs="Consolas"/>
-          <w:u w:val="single"/>
-          <w:lang w:val="en-US"/>
-        </w:rPr>
-        <w:t>trN</w:t>
-      </w:r>
-      <w:proofErr w:type="spellEnd"/>
-      <w:r>
-        <w:rPr>
-          <w:rFonts w:ascii="Consolas" w:eastAsia="Consolas" w:hAnsi="Consolas" w:cs="Consolas"/>
-          <w:u w:val="single"/>
-          <w:lang w:val="en-US"/>
-        </w:rPr>
-        <w:t xml:space="preserve">} </w:t>
-      </w:r>
-      <w:r>
-        <w:rPr>
-          <w:rFonts w:ascii="Consolas" w:eastAsia="Consolas" w:hAnsi="Consolas" w:cs="Consolas"/>
-          <w:lang w:val="en-US"/>
-        </w:rPr>
-        <w:t xml:space="preserve"> Explain</w:t>
-      </w:r>
-      <w:proofErr w:type="gramEnd"/>
-      <w:r>
-        <w:rPr>
-          <w:rFonts w:ascii="Consolas" w:eastAsia="Consolas" w:hAnsi="Consolas" w:cs="Consolas"/>
-          <w:lang w:val="en-US"/>
-        </w:rPr>
-        <w:t xml:space="preserve"> Below:</w:t>
+        <w:t xml:space="preserve"> Explain Below:</w:t>
       </w:r>
     </w:p>
     <w:p>
@@ -1846,7 +1638,15 @@
           <w:rFonts w:ascii="Consolas" w:eastAsia="Consolas" w:hAnsi="Consolas" w:cs="Consolas"/>
           <w:lang w:val="en-US"/>
         </w:rPr>
-        <w:t xml:space="preserve">Yes </w:t>
+        <w:t>Yes</w:t>
+      </w:r>
+      <w:proofErr w:type="gramEnd"/>
+      <w:r>
+        <w:rPr>
+          <w:rFonts w:ascii="Consolas" w:eastAsia="Consolas" w:hAnsi="Consolas" w:cs="Consolas"/>
+          <w:lang w:val="en-US"/>
+        </w:rPr>
+        <w:t xml:space="preserve"> </w:t>
       </w:r>
       <w:r>
         <w:rPr>
@@ -1877,21 +1677,111 @@
       <w:r>
         <w:tab/>
       </w:r>
+      <w:r>
+        <w:rPr>
+          <w:rFonts w:ascii="Consolas" w:eastAsia="Consolas" w:hAnsi="Consolas" w:cs="Consolas"/>
+          <w:lang w:val="en-US"/>
+        </w:rPr>
+        <w:t xml:space="preserve">   No </w:t>
+      </w:r>
+      <w:r>
+        <w:rPr>
+          <w:rFonts w:ascii="Consolas" w:eastAsia="Consolas" w:hAnsi="Consolas" w:cs="Consolas"/>
+          <w:u w:val="single"/>
+          <w:lang w:val="en-US"/>
+        </w:rPr>
+        <w:t xml:space="preserve">  {</w:t>
+      </w:r>
+      <w:proofErr w:type="spellStart"/>
+      <w:r>
+        <w:rPr>
+          <w:rFonts w:ascii="Consolas" w:eastAsia="Consolas" w:hAnsi="Consolas" w:cs="Consolas"/>
+          <w:u w:val="single"/>
+          <w:lang w:val="en-US"/>
+        </w:rPr>
+        <w:t>photoN</w:t>
+      </w:r>
+      <w:proofErr w:type="spellEnd"/>
+      <w:r>
+        <w:rPr>
+          <w:rFonts w:ascii="Consolas" w:eastAsia="Consolas" w:hAnsi="Consolas" w:cs="Consolas"/>
+          <w:u w:val="single"/>
+          <w:lang w:val="en-US"/>
+        </w:rPr>
+        <w:t xml:space="preserve">}  </w:t>
+      </w:r>
+      <w:r>
+        <w:tab/>
+      </w:r>
+    </w:p>
+    <w:p>
+      <w:pPr>
+        <w:rPr>
+          <w:rFonts w:ascii="Consolas" w:eastAsia="Consolas" w:hAnsi="Consolas" w:cs="Consolas"/>
+          <w:lang w:val="en-US"/>
+        </w:rPr>
+      </w:pPr>
+      <w:r>
+        <w:rPr>
+          <w:rFonts w:ascii="Consolas" w:eastAsia="Consolas" w:hAnsi="Consolas" w:cs="Consolas"/>
+          <w:lang w:val="en-US"/>
+        </w:rPr>
+        <w:t xml:space="preserve">Emergency Contact Updated:   </w:t>
+      </w:r>
+      <w:proofErr w:type="gramStart"/>
+      <w:r>
+        <w:rPr>
+          <w:rFonts w:ascii="Consolas" w:eastAsia="Consolas" w:hAnsi="Consolas" w:cs="Consolas"/>
+          <w:lang w:val="en-US"/>
+        </w:rPr>
+        <w:t>Yes</w:t>
+      </w:r>
       <w:proofErr w:type="gramEnd"/>
       <w:r>
         <w:rPr>
           <w:rFonts w:ascii="Consolas" w:eastAsia="Consolas" w:hAnsi="Consolas" w:cs="Consolas"/>
           <w:lang w:val="en-US"/>
         </w:rPr>
+        <w:t xml:space="preserve"> </w:t>
+      </w:r>
+      <w:r>
+        <w:rPr>
+          <w:rFonts w:ascii="Consolas" w:eastAsia="Consolas" w:hAnsi="Consolas" w:cs="Consolas"/>
+          <w:u w:val="single"/>
+          <w:lang w:val="en-US"/>
+        </w:rPr>
+        <w:t xml:space="preserve">  {</w:t>
+      </w:r>
+      <w:proofErr w:type="spellStart"/>
+      <w:r>
+        <w:rPr>
+          <w:rFonts w:ascii="Consolas" w:eastAsia="Consolas" w:hAnsi="Consolas" w:cs="Consolas"/>
+          <w:u w:val="single"/>
+          <w:lang w:val="en-US"/>
+        </w:rPr>
+        <w:t>emeY</w:t>
+      </w:r>
+      <w:proofErr w:type="spellEnd"/>
+      <w:r>
+        <w:rPr>
+          <w:rFonts w:ascii="Consolas" w:eastAsia="Consolas" w:hAnsi="Consolas" w:cs="Consolas"/>
+          <w:u w:val="single"/>
+          <w:lang w:val="en-US"/>
+        </w:rPr>
+        <w:t xml:space="preserve">}  </w:t>
+      </w:r>
+      <w:r>
+        <w:tab/>
+      </w:r>
+      <w:r>
+        <w:rPr>
+          <w:rFonts w:ascii="Consolas" w:eastAsia="Consolas" w:hAnsi="Consolas" w:cs="Consolas"/>
+          <w:lang w:val="en-US"/>
+        </w:rPr>
         <w:t xml:space="preserve">   No</w:t>
       </w:r>
-      <w:proofErr w:type="gramStart"/>
-      <w:r>
-        <w:rPr>
-          <w:rFonts w:ascii="Consolas" w:eastAsia="Consolas" w:hAnsi="Consolas" w:cs="Consolas"/>
-          <w:lang w:val="en-US"/>
-        </w:rPr>
-        <w:t xml:space="preserve"> </w:t>
+      <w:r>
+        <w:tab/>
       </w:r>
       <w:r>
         <w:rPr>
@@ -1902,14 +1792,13 @@
         <w:t xml:space="preserve">  {</w:t>
       </w:r>
       <w:proofErr w:type="spellStart"/>
-      <w:proofErr w:type="gramEnd"/>
-      <w:r>
-        <w:rPr>
-          <w:rFonts w:ascii="Consolas" w:eastAsia="Consolas" w:hAnsi="Consolas" w:cs="Consolas"/>
-          <w:u w:val="single"/>
-          <w:lang w:val="en-US"/>
-        </w:rPr>
-        <w:t>photoN</w:t>
+      <w:r>
+        <w:rPr>
+          <w:rFonts w:ascii="Consolas" w:eastAsia="Consolas" w:hAnsi="Consolas" w:cs="Consolas"/>
+          <w:u w:val="single"/>
+          <w:lang w:val="en-US"/>
+        </w:rPr>
+        <w:t>emeN</w:t>
       </w:r>
       <w:proofErr w:type="spellEnd"/>
       <w:r>
@@ -1923,100 +1812,6 @@
       <w:r>
         <w:tab/>
       </w:r>
-    </w:p>
-    <w:p>
-      <w:pPr>
-        <w:rPr>
-          <w:rFonts w:ascii="Consolas" w:eastAsia="Consolas" w:hAnsi="Consolas" w:cs="Consolas"/>
-          <w:lang w:val="en-US"/>
-        </w:rPr>
-      </w:pPr>
-      <w:r>
-        <w:rPr>
-          <w:rFonts w:ascii="Consolas" w:eastAsia="Consolas" w:hAnsi="Consolas" w:cs="Consolas"/>
-          <w:lang w:val="en-US"/>
-        </w:rPr>
-        <w:t xml:space="preserve">Emergency Contact Updated:   </w:t>
-      </w:r>
-      <w:proofErr w:type="gramStart"/>
-      <w:r>
-        <w:rPr>
-          <w:rFonts w:ascii="Consolas" w:eastAsia="Consolas" w:hAnsi="Consolas" w:cs="Consolas"/>
-          <w:lang w:val="en-US"/>
-        </w:rPr>
-        <w:t xml:space="preserve">Yes </w:t>
-      </w:r>
-      <w:r>
-        <w:rPr>
-          <w:rFonts w:ascii="Consolas" w:eastAsia="Consolas" w:hAnsi="Consolas" w:cs="Consolas"/>
-          <w:u w:val="single"/>
-          <w:lang w:val="en-US"/>
-        </w:rPr>
-        <w:t xml:space="preserve">  {</w:t>
-      </w:r>
-      <w:proofErr w:type="spellStart"/>
-      <w:r>
-        <w:rPr>
-          <w:rFonts w:ascii="Consolas" w:eastAsia="Consolas" w:hAnsi="Consolas" w:cs="Consolas"/>
-          <w:u w:val="single"/>
-          <w:lang w:val="en-US"/>
-        </w:rPr>
-        <w:t>emeY</w:t>
-      </w:r>
-      <w:proofErr w:type="spellEnd"/>
-      <w:r>
-        <w:rPr>
-          <w:rFonts w:ascii="Consolas" w:eastAsia="Consolas" w:hAnsi="Consolas" w:cs="Consolas"/>
-          <w:u w:val="single"/>
-          <w:lang w:val="en-US"/>
-        </w:rPr>
-        <w:t xml:space="preserve">}  </w:t>
-      </w:r>
-      <w:r>
-        <w:tab/>
-      </w:r>
-      <w:proofErr w:type="gramEnd"/>
-      <w:r>
-        <w:rPr>
-          <w:rFonts w:ascii="Consolas" w:eastAsia="Consolas" w:hAnsi="Consolas" w:cs="Consolas"/>
-          <w:lang w:val="en-US"/>
-        </w:rPr>
-        <w:t xml:space="preserve">   No</w:t>
-      </w:r>
-      <w:proofErr w:type="gramStart"/>
-      <w:r>
-        <w:tab/>
-      </w:r>
-      <w:r>
-        <w:rPr>
-          <w:rFonts w:ascii="Consolas" w:eastAsia="Consolas" w:hAnsi="Consolas" w:cs="Consolas"/>
-          <w:u w:val="single"/>
-          <w:lang w:val="en-US"/>
-        </w:rPr>
-        <w:t xml:space="preserve">  {</w:t>
-      </w:r>
-      <w:proofErr w:type="spellStart"/>
-      <w:r>
-        <w:rPr>
-          <w:rFonts w:ascii="Consolas" w:eastAsia="Consolas" w:hAnsi="Consolas" w:cs="Consolas"/>
-          <w:u w:val="single"/>
-          <w:lang w:val="en-US"/>
-        </w:rPr>
-        <w:t>emeN</w:t>
-      </w:r>
-      <w:proofErr w:type="spellEnd"/>
-      <w:r>
-        <w:rPr>
-          <w:rFonts w:ascii="Consolas" w:eastAsia="Consolas" w:hAnsi="Consolas" w:cs="Consolas"/>
-          <w:u w:val="single"/>
-          <w:lang w:val="en-US"/>
-        </w:rPr>
-        <w:t xml:space="preserve">}  </w:t>
-      </w:r>
-      <w:r>
-        <w:tab/>
-      </w:r>
-      <w:proofErr w:type="gramEnd"/>
       <w:r>
         <w:rPr>
           <w:rFonts w:ascii="Consolas" w:eastAsia="Consolas" w:hAnsi="Consolas" w:cs="Consolas"/>
@@ -2117,7 +1912,14 @@
         <w:rPr>
           <w:rFonts w:ascii="Consolas" w:eastAsia="Consolas" w:hAnsi="Consolas" w:cs="Consolas"/>
         </w:rPr>
-        <w:t xml:space="preserve">Yes </w:t>
+        <w:t>Yes</w:t>
+      </w:r>
+      <w:proofErr w:type="gramEnd"/>
+      <w:r>
+        <w:rPr>
+          <w:rFonts w:ascii="Consolas" w:eastAsia="Consolas" w:hAnsi="Consolas" w:cs="Consolas"/>
+        </w:rPr>
+        <w:t xml:space="preserve"> </w:t>
       </w:r>
       <w:r>
         <w:rPr>
@@ -2156,7 +1958,6 @@
         <w:t xml:space="preserve">  {</w:t>
       </w:r>
       <w:proofErr w:type="spellStart"/>
-      <w:proofErr w:type="gramEnd"/>
       <w:r>
         <w:rPr>
           <w:rFonts w:ascii="Consolas" w:eastAsia="Consolas" w:hAnsi="Consolas" w:cs="Consolas"/>
@@ -2782,31 +2583,55 @@
           <w:sz w:val="16"/>
           <w:szCs w:val="16"/>
         </w:rPr>
-        <w:t>PRIOR VIOLENT FELONY CONVICTIONS</w:t>
-      </w:r>
-    </w:p>
-    <w:p>
-      <w:pPr>
-        <w:rPr>
-          <w:sz w:val="16"/>
-          <w:szCs w:val="16"/>
-        </w:rPr>
-      </w:pPr>
-      <w:r>
-        <w:rPr>
-          <w:b/>
-          <w:bCs/>
-          <w:sz w:val="16"/>
-          <w:szCs w:val="16"/>
-        </w:rPr>
-        <w:tab/>
-      </w:r>
-      <w:r>
-        <w:rPr>
-          <w:sz w:val="16"/>
-          <w:szCs w:val="16"/>
-        </w:rPr>
-        <w:t>Violent Felony Conviction in Last 60 Months _________________________________________ 2</w:t>
+        <w:t>PRIOR VIOLENT</w:t>
+      </w:r>
+      <w:r>
+        <w:rPr>
+          <w:b/>
+          <w:bCs/>
+          <w:sz w:val="16"/>
+          <w:szCs w:val="16"/>
+        </w:rPr>
+        <w:t>/ASSAULTIVE</w:t>
+      </w:r>
+      <w:r>
+        <w:rPr>
+          <w:b/>
+          <w:bCs/>
+          <w:sz w:val="16"/>
+          <w:szCs w:val="16"/>
+        </w:rPr>
+        <w:t xml:space="preserve"> FELONY CONVICTIONS</w:t>
+      </w:r>
+    </w:p>
+    <w:p>
+      <w:pPr>
+        <w:ind w:left="720"/>
+        <w:rPr>
+          <w:sz w:val="16"/>
+          <w:szCs w:val="16"/>
+        </w:rPr>
+      </w:pPr>
+      <w:r>
+        <w:rPr>
+          <w:sz w:val="16"/>
+          <w:szCs w:val="16"/>
+        </w:rPr>
+        <w:t>Violent</w:t>
+      </w:r>
+      <w:r>
+        <w:rPr>
+          <w:sz w:val="16"/>
+          <w:szCs w:val="16"/>
+        </w:rPr>
+        <w:t>/Assaultive</w:t>
+      </w:r>
+      <w:r>
+        <w:rPr>
+          <w:sz w:val="16"/>
+          <w:szCs w:val="16"/>
+        </w:rPr>
+        <w:t xml:space="preserve"> Felony Conviction in Last 60 Months ________________________________ 2</w:t>
       </w:r>
       <w:r>
         <w:rPr>
@@ -2849,7 +2674,25 @@
           <w:sz w:val="16"/>
           <w:szCs w:val="16"/>
         </w:rPr>
-        <w:t>List prior violent felony convictions (TDOC) in Last 60 Months (imposed date, charge):</w:t>
+        <w:t>List prior violent</w:t>
+      </w:r>
+      <w:r>
+        <w:rPr>
+          <w:b/>
+          <w:bCs/>
+          <w:sz w:val="16"/>
+          <w:szCs w:val="16"/>
+        </w:rPr>
+        <w:t>/assaultive</w:t>
+      </w:r>
+      <w:r>
+        <w:rPr>
+          <w:b/>
+          <w:bCs/>
+          <w:sz w:val="16"/>
+          <w:szCs w:val="16"/>
+        </w:rPr>
+        <w:t xml:space="preserve"> felony convictions (TDOC) in Last 60 Months (imposed date, charge):</w:t>
       </w:r>
     </w:p>
     <w:p>
@@ -2894,7 +2737,25 @@
           <w:sz w:val="16"/>
           <w:szCs w:val="16"/>
         </w:rPr>
-        <w:t>List prior ISC or Diversion convictions in the Last 60 Months - Please confirm if they are violent felony convictions (imposed date, charge):</w:t>
+        <w:t>List prior ISC or Diversion convictions in the Last 60 Months - Please confirm if they are violent</w:t>
+      </w:r>
+      <w:r>
+        <w:rPr>
+          <w:b/>
+          <w:bCs/>
+          <w:sz w:val="16"/>
+          <w:szCs w:val="16"/>
+        </w:rPr>
+        <w:t>/assaultive</w:t>
+      </w:r>
+      <w:r>
+        <w:rPr>
+          <w:b/>
+          <w:bCs/>
+          <w:sz w:val="16"/>
+          <w:szCs w:val="16"/>
+        </w:rPr>
+        <w:t xml:space="preserve"> felony convictions (imposed date, charge):</w:t>
       </w:r>
     </w:p>
     <w:p>
@@ -3396,15 +3257,7 @@
                 <w:sz w:val="16"/>
                 <w:szCs w:val="16"/>
               </w:rPr>
-              <w:t>{q3a</w:t>
-            </w:r>
-            <w:proofErr w:type="gramStart"/>
-            <w:r>
-              <w:rPr>
-                <w:sz w:val="16"/>
-                <w:szCs w:val="16"/>
-              </w:rPr>
-              <w:t>0}</w:t>
+              <w:t>{q3a0}</w:t>
             </w:r>
             <w:r>
               <w:rPr>
@@ -3413,7 +3266,6 @@
               </w:rPr>
               <w:t>_</w:t>
             </w:r>
-            <w:proofErr w:type="gramEnd"/>
             <w:r>
               <w:rPr>
                 <w:sz w:val="16"/>
@@ -3468,15 +3320,7 @@
                 <w:sz w:val="16"/>
                 <w:szCs w:val="16"/>
               </w:rPr>
-              <w:t>{q3a</w:t>
-            </w:r>
-            <w:proofErr w:type="gramStart"/>
-            <w:r>
-              <w:rPr>
-                <w:sz w:val="16"/>
-                <w:szCs w:val="16"/>
-              </w:rPr>
-              <w:t>1}</w:t>
+              <w:t>{q3a1}</w:t>
             </w:r>
             <w:r>
               <w:rPr>
@@ -3485,7 +3329,6 @@
               </w:rPr>
               <w:t>_</w:t>
             </w:r>
-            <w:proofErr w:type="gramEnd"/>
             <w:r>
               <w:rPr>
                 <w:sz w:val="16"/>
@@ -3540,15 +3383,7 @@
                 <w:sz w:val="16"/>
                 <w:szCs w:val="16"/>
               </w:rPr>
-              <w:t>{q3a</w:t>
-            </w:r>
-            <w:proofErr w:type="gramStart"/>
-            <w:r>
-              <w:rPr>
-                <w:sz w:val="16"/>
-                <w:szCs w:val="16"/>
-              </w:rPr>
-              <w:t>2}</w:t>
+              <w:t>{q3a2}</w:t>
             </w:r>
             <w:r>
               <w:rPr>
@@ -3557,7 +3392,6 @@
               </w:rPr>
               <w:t>_</w:t>
             </w:r>
-            <w:proofErr w:type="gramEnd"/>
             <w:r>
               <w:rPr>
                 <w:sz w:val="16"/>
@@ -3612,15 +3446,7 @@
                 <w:sz w:val="16"/>
                 <w:szCs w:val="16"/>
               </w:rPr>
-              <w:t>{q3a</w:t>
-            </w:r>
-            <w:proofErr w:type="gramStart"/>
-            <w:r>
-              <w:rPr>
-                <w:sz w:val="16"/>
-                <w:szCs w:val="16"/>
-              </w:rPr>
-              <w:t>3}</w:t>
+              <w:t>{q3a3}</w:t>
             </w:r>
             <w:r>
               <w:rPr>
@@ -3629,7 +3455,6 @@
               </w:rPr>
               <w:t>_</w:t>
             </w:r>
-            <w:proofErr w:type="gramEnd"/>
             <w:r>
               <w:rPr>
                 <w:sz w:val="16"/>
@@ -3720,7 +3545,6 @@
               </w:rPr>
               <w:t>3b</w:t>
             </w:r>
-            <w:proofErr w:type="gramStart"/>
             <w:r>
               <w:rPr>
                 <w:sz w:val="16"/>
@@ -3735,7 +3559,6 @@
               </w:rPr>
               <w:t>_</w:t>
             </w:r>
-            <w:proofErr w:type="gramEnd"/>
             <w:r>
               <w:rPr>
                 <w:sz w:val="16"/>
@@ -3792,7 +3615,6 @@
               </w:rPr>
               <w:t>3b</w:t>
             </w:r>
-            <w:proofErr w:type="gramStart"/>
             <w:r>
               <w:rPr>
                 <w:sz w:val="16"/>
@@ -3805,15 +3627,7 @@
                 <w:sz w:val="16"/>
                 <w:szCs w:val="16"/>
               </w:rPr>
-              <w:t>_</w:t>
-            </w:r>
-            <w:proofErr w:type="gramEnd"/>
-            <w:r>
-              <w:rPr>
-                <w:sz w:val="16"/>
-                <w:szCs w:val="16"/>
-              </w:rPr>
-              <w:t>1</w:t>
+              <w:t>_1</w:t>
             </w:r>
           </w:p>
         </w:tc>
@@ -3857,7 +3671,6 @@
               </w:rPr>
               <w:t>3b</w:t>
             </w:r>
-            <w:proofErr w:type="gramStart"/>
             <w:r>
               <w:rPr>
                 <w:sz w:val="16"/>
@@ -3872,7 +3685,6 @@
               </w:rPr>
               <w:t>_</w:t>
             </w:r>
-            <w:proofErr w:type="gramEnd"/>
             <w:r>
               <w:rPr>
                 <w:sz w:val="16"/>
@@ -3929,7 +3741,6 @@
               </w:rPr>
               <w:t>3b</w:t>
             </w:r>
-            <w:proofErr w:type="gramStart"/>
             <w:r>
               <w:rPr>
                 <w:sz w:val="16"/>
@@ -3951,7 +3762,6 @@
               </w:rPr>
               <w:t>_</w:t>
             </w:r>
-            <w:proofErr w:type="gramEnd"/>
             <w:r>
               <w:rPr>
                 <w:sz w:val="16"/>
@@ -4199,23 +4009,7 @@
                 <w:sz w:val="16"/>
                 <w:szCs w:val="16"/>
               </w:rPr>
-              <w:t>None _{q4a</w:t>
-            </w:r>
-            <w:proofErr w:type="gramStart"/>
-            <w:r>
-              <w:rPr>
-                <w:sz w:val="16"/>
-                <w:szCs w:val="16"/>
-              </w:rPr>
-              <w:t>0}_</w:t>
-            </w:r>
-            <w:proofErr w:type="gramEnd"/>
-            <w:r>
-              <w:rPr>
-                <w:sz w:val="16"/>
-                <w:szCs w:val="16"/>
-              </w:rPr>
-              <w:t xml:space="preserve"> -1</w:t>
+              <w:t>None _{q4a0}_ -1</w:t>
             </w:r>
           </w:p>
         </w:tc>
@@ -4250,23 +4044,7 @@
                 <w:sz w:val="16"/>
                 <w:szCs w:val="16"/>
               </w:rPr>
-              <w:t>One _{q4a</w:t>
-            </w:r>
-            <w:proofErr w:type="gramStart"/>
-            <w:r>
-              <w:rPr>
-                <w:sz w:val="16"/>
-                <w:szCs w:val="16"/>
-              </w:rPr>
-              <w:t>1}_</w:t>
-            </w:r>
-            <w:proofErr w:type="gramEnd"/>
-            <w:r>
-              <w:rPr>
-                <w:sz w:val="16"/>
-                <w:szCs w:val="16"/>
-              </w:rPr>
-              <w:t xml:space="preserve"> 2</w:t>
+              <w:t>One _{q4a1}_ 2</w:t>
             </w:r>
           </w:p>
         </w:tc>
@@ -4301,23 +4079,7 @@
                 <w:sz w:val="16"/>
                 <w:szCs w:val="16"/>
               </w:rPr>
-              <w:t>Two _{q4a</w:t>
-            </w:r>
-            <w:proofErr w:type="gramStart"/>
-            <w:r>
-              <w:rPr>
-                <w:sz w:val="16"/>
-                <w:szCs w:val="16"/>
-              </w:rPr>
-              <w:t>2}_</w:t>
-            </w:r>
-            <w:proofErr w:type="gramEnd"/>
-            <w:r>
-              <w:rPr>
-                <w:sz w:val="16"/>
-                <w:szCs w:val="16"/>
-              </w:rPr>
-              <w:t xml:space="preserve"> 5</w:t>
+              <w:t>Two _{q4a2}_ 5</w:t>
             </w:r>
           </w:p>
         </w:tc>
@@ -4352,23 +4114,7 @@
                 <w:sz w:val="16"/>
                 <w:szCs w:val="16"/>
               </w:rPr>
-              <w:t>Three or more _{q4a</w:t>
-            </w:r>
-            <w:proofErr w:type="gramStart"/>
-            <w:r>
-              <w:rPr>
-                <w:sz w:val="16"/>
-                <w:szCs w:val="16"/>
-              </w:rPr>
-              <w:t>3}_</w:t>
-            </w:r>
-            <w:proofErr w:type="gramEnd"/>
-            <w:r>
-              <w:rPr>
-                <w:sz w:val="16"/>
-                <w:szCs w:val="16"/>
-              </w:rPr>
-              <w:t xml:space="preserve"> 8</w:t>
+              <w:t>Three or more _{q4a3}_ 8</w:t>
             </w:r>
           </w:p>
         </w:tc>
@@ -4430,23 +4176,7 @@
                 <w:sz w:val="16"/>
                 <w:szCs w:val="16"/>
               </w:rPr>
-              <w:t>None _{q4b</w:t>
-            </w:r>
-            <w:proofErr w:type="gramStart"/>
-            <w:r>
-              <w:rPr>
-                <w:sz w:val="16"/>
-                <w:szCs w:val="16"/>
-              </w:rPr>
-              <w:t>0}_</w:t>
-            </w:r>
-            <w:proofErr w:type="gramEnd"/>
-            <w:r>
-              <w:rPr>
-                <w:sz w:val="16"/>
-                <w:szCs w:val="16"/>
-              </w:rPr>
-              <w:t xml:space="preserve"> 0</w:t>
+              <w:t>None _{q4b0}_ 0</w:t>
             </w:r>
           </w:p>
         </w:tc>
@@ -4474,23 +4204,7 @@
                 <w:sz w:val="16"/>
                 <w:szCs w:val="16"/>
               </w:rPr>
-              <w:t>One _{q4b</w:t>
-            </w:r>
-            <w:proofErr w:type="gramStart"/>
-            <w:r>
-              <w:rPr>
-                <w:sz w:val="16"/>
-                <w:szCs w:val="16"/>
-              </w:rPr>
-              <w:t>1}_</w:t>
-            </w:r>
-            <w:proofErr w:type="gramEnd"/>
-            <w:r>
-              <w:rPr>
-                <w:sz w:val="16"/>
-                <w:szCs w:val="16"/>
-              </w:rPr>
-              <w:t>1</w:t>
+              <w:t>One _{q4b1}_1</w:t>
             </w:r>
           </w:p>
         </w:tc>
@@ -4518,23 +4232,7 @@
                 <w:sz w:val="16"/>
                 <w:szCs w:val="16"/>
               </w:rPr>
-              <w:t>Two _{q4b</w:t>
-            </w:r>
-            <w:proofErr w:type="gramStart"/>
-            <w:r>
-              <w:rPr>
-                <w:sz w:val="16"/>
-                <w:szCs w:val="16"/>
-              </w:rPr>
-              <w:t>2}_</w:t>
-            </w:r>
-            <w:proofErr w:type="gramEnd"/>
-            <w:r>
-              <w:rPr>
-                <w:sz w:val="16"/>
-                <w:szCs w:val="16"/>
-              </w:rPr>
-              <w:t xml:space="preserve"> 2</w:t>
+              <w:t>Two _{q4b2}_ 2</w:t>
             </w:r>
           </w:p>
         </w:tc>
@@ -4562,23 +4260,7 @@
                 <w:sz w:val="16"/>
                 <w:szCs w:val="16"/>
               </w:rPr>
-              <w:t>Three or more _{q4b</w:t>
-            </w:r>
-            <w:proofErr w:type="gramStart"/>
-            <w:r>
-              <w:rPr>
-                <w:sz w:val="16"/>
-                <w:szCs w:val="16"/>
-              </w:rPr>
-              <w:t>3}_</w:t>
-            </w:r>
-            <w:proofErr w:type="gramEnd"/>
-            <w:r>
-              <w:rPr>
-                <w:sz w:val="16"/>
-                <w:szCs w:val="16"/>
-              </w:rPr>
-              <w:t xml:space="preserve"> 3</w:t>
+              <w:t>Three or more _{q4b3}_ 3</w:t>
             </w:r>
           </w:p>
         </w:tc>
@@ -4811,23 +4493,7 @@
                 <w:sz w:val="16"/>
                 <w:szCs w:val="16"/>
               </w:rPr>
-              <w:t>None _{q5a</w:t>
-            </w:r>
-            <w:proofErr w:type="gramStart"/>
-            <w:r>
-              <w:rPr>
-                <w:sz w:val="16"/>
-                <w:szCs w:val="16"/>
-              </w:rPr>
-              <w:t>0}_</w:t>
-            </w:r>
-            <w:proofErr w:type="gramEnd"/>
-            <w:r>
-              <w:rPr>
-                <w:sz w:val="16"/>
-                <w:szCs w:val="16"/>
-              </w:rPr>
-              <w:t xml:space="preserve"> -1</w:t>
+              <w:t>None _{q5a0}_ -1</w:t>
             </w:r>
           </w:p>
         </w:tc>
@@ -4862,23 +4528,7 @@
                 <w:sz w:val="16"/>
                 <w:szCs w:val="16"/>
               </w:rPr>
-              <w:t>One _{q5a</w:t>
-            </w:r>
-            <w:proofErr w:type="gramStart"/>
-            <w:r>
-              <w:rPr>
-                <w:sz w:val="16"/>
-                <w:szCs w:val="16"/>
-              </w:rPr>
-              <w:t>1}_</w:t>
-            </w:r>
-            <w:proofErr w:type="gramEnd"/>
-            <w:r>
-              <w:rPr>
-                <w:sz w:val="16"/>
-                <w:szCs w:val="16"/>
-              </w:rPr>
-              <w:t xml:space="preserve"> </w:t>
+              <w:t xml:space="preserve">One _{q5a1}_ </w:t>
             </w:r>
             <w:r>
               <w:rPr>
@@ -4920,23 +4570,7 @@
                 <w:sz w:val="16"/>
                 <w:szCs w:val="16"/>
               </w:rPr>
-              <w:t>Two _{q5a</w:t>
-            </w:r>
-            <w:proofErr w:type="gramStart"/>
-            <w:r>
-              <w:rPr>
-                <w:sz w:val="16"/>
-                <w:szCs w:val="16"/>
-              </w:rPr>
-              <w:t>2}_</w:t>
-            </w:r>
-            <w:proofErr w:type="gramEnd"/>
-            <w:r>
-              <w:rPr>
-                <w:sz w:val="16"/>
-                <w:szCs w:val="16"/>
-              </w:rPr>
-              <w:t xml:space="preserve"> </w:t>
+              <w:t xml:space="preserve">Two _{q5a2}_ </w:t>
             </w:r>
             <w:r>
               <w:rPr>
@@ -4978,23 +4612,7 @@
                 <w:sz w:val="16"/>
                 <w:szCs w:val="16"/>
               </w:rPr>
-              <w:t>Three or more _{q5a</w:t>
-            </w:r>
-            <w:proofErr w:type="gramStart"/>
-            <w:r>
-              <w:rPr>
-                <w:sz w:val="16"/>
-                <w:szCs w:val="16"/>
-              </w:rPr>
-              <w:t>3}_</w:t>
-            </w:r>
-            <w:proofErr w:type="gramEnd"/>
-            <w:r>
-              <w:rPr>
-                <w:sz w:val="16"/>
-                <w:szCs w:val="16"/>
-              </w:rPr>
-              <w:t xml:space="preserve"> </w:t>
+              <w:t xml:space="preserve">Three or more _{q5a3}_ </w:t>
             </w:r>
             <w:r>
               <w:rPr>
@@ -5063,23 +4681,7 @@
                 <w:sz w:val="16"/>
                 <w:szCs w:val="16"/>
               </w:rPr>
-              <w:t>None _{q5b</w:t>
-            </w:r>
-            <w:proofErr w:type="gramStart"/>
-            <w:r>
-              <w:rPr>
-                <w:sz w:val="16"/>
-                <w:szCs w:val="16"/>
-              </w:rPr>
-              <w:t>0}_</w:t>
-            </w:r>
-            <w:proofErr w:type="gramEnd"/>
-            <w:r>
-              <w:rPr>
-                <w:sz w:val="16"/>
-                <w:szCs w:val="16"/>
-              </w:rPr>
-              <w:t xml:space="preserve"> 0</w:t>
+              <w:t>None _{q5b0}_ 0</w:t>
             </w:r>
           </w:p>
         </w:tc>
@@ -5107,17 +4709,8 @@
                 <w:sz w:val="16"/>
                 <w:szCs w:val="16"/>
               </w:rPr>
-              <w:t>One _{q5b</w:t>
-            </w:r>
-            <w:proofErr w:type="gramStart"/>
-            <w:r>
-              <w:rPr>
-                <w:sz w:val="16"/>
-                <w:szCs w:val="16"/>
-              </w:rPr>
-              <w:t>1}_</w:t>
-            </w:r>
-            <w:proofErr w:type="gramEnd"/>
+              <w:t>One _{q5b1}_</w:t>
+            </w:r>
             <w:r>
               <w:rPr>
                 <w:sz w:val="16"/>
@@ -5158,23 +4751,7 @@
                 <w:sz w:val="16"/>
                 <w:szCs w:val="16"/>
               </w:rPr>
-              <w:t>Two _{q5b</w:t>
-            </w:r>
-            <w:proofErr w:type="gramStart"/>
-            <w:r>
-              <w:rPr>
-                <w:sz w:val="16"/>
-                <w:szCs w:val="16"/>
-              </w:rPr>
-              <w:t>2}_</w:t>
-            </w:r>
-            <w:proofErr w:type="gramEnd"/>
-            <w:r>
-              <w:rPr>
-                <w:sz w:val="16"/>
-                <w:szCs w:val="16"/>
-              </w:rPr>
-              <w:t xml:space="preserve"> </w:t>
+              <w:t xml:space="preserve">Two _{q5b2}_ </w:t>
             </w:r>
             <w:r>
               <w:rPr>
@@ -5209,23 +4786,7 @@
                 <w:sz w:val="16"/>
                 <w:szCs w:val="16"/>
               </w:rPr>
-              <w:t>Three or more _{q5b</w:t>
-            </w:r>
-            <w:proofErr w:type="gramStart"/>
-            <w:r>
-              <w:rPr>
-                <w:sz w:val="16"/>
-                <w:szCs w:val="16"/>
-              </w:rPr>
-              <w:t>3}_</w:t>
-            </w:r>
-            <w:proofErr w:type="gramEnd"/>
-            <w:r>
-              <w:rPr>
-                <w:sz w:val="16"/>
-                <w:szCs w:val="16"/>
-              </w:rPr>
-              <w:t xml:space="preserve"> </w:t>
+              <w:t xml:space="preserve">Three or more _{q5b3}_ </w:t>
             </w:r>
             <w:r>
               <w:rPr>
@@ -5294,23 +4855,7 @@
                 <w:sz w:val="16"/>
                 <w:szCs w:val="16"/>
               </w:rPr>
-              <w:t>None _{q5c</w:t>
-            </w:r>
-            <w:proofErr w:type="gramStart"/>
-            <w:r>
-              <w:rPr>
-                <w:sz w:val="16"/>
-                <w:szCs w:val="16"/>
-              </w:rPr>
-              <w:t>0}_</w:t>
-            </w:r>
-            <w:proofErr w:type="gramEnd"/>
-            <w:r>
-              <w:rPr>
-                <w:sz w:val="16"/>
-                <w:szCs w:val="16"/>
-              </w:rPr>
-              <w:t xml:space="preserve"> 0</w:t>
+              <w:t>None _{q5c0}_ 0</w:t>
             </w:r>
           </w:p>
         </w:tc>
@@ -5338,17 +4883,8 @@
                 <w:sz w:val="16"/>
                 <w:szCs w:val="16"/>
               </w:rPr>
-              <w:t>One _{q5c</w:t>
-            </w:r>
-            <w:proofErr w:type="gramStart"/>
-            <w:r>
-              <w:rPr>
-                <w:sz w:val="16"/>
-                <w:szCs w:val="16"/>
-              </w:rPr>
-              <w:t>1}_</w:t>
-            </w:r>
-            <w:proofErr w:type="gramEnd"/>
+              <w:t>One _{q5c1}_</w:t>
+            </w:r>
             <w:r>
               <w:rPr>
                 <w:sz w:val="16"/>
@@ -5389,23 +4925,7 @@
                 <w:sz w:val="16"/>
                 <w:szCs w:val="16"/>
               </w:rPr>
-              <w:t>Two _{q5c</w:t>
-            </w:r>
-            <w:proofErr w:type="gramStart"/>
-            <w:r>
-              <w:rPr>
-                <w:sz w:val="16"/>
-                <w:szCs w:val="16"/>
-              </w:rPr>
-              <w:t>2}_</w:t>
-            </w:r>
-            <w:proofErr w:type="gramEnd"/>
-            <w:r>
-              <w:rPr>
-                <w:sz w:val="16"/>
-                <w:szCs w:val="16"/>
-              </w:rPr>
-              <w:t xml:space="preserve"> </w:t>
+              <w:t xml:space="preserve">Two _{q5c2}_ </w:t>
             </w:r>
             <w:r>
               <w:rPr>
@@ -5440,23 +4960,7 @@
                 <w:sz w:val="16"/>
                 <w:szCs w:val="16"/>
               </w:rPr>
-              <w:t>Three or more _{q5c</w:t>
-            </w:r>
-            <w:proofErr w:type="gramStart"/>
-            <w:r>
-              <w:rPr>
-                <w:sz w:val="16"/>
-                <w:szCs w:val="16"/>
-              </w:rPr>
-              <w:t>3}_</w:t>
-            </w:r>
-            <w:proofErr w:type="gramEnd"/>
-            <w:r>
-              <w:rPr>
-                <w:sz w:val="16"/>
-                <w:szCs w:val="16"/>
-              </w:rPr>
-              <w:t xml:space="preserve"> </w:t>
+              <w:t xml:space="preserve">Three or more _{q5c3}_ </w:t>
             </w:r>
             <w:r>
               <w:rPr>
@@ -5525,23 +5029,7 @@
                 <w:sz w:val="16"/>
                 <w:szCs w:val="16"/>
               </w:rPr>
-              <w:t>None _{q5d</w:t>
-            </w:r>
-            <w:proofErr w:type="gramStart"/>
-            <w:r>
-              <w:rPr>
-                <w:sz w:val="16"/>
-                <w:szCs w:val="16"/>
-              </w:rPr>
-              <w:t>0}_</w:t>
-            </w:r>
-            <w:proofErr w:type="gramEnd"/>
-            <w:r>
-              <w:rPr>
-                <w:sz w:val="16"/>
-                <w:szCs w:val="16"/>
-              </w:rPr>
-              <w:t xml:space="preserve"> 0</w:t>
+              <w:t>None _{q5d0}_ 0</w:t>
             </w:r>
           </w:p>
         </w:tc>
@@ -5569,17 +5057,8 @@
                 <w:sz w:val="16"/>
                 <w:szCs w:val="16"/>
               </w:rPr>
-              <w:t>One _{q5d</w:t>
-            </w:r>
-            <w:proofErr w:type="gramStart"/>
-            <w:r>
-              <w:rPr>
-                <w:sz w:val="16"/>
-                <w:szCs w:val="16"/>
-              </w:rPr>
-              <w:t>1}_</w:t>
-            </w:r>
-            <w:proofErr w:type="gramEnd"/>
+              <w:t>One _{q5d1}_</w:t>
+            </w:r>
             <w:r>
               <w:rPr>
                 <w:sz w:val="16"/>
@@ -5620,23 +5099,7 @@
                 <w:sz w:val="16"/>
                 <w:szCs w:val="16"/>
               </w:rPr>
-              <w:t>Two _{q5d</w:t>
-            </w:r>
-            <w:proofErr w:type="gramStart"/>
-            <w:r>
-              <w:rPr>
-                <w:sz w:val="16"/>
-                <w:szCs w:val="16"/>
-              </w:rPr>
-              <w:t>2}_</w:t>
-            </w:r>
-            <w:proofErr w:type="gramEnd"/>
-            <w:r>
-              <w:rPr>
-                <w:sz w:val="16"/>
-                <w:szCs w:val="16"/>
-              </w:rPr>
-              <w:t xml:space="preserve"> 6</w:t>
+              <w:t>Two _{q5d2}_ 6</w:t>
             </w:r>
           </w:p>
         </w:tc>
@@ -5664,23 +5127,7 @@
                 <w:sz w:val="16"/>
                 <w:szCs w:val="16"/>
               </w:rPr>
-              <w:t>Three or more _{q5d</w:t>
-            </w:r>
-            <w:proofErr w:type="gramStart"/>
-            <w:r>
-              <w:rPr>
-                <w:sz w:val="16"/>
-                <w:szCs w:val="16"/>
-              </w:rPr>
-              <w:t>3}_</w:t>
-            </w:r>
-            <w:proofErr w:type="gramEnd"/>
-            <w:r>
-              <w:rPr>
-                <w:sz w:val="16"/>
-                <w:szCs w:val="16"/>
-              </w:rPr>
-              <w:t xml:space="preserve"> </w:t>
+              <w:t xml:space="preserve">Three or more _{q5d3}_ </w:t>
             </w:r>
             <w:r>
               <w:rPr>
@@ -5749,23 +5196,7 @@
                 <w:sz w:val="16"/>
                 <w:szCs w:val="16"/>
               </w:rPr>
-              <w:t>None _{q5e</w:t>
-            </w:r>
-            <w:proofErr w:type="gramStart"/>
-            <w:r>
-              <w:rPr>
-                <w:sz w:val="16"/>
-                <w:szCs w:val="16"/>
-              </w:rPr>
-              <w:t>0}_</w:t>
-            </w:r>
-            <w:proofErr w:type="gramEnd"/>
-            <w:r>
-              <w:rPr>
-                <w:sz w:val="16"/>
-                <w:szCs w:val="16"/>
-              </w:rPr>
-              <w:t xml:space="preserve"> 0</w:t>
+              <w:t>None _{q5e0}_ 0</w:t>
             </w:r>
           </w:p>
         </w:tc>
@@ -5793,17 +5224,8 @@
                 <w:sz w:val="16"/>
                 <w:szCs w:val="16"/>
               </w:rPr>
-              <w:t>One _{q5e</w:t>
-            </w:r>
-            <w:proofErr w:type="gramStart"/>
-            <w:r>
-              <w:rPr>
-                <w:sz w:val="16"/>
-                <w:szCs w:val="16"/>
-              </w:rPr>
-              <w:t>1}_</w:t>
-            </w:r>
-            <w:proofErr w:type="gramEnd"/>
+              <w:t>One _{q5e1}_</w:t>
+            </w:r>
             <w:r>
               <w:rPr>
                 <w:sz w:val="16"/>
@@ -5844,23 +5266,7 @@
                 <w:sz w:val="16"/>
                 <w:szCs w:val="16"/>
               </w:rPr>
-              <w:t>Two _{q5e</w:t>
-            </w:r>
-            <w:proofErr w:type="gramStart"/>
-            <w:r>
-              <w:rPr>
-                <w:sz w:val="16"/>
-                <w:szCs w:val="16"/>
-              </w:rPr>
-              <w:t>2}_</w:t>
-            </w:r>
-            <w:proofErr w:type="gramEnd"/>
-            <w:r>
-              <w:rPr>
-                <w:sz w:val="16"/>
-                <w:szCs w:val="16"/>
-              </w:rPr>
-              <w:t xml:space="preserve"> </w:t>
+              <w:t xml:space="preserve">Two _{q5e2}_ </w:t>
             </w:r>
             <w:r>
               <w:rPr>
@@ -5895,23 +5301,7 @@
                 <w:sz w:val="16"/>
                 <w:szCs w:val="16"/>
               </w:rPr>
-              <w:t>Three or more _{q5e</w:t>
-            </w:r>
-            <w:proofErr w:type="gramStart"/>
-            <w:r>
-              <w:rPr>
-                <w:sz w:val="16"/>
-                <w:szCs w:val="16"/>
-              </w:rPr>
-              <w:t>3}_</w:t>
-            </w:r>
-            <w:proofErr w:type="gramEnd"/>
-            <w:r>
-              <w:rPr>
-                <w:sz w:val="16"/>
-                <w:szCs w:val="16"/>
-              </w:rPr>
-              <w:t xml:space="preserve"> </w:t>
+              <w:t xml:space="preserve">Three or more _{q5e3}_ </w:t>
             </w:r>
             <w:r>
               <w:rPr>

--- a/apps/staff/src/core/Paperwork/US_TN/UsTnReclassification2026/rcaf_template.docx
+++ b/apps/staff/src/core/Paperwork/US_TN/UsTnReclassification2026/rcaf_template.docx
@@ -6119,7 +6119,7 @@
           <w:b/>
           <w:bCs/>
         </w:rPr>
-        <w:t>Low</w:t>
+        <w:t>Low/Trustee</w:t>
       </w:r>
       <w:r>
         <w:t>: 0-1</w:t>

--- a/apps/staff/src/core/Paperwork/US_TN/UsTnReclassification2026/rcaf_template.docx
+++ b/apps/staff/src/core/Paperwork/US_TN/UsTnReclassification2026/rcaf_template.docx
@@ -6055,35 +6055,35 @@
           <w:b/>
           <w:bCs/>
         </w:rPr>
-        <w:t>TOTAL SCORE (IF GREATER THAN 4</w:t>
-      </w:r>
-      <w:r>
-        <w:rPr>
-          <w:b/>
-          <w:bCs/>
-        </w:rPr>
-        <w:t>5</w:t>
-      </w:r>
-      <w:r>
-        <w:rPr>
-          <w:b/>
-          <w:bCs/>
-        </w:rPr>
-        <w:t xml:space="preserve"> WRITE 4</w:t>
-      </w:r>
-      <w:r>
-        <w:rPr>
-          <w:b/>
-          <w:bCs/>
-        </w:rPr>
-        <w:t>5</w:t>
-      </w:r>
-      <w:r>
-        <w:rPr>
-          <w:b/>
-          <w:bCs/>
-        </w:rPr>
-        <w:t xml:space="preserve">): </w:t>
+        <w:t>TOTAL SCORE (CAPPED AT 45)</w:t>
+      </w:r>
+      <w:r>
+        <w:rPr>
+          <w:b/>
+          <w:bCs/>
+        </w:rPr>
+        <w:t xml:space="preserve"/>
+      </w:r>
+      <w:r>
+        <w:rPr>
+          <w:b/>
+          <w:bCs/>
+        </w:rPr>
+        <w:t xml:space="preserve"/>
+      </w:r>
+      <w:r>
+        <w:rPr>
+          <w:b/>
+          <w:bCs/>
+        </w:rPr>
+        <w:t xml:space="preserve"/>
+      </w:r>
+      <w:r>
+        <w:rPr>
+          <w:b/>
+          <w:bCs/>
+        </w:rPr>
+        <w:t xml:space="preserve">: </w:t>
       </w:r>
       <w:r>
         <w:t>{</w:t>

--- a/apps/staff/src/core/Paperwork/US_TN/UsTnReclassification2026/rcaf_template.docx
+++ b/apps/staff/src/core/Paperwork/US_TN/UsTnReclassification2026/rcaf_template.docx
@@ -6390,39 +6390,6 @@
     <w:p>
       <w:pPr>
         <w:rPr>
-          <w:rFonts w:ascii="Consolas" w:eastAsia="Consolas" w:hAnsi="Consolas" w:cs="Consolas"/>
-        </w:rPr>
-      </w:pPr>
-      <w:r>
-        <w:rPr>
-          <w:rFonts w:ascii="Consolas" w:eastAsia="Consolas" w:hAnsi="Consolas" w:cs="Consolas"/>
-        </w:rPr>
-        <w:t>Classification Date:</w:t>
-      </w:r>
-      <w:r>
-        <w:rPr>
-          <w:rFonts w:ascii="Consolas" w:eastAsia="Consolas" w:hAnsi="Consolas" w:cs="Consolas"/>
-        </w:rPr>
-        <w:t xml:space="preserve"> {</w:t>
-      </w:r>
-      <w:proofErr w:type="spellStart"/>
-      <w:r>
-        <w:rPr>
-          <w:rFonts w:ascii="Consolas" w:eastAsia="Consolas" w:hAnsi="Consolas" w:cs="Consolas"/>
-        </w:rPr>
-        <w:t>hearingClassificationDate</w:t>
-      </w:r>
-      <w:proofErr w:type="spellEnd"/>
-      <w:r>
-        <w:rPr>
-          <w:rFonts w:ascii="Consolas" w:eastAsia="Consolas" w:hAnsi="Consolas" w:cs="Consolas"/>
-        </w:rPr>
-        <w:t>}</w:t>
-      </w:r>
-    </w:p>
-    <w:p>
-      <w:pPr>
-        <w:rPr>
           <w:b/>
           <w:bCs/>
           <w:sz w:val="20"/>
@@ -6498,6 +6465,9 @@
     </w:p>
     <w:p>
       <w:pPr>
+        <w:tabs>
+          <w:tab w:val="left" w:pos="4320"/>
+        </w:tabs>
         <w:rPr>
           <w:sz w:val="20"/>
           <w:szCs w:val="20"/>
@@ -6510,7 +6480,53 @@
           <w:szCs w:val="20"/>
           <w:u w:val="single"/>
         </w:rPr>
-        <w:t>x                                                                                      </w:t>
+        <w:t xml:space="preserve">x                                                  </w:t>
+      </w:r>
+      <w:r>
+        <w:rPr>
+          <w:sz w:val="20"/>
+          <w:szCs w:val="20"/>
+        </w:rPr>
+        <w:tab/>
+      </w:r>
+      <w:r>
+        <w:rPr>
+          <w:sz w:val="20"/>
+          <w:szCs w:val="20"/>
+        </w:rPr>
+        <w:t xml:space="preserve">____________________</w:t>
+      </w:r>
+    </w:p>
+    <w:p>
+      <w:pPr>
+        <w:tabs>
+          <w:tab w:val="left" w:pos="4320"/>
+        </w:tabs>
+        <w:rPr>
+          <w:sz w:val="20"/>
+          <w:szCs w:val="20"/>
+        </w:rPr>
+      </w:pPr>
+      <w:r>
+        <w:rPr>
+          <w:sz w:val="20"/>
+          <w:szCs w:val="20"/>
+        </w:rPr>
+        <w:t xml:space="preserve">Offender Signature</w:t>
+      </w:r>
+      <w:r>
+        <w:rPr>
+          <w:sz w:val="20"/>
+          <w:szCs w:val="20"/>
+        </w:rPr>
+        <w:tab/>
+      </w:r>
+      <w:r>
+        <w:rPr>
+          <w:sz w:val="20"/>
+          <w:szCs w:val="20"/>
+        </w:rPr>
+        <w:t>Date</w:t>
       </w:r>
     </w:p>
     <w:p>

--- a/apps/staff/src/core/Paperwork/US_TN/UsTnReclassification2026/rcaf_template.docx
+++ b/apps/staff/src/core/Paperwork/US_TN/UsTnReclassification2026/rcaf_template.docx
@@ -124,7 +124,7 @@
           <w:color w:val="000000"/>
           <w:lang w:val="en-US"/>
         </w:rPr>
-        <w:t xml:space="preserve">Date of Final Approval and Entry in OMS / Recidiviz Tool, with any edits: </w:t>
+        <w:t xml:space="preserve">Date of Final Approval by Chief Counselor: </w:t>
       </w:r>
       <w:r>
         <w:rPr>
